--- a/Problem, requirements and project management.docx
+++ b/Problem, requirements and project management.docx
@@ -1271,13 +1271,8 @@
       </w:pPr>
       <w:bookmarkStart w:id="0" w:name="xrlend-xr-headset-borrowing-system"/>
       <w:bookmarkStart w:id="1" w:name="_Toc237711428"/>
-      <w:proofErr w:type="spellStart"/>
-      <w:r>
-        <w:t>XRLend</w:t>
-      </w:r>
-      <w:proofErr w:type="spellEnd"/>
-      <w:r>
-        <w:t xml:space="preserve"> — XR Headset Borrowing System</w:t>
+      <w:r>
+        <w:t>XRLend — XR Headset Borrowing System</w:t>
       </w:r>
       <w:bookmarkEnd w:id="1"/>
     </w:p>
@@ -1313,8 +1308,8 @@
     </w:p>
     <w:p>
       <w:r>
-        <w:pict w14:anchorId="212966B1">
-          <v:rect id="_x0000_i1025" style="width:0;height:1.5pt" o:hralign="center" o:hrstd="t" o:hr="t"/>
+        <w:pict w14:anchorId="1D3AAB34">
+          <v:rect id="_x0000_i1027" style="width:0;height:1.5pt" o:hralign="center" o:hrstd="t" o:hr="t"/>
         </w:pict>
       </w:r>
     </w:p>
@@ -1412,15 +1407,7 @@
         <w:t>Students waste trips.</w:t>
       </w:r>
       <w:r>
-        <w:t xml:space="preserve"> A student walks to the lab to </w:t>
-      </w:r>
-      <w:proofErr w:type="gramStart"/>
-      <w:r>
-        <w:t>find</w:t>
-      </w:r>
-      <w:proofErr w:type="gramEnd"/>
-      <w:r>
-        <w:t xml:space="preserve"> every headset is already out, because availability is not visible before they leave.</w:t>
+        <w:t xml:space="preserve"> A student walks to the lab to find every headset is already out, because availability is not visible before they leave.</w:t>
       </w:r>
     </w:p>
     <w:p>
@@ -1439,23 +1426,7 @@
         <w:t>Damage is untracked.</w:t>
       </w:r>
       <w:r>
-        <w:t xml:space="preserve"> A headset comes back with a cracked lens and there is no record </w:t>
-      </w:r>
-      <w:proofErr w:type="gramStart"/>
-      <w:r>
-        <w:t>linking</w:t>
-      </w:r>
-      <w:proofErr w:type="gramEnd"/>
-      <w:r>
-        <w:t xml:space="preserve"> that </w:t>
-      </w:r>
-      <w:proofErr w:type="gramStart"/>
-      <w:r>
-        <w:t>damage to</w:t>
-      </w:r>
-      <w:proofErr w:type="gramEnd"/>
-      <w:r>
-        <w:t xml:space="preserve"> a specific loan.</w:t>
+        <w:t xml:space="preserve"> A headset comes back with a cracked lens and there is no record linking that damage to a specific loan.</w:t>
       </w:r>
     </w:p>
     <w:p>
@@ -1470,29 +1441,8 @@
       <w:pPr>
         <w:pStyle w:val="BodyText"/>
       </w:pPr>
-      <w:proofErr w:type="spellStart"/>
-      <w:r>
-        <w:t>XRLend</w:t>
-      </w:r>
-      <w:proofErr w:type="spellEnd"/>
-      <w:r>
-        <w:t xml:space="preserve"> fixes this. It is </w:t>
-      </w:r>
-      <w:proofErr w:type="gramStart"/>
-      <w:r>
-        <w:t>one</w:t>
-      </w:r>
-      <w:proofErr w:type="gramEnd"/>
-      <w:r>
-        <w:t xml:space="preserve"> website where the technician keeps the headset list up to date, students see what is </w:t>
-      </w:r>
-      <w:proofErr w:type="gramStart"/>
-      <w:r>
-        <w:t>actually free</w:t>
-      </w:r>
-      <w:proofErr w:type="gramEnd"/>
-      <w:r>
-        <w:t xml:space="preserve"> for the dates they want, and every loan is recorded from request through to return.</w:t>
+      <w:r>
+        <w:t>XRLend fixes this. It is one website where the technician keeps the headset list up to date, students see what is actually free for the dates they want, and every loan is recorded from request through to return.</w:t>
       </w:r>
     </w:p>
     <w:p>
@@ -1507,33 +1457,5791 @@
           <w:b/>
           <w:bCs/>
         </w:rPr>
-        <w:t xml:space="preserve">Why </w:t>
-      </w:r>
-      <w:proofErr w:type="gramStart"/>
+        <w:t>Why this is worth building.</w:t>
+      </w:r>
+      <w:r>
+        <w:t xml:space="preserve"> </w:t>
+      </w:r>
+      <w:r>
+        <w:rPr>
+          <w:lang w:val="en-AU"/>
+        </w:rPr>
+        <w:t>The main problem is a scheduling rule, it's not a data entry form. Two loans of the same headset must not overlap in time. That single rule is what a spreadsheet cannot do and what the system can support.</w:t>
+      </w:r>
+    </w:p>
+    <w:p>
+      <w:pPr>
+        <w:pStyle w:val="BodyText"/>
+        <w:rPr>
+          <w:lang w:val="en-AU"/>
+        </w:rPr>
+      </w:pPr>
+    </w:p>
+    <w:p>
+      <w:pPr>
+        <w:pStyle w:val="Heading2"/>
+      </w:pPr>
+      <w:bookmarkStart w:id="8" w:name="stakeholders"/>
+      <w:bookmarkStart w:id="9" w:name="_Toc237711432"/>
+      <w:r>
+        <w:t>1.2 Stakeholders</w:t>
+      </w:r>
+      <w:bookmarkEnd w:id="9"/>
+    </w:p>
+    <w:tbl>
+      <w:tblPr>
+        <w:tblStyle w:val="Table"/>
+        <w:tblW w:w="5000" w:type="pct"/>
+        <w:tblLook w:val="0020" w:firstRow="1" w:lastRow="0" w:firstColumn="0" w:lastColumn="0" w:noHBand="0" w:noVBand="0"/>
+      </w:tblPr>
+      <w:tblGrid>
+        <w:gridCol w:w="1658"/>
+        <w:gridCol w:w="1320"/>
+        <w:gridCol w:w="6048"/>
+      </w:tblGrid>
+      <w:tr>
+        <w:trPr>
+          <w:cnfStyle w:val="100000000000" w:firstRow="1" w:lastRow="0" w:firstColumn="0" w:lastColumn="0" w:oddVBand="0" w:evenVBand="0" w:oddHBand="0" w:evenHBand="0" w:firstRowFirstColumn="0" w:firstRowLastColumn="0" w:lastRowFirstColumn="0" w:lastRowLastColumn="0"/>
+          <w:tblHeader/>
+        </w:trPr>
+        <w:tc>
+          <w:tcPr>
+            <w:tcW w:w="0" w:type="auto"/>
+          </w:tcPr>
+          <w:p>
+            <w:pPr>
+              <w:pStyle w:val="Compact"/>
+            </w:pPr>
+            <w:r>
+              <w:t>Stakeholder</w:t>
+            </w:r>
+          </w:p>
+        </w:tc>
+        <w:tc>
+          <w:tcPr>
+            <w:tcW w:w="0" w:type="auto"/>
+          </w:tcPr>
+          <w:p>
+            <w:pPr>
+              <w:pStyle w:val="Compact"/>
+            </w:pPr>
+            <w:r>
+              <w:t>Type</w:t>
+            </w:r>
+          </w:p>
+        </w:tc>
+        <w:tc>
+          <w:tcPr>
+            <w:tcW w:w="0" w:type="auto"/>
+          </w:tcPr>
+          <w:p>
+            <w:pPr>
+              <w:pStyle w:val="Compact"/>
+            </w:pPr>
+            <w:r>
+              <w:t>What they want</w:t>
+            </w:r>
+          </w:p>
+        </w:tc>
+      </w:tr>
+      <w:tr>
+        <w:tc>
+          <w:tcPr>
+            <w:tcW w:w="0" w:type="auto"/>
+          </w:tcPr>
+          <w:p>
+            <w:pPr>
+              <w:pStyle w:val="Compact"/>
+            </w:pPr>
+            <w:r>
+              <w:t>Students</w:t>
+            </w:r>
+          </w:p>
+        </w:tc>
+        <w:tc>
+          <w:tcPr>
+            <w:tcW w:w="0" w:type="auto"/>
+          </w:tcPr>
+          <w:p>
+            <w:pPr>
+              <w:pStyle w:val="Compact"/>
+            </w:pPr>
+            <w:r>
+              <w:t>Main user</w:t>
+            </w:r>
+          </w:p>
+        </w:tc>
+        <w:tc>
+          <w:tcPr>
+            <w:tcW w:w="0" w:type="auto"/>
+          </w:tcPr>
+          <w:p>
+            <w:pPr>
+              <w:pStyle w:val="Compact"/>
+            </w:pPr>
+            <w:r>
+              <w:t>See what is free, book it, and know the booking is confirmed</w:t>
+            </w:r>
+          </w:p>
+          <w:p>
+            <w:pPr>
+              <w:pStyle w:val="Compact"/>
+            </w:pPr>
+          </w:p>
+        </w:tc>
+      </w:tr>
+      <w:tr>
+        <w:tc>
+          <w:tcPr>
+            <w:tcW w:w="0" w:type="auto"/>
+          </w:tcPr>
+          <w:p>
+            <w:pPr>
+              <w:pStyle w:val="Compact"/>
+            </w:pPr>
+            <w:r>
+              <w:t>Lab technician</w:t>
+            </w:r>
+          </w:p>
+        </w:tc>
+        <w:tc>
+          <w:tcPr>
+            <w:tcW w:w="0" w:type="auto"/>
+          </w:tcPr>
+          <w:p>
+            <w:pPr>
+              <w:pStyle w:val="Compact"/>
+            </w:pPr>
+            <w:r>
+              <w:t>Main user</w:t>
+            </w:r>
+          </w:p>
+        </w:tc>
+        <w:tc>
+          <w:tcPr>
+            <w:tcW w:w="0" w:type="auto"/>
+          </w:tcPr>
+          <w:p>
+            <w:pPr>
+              <w:pStyle w:val="Compact"/>
+            </w:pPr>
+            <w:r>
+              <w:t>Stop double bookings, know where every headset is, less manual scheduling</w:t>
+            </w:r>
+          </w:p>
+          <w:p>
+            <w:pPr>
+              <w:pStyle w:val="Compact"/>
+            </w:pPr>
+          </w:p>
+        </w:tc>
+      </w:tr>
+      <w:tr>
+        <w:tc>
+          <w:tcPr>
+            <w:tcW w:w="0" w:type="auto"/>
+          </w:tcPr>
+          <w:p>
+            <w:pPr>
+              <w:pStyle w:val="Compact"/>
+            </w:pPr>
+            <w:r>
+              <w:t>Lab manager</w:t>
+            </w:r>
+          </w:p>
+        </w:tc>
+        <w:tc>
+          <w:tcPr>
+            <w:tcW w:w="0" w:type="auto"/>
+          </w:tcPr>
+          <w:p>
+            <w:pPr>
+              <w:pStyle w:val="Compact"/>
+            </w:pPr>
+            <w:r>
+              <w:t>Secondary</w:t>
+            </w:r>
+          </w:p>
+        </w:tc>
+        <w:tc>
+          <w:tcPr>
+            <w:tcW w:w="0" w:type="auto"/>
+          </w:tcPr>
+          <w:p>
+            <w:pPr>
+              <w:pStyle w:val="Compact"/>
+            </w:pPr>
+            <w:r>
+              <w:t>Usage figures to justify buying more headsets</w:t>
+            </w:r>
+          </w:p>
+          <w:p>
+            <w:pPr>
+              <w:pStyle w:val="Compact"/>
+            </w:pPr>
+          </w:p>
+        </w:tc>
+      </w:tr>
+      <w:tr>
+        <w:tc>
+          <w:tcPr>
+            <w:tcW w:w="0" w:type="auto"/>
+          </w:tcPr>
+          <w:p>
+            <w:pPr>
+              <w:pStyle w:val="Compact"/>
+            </w:pPr>
+            <w:r>
+              <w:t>Teaching staff</w:t>
+            </w:r>
+          </w:p>
+        </w:tc>
+        <w:tc>
+          <w:tcPr>
+            <w:tcW w:w="0" w:type="auto"/>
+          </w:tcPr>
+          <w:p>
+            <w:pPr>
+              <w:pStyle w:val="Compact"/>
+            </w:pPr>
+            <w:r>
+              <w:t>Secondary</w:t>
+            </w:r>
+          </w:p>
+        </w:tc>
+        <w:tc>
+          <w:tcPr>
+            <w:tcW w:w="0" w:type="auto"/>
+          </w:tcPr>
+          <w:p>
+            <w:pPr>
+              <w:pStyle w:val="Compact"/>
+            </w:pPr>
+            <w:r>
+              <w:t>Confidence that students in their unit can get equipment when needed</w:t>
+            </w:r>
+          </w:p>
+          <w:p>
+            <w:pPr>
+              <w:pStyle w:val="Compact"/>
+            </w:pPr>
+          </w:p>
+        </w:tc>
+      </w:tr>
+      <w:tr>
+        <w:tc>
+          <w:tcPr>
+            <w:tcW w:w="0" w:type="auto"/>
+          </w:tcPr>
+          <w:p>
+            <w:pPr>
+              <w:pStyle w:val="Compact"/>
+            </w:pPr>
+            <w:r>
+              <w:t>University IT</w:t>
+            </w:r>
+          </w:p>
+        </w:tc>
+        <w:tc>
+          <w:tcPr>
+            <w:tcW w:w="0" w:type="auto"/>
+          </w:tcPr>
+          <w:p>
+            <w:pPr>
+              <w:pStyle w:val="Compact"/>
+            </w:pPr>
+            <w:r>
+              <w:t>Outside</w:t>
+            </w:r>
+          </w:p>
+        </w:tc>
+        <w:tc>
+          <w:tcPr>
+            <w:tcW w:w="0" w:type="auto"/>
+          </w:tcPr>
+          <w:p>
+            <w:pPr>
+              <w:pStyle w:val="Compact"/>
+            </w:pPr>
+            <w:r>
+              <w:t>The system follows normal account and security rules</w:t>
+            </w:r>
+          </w:p>
+          <w:p>
+            <w:pPr>
+              <w:pStyle w:val="Compact"/>
+            </w:pPr>
+          </w:p>
+        </w:tc>
+      </w:tr>
+      <w:tr>
+        <w:tc>
+          <w:tcPr>
+            <w:tcW w:w="0" w:type="auto"/>
+          </w:tcPr>
+          <w:p>
+            <w:pPr>
+              <w:pStyle w:val="Compact"/>
+            </w:pPr>
+            <w:r>
+              <w:t>AWS</w:t>
+            </w:r>
+          </w:p>
+        </w:tc>
+        <w:tc>
+          <w:tcPr>
+            <w:tcW w:w="0" w:type="auto"/>
+          </w:tcPr>
+          <w:p>
+            <w:pPr>
+              <w:pStyle w:val="Compact"/>
+            </w:pPr>
+            <w:r>
+              <w:t>Supplier</w:t>
+            </w:r>
+          </w:p>
+        </w:tc>
+        <w:tc>
+          <w:tcPr>
+            <w:tcW w:w="0" w:type="auto"/>
+          </w:tcPr>
+          <w:p>
+            <w:pPr>
+              <w:pStyle w:val="Compact"/>
+            </w:pPr>
+            <w:r>
+              <w:t>Service stays available</w:t>
+            </w:r>
+          </w:p>
+        </w:tc>
+      </w:tr>
+      <w:bookmarkEnd w:id="8"/>
+    </w:tbl>
+    <w:p/>
+    <w:p>
+      <w:pPr>
+        <w:pStyle w:val="Heading2"/>
+      </w:pPr>
+      <w:bookmarkStart w:id="10" w:name="_Toc237711433"/>
+      <w:r>
+        <w:t>1.3 User Roles</w:t>
+      </w:r>
+      <w:bookmarkEnd w:id="10"/>
+    </w:p>
+    <w:p>
+      <w:pPr>
+        <w:pStyle w:val="FirstParagraph"/>
+      </w:pPr>
+      <w:r>
+        <w:t>Two roles. The rules are checked on the server, not just hidden in the interface.</w:t>
+      </w:r>
+    </w:p>
+    <w:tbl>
+      <w:tblPr>
+        <w:tblStyle w:val="Table"/>
+        <w:tblW w:w="0" w:type="auto"/>
+        <w:tblLook w:val="0020" w:firstRow="1" w:lastRow="0" w:firstColumn="0" w:lastColumn="0" w:noHBand="0" w:noVBand="0"/>
+      </w:tblPr>
+      <w:tblGrid>
+        <w:gridCol w:w="3957"/>
+        <w:gridCol w:w="1035"/>
+        <w:gridCol w:w="1349"/>
+      </w:tblGrid>
+      <w:tr>
+        <w:trPr>
+          <w:cnfStyle w:val="100000000000" w:firstRow="1" w:lastRow="0" w:firstColumn="0" w:lastColumn="0" w:oddVBand="0" w:evenVBand="0" w:oddHBand="0" w:evenHBand="0" w:firstRowFirstColumn="0" w:firstRowLastColumn="0" w:lastRowFirstColumn="0" w:lastRowLastColumn="0"/>
+          <w:tblHeader/>
+        </w:trPr>
+        <w:tc>
+          <w:tcPr>
+            <w:tcW w:w="0" w:type="auto"/>
+          </w:tcPr>
+          <w:p>
+            <w:pPr>
+              <w:pStyle w:val="Compact"/>
+            </w:pPr>
+            <w:r>
+              <w:t>Can do</w:t>
+            </w:r>
+          </w:p>
+        </w:tc>
+        <w:tc>
+          <w:tcPr>
+            <w:tcW w:w="0" w:type="auto"/>
+          </w:tcPr>
+          <w:p>
+            <w:pPr>
+              <w:pStyle w:val="Compact"/>
+            </w:pPr>
+            <w:r>
+              <w:t>Student</w:t>
+            </w:r>
+          </w:p>
+        </w:tc>
+        <w:tc>
+          <w:tcPr>
+            <w:tcW w:w="0" w:type="auto"/>
+          </w:tcPr>
+          <w:p>
+            <w:pPr>
+              <w:pStyle w:val="Compact"/>
+            </w:pPr>
+            <w:r>
+              <w:t>Technician</w:t>
+            </w:r>
+          </w:p>
+        </w:tc>
+      </w:tr>
+      <w:tr>
+        <w:tc>
+          <w:tcPr>
+            <w:tcW w:w="0" w:type="auto"/>
+          </w:tcPr>
+          <w:p>
+            <w:pPr>
+              <w:pStyle w:val="Compact"/>
+            </w:pPr>
+            <w:r>
+              <w:t>Sign up and log in</w:t>
+            </w:r>
+          </w:p>
+        </w:tc>
+        <w:tc>
+          <w:tcPr>
+            <w:tcW w:w="0" w:type="auto"/>
+          </w:tcPr>
+          <w:p>
+            <w:pPr>
+              <w:pStyle w:val="Compact"/>
+            </w:pPr>
+            <w:r>
+              <w:t>Yes</w:t>
+            </w:r>
+          </w:p>
+        </w:tc>
+        <w:tc>
+          <w:tcPr>
+            <w:tcW w:w="0" w:type="auto"/>
+          </w:tcPr>
+          <w:p>
+            <w:pPr>
+              <w:pStyle w:val="Compact"/>
+            </w:pPr>
+            <w:r>
+              <w:t>Yes</w:t>
+            </w:r>
+          </w:p>
+        </w:tc>
+      </w:tr>
+      <w:tr>
+        <w:tc>
+          <w:tcPr>
+            <w:tcW w:w="0" w:type="auto"/>
+          </w:tcPr>
+          <w:p>
+            <w:pPr>
+              <w:pStyle w:val="Compact"/>
+            </w:pPr>
+            <w:r>
+              <w:lastRenderedPageBreak/>
+              <w:t>Browse the headset list</w:t>
+            </w:r>
+          </w:p>
+        </w:tc>
+        <w:tc>
+          <w:tcPr>
+            <w:tcW w:w="0" w:type="auto"/>
+          </w:tcPr>
+          <w:p>
+            <w:pPr>
+              <w:pStyle w:val="Compact"/>
+            </w:pPr>
+            <w:r>
+              <w:t>Yes</w:t>
+            </w:r>
+          </w:p>
+        </w:tc>
+        <w:tc>
+          <w:tcPr>
+            <w:tcW w:w="0" w:type="auto"/>
+          </w:tcPr>
+          <w:p>
+            <w:pPr>
+              <w:pStyle w:val="Compact"/>
+            </w:pPr>
+            <w:r>
+              <w:t>Yes</w:t>
+            </w:r>
+          </w:p>
+        </w:tc>
+      </w:tr>
+      <w:tr>
+        <w:tc>
+          <w:tcPr>
+            <w:tcW w:w="0" w:type="auto"/>
+          </w:tcPr>
+          <w:p>
+            <w:pPr>
+              <w:pStyle w:val="Compact"/>
+            </w:pPr>
+            <w:r>
+              <w:t>Check availability for a date range</w:t>
+            </w:r>
+          </w:p>
+        </w:tc>
+        <w:tc>
+          <w:tcPr>
+            <w:tcW w:w="0" w:type="auto"/>
+          </w:tcPr>
+          <w:p>
+            <w:pPr>
+              <w:pStyle w:val="Compact"/>
+            </w:pPr>
+            <w:r>
+              <w:t>Yes</w:t>
+            </w:r>
+          </w:p>
+        </w:tc>
+        <w:tc>
+          <w:tcPr>
+            <w:tcW w:w="0" w:type="auto"/>
+          </w:tcPr>
+          <w:p>
+            <w:pPr>
+              <w:pStyle w:val="Compact"/>
+            </w:pPr>
+            <w:r>
+              <w:t>Yes</w:t>
+            </w:r>
+          </w:p>
+        </w:tc>
+      </w:tr>
+      <w:tr>
+        <w:tc>
+          <w:tcPr>
+            <w:tcW w:w="0" w:type="auto"/>
+          </w:tcPr>
+          <w:p>
+            <w:pPr>
+              <w:pStyle w:val="Compact"/>
+            </w:pPr>
+            <w:r>
+              <w:t>Request a loan</w:t>
+            </w:r>
+          </w:p>
+        </w:tc>
+        <w:tc>
+          <w:tcPr>
+            <w:tcW w:w="0" w:type="auto"/>
+          </w:tcPr>
+          <w:p>
+            <w:pPr>
+              <w:pStyle w:val="Compact"/>
+            </w:pPr>
+            <w:r>
+              <w:t>Yes</w:t>
+            </w:r>
+          </w:p>
+        </w:tc>
+        <w:tc>
+          <w:tcPr>
+            <w:tcW w:w="0" w:type="auto"/>
+          </w:tcPr>
+          <w:p>
+            <w:pPr>
+              <w:pStyle w:val="Compact"/>
+            </w:pPr>
+            <w:r>
+              <w:t>No</w:t>
+            </w:r>
+          </w:p>
+        </w:tc>
+      </w:tr>
+      <w:tr>
+        <w:tc>
+          <w:tcPr>
+            <w:tcW w:w="0" w:type="auto"/>
+          </w:tcPr>
+          <w:p>
+            <w:pPr>
+              <w:pStyle w:val="Compact"/>
+            </w:pPr>
+            <w:r>
+              <w:t>Cancel own pending request</w:t>
+            </w:r>
+          </w:p>
+        </w:tc>
+        <w:tc>
+          <w:tcPr>
+            <w:tcW w:w="0" w:type="auto"/>
+          </w:tcPr>
+          <w:p>
+            <w:pPr>
+              <w:pStyle w:val="Compact"/>
+            </w:pPr>
+            <w:r>
+              <w:t>Yes</w:t>
+            </w:r>
+          </w:p>
+        </w:tc>
+        <w:tc>
+          <w:tcPr>
+            <w:tcW w:w="0" w:type="auto"/>
+          </w:tcPr>
+          <w:p>
+            <w:pPr>
+              <w:pStyle w:val="Compact"/>
+            </w:pPr>
+            <w:r>
+              <w:t>No</w:t>
+            </w:r>
+          </w:p>
+        </w:tc>
+      </w:tr>
+      <w:tr>
+        <w:tc>
+          <w:tcPr>
+            <w:tcW w:w="0" w:type="auto"/>
+          </w:tcPr>
+          <w:p>
+            <w:pPr>
+              <w:pStyle w:val="Compact"/>
+            </w:pPr>
+            <w:r>
+              <w:t>See own loan history</w:t>
+            </w:r>
+          </w:p>
+        </w:tc>
+        <w:tc>
+          <w:tcPr>
+            <w:tcW w:w="0" w:type="auto"/>
+          </w:tcPr>
+          <w:p>
+            <w:pPr>
+              <w:pStyle w:val="Compact"/>
+            </w:pPr>
+            <w:r>
+              <w:t>Yes</w:t>
+            </w:r>
+          </w:p>
+        </w:tc>
+        <w:tc>
+          <w:tcPr>
+            <w:tcW w:w="0" w:type="auto"/>
+          </w:tcPr>
+          <w:p>
+            <w:pPr>
+              <w:pStyle w:val="Compact"/>
+            </w:pPr>
+            <w:r>
+              <w:t>No</w:t>
+            </w:r>
+          </w:p>
+        </w:tc>
+      </w:tr>
+      <w:tr>
+        <w:tc>
+          <w:tcPr>
+            <w:tcW w:w="0" w:type="auto"/>
+          </w:tcPr>
+          <w:p>
+            <w:pPr>
+              <w:pStyle w:val="Compact"/>
+            </w:pPr>
+            <w:r>
+              <w:t>Add, edit or retire a headset</w:t>
+            </w:r>
+          </w:p>
+        </w:tc>
+        <w:tc>
+          <w:tcPr>
+            <w:tcW w:w="0" w:type="auto"/>
+          </w:tcPr>
+          <w:p>
+            <w:pPr>
+              <w:pStyle w:val="Compact"/>
+            </w:pPr>
+            <w:r>
+              <w:t>No</w:t>
+            </w:r>
+          </w:p>
+        </w:tc>
+        <w:tc>
+          <w:tcPr>
+            <w:tcW w:w="0" w:type="auto"/>
+          </w:tcPr>
+          <w:p>
+            <w:pPr>
+              <w:pStyle w:val="Compact"/>
+            </w:pPr>
+            <w:r>
+              <w:t>Yes</w:t>
+            </w:r>
+          </w:p>
+        </w:tc>
+      </w:tr>
+      <w:tr>
+        <w:tc>
+          <w:tcPr>
+            <w:tcW w:w="0" w:type="auto"/>
+          </w:tcPr>
+          <w:p>
+            <w:pPr>
+              <w:pStyle w:val="Compact"/>
+            </w:pPr>
+            <w:r>
+              <w:t>Set a headset to under maintenance</w:t>
+            </w:r>
+          </w:p>
+        </w:tc>
+        <w:tc>
+          <w:tcPr>
+            <w:tcW w:w="0" w:type="auto"/>
+          </w:tcPr>
+          <w:p>
+            <w:pPr>
+              <w:pStyle w:val="Compact"/>
+            </w:pPr>
+            <w:r>
+              <w:t>No</w:t>
+            </w:r>
+          </w:p>
+        </w:tc>
+        <w:tc>
+          <w:tcPr>
+            <w:tcW w:w="0" w:type="auto"/>
+          </w:tcPr>
+          <w:p>
+            <w:pPr>
+              <w:pStyle w:val="Compact"/>
+            </w:pPr>
+            <w:r>
+              <w:t>Yes</w:t>
+            </w:r>
+          </w:p>
+        </w:tc>
+      </w:tr>
+      <w:tr>
+        <w:tc>
+          <w:tcPr>
+            <w:tcW w:w="0" w:type="auto"/>
+          </w:tcPr>
+          <w:p>
+            <w:pPr>
+              <w:pStyle w:val="Compact"/>
+            </w:pPr>
+            <w:r>
+              <w:t>Approve or reject a request</w:t>
+            </w:r>
+          </w:p>
+        </w:tc>
+        <w:tc>
+          <w:tcPr>
+            <w:tcW w:w="0" w:type="auto"/>
+          </w:tcPr>
+          <w:p>
+            <w:pPr>
+              <w:pStyle w:val="Compact"/>
+            </w:pPr>
+            <w:r>
+              <w:t>No</w:t>
+            </w:r>
+          </w:p>
+        </w:tc>
+        <w:tc>
+          <w:tcPr>
+            <w:tcW w:w="0" w:type="auto"/>
+          </w:tcPr>
+          <w:p>
+            <w:pPr>
+              <w:pStyle w:val="Compact"/>
+            </w:pPr>
+            <w:r>
+              <w:t>Yes</w:t>
+            </w:r>
+          </w:p>
+        </w:tc>
+      </w:tr>
+      <w:tr>
+        <w:tc>
+          <w:tcPr>
+            <w:tcW w:w="0" w:type="auto"/>
+          </w:tcPr>
+          <w:p>
+            <w:pPr>
+              <w:pStyle w:val="Compact"/>
+            </w:pPr>
+            <w:r>
+              <w:t>Record a collection</w:t>
+            </w:r>
+          </w:p>
+        </w:tc>
+        <w:tc>
+          <w:tcPr>
+            <w:tcW w:w="0" w:type="auto"/>
+          </w:tcPr>
+          <w:p>
+            <w:pPr>
+              <w:pStyle w:val="Compact"/>
+            </w:pPr>
+            <w:r>
+              <w:t>No</w:t>
+            </w:r>
+          </w:p>
+        </w:tc>
+        <w:tc>
+          <w:tcPr>
+            <w:tcW w:w="0" w:type="auto"/>
+          </w:tcPr>
+          <w:p>
+            <w:pPr>
+              <w:pStyle w:val="Compact"/>
+            </w:pPr>
+            <w:r>
+              <w:t>Yes</w:t>
+            </w:r>
+          </w:p>
+        </w:tc>
+      </w:tr>
+      <w:tr>
+        <w:tc>
+          <w:tcPr>
+            <w:tcW w:w="0" w:type="auto"/>
+          </w:tcPr>
+          <w:p>
+            <w:pPr>
+              <w:pStyle w:val="Compact"/>
+            </w:pPr>
+            <w:r>
+              <w:t>Record a return and its condition</w:t>
+            </w:r>
+          </w:p>
+        </w:tc>
+        <w:tc>
+          <w:tcPr>
+            <w:tcW w:w="0" w:type="auto"/>
+          </w:tcPr>
+          <w:p>
+            <w:pPr>
+              <w:pStyle w:val="Compact"/>
+            </w:pPr>
+            <w:r>
+              <w:t>No</w:t>
+            </w:r>
+          </w:p>
+        </w:tc>
+        <w:tc>
+          <w:tcPr>
+            <w:tcW w:w="0" w:type="auto"/>
+          </w:tcPr>
+          <w:p>
+            <w:pPr>
+              <w:pStyle w:val="Compact"/>
+            </w:pPr>
+            <w:r>
+              <w:t>Yes</w:t>
+            </w:r>
+          </w:p>
+        </w:tc>
+      </w:tr>
+      <w:tr>
+        <w:tc>
+          <w:tcPr>
+            <w:tcW w:w="0" w:type="auto"/>
+          </w:tcPr>
+          <w:p>
+            <w:pPr>
+              <w:pStyle w:val="Compact"/>
+            </w:pPr>
+            <w:r>
+              <w:t>See all loans across all students</w:t>
+            </w:r>
+          </w:p>
+        </w:tc>
+        <w:tc>
+          <w:tcPr>
+            <w:tcW w:w="0" w:type="auto"/>
+          </w:tcPr>
+          <w:p>
+            <w:pPr>
+              <w:pStyle w:val="Compact"/>
+            </w:pPr>
+            <w:r>
+              <w:t>No</w:t>
+            </w:r>
+          </w:p>
+        </w:tc>
+        <w:tc>
+          <w:tcPr>
+            <w:tcW w:w="0" w:type="auto"/>
+          </w:tcPr>
+          <w:p>
+            <w:pPr>
+              <w:pStyle w:val="Compact"/>
+            </w:pPr>
+            <w:r>
+              <w:t>Yes</w:t>
+            </w:r>
+          </w:p>
+        </w:tc>
+      </w:tr>
+    </w:tbl>
+    <w:p/>
+    <w:p>
+      <w:pPr>
+        <w:pStyle w:val="Heading2"/>
+        <w:rPr>
+          <w:rFonts w:asciiTheme="minorHAnsi" w:eastAsiaTheme="minorHAnsi" w:hAnsiTheme="minorHAnsi" w:cstheme="minorBidi"/>
+          <w:color w:val="auto"/>
+          <w:sz w:val="24"/>
+          <w:szCs w:val="24"/>
+        </w:rPr>
+      </w:pPr>
+      <w:bookmarkStart w:id="11" w:name="the-two-end-to-end-workflows"/>
+      <w:bookmarkStart w:id="12" w:name="_Toc237711434"/>
+      <w:r>
+        <w:rPr>
+          <w:rFonts w:asciiTheme="minorHAnsi" w:eastAsiaTheme="minorHAnsi" w:hAnsiTheme="minorHAnsi" w:cstheme="minorBidi"/>
+          <w:color w:val="auto"/>
+          <w:sz w:val="24"/>
+          <w:szCs w:val="24"/>
+        </w:rPr>
+        <w:t>Students can request a headset. Only the technician can approve it and hand it over. This matches how equipment loans normally work, and fewer rules means fewer things to test.</w:t>
+      </w:r>
+    </w:p>
+    <w:p>
+      <w:pPr>
+        <w:pStyle w:val="Heading2"/>
+        <w:rPr>
+          <w:rFonts w:asciiTheme="minorHAnsi" w:eastAsiaTheme="minorHAnsi" w:hAnsiTheme="minorHAnsi" w:cstheme="minorBidi"/>
+          <w:color w:val="auto"/>
+          <w:sz w:val="24"/>
+          <w:szCs w:val="24"/>
+        </w:rPr>
+      </w:pPr>
+    </w:p>
+    <w:p>
+      <w:pPr>
+        <w:pStyle w:val="Heading2"/>
+      </w:pPr>
+      <w:r>
+        <w:t>1.4 The Two End-to-End Workflows</w:t>
+      </w:r>
+      <w:bookmarkEnd w:id="12"/>
+    </w:p>
+    <w:p>
+      <w:pPr>
+        <w:pStyle w:val="BodyText"/>
+      </w:pPr>
+      <w:r>
+        <w:t>Each workflow belongs to a different role and finishes on its own. They meet at the loan request, which is what makes this one system rather than two</w:t>
+      </w:r>
+    </w:p>
+    <w:p>
+      <w:pPr>
+        <w:pStyle w:val="BodyText"/>
+      </w:pPr>
+    </w:p>
+    <w:p>
+      <w:pPr>
+        <w:pStyle w:val="Heading3"/>
+      </w:pPr>
+      <w:bookmarkStart w:id="13" w:name="workflow-a-borrow-a-headset-student"/>
+      <w:r>
+        <w:t>Workflow A — Borrow a headset (Student)</w:t>
+      </w:r>
+    </w:p>
+    <w:tbl>
+      <w:tblPr>
+        <w:tblStyle w:val="Table"/>
+        <w:tblW w:w="5000" w:type="pct"/>
+        <w:tblLook w:val="0020" w:firstRow="1" w:lastRow="0" w:firstColumn="0" w:lastColumn="0" w:noHBand="0" w:noVBand="0"/>
+      </w:tblPr>
+      <w:tblGrid>
+        <w:gridCol w:w="691"/>
+        <w:gridCol w:w="6773"/>
+        <w:gridCol w:w="1562"/>
+      </w:tblGrid>
+      <w:tr>
+        <w:trPr>
+          <w:cnfStyle w:val="100000000000" w:firstRow="1" w:lastRow="0" w:firstColumn="0" w:lastColumn="0" w:oddVBand="0" w:evenVBand="0" w:oddHBand="0" w:evenHBand="0" w:firstRowFirstColumn="0" w:firstRowLastColumn="0" w:lastRowFirstColumn="0" w:lastRowLastColumn="0"/>
+          <w:tblHeader/>
+        </w:trPr>
+        <w:tc>
+          <w:tcPr>
+            <w:tcW w:w="0" w:type="auto"/>
+          </w:tcPr>
+          <w:p>
+            <w:pPr>
+              <w:pStyle w:val="Compact"/>
+            </w:pPr>
+            <w:r>
+              <w:t>Step</w:t>
+            </w:r>
+          </w:p>
+        </w:tc>
+        <w:tc>
+          <w:tcPr>
+            <w:tcW w:w="0" w:type="auto"/>
+          </w:tcPr>
+          <w:p>
+            <w:pPr>
+              <w:pStyle w:val="Compact"/>
+            </w:pPr>
+            <w:r>
+              <w:t>What happens</w:t>
+            </w:r>
+          </w:p>
+        </w:tc>
+        <w:tc>
+          <w:tcPr>
+            <w:tcW w:w="0" w:type="auto"/>
+          </w:tcPr>
+          <w:p>
+            <w:pPr>
+              <w:pStyle w:val="Compact"/>
+            </w:pPr>
+            <w:r>
+              <w:t>Requirement</w:t>
+            </w:r>
+          </w:p>
+        </w:tc>
+      </w:tr>
+      <w:tr>
+        <w:tc>
+          <w:tcPr>
+            <w:tcW w:w="0" w:type="auto"/>
+          </w:tcPr>
+          <w:p>
+            <w:pPr>
+              <w:pStyle w:val="Compact"/>
+            </w:pPr>
+            <w:r>
+              <w:t>A1</w:t>
+            </w:r>
+          </w:p>
+        </w:tc>
+        <w:tc>
+          <w:tcPr>
+            <w:tcW w:w="0" w:type="auto"/>
+          </w:tcPr>
+          <w:p>
+            <w:pPr>
+              <w:pStyle w:val="Compact"/>
+            </w:pPr>
+            <w:r>
+              <w:t>Student logs in</w:t>
+            </w:r>
+          </w:p>
+        </w:tc>
+        <w:tc>
+          <w:tcPr>
+            <w:tcW w:w="0" w:type="auto"/>
+          </w:tcPr>
+          <w:p>
+            <w:pPr>
+              <w:pStyle w:val="Compact"/>
+            </w:pPr>
+            <w:r>
+              <w:t>R2</w:t>
+            </w:r>
+          </w:p>
+        </w:tc>
+      </w:tr>
+      <w:tr>
+        <w:tc>
+          <w:tcPr>
+            <w:tcW w:w="0" w:type="auto"/>
+          </w:tcPr>
+          <w:p>
+            <w:pPr>
+              <w:pStyle w:val="Compact"/>
+            </w:pPr>
+            <w:r>
+              <w:t>A2</w:t>
+            </w:r>
+          </w:p>
+        </w:tc>
+        <w:tc>
+          <w:tcPr>
+            <w:tcW w:w="0" w:type="auto"/>
+          </w:tcPr>
+          <w:p>
+            <w:pPr>
+              <w:pStyle w:val="Compact"/>
+            </w:pPr>
+            <w:r>
+              <w:t>Browses headsets and enters the dates they want</w:t>
+            </w:r>
+          </w:p>
+        </w:tc>
+        <w:tc>
+          <w:tcPr>
+            <w:tcW w:w="0" w:type="auto"/>
+          </w:tcPr>
+          <w:p>
+            <w:pPr>
+              <w:pStyle w:val="Compact"/>
+            </w:pPr>
+            <w:r>
+              <w:t>R4</w:t>
+            </w:r>
+          </w:p>
+        </w:tc>
+      </w:tr>
+      <w:tr>
+        <w:tc>
+          <w:tcPr>
+            <w:tcW w:w="0" w:type="auto"/>
+          </w:tcPr>
+          <w:p>
+            <w:pPr>
+              <w:pStyle w:val="Compact"/>
+            </w:pPr>
+            <w:r>
+              <w:t>A3</w:t>
+            </w:r>
+          </w:p>
+        </w:tc>
+        <w:tc>
+          <w:tcPr>
+            <w:tcW w:w="0" w:type="auto"/>
+          </w:tcPr>
+          <w:p>
+            <w:pPr>
+              <w:pStyle w:val="Compact"/>
+            </w:pPr>
+            <w:r>
+              <w:t>System shows which headsets are free for those dates</w:t>
+            </w:r>
+          </w:p>
+        </w:tc>
+        <w:tc>
+          <w:tcPr>
+            <w:tcW w:w="0" w:type="auto"/>
+          </w:tcPr>
+          <w:p>
+            <w:pPr>
+              <w:pStyle w:val="Compact"/>
+            </w:pPr>
+            <w:r>
+              <w:t>R5</w:t>
+            </w:r>
+          </w:p>
+        </w:tc>
+      </w:tr>
+      <w:tr>
+        <w:tc>
+          <w:tcPr>
+            <w:tcW w:w="0" w:type="auto"/>
+          </w:tcPr>
+          <w:p>
+            <w:pPr>
+              <w:pStyle w:val="Compact"/>
+            </w:pPr>
+            <w:r>
+              <w:t>A4</w:t>
+            </w:r>
+          </w:p>
+        </w:tc>
+        <w:tc>
+          <w:tcPr>
+            <w:tcW w:w="0" w:type="auto"/>
+          </w:tcPr>
+          <w:p>
+            <w:pPr>
+              <w:pStyle w:val="Compact"/>
+            </w:pPr>
+            <w:r>
+              <w:t>Student requests a loan for one of them</w:t>
+            </w:r>
+          </w:p>
+        </w:tc>
+        <w:tc>
+          <w:tcPr>
+            <w:tcW w:w="0" w:type="auto"/>
+          </w:tcPr>
+          <w:p>
+            <w:pPr>
+              <w:pStyle w:val="Compact"/>
+            </w:pPr>
+            <w:r>
+              <w:t>R6</w:t>
+            </w:r>
+          </w:p>
+        </w:tc>
+      </w:tr>
+      <w:tr>
+        <w:tc>
+          <w:tcPr>
+            <w:tcW w:w="0" w:type="auto"/>
+          </w:tcPr>
+          <w:p>
+            <w:pPr>
+              <w:pStyle w:val="Compact"/>
+            </w:pPr>
+            <w:r>
+              <w:t>A5</w:t>
+            </w:r>
+          </w:p>
+        </w:tc>
+        <w:tc>
+          <w:tcPr>
+            <w:tcW w:w="0" w:type="auto"/>
+          </w:tcPr>
+          <w:p>
+            <w:pPr>
+              <w:pStyle w:val="Compact"/>
+            </w:pPr>
+            <w:r>
+              <w:t>Request sits as Pending until the technician decides</w:t>
+            </w:r>
+          </w:p>
+        </w:tc>
+        <w:tc>
+          <w:tcPr>
+            <w:tcW w:w="0" w:type="auto"/>
+          </w:tcPr>
+          <w:p>
+            <w:pPr>
+              <w:pStyle w:val="Compact"/>
+            </w:pPr>
+            <w:r>
+              <w:t>R6</w:t>
+            </w:r>
+          </w:p>
+        </w:tc>
+      </w:tr>
+      <w:tr>
+        <w:tc>
+          <w:tcPr>
+            <w:tcW w:w="0" w:type="auto"/>
+          </w:tcPr>
+          <w:p>
+            <w:pPr>
+              <w:pStyle w:val="Compact"/>
+            </w:pPr>
+            <w:r>
+              <w:t>A6</w:t>
+            </w:r>
+          </w:p>
+        </w:tc>
+        <w:tc>
+          <w:tcPr>
+            <w:tcW w:w="0" w:type="auto"/>
+          </w:tcPr>
+          <w:p>
+            <w:pPr>
+              <w:pStyle w:val="Compact"/>
+              <w:rPr>
+                <w:lang w:val="en-AU"/>
+              </w:rPr>
+            </w:pPr>
+            <w:r>
+              <w:rPr>
+                <w:lang w:val="en-AU"/>
+              </w:rPr>
+              <w:t>Student sees the decision on their loan list, with the reason if it was rejected</w:t>
+            </w:r>
+          </w:p>
+        </w:tc>
+        <w:tc>
+          <w:tcPr>
+            <w:tcW w:w="0" w:type="auto"/>
+          </w:tcPr>
+          <w:p>
+            <w:pPr>
+              <w:pStyle w:val="Compact"/>
+            </w:pPr>
+            <w:r>
+              <w:t>R7</w:t>
+            </w:r>
+          </w:p>
+        </w:tc>
+      </w:tr>
+    </w:tbl>
+    <w:p>
+      <w:pPr>
+        <w:pStyle w:val="BodyText"/>
+      </w:pPr>
       <w:r>
         <w:rPr>
           <w:b/>
           <w:bCs/>
         </w:rPr>
-        <w:t>this is</w:t>
-      </w:r>
-      <w:proofErr w:type="gramEnd"/>
+        <w:t>Finished when:</w:t>
+      </w:r>
+      <w:r>
+        <w:t xml:space="preserve"> the request has been approved or rejected and the student can see which.</w:t>
+      </w:r>
+    </w:p>
+    <w:p>
+      <w:pPr>
+        <w:pStyle w:val="Heading3"/>
+      </w:pPr>
+      <w:bookmarkStart w:id="14" w:name="workflow-b-manage-the-lab-technician"/>
+      <w:bookmarkEnd w:id="13"/>
+      <w:r>
+        <w:t>Workflow B — Manage the lab (Technician)</w:t>
+      </w:r>
+    </w:p>
+    <w:tbl>
+      <w:tblPr>
+        <w:tblStyle w:val="Table"/>
+        <w:tblW w:w="0" w:type="auto"/>
+        <w:tblLook w:val="0020" w:firstRow="1" w:lastRow="0" w:firstColumn="0" w:lastColumn="0" w:noHBand="0" w:noVBand="0"/>
+      </w:tblPr>
+      <w:tblGrid>
+        <w:gridCol w:w="691"/>
+        <w:gridCol w:w="6773"/>
+        <w:gridCol w:w="1562"/>
+      </w:tblGrid>
+      <w:tr>
+        <w:trPr>
+          <w:cnfStyle w:val="100000000000" w:firstRow="1" w:lastRow="0" w:firstColumn="0" w:lastColumn="0" w:oddVBand="0" w:evenVBand="0" w:oddHBand="0" w:evenHBand="0" w:firstRowFirstColumn="0" w:firstRowLastColumn="0" w:lastRowFirstColumn="0" w:lastRowLastColumn="0"/>
+          <w:tblHeader/>
+        </w:trPr>
+        <w:tc>
+          <w:tcPr>
+            <w:tcW w:w="0" w:type="auto"/>
+          </w:tcPr>
+          <w:p>
+            <w:pPr>
+              <w:pStyle w:val="Compact"/>
+            </w:pPr>
+            <w:r>
+              <w:t>Step</w:t>
+            </w:r>
+          </w:p>
+        </w:tc>
+        <w:tc>
+          <w:tcPr>
+            <w:tcW w:w="0" w:type="auto"/>
+          </w:tcPr>
+          <w:p>
+            <w:pPr>
+              <w:pStyle w:val="Compact"/>
+            </w:pPr>
+            <w:r>
+              <w:t>What happens</w:t>
+            </w:r>
+          </w:p>
+        </w:tc>
+        <w:tc>
+          <w:tcPr>
+            <w:tcW w:w="0" w:type="auto"/>
+          </w:tcPr>
+          <w:p>
+            <w:pPr>
+              <w:pStyle w:val="Compact"/>
+            </w:pPr>
+            <w:r>
+              <w:t>Requirement</w:t>
+            </w:r>
+          </w:p>
+        </w:tc>
+      </w:tr>
+      <w:tr>
+        <w:tc>
+          <w:tcPr>
+            <w:tcW w:w="0" w:type="auto"/>
+          </w:tcPr>
+          <w:p>
+            <w:pPr>
+              <w:pStyle w:val="Compact"/>
+            </w:pPr>
+            <w:r>
+              <w:t>B1</w:t>
+            </w:r>
+          </w:p>
+        </w:tc>
+        <w:tc>
+          <w:tcPr>
+            <w:tcW w:w="0" w:type="auto"/>
+          </w:tcPr>
+          <w:p>
+            <w:pPr>
+              <w:pStyle w:val="Compact"/>
+            </w:pPr>
+            <w:r>
+              <w:t>Technician logs in</w:t>
+            </w:r>
+          </w:p>
+        </w:tc>
+        <w:tc>
+          <w:tcPr>
+            <w:tcW w:w="0" w:type="auto"/>
+          </w:tcPr>
+          <w:p>
+            <w:pPr>
+              <w:pStyle w:val="Compact"/>
+            </w:pPr>
+            <w:r>
+              <w:t>R2</w:t>
+            </w:r>
+          </w:p>
+        </w:tc>
+      </w:tr>
+      <w:tr>
+        <w:tc>
+          <w:tcPr>
+            <w:tcW w:w="0" w:type="auto"/>
+          </w:tcPr>
+          <w:p>
+            <w:pPr>
+              <w:pStyle w:val="Compact"/>
+            </w:pPr>
+            <w:r>
+              <w:t>B2</w:t>
+            </w:r>
+          </w:p>
+        </w:tc>
+        <w:tc>
+          <w:tcPr>
+            <w:tcW w:w="0" w:type="auto"/>
+          </w:tcPr>
+          <w:p>
+            <w:pPr>
+              <w:pStyle w:val="Compact"/>
+            </w:pPr>
+            <w:r>
+              <w:t>Adds a headset with its model and asset tag</w:t>
+            </w:r>
+          </w:p>
+        </w:tc>
+        <w:tc>
+          <w:tcPr>
+            <w:tcW w:w="0" w:type="auto"/>
+          </w:tcPr>
+          <w:p>
+            <w:pPr>
+              <w:pStyle w:val="Compact"/>
+            </w:pPr>
+            <w:r>
+              <w:t>R3</w:t>
+            </w:r>
+          </w:p>
+        </w:tc>
+      </w:tr>
+      <w:tr>
+        <w:tc>
+          <w:tcPr>
+            <w:tcW w:w="0" w:type="auto"/>
+          </w:tcPr>
+          <w:p>
+            <w:pPr>
+              <w:pStyle w:val="Compact"/>
+            </w:pPr>
+            <w:r>
+              <w:lastRenderedPageBreak/>
+              <w:t>B3</w:t>
+            </w:r>
+          </w:p>
+        </w:tc>
+        <w:tc>
+          <w:tcPr>
+            <w:tcW w:w="0" w:type="auto"/>
+          </w:tcPr>
+          <w:p>
+            <w:pPr>
+              <w:pStyle w:val="Compact"/>
+            </w:pPr>
+            <w:r>
+              <w:t>Headset is saved as Available and students can now find it</w:t>
+            </w:r>
+          </w:p>
+        </w:tc>
+        <w:tc>
+          <w:tcPr>
+            <w:tcW w:w="0" w:type="auto"/>
+          </w:tcPr>
+          <w:p>
+            <w:pPr>
+              <w:pStyle w:val="Compact"/>
+            </w:pPr>
+            <w:r>
+              <w:t>R3</w:t>
+            </w:r>
+          </w:p>
+        </w:tc>
+      </w:tr>
+      <w:tr>
+        <w:tc>
+          <w:tcPr>
+            <w:tcW w:w="0" w:type="auto"/>
+          </w:tcPr>
+          <w:p>
+            <w:pPr>
+              <w:pStyle w:val="Compact"/>
+            </w:pPr>
+            <w:r>
+              <w:t>B4</w:t>
+            </w:r>
+          </w:p>
+        </w:tc>
+        <w:tc>
+          <w:tcPr>
+            <w:tcW w:w="0" w:type="auto"/>
+          </w:tcPr>
+          <w:p>
+            <w:pPr>
+              <w:pStyle w:val="Compact"/>
+            </w:pPr>
+            <w:r>
+              <w:t>Technician opens the pending request queue</w:t>
+            </w:r>
+          </w:p>
+        </w:tc>
+        <w:tc>
+          <w:tcPr>
+            <w:tcW w:w="0" w:type="auto"/>
+          </w:tcPr>
+          <w:p>
+            <w:pPr>
+              <w:pStyle w:val="Compact"/>
+            </w:pPr>
+            <w:r>
+              <w:t>R8</w:t>
+            </w:r>
+          </w:p>
+        </w:tc>
+      </w:tr>
+      <w:tr>
+        <w:tc>
+          <w:tcPr>
+            <w:tcW w:w="0" w:type="auto"/>
+          </w:tcPr>
+          <w:p>
+            <w:pPr>
+              <w:pStyle w:val="Compact"/>
+            </w:pPr>
+            <w:r>
+              <w:t>B5</w:t>
+            </w:r>
+          </w:p>
+        </w:tc>
+        <w:tc>
+          <w:tcPr>
+            <w:tcW w:w="0" w:type="auto"/>
+          </w:tcPr>
+          <w:p>
+            <w:pPr>
+              <w:pStyle w:val="Compact"/>
+            </w:pPr>
+            <w:r>
+              <w:t>Checks the dates and approves or rejects, giving a reason if rejected</w:t>
+            </w:r>
+          </w:p>
+        </w:tc>
+        <w:tc>
+          <w:tcPr>
+            <w:tcW w:w="0" w:type="auto"/>
+          </w:tcPr>
+          <w:p>
+            <w:pPr>
+              <w:pStyle w:val="Compact"/>
+            </w:pPr>
+            <w:r>
+              <w:t>R9</w:t>
+            </w:r>
+          </w:p>
+        </w:tc>
+      </w:tr>
+      <w:tr>
+        <w:tc>
+          <w:tcPr>
+            <w:tcW w:w="0" w:type="auto"/>
+          </w:tcPr>
+          <w:p>
+            <w:pPr>
+              <w:pStyle w:val="Compact"/>
+            </w:pPr>
+            <w:r>
+              <w:t>B6</w:t>
+            </w:r>
+          </w:p>
+        </w:tc>
+        <w:tc>
+          <w:tcPr>
+            <w:tcW w:w="0" w:type="auto"/>
+          </w:tcPr>
+          <w:p>
+            <w:pPr>
+              <w:pStyle w:val="Compact"/>
+            </w:pPr>
+            <w:r>
+              <w:t>Queue updates and the student sees the decision</w:t>
+            </w:r>
+          </w:p>
+        </w:tc>
+        <w:tc>
+          <w:tcPr>
+            <w:tcW w:w="0" w:type="auto"/>
+          </w:tcPr>
+          <w:p>
+            <w:pPr>
+              <w:pStyle w:val="Compact"/>
+            </w:pPr>
+            <w:r>
+              <w:t>R9</w:t>
+            </w:r>
+          </w:p>
+        </w:tc>
+      </w:tr>
+    </w:tbl>
+    <w:p>
+      <w:pPr>
+        <w:pStyle w:val="BodyText"/>
+      </w:pPr>
       <w:r>
         <w:rPr>
           <w:b/>
           <w:bCs/>
         </w:rPr>
-        <w:t xml:space="preserve"> worth building.</w:t>
+        <w:t>Finished when:</w:t>
       </w:r>
       <w:r>
         <w:t xml:space="preserve"> </w:t>
       </w:r>
       <w:r>
+        <w:t>the request has a decision recorded against it and the queue no longer shows it.</w:t>
+      </w:r>
+    </w:p>
+    <w:p>
+      <w:pPr>
+        <w:pStyle w:val="Heading3"/>
+      </w:pPr>
+      <w:bookmarkStart w:id="15" w:name="why-these-two"/>
+      <w:bookmarkEnd w:id="14"/>
+      <w:r>
+        <w:t>Why these two</w:t>
+      </w:r>
+    </w:p>
+    <w:p>
+      <w:pPr>
+        <w:pStyle w:val="BodyText"/>
         <w:rPr>
           <w:lang w:val="en-AU"/>
         </w:rPr>
-        <w:t>The main problem is a scheduling rule, it's not a data entry form. Two loans of the same headset must not overlap in time. That single rule is what a spreadsheet cannot do and what the system can support.</w:t>
-      </w:r>
+      </w:pPr>
+      <w:r>
+        <w:rPr>
+          <w:lang w:val="en-AU"/>
+        </w:rPr>
+        <w:t>Workflow B puts a headset into the system, and Workflow A is how a student gets hold of it. The request created at the end of Workflow A is the thing Workflow B decides on. Neither is a smaller version of the other, and removing either one stops the system working.</w:t>
+      </w:r>
+    </w:p>
+    <w:p>
+      <w:pPr>
+        <w:pStyle w:val="BodyText"/>
+        <w:rPr>
+          <w:lang w:val="en-AU"/>
+        </w:rPr>
+      </w:pPr>
+      <w:r>
+        <w:rPr>
+          <w:lang w:val="en-AU"/>
+        </w:rPr>
+        <w:t>Both end at the same point from different sides: the student sees a decision, the technician made it.</w:t>
+      </w:r>
+    </w:p>
+    <w:p>
+      <w:pPr>
+        <w:pStyle w:val="Heading3"/>
+        <w:rPr>
+          <w:lang w:val="en-AU"/>
+        </w:rPr>
+      </w:pPr>
+      <w:r>
+        <w:rPr>
+          <w:lang w:val="en-AU"/>
+        </w:rPr>
+        <w:t>What comes after</w:t>
+      </w:r>
+    </w:p>
+    <w:p>
+      <w:pPr>
+        <w:pStyle w:val="BodyText"/>
+        <w:rPr>
+          <w:lang w:val="en-AU"/>
+        </w:rPr>
+      </w:pPr>
+      <w:r>
+        <w:rPr>
+          <w:lang w:val="en-AU"/>
+        </w:rPr>
+        <w:t>Recording a collection and a return (Stories 4.3 and 4.4) sit outside both workflows. They happen in person at the lab counter after the decision is made, and the system only writes down what already happened. They stay in the backlog as Should items and would be the first thing added in a third sprint.</w:t>
+      </w:r>
+    </w:p>
+    <w:p>
+      <w:pPr>
+        <w:pStyle w:val="Heading3"/>
+        <w:rPr>
+          <w:lang w:val="en-AU"/>
+        </w:rPr>
+      </w:pPr>
+      <w:r>
+        <w:rPr>
+          <w:lang w:val="en-AU"/>
+        </w:rPr>
+        <w:t>Which one is drawn</w:t>
+      </w:r>
+    </w:p>
+    <w:p>
+      <w:pPr>
+        <w:pStyle w:val="BodyText"/>
+        <w:rPr>
+          <w:lang w:val="en-AU"/>
+        </w:rPr>
+      </w:pPr>
+      <w:r>
+        <w:rPr>
+          <w:lang w:val="en-AU"/>
+        </w:rPr>
+        <w:t>Workflow A is drawn as a sequence diagram in Task 2. It contains the availability check, which is the rule the whole system exists to enforce, so it shows more of how the system behaves than Workflow B does.</w:t>
+      </w:r>
+    </w:p>
+    <w:p>
+      <w:pPr>
+        <w:pStyle w:val="BodyText"/>
+        <w:rPr>
+          <w:lang w:val="en-AU"/>
+        </w:rPr>
+      </w:pPr>
+    </w:p>
+    <w:p>
+      <w:pPr>
+        <w:pStyle w:val="Heading2"/>
+      </w:pPr>
+      <w:bookmarkStart w:id="16" w:name="scope"/>
+      <w:bookmarkStart w:id="17" w:name="_Toc237711435"/>
+      <w:bookmarkEnd w:id="11"/>
+      <w:bookmarkEnd w:id="15"/>
+      <w:r>
+        <w:t>1.5 Scope</w:t>
+      </w:r>
+      <w:bookmarkEnd w:id="17"/>
+    </w:p>
+    <w:p>
+      <w:pPr>
+        <w:pStyle w:val="Heading3"/>
+      </w:pPr>
+      <w:bookmarkStart w:id="18" w:name="in-scope"/>
+      <w:r>
+        <w:t>In scope</w:t>
+      </w:r>
+    </w:p>
+    <w:p>
+      <w:pPr>
+        <w:pStyle w:val="Compact"/>
+        <w:numPr>
+          <w:ilvl w:val="0"/>
+          <w:numId w:val="2"/>
+        </w:numPr>
+      </w:pPr>
+      <w:r>
+        <w:t>Sign up, log in, log out</w:t>
+      </w:r>
+    </w:p>
+    <w:p>
+      <w:pPr>
+        <w:pStyle w:val="Compact"/>
+        <w:numPr>
+          <w:ilvl w:val="0"/>
+          <w:numId w:val="2"/>
+        </w:numPr>
+      </w:pPr>
+      <w:r>
+        <w:t>Two roles, chosen at sign up or set by the technician</w:t>
+      </w:r>
+    </w:p>
+    <w:p>
+      <w:pPr>
+        <w:pStyle w:val="Compact"/>
+        <w:numPr>
+          <w:ilvl w:val="0"/>
+          <w:numId w:val="2"/>
+        </w:numPr>
+      </w:pPr>
+      <w:r>
+        <w:t>Headset records with model, asset tag, status and notes</w:t>
+      </w:r>
+    </w:p>
+    <w:p>
+      <w:pPr>
+        <w:pStyle w:val="Compact"/>
+        <w:numPr>
+          <w:ilvl w:val="0"/>
+          <w:numId w:val="2"/>
+        </w:numPr>
+      </w:pPr>
+      <w:r>
+        <w:t>Availability search across a date range</w:t>
+      </w:r>
+    </w:p>
+    <w:p>
+      <w:pPr>
+        <w:pStyle w:val="Compact"/>
+        <w:numPr>
+          <w:ilvl w:val="0"/>
+          <w:numId w:val="2"/>
+        </w:numPr>
+      </w:pPr>
+      <w:r>
+        <w:t>Loan requests with start and end dates</w:t>
+      </w:r>
+    </w:p>
+    <w:p>
+      <w:pPr>
+        <w:pStyle w:val="Compact"/>
+        <w:numPr>
+          <w:ilvl w:val="0"/>
+          <w:numId w:val="2"/>
+        </w:numPr>
+        <w:rPr>
+          <w:lang w:val="en-AU"/>
+        </w:rPr>
+      </w:pPr>
+      <w:r>
+        <w:rPr>
+          <w:lang w:val="en-AU"/>
+        </w:rPr>
+        <w:t xml:space="preserve">Approve and reject steps, with a reason on rejection </w:t>
+      </w:r>
+    </w:p>
+    <w:p>
+      <w:pPr>
+        <w:pStyle w:val="Compact"/>
+        <w:numPr>
+          <w:ilvl w:val="0"/>
+          <w:numId w:val="2"/>
+        </w:numPr>
+      </w:pPr>
+      <w:r>
+        <w:rPr>
+          <w:lang w:val="en-AU"/>
+        </w:rPr>
+        <w:t>Recording collection and return, built after the two workflows</w:t>
+      </w:r>
+      <w:r>
+        <w:t>Overlap checking so one headset cannot be double booked</w:t>
+      </w:r>
+    </w:p>
+    <w:p>
+      <w:pPr>
+        <w:pStyle w:val="Compact"/>
+        <w:numPr>
+          <w:ilvl w:val="0"/>
+          <w:numId w:val="2"/>
+        </w:numPr>
+      </w:pPr>
+      <w:r>
+        <w:t>Student loan history</w:t>
+      </w:r>
+    </w:p>
+    <w:p>
+      <w:pPr>
+        <w:pStyle w:val="Compact"/>
+        <w:numPr>
+          <w:ilvl w:val="0"/>
+          <w:numId w:val="2"/>
+        </w:numPr>
+      </w:pPr>
+      <w:r>
+        <w:t>Technician view of all loans</w:t>
+      </w:r>
+    </w:p>
+    <w:p>
+      <w:pPr>
+        <w:pStyle w:val="Compact"/>
+        <w:numPr>
+          <w:ilvl w:val="0"/>
+          <w:numId w:val="2"/>
+        </w:numPr>
+      </w:pPr>
+      <w:r>
+        <w:lastRenderedPageBreak/>
+        <w:t>Input checks on all forms</w:t>
+      </w:r>
+    </w:p>
+    <w:p>
+      <w:pPr>
+        <w:pStyle w:val="Compact"/>
+        <w:numPr>
+          <w:ilvl w:val="0"/>
+          <w:numId w:val="2"/>
+        </w:numPr>
+      </w:pPr>
+      <w:r>
+        <w:t>Manual deployment to AWS EC2 with written steps</w:t>
+      </w:r>
+    </w:p>
+    <w:p>
+      <w:pPr>
+        <w:pStyle w:val="Heading3"/>
+      </w:pPr>
+      <w:bookmarkStart w:id="19" w:name="out-of-scope"/>
+      <w:bookmarkEnd w:id="18"/>
+      <w:r>
+        <w:t>Out of scope</w:t>
+      </w:r>
+    </w:p>
+    <w:tbl>
+      <w:tblPr>
+        <w:tblStyle w:val="Table"/>
+        <w:tblW w:w="5000" w:type="pct"/>
+        <w:tblLook w:val="0020" w:firstRow="1" w:lastRow="0" w:firstColumn="0" w:lastColumn="0" w:noHBand="0" w:noVBand="0"/>
+      </w:tblPr>
+      <w:tblGrid>
+        <w:gridCol w:w="2507"/>
+        <w:gridCol w:w="6519"/>
+      </w:tblGrid>
+      <w:tr>
+        <w:trPr>
+          <w:cnfStyle w:val="100000000000" w:firstRow="1" w:lastRow="0" w:firstColumn="0" w:lastColumn="0" w:oddVBand="0" w:evenVBand="0" w:oddHBand="0" w:evenHBand="0" w:firstRowFirstColumn="0" w:firstRowLastColumn="0" w:lastRowFirstColumn="0" w:lastRowLastColumn="0"/>
+          <w:tblHeader/>
+        </w:trPr>
+        <w:tc>
+          <w:tcPr>
+            <w:tcW w:w="0" w:type="auto"/>
+          </w:tcPr>
+          <w:p>
+            <w:pPr>
+              <w:pStyle w:val="Compact"/>
+            </w:pPr>
+            <w:r>
+              <w:t>Left out</w:t>
+            </w:r>
+          </w:p>
+        </w:tc>
+        <w:tc>
+          <w:tcPr>
+            <w:tcW w:w="0" w:type="auto"/>
+          </w:tcPr>
+          <w:p>
+            <w:pPr>
+              <w:pStyle w:val="Compact"/>
+            </w:pPr>
+            <w:r>
+              <w:t>Why</w:t>
+            </w:r>
+          </w:p>
+        </w:tc>
+      </w:tr>
+      <w:tr>
+        <w:tc>
+          <w:tcPr>
+            <w:tcW w:w="0" w:type="auto"/>
+          </w:tcPr>
+          <w:p>
+            <w:pPr>
+              <w:pStyle w:val="Compact"/>
+            </w:pPr>
+            <w:r>
+              <w:t>Payments, fines or deposits</w:t>
+            </w:r>
+          </w:p>
+        </w:tc>
+        <w:tc>
+          <w:tcPr>
+            <w:tcW w:w="0" w:type="auto"/>
+          </w:tcPr>
+          <w:p>
+            <w:pPr>
+              <w:pStyle w:val="Compact"/>
+            </w:pPr>
+            <w:r>
+              <w:t>Brings in payment security rules, too big for this unit</w:t>
+            </w:r>
+          </w:p>
+        </w:tc>
+      </w:tr>
+      <w:tr>
+        <w:tc>
+          <w:tcPr>
+            <w:tcW w:w="0" w:type="auto"/>
+          </w:tcPr>
+          <w:p>
+            <w:pPr>
+              <w:pStyle w:val="Compact"/>
+            </w:pPr>
+            <w:r>
+              <w:t>Email or SMS alerts</w:t>
+            </w:r>
+          </w:p>
+        </w:tc>
+        <w:tc>
+          <w:tcPr>
+            <w:tcW w:w="0" w:type="auto"/>
+          </w:tcPr>
+          <w:p>
+            <w:pPr>
+              <w:pStyle w:val="Compact"/>
+            </w:pPr>
+            <w:r>
+              <w:t>Needs an external mail service and adds a dependency we do not need to show the workflow</w:t>
+            </w:r>
+          </w:p>
+        </w:tc>
+      </w:tr>
+      <w:tr>
+        <w:tc>
+          <w:tcPr>
+            <w:tcW w:w="0" w:type="auto"/>
+          </w:tcPr>
+          <w:p>
+            <w:pPr>
+              <w:pStyle w:val="Compact"/>
+            </w:pPr>
+            <w:r>
+              <w:t>University single sign-on</w:t>
+            </w:r>
+          </w:p>
+        </w:tc>
+        <w:tc>
+          <w:tcPr>
+            <w:tcW w:w="0" w:type="auto"/>
+          </w:tcPr>
+          <w:p>
+            <w:pPr>
+              <w:pStyle w:val="Compact"/>
+            </w:pPr>
+            <w:r>
+              <w:t>Normal login is enough and keeps the system self-contained</w:t>
+            </w:r>
+          </w:p>
+        </w:tc>
+      </w:tr>
+      <w:tr>
+        <w:tc>
+          <w:tcPr>
+            <w:tcW w:w="0" w:type="auto"/>
+          </w:tcPr>
+          <w:p>
+            <w:pPr>
+              <w:pStyle w:val="Compact"/>
+            </w:pPr>
+            <w:r>
+              <w:t>Barcode or QR scanning</w:t>
+            </w:r>
+          </w:p>
+        </w:tc>
+        <w:tc>
+          <w:tcPr>
+            <w:tcW w:w="0" w:type="auto"/>
+          </w:tcPr>
+          <w:p>
+            <w:pPr>
+              <w:pStyle w:val="Compact"/>
+            </w:pPr>
+            <w:r>
+              <w:t>Needs hardware we do not have. The asset tag is typed in</w:t>
+            </w:r>
+          </w:p>
+        </w:tc>
+      </w:tr>
+      <w:tr>
+        <w:tc>
+          <w:tcPr>
+            <w:tcW w:w="0" w:type="auto"/>
+          </w:tcPr>
+          <w:p>
+            <w:pPr>
+              <w:pStyle w:val="Compact"/>
+            </w:pPr>
+            <w:r>
+              <w:t>Mobile apps</w:t>
+            </w:r>
+          </w:p>
+        </w:tc>
+        <w:tc>
+          <w:tcPr>
+            <w:tcW w:w="0" w:type="auto"/>
+          </w:tcPr>
+          <w:p>
+            <w:pPr>
+              <w:pStyle w:val="Compact"/>
+            </w:pPr>
+            <w:r>
+              <w:t>A responsive website is enough</w:t>
+            </w:r>
+          </w:p>
+        </w:tc>
+      </w:tr>
+      <w:tr>
+        <w:tc>
+          <w:tcPr>
+            <w:tcW w:w="0" w:type="auto"/>
+          </w:tcPr>
+          <w:p>
+            <w:pPr>
+              <w:pStyle w:val="Compact"/>
+            </w:pPr>
+            <w:r>
+              <w:t>Booking rooms or desks as well</w:t>
+            </w:r>
+          </w:p>
+        </w:tc>
+        <w:tc>
+          <w:tcPr>
+            <w:tcW w:w="0" w:type="auto"/>
+          </w:tcPr>
+          <w:p>
+            <w:pPr>
+              <w:pStyle w:val="Compact"/>
+            </w:pPr>
+            <w:r>
+              <w:t>Headsets only. Adding more equipment types would widen the model without adding new reasoning</w:t>
+            </w:r>
+          </w:p>
+        </w:tc>
+      </w:tr>
+      <w:tr>
+        <w:tc>
+          <w:tcPr>
+            <w:tcW w:w="0" w:type="auto"/>
+          </w:tcPr>
+          <w:p>
+            <w:pPr>
+              <w:pStyle w:val="Compact"/>
+            </w:pPr>
+            <w:r>
+              <w:t>Waiting lists</w:t>
+            </w:r>
+          </w:p>
+        </w:tc>
+        <w:tc>
+          <w:tcPr>
+            <w:tcW w:w="0" w:type="auto"/>
+          </w:tcPr>
+          <w:p>
+            <w:pPr>
+              <w:pStyle w:val="Compact"/>
+            </w:pPr>
+            <w:r>
+              <w:t>If nothing is free the student picks other dates. A queue adds a lot of rules for little value here</w:t>
+            </w:r>
+          </w:p>
+        </w:tc>
+      </w:tr>
+      <w:tr>
+        <w:tc>
+          <w:tcPr>
+            <w:tcW w:w="0" w:type="auto"/>
+          </w:tcPr>
+          <w:p>
+            <w:pPr>
+              <w:pStyle w:val="Compact"/>
+            </w:pPr>
+            <w:r>
+              <w:t>Usage reports and charts</w:t>
+            </w:r>
+          </w:p>
+        </w:tc>
+        <w:tc>
+          <w:tcPr>
+            <w:tcW w:w="0" w:type="auto"/>
+          </w:tcPr>
+          <w:p>
+            <w:pPr>
+              <w:pStyle w:val="Compact"/>
+            </w:pPr>
+            <w:r>
+              <w:t>Counting loans is enough. Charts do not test any new rule</w:t>
+            </w:r>
+          </w:p>
+        </w:tc>
+      </w:tr>
+      <w:tr>
+        <w:tc>
+          <w:tcPr>
+            <w:tcW w:w="0" w:type="auto"/>
+          </w:tcPr>
+          <w:p>
+            <w:pPr>
+              <w:pStyle w:val="Compact"/>
+            </w:pPr>
+            <w:r>
+              <w:t>Automatic CI/CD</w:t>
+            </w:r>
+          </w:p>
+        </w:tc>
+        <w:tc>
+          <w:tcPr>
+            <w:tcW w:w="0" w:type="auto"/>
+          </w:tcPr>
+          <w:p>
+            <w:pPr>
+              <w:pStyle w:val="Compact"/>
+            </w:pPr>
+            <w:r>
+              <w:t>The brief says this is out of scope</w:t>
+            </w:r>
+          </w:p>
+        </w:tc>
+      </w:tr>
+    </w:tbl>
+    <w:p>
+      <w:pPr>
+        <w:pStyle w:val="Heading3"/>
+      </w:pPr>
+      <w:bookmarkStart w:id="20" w:name="assumptions"/>
+      <w:bookmarkEnd w:id="19"/>
+      <w:r>
+        <w:t>Assumptions</w:t>
+      </w:r>
+    </w:p>
+    <w:p>
+      <w:pPr>
+        <w:pStyle w:val="Compact"/>
+        <w:numPr>
+          <w:ilvl w:val="0"/>
+          <w:numId w:val="3"/>
+        </w:numPr>
+      </w:pPr>
+      <w:r>
+        <w:t>One AWS region (</w:t>
+      </w:r>
+      <w:r>
+        <w:rPr>
+          <w:rStyle w:val="VerbatimChar"/>
+        </w:rPr>
+        <w:t>ap-southeast-2</w:t>
+      </w:r>
+      <w:r>
+        <w:t>) and one EC2 instance, same as Tutorial 4.</w:t>
+      </w:r>
+    </w:p>
+    <w:p>
+      <w:pPr>
+        <w:pStyle w:val="Compact"/>
+        <w:numPr>
+          <w:ilvl w:val="0"/>
+          <w:numId w:val="3"/>
+        </w:numPr>
+      </w:pPr>
+      <w:r>
+        <w:t>Data is stored in MongoDB Atlas, same as Tutorial 4.</w:t>
+      </w:r>
+    </w:p>
+    <w:p>
+      <w:pPr>
+        <w:pStyle w:val="Compact"/>
+        <w:numPr>
+          <w:ilvl w:val="0"/>
+          <w:numId w:val="3"/>
+        </w:numPr>
+      </w:pPr>
+      <w:r>
+        <w:t>The lab holds 30 headsets, so availability can be checked without heavy optimisation.</w:t>
+      </w:r>
+    </w:p>
+    <w:p>
+      <w:pPr>
+        <w:pStyle w:val="Compact"/>
+        <w:numPr>
+          <w:ilvl w:val="0"/>
+          <w:numId w:val="3"/>
+        </w:numPr>
+      </w:pPr>
+      <w:r>
+        <w:t>Loans are whole days. There are no hourly bookings.</w:t>
+      </w:r>
+    </w:p>
+    <w:p>
+      <w:pPr>
+        <w:pStyle w:val="Compact"/>
+        <w:numPr>
+          <w:ilvl w:val="0"/>
+          <w:numId w:val="3"/>
+        </w:numPr>
+      </w:pPr>
+      <w:r>
+        <w:t>Collection and return happen in person, so the system records them but does not control them.</w:t>
+      </w:r>
+    </w:p>
+    <w:p>
+      <w:pPr>
+        <w:pStyle w:val="Compact"/>
+        <w:numPr>
+          <w:ilvl w:val="0"/>
+          <w:numId w:val="3"/>
+        </w:numPr>
+      </w:pPr>
+      <w:r>
+        <w:t>One technician is on duty at a time, so two staff will not approve the same request at once.</w:t>
+      </w:r>
+    </w:p>
+    <w:p>
+      <w:pPr>
+        <w:pStyle w:val="Compact"/>
+        <w:numPr>
+          <w:ilvl w:val="0"/>
+          <w:numId w:val="3"/>
+        </w:numPr>
+      </w:pPr>
+      <w:r>
+        <w:t xml:space="preserve">The team is </w:t>
+      </w:r>
+      <w:r>
+        <w:rPr>
+          <w:rStyle w:val="VerbatimChar"/>
+        </w:rPr>
+        <w:t>1</w:t>
+      </w:r>
+      <w:r>
+        <w:t xml:space="preserve"> person working about </w:t>
+      </w:r>
+      <w:r>
+        <w:rPr>
+          <w:rStyle w:val="VerbatimChar"/>
+        </w:rPr>
+        <w:t>15</w:t>
+      </w:r>
+      <w:r>
+        <w:t xml:space="preserve"> hours a week.</w:t>
+      </w:r>
+    </w:p>
+    <w:p>
+      <w:pPr>
+        <w:pStyle w:val="Compact"/>
+        <w:numPr>
+          <w:ilvl w:val="0"/>
+          <w:numId w:val="3"/>
+        </w:numPr>
+      </w:pPr>
+      <w:r>
+        <w:t>The site only needs to be running during the marking period.</w:t>
+      </w:r>
+    </w:p>
+    <w:p>
+      <w:pPr>
+        <w:pStyle w:val="Compact"/>
+        <w:numPr>
+          <w:ilvl w:val="0"/>
+          <w:numId w:val="3"/>
+        </w:numPr>
+      </w:pPr>
+      <w:r>
+        <w:t>AWS free tier is enough for a demo with a few users.</w:t>
+      </w:r>
+    </w:p>
+    <w:p>
+      <w:pPr>
+        <w:pStyle w:val="Heading2"/>
+      </w:pPr>
+      <w:bookmarkStart w:id="21" w:name="success-criteria"/>
+      <w:bookmarkStart w:id="22" w:name="_Toc237711436"/>
+      <w:bookmarkEnd w:id="16"/>
+      <w:bookmarkEnd w:id="20"/>
+      <w:r>
+        <w:t>1.6 Success Criteria</w:t>
+      </w:r>
+      <w:bookmarkEnd w:id="22"/>
+    </w:p>
+    <w:p>
+      <w:pPr>
+        <w:pStyle w:val="FirstParagraph"/>
+      </w:pPr>
+      <w:r>
+        <w:t>Each one can be checked. Vague goals like “easy to use” are not included because you cannot measure them.</w:t>
+      </w:r>
+    </w:p>
+    <w:tbl>
+      <w:tblPr>
+        <w:tblStyle w:val="Table"/>
+        <w:tblW w:w="5000" w:type="pct"/>
+        <w:tblLook w:val="0020" w:firstRow="1" w:lastRow="0" w:firstColumn="0" w:lastColumn="0" w:noHBand="0" w:noVBand="0"/>
+      </w:tblPr>
+      <w:tblGrid>
+        <w:gridCol w:w="775"/>
+        <w:gridCol w:w="3317"/>
+        <w:gridCol w:w="3653"/>
+        <w:gridCol w:w="1281"/>
+      </w:tblGrid>
+      <w:tr>
+        <w:trPr>
+          <w:cnfStyle w:val="100000000000" w:firstRow="1" w:lastRow="0" w:firstColumn="0" w:lastColumn="0" w:oddVBand="0" w:evenVBand="0" w:oddHBand="0" w:evenHBand="0" w:firstRowFirstColumn="0" w:firstRowLastColumn="0" w:lastRowFirstColumn="0" w:lastRowLastColumn="0"/>
+          <w:tblHeader/>
+        </w:trPr>
+        <w:tc>
+          <w:tcPr>
+            <w:tcW w:w="0" w:type="auto"/>
+          </w:tcPr>
+          <w:p>
+            <w:pPr>
+              <w:pStyle w:val="Compact"/>
+            </w:pPr>
+            <w:r>
+              <w:t>ID</w:t>
+            </w:r>
+          </w:p>
+        </w:tc>
+        <w:tc>
+          <w:tcPr>
+            <w:tcW w:w="0" w:type="auto"/>
+          </w:tcPr>
+          <w:p>
+            <w:pPr>
+              <w:pStyle w:val="Compact"/>
+            </w:pPr>
+            <w:r>
+              <w:t>Criteria</w:t>
+            </w:r>
+          </w:p>
+        </w:tc>
+        <w:tc>
+          <w:tcPr>
+            <w:tcW w:w="0" w:type="auto"/>
+          </w:tcPr>
+          <w:p>
+            <w:pPr>
+              <w:pStyle w:val="Compact"/>
+            </w:pPr>
+            <w:r>
+              <w:t>How to check</w:t>
+            </w:r>
+          </w:p>
+        </w:tc>
+        <w:tc>
+          <w:tcPr>
+            <w:tcW w:w="0" w:type="auto"/>
+          </w:tcPr>
+          <w:p>
+            <w:pPr>
+              <w:pStyle w:val="Compact"/>
+            </w:pPr>
+            <w:r>
+              <w:t>Target</w:t>
+            </w:r>
+          </w:p>
+        </w:tc>
+      </w:tr>
+      <w:tr>
+        <w:tc>
+          <w:tcPr>
+            <w:tcW w:w="0" w:type="auto"/>
+          </w:tcPr>
+          <w:p>
+            <w:pPr>
+              <w:pStyle w:val="Compact"/>
+            </w:pPr>
+            <w:r>
+              <w:t>SC1</w:t>
+            </w:r>
+          </w:p>
+        </w:tc>
+        <w:tc>
+          <w:tcPr>
+            <w:tcW w:w="0" w:type="auto"/>
+          </w:tcPr>
+          <w:p>
+            <w:pPr>
+              <w:pStyle w:val="Compact"/>
+            </w:pPr>
+            <w:r>
+              <w:t>No headset has two approved loans that overlap in time</w:t>
+            </w:r>
+          </w:p>
+        </w:tc>
+        <w:tc>
+          <w:tcPr>
+            <w:tcW w:w="0" w:type="auto"/>
+          </w:tcPr>
+          <w:p>
+            <w:pPr>
+              <w:pStyle w:val="Compact"/>
+            </w:pPr>
+            <w:r>
+              <w:t>Query the database for overlapping approved loans</w:t>
+            </w:r>
+          </w:p>
+        </w:tc>
+        <w:tc>
+          <w:tcPr>
+            <w:tcW w:w="0" w:type="auto"/>
+          </w:tcPr>
+          <w:p>
+            <w:pPr>
+              <w:pStyle w:val="Compact"/>
+            </w:pPr>
+            <w:r>
+              <w:t>0</w:t>
+            </w:r>
+          </w:p>
+        </w:tc>
+      </w:tr>
+      <w:tr>
+        <w:tc>
+          <w:tcPr>
+            <w:tcW w:w="0" w:type="auto"/>
+          </w:tcPr>
+          <w:p>
+            <w:pPr>
+              <w:pStyle w:val="Compact"/>
+            </w:pPr>
+            <w:r>
+              <w:lastRenderedPageBreak/>
+              <w:t>SC2</w:t>
+            </w:r>
+          </w:p>
+        </w:tc>
+        <w:tc>
+          <w:tcPr>
+            <w:tcW w:w="0" w:type="auto"/>
+          </w:tcPr>
+          <w:p>
+            <w:pPr>
+              <w:pStyle w:val="Compact"/>
+            </w:pPr>
+            <w:r>
+              <w:t>A student can go from login to a submitted request</w:t>
+            </w:r>
+          </w:p>
+        </w:tc>
+        <w:tc>
+          <w:tcPr>
+            <w:tcW w:w="0" w:type="auto"/>
+          </w:tcPr>
+          <w:p>
+            <w:pPr>
+              <w:pStyle w:val="Compact"/>
+            </w:pPr>
+            <w:r>
+              <w:t>Time a walkthrough</w:t>
+            </w:r>
+          </w:p>
+        </w:tc>
+        <w:tc>
+          <w:tcPr>
+            <w:tcW w:w="0" w:type="auto"/>
+          </w:tcPr>
+          <w:p>
+            <w:pPr>
+              <w:pStyle w:val="Compact"/>
+            </w:pPr>
+            <w:r>
+              <w:t>Under 3 min</w:t>
+            </w:r>
+          </w:p>
+        </w:tc>
+      </w:tr>
+      <w:tr>
+        <w:tc>
+          <w:tcPr>
+            <w:tcW w:w="0" w:type="auto"/>
+          </w:tcPr>
+          <w:p>
+            <w:pPr>
+              <w:pStyle w:val="Compact"/>
+            </w:pPr>
+            <w:r>
+              <w:t>SC3</w:t>
+            </w:r>
+          </w:p>
+        </w:tc>
+        <w:tc>
+          <w:tcPr>
+            <w:tcW w:w="0" w:type="auto"/>
+          </w:tcPr>
+          <w:p>
+            <w:pPr>
+              <w:pStyle w:val="Compact"/>
+            </w:pPr>
+            <w:r>
+              <w:t>Availability results match the loan records</w:t>
+            </w:r>
+          </w:p>
+        </w:tc>
+        <w:tc>
+          <w:tcPr>
+            <w:tcW w:w="0" w:type="auto"/>
+          </w:tcPr>
+          <w:p>
+            <w:pPr>
+              <w:pStyle w:val="Compact"/>
+            </w:pPr>
+            <w:r>
+              <w:t>Book 5 test loans, compare search results against the database</w:t>
+            </w:r>
+          </w:p>
+        </w:tc>
+        <w:tc>
+          <w:tcPr>
+            <w:tcW w:w="0" w:type="auto"/>
+          </w:tcPr>
+          <w:p>
+            <w:pPr>
+              <w:pStyle w:val="Compact"/>
+            </w:pPr>
+            <w:r>
+              <w:t>100% match</w:t>
+            </w:r>
+          </w:p>
+        </w:tc>
+      </w:tr>
+      <w:tr>
+        <w:tc>
+          <w:tcPr>
+            <w:tcW w:w="0" w:type="auto"/>
+          </w:tcPr>
+          <w:p>
+            <w:pPr>
+              <w:pStyle w:val="Compact"/>
+            </w:pPr>
+            <w:r>
+              <w:t>SC4</w:t>
+            </w:r>
+          </w:p>
+        </w:tc>
+        <w:tc>
+          <w:tcPr>
+            <w:tcW w:w="0" w:type="auto"/>
+          </w:tcPr>
+          <w:p>
+            <w:pPr>
+              <w:pStyle w:val="Compact"/>
+            </w:pPr>
+            <w:r>
+              <w:t>Tests pass on the release tag</w:t>
+            </w:r>
+          </w:p>
+        </w:tc>
+        <w:tc>
+          <w:tcPr>
+            <w:tcW w:w="0" w:type="auto"/>
+          </w:tcPr>
+          <w:p>
+            <w:pPr>
+              <w:pStyle w:val="Compact"/>
+            </w:pPr>
+            <w:r>
+              <w:t>Run the test suite</w:t>
+            </w:r>
+          </w:p>
+        </w:tc>
+        <w:tc>
+          <w:tcPr>
+            <w:tcW w:w="0" w:type="auto"/>
+          </w:tcPr>
+          <w:p>
+            <w:pPr>
+              <w:pStyle w:val="Compact"/>
+            </w:pPr>
+            <w:r>
+              <w:t>All pass</w:t>
+            </w:r>
+          </w:p>
+        </w:tc>
+      </w:tr>
+      <w:tr>
+        <w:tc>
+          <w:tcPr>
+            <w:tcW w:w="0" w:type="auto"/>
+          </w:tcPr>
+          <w:p>
+            <w:pPr>
+              <w:pStyle w:val="Compact"/>
+            </w:pPr>
+            <w:r>
+              <w:t>SC5</w:t>
+            </w:r>
+          </w:p>
+        </w:tc>
+        <w:tc>
+          <w:tcPr>
+            <w:tcW w:w="0" w:type="auto"/>
+          </w:tcPr>
+          <w:p>
+            <w:pPr>
+              <w:pStyle w:val="Compact"/>
+            </w:pPr>
+            <w:r>
+              <w:t>API is fast enough</w:t>
+            </w:r>
+          </w:p>
+        </w:tc>
+        <w:tc>
+          <w:tcPr>
+            <w:tcW w:w="0" w:type="auto"/>
+          </w:tcPr>
+          <w:p>
+            <w:pPr>
+              <w:pStyle w:val="Compact"/>
+            </w:pPr>
+            <w:r>
+              <w:t>Time 20 availability searches, check the 95th percentile</w:t>
+            </w:r>
+          </w:p>
+        </w:tc>
+        <w:tc>
+          <w:tcPr>
+            <w:tcW w:w="0" w:type="auto"/>
+          </w:tcPr>
+          <w:p>
+            <w:pPr>
+              <w:pStyle w:val="Compact"/>
+            </w:pPr>
+            <w:r>
+              <w:t>Under 400 ms</w:t>
+            </w:r>
+          </w:p>
+        </w:tc>
+      </w:tr>
+      <w:tr>
+        <w:tc>
+          <w:tcPr>
+            <w:tcW w:w="0" w:type="auto"/>
+          </w:tcPr>
+          <w:p>
+            <w:pPr>
+              <w:pStyle w:val="Compact"/>
+            </w:pPr>
+            <w:r>
+              <w:t>SC6</w:t>
+            </w:r>
+          </w:p>
+        </w:tc>
+        <w:tc>
+          <w:tcPr>
+            <w:tcW w:w="0" w:type="auto"/>
+          </w:tcPr>
+          <w:p>
+            <w:pPr>
+              <w:pStyle w:val="Compact"/>
+            </w:pPr>
+            <w:r>
+              <w:t>Controller test coverage</w:t>
+            </w:r>
+          </w:p>
+        </w:tc>
+        <w:tc>
+          <w:tcPr>
+            <w:tcW w:w="0" w:type="auto"/>
+          </w:tcPr>
+          <w:p>
+            <w:pPr>
+              <w:pStyle w:val="Compact"/>
+            </w:pPr>
+            <w:r>
+              <w:t>Coverage report</w:t>
+            </w:r>
+          </w:p>
+        </w:tc>
+        <w:tc>
+          <w:tcPr>
+            <w:tcW w:w="0" w:type="auto"/>
+          </w:tcPr>
+          <w:p>
+            <w:pPr>
+              <w:pStyle w:val="Compact"/>
+            </w:pPr>
+            <w:r>
+              <w:t>70% or more</w:t>
+            </w:r>
+          </w:p>
+        </w:tc>
+      </w:tr>
+      <w:tr>
+        <w:tc>
+          <w:tcPr>
+            <w:tcW w:w="0" w:type="auto"/>
+          </w:tcPr>
+          <w:p>
+            <w:pPr>
+              <w:pStyle w:val="Compact"/>
+            </w:pPr>
+            <w:r>
+              <w:t>SC7</w:t>
+            </w:r>
+          </w:p>
+        </w:tc>
+        <w:tc>
+          <w:tcPr>
+            <w:tcW w:w="0" w:type="auto"/>
+          </w:tcPr>
+          <w:p>
+            <w:pPr>
+              <w:pStyle w:val="Compact"/>
+            </w:pPr>
+            <w:r>
+              <w:t>Roles are enforced on the server</w:t>
+            </w:r>
+          </w:p>
+        </w:tc>
+        <w:tc>
+          <w:tcPr>
+            <w:tcW w:w="0" w:type="auto"/>
+          </w:tcPr>
+          <w:p>
+            <w:pPr>
+              <w:pStyle w:val="Compact"/>
+            </w:pPr>
+            <w:r>
+              <w:t>Try 6 requests with the wrong role token</w:t>
+            </w:r>
+          </w:p>
+        </w:tc>
+        <w:tc>
+          <w:tcPr>
+            <w:tcW w:w="0" w:type="auto"/>
+          </w:tcPr>
+          <w:p>
+            <w:pPr>
+              <w:pStyle w:val="Compact"/>
+            </w:pPr>
+            <w:r>
+              <w:t>0 get through</w:t>
+            </w:r>
+          </w:p>
+        </w:tc>
+      </w:tr>
+      <w:tr>
+        <w:tc>
+          <w:tcPr>
+            <w:tcW w:w="0" w:type="auto"/>
+          </w:tcPr>
+          <w:p>
+            <w:pPr>
+              <w:pStyle w:val="Compact"/>
+            </w:pPr>
+            <w:r>
+              <w:t>SC8</w:t>
+            </w:r>
+          </w:p>
+        </w:tc>
+        <w:tc>
+          <w:tcPr>
+            <w:tcW w:w="0" w:type="auto"/>
+          </w:tcPr>
+          <w:p>
+            <w:pPr>
+              <w:pStyle w:val="Compact"/>
+            </w:pPr>
+            <w:r>
+              <w:t>No passwords or keys in the repo</w:t>
+            </w:r>
+          </w:p>
+        </w:tc>
+        <w:tc>
+          <w:tcPr>
+            <w:tcW w:w="0" w:type="auto"/>
+          </w:tcPr>
+          <w:p>
+            <w:pPr>
+              <w:pStyle w:val="Compact"/>
+            </w:pPr>
+            <w:r>
+              <w:t>Search the git history</w:t>
+            </w:r>
+          </w:p>
+        </w:tc>
+        <w:tc>
+          <w:tcPr>
+            <w:tcW w:w="0" w:type="auto"/>
+          </w:tcPr>
+          <w:p>
+            <w:pPr>
+              <w:pStyle w:val="Compact"/>
+            </w:pPr>
+            <w:r>
+              <w:t>0 found</w:t>
+            </w:r>
+          </w:p>
+        </w:tc>
+      </w:tr>
+      <w:tr>
+        <w:tc>
+          <w:tcPr>
+            <w:tcW w:w="0" w:type="auto"/>
+          </w:tcPr>
+          <w:p>
+            <w:pPr>
+              <w:pStyle w:val="Compact"/>
+            </w:pPr>
+            <w:r>
+              <w:t>SC9</w:t>
+            </w:r>
+          </w:p>
+        </w:tc>
+        <w:tc>
+          <w:tcPr>
+            <w:tcW w:w="0" w:type="auto"/>
+          </w:tcPr>
+          <w:p>
+            <w:pPr>
+              <w:pStyle w:val="Compact"/>
+            </w:pPr>
+            <w:r>
+              <w:t>Site is reachable during marking</w:t>
+            </w:r>
+          </w:p>
+        </w:tc>
+        <w:tc>
+          <w:tcPr>
+            <w:tcW w:w="0" w:type="auto"/>
+          </w:tcPr>
+          <w:p>
+            <w:pPr>
+              <w:pStyle w:val="Compact"/>
+            </w:pPr>
+            <w:r>
+              <w:t>Load the public URL</w:t>
+            </w:r>
+          </w:p>
+        </w:tc>
+        <w:tc>
+          <w:tcPr>
+            <w:tcW w:w="0" w:type="auto"/>
+          </w:tcPr>
+          <w:p>
+            <w:pPr>
+              <w:pStyle w:val="Compact"/>
+            </w:pPr>
+            <w:r>
+              <w:t>200 OK</w:t>
+            </w:r>
+          </w:p>
+        </w:tc>
+      </w:tr>
+      <w:tr>
+        <w:tc>
+          <w:tcPr>
+            <w:tcW w:w="0" w:type="auto"/>
+          </w:tcPr>
+          <w:p>
+            <w:pPr>
+              <w:pStyle w:val="Compact"/>
+            </w:pPr>
+            <w:r>
+              <w:t>SC10</w:t>
+            </w:r>
+          </w:p>
+        </w:tc>
+        <w:tc>
+          <w:tcPr>
+            <w:tcW w:w="0" w:type="auto"/>
+          </w:tcPr>
+          <w:p>
+            <w:pPr>
+              <w:pStyle w:val="Compact"/>
+            </w:pPr>
+            <w:r>
+              <w:t>Every requirement traced to a commit</w:t>
+            </w:r>
+          </w:p>
+        </w:tc>
+        <w:tc>
+          <w:tcPr>
+            <w:tcW w:w="0" w:type="auto"/>
+          </w:tcPr>
+          <w:p>
+            <w:pPr>
+              <w:pStyle w:val="Compact"/>
+            </w:pPr>
+            <w:r>
+              <w:t>Check the traceability matrix</w:t>
+            </w:r>
+          </w:p>
+        </w:tc>
+        <w:tc>
+          <w:tcPr>
+            <w:tcW w:w="0" w:type="auto"/>
+          </w:tcPr>
+          <w:p>
+            <w:pPr>
+              <w:pStyle w:val="Compact"/>
+            </w:pPr>
+            <w:r>
+              <w:t>All of R1–R16</w:t>
+            </w:r>
+          </w:p>
+        </w:tc>
+      </w:tr>
+    </w:tbl>
+    <w:p>
+      <w:pPr>
+        <w:pStyle w:val="Heading2"/>
+      </w:pPr>
+      <w:bookmarkStart w:id="23" w:name="requirements-list"/>
+      <w:bookmarkStart w:id="24" w:name="_Toc237711437"/>
+      <w:bookmarkEnd w:id="21"/>
+      <w:r>
+        <w:t>1.7 Requirements List</w:t>
+      </w:r>
+      <w:bookmarkEnd w:id="24"/>
+    </w:p>
+    <w:p>
+      <w:pPr>
+        <w:pStyle w:val="FirstParagraph"/>
+      </w:pPr>
+      <w:r>
+        <w:t>These IDs are used again in the traceability matrix, so do not change them.</w:t>
+      </w:r>
+    </w:p>
+    <w:p>
+      <w:pPr>
+        <w:pStyle w:val="Heading3"/>
+      </w:pPr>
+      <w:bookmarkStart w:id="25" w:name="functional"/>
+      <w:r>
+        <w:t>Functional</w:t>
+      </w:r>
+    </w:p>
+    <w:tbl>
+      <w:tblPr>
+        <w:tblStyle w:val="Table"/>
+        <w:tblW w:w="5000" w:type="pct"/>
+        <w:tblLook w:val="0020" w:firstRow="1" w:lastRow="0" w:firstColumn="0" w:lastColumn="0" w:noHBand="0" w:noVBand="0"/>
+      </w:tblPr>
+      <w:tblGrid>
+        <w:gridCol w:w="618"/>
+        <w:gridCol w:w="7459"/>
+        <w:gridCol w:w="949"/>
+      </w:tblGrid>
+      <w:tr>
+        <w:trPr>
+          <w:cnfStyle w:val="100000000000" w:firstRow="1" w:lastRow="0" w:firstColumn="0" w:lastColumn="0" w:oddVBand="0" w:evenVBand="0" w:oddHBand="0" w:evenHBand="0" w:firstRowFirstColumn="0" w:firstRowLastColumn="0" w:lastRowFirstColumn="0" w:lastRowLastColumn="0"/>
+          <w:tblHeader/>
+        </w:trPr>
+        <w:tc>
+          <w:tcPr>
+            <w:tcW w:w="0" w:type="auto"/>
+          </w:tcPr>
+          <w:p>
+            <w:pPr>
+              <w:pStyle w:val="Compact"/>
+            </w:pPr>
+            <w:r>
+              <w:t>ID</w:t>
+            </w:r>
+          </w:p>
+        </w:tc>
+        <w:tc>
+          <w:tcPr>
+            <w:tcW w:w="0" w:type="auto"/>
+          </w:tcPr>
+          <w:p>
+            <w:pPr>
+              <w:pStyle w:val="Compact"/>
+            </w:pPr>
+            <w:r>
+              <w:t>Requirement</w:t>
+            </w:r>
+          </w:p>
+        </w:tc>
+        <w:tc>
+          <w:tcPr>
+            <w:tcW w:w="0" w:type="auto"/>
+          </w:tcPr>
+          <w:p>
+            <w:pPr>
+              <w:pStyle w:val="Compact"/>
+            </w:pPr>
+            <w:r>
+              <w:t>Priority</w:t>
+            </w:r>
+          </w:p>
+        </w:tc>
+      </w:tr>
+      <w:tr>
+        <w:tc>
+          <w:tcPr>
+            <w:tcW w:w="0" w:type="auto"/>
+          </w:tcPr>
+          <w:p>
+            <w:pPr>
+              <w:pStyle w:val="Compact"/>
+            </w:pPr>
+            <w:r>
+              <w:t>R1</w:t>
+            </w:r>
+          </w:p>
+        </w:tc>
+        <w:tc>
+          <w:tcPr>
+            <w:tcW w:w="0" w:type="auto"/>
+          </w:tcPr>
+          <w:p>
+            <w:pPr>
+              <w:pStyle w:val="Compact"/>
+            </w:pPr>
+            <w:r>
+              <w:t>A visitor can sign up and log in</w:t>
+            </w:r>
+          </w:p>
+        </w:tc>
+        <w:tc>
+          <w:tcPr>
+            <w:tcW w:w="0" w:type="auto"/>
+          </w:tcPr>
+          <w:p>
+            <w:pPr>
+              <w:pStyle w:val="Compact"/>
+            </w:pPr>
+            <w:r>
+              <w:t>Must</w:t>
+            </w:r>
+          </w:p>
+        </w:tc>
+      </w:tr>
+      <w:tr>
+        <w:tc>
+          <w:tcPr>
+            <w:tcW w:w="0" w:type="auto"/>
+          </w:tcPr>
+          <w:p>
+            <w:pPr>
+              <w:pStyle w:val="Compact"/>
+            </w:pPr>
+            <w:r>
+              <w:t>R2</w:t>
+            </w:r>
+          </w:p>
+        </w:tc>
+        <w:tc>
+          <w:tcPr>
+            <w:tcW w:w="0" w:type="auto"/>
+          </w:tcPr>
+          <w:p>
+            <w:pPr>
+              <w:pStyle w:val="Compact"/>
+            </w:pPr>
+            <w:r>
+              <w:t>A user gets a session token and is sent to the right dashboard for their role</w:t>
+            </w:r>
+          </w:p>
+        </w:tc>
+        <w:tc>
+          <w:tcPr>
+            <w:tcW w:w="0" w:type="auto"/>
+          </w:tcPr>
+          <w:p>
+            <w:pPr>
+              <w:pStyle w:val="Compact"/>
+            </w:pPr>
+            <w:r>
+              <w:t>Must</w:t>
+            </w:r>
+          </w:p>
+        </w:tc>
+      </w:tr>
+      <w:tr>
+        <w:tc>
+          <w:tcPr>
+            <w:tcW w:w="0" w:type="auto"/>
+          </w:tcPr>
+          <w:p>
+            <w:pPr>
+              <w:pStyle w:val="Compact"/>
+            </w:pPr>
+            <w:r>
+              <w:t>R3</w:t>
+            </w:r>
+          </w:p>
+        </w:tc>
+        <w:tc>
+          <w:tcPr>
+            <w:tcW w:w="0" w:type="auto"/>
+          </w:tcPr>
+          <w:p>
+            <w:pPr>
+              <w:pStyle w:val="Compact"/>
+            </w:pPr>
+            <w:r>
+              <w:t>A technician can add and retire a headset</w:t>
+            </w:r>
+          </w:p>
+        </w:tc>
+        <w:tc>
+          <w:tcPr>
+            <w:tcW w:w="0" w:type="auto"/>
+          </w:tcPr>
+          <w:p>
+            <w:pPr>
+              <w:pStyle w:val="Compact"/>
+            </w:pPr>
+            <w:r>
+              <w:t>Must</w:t>
+            </w:r>
+          </w:p>
+        </w:tc>
+      </w:tr>
+      <w:tr>
+        <w:tc>
+          <w:tcPr>
+            <w:tcW w:w="0" w:type="auto"/>
+          </w:tcPr>
+          <w:p>
+            <w:pPr>
+              <w:pStyle w:val="Compact"/>
+            </w:pPr>
+            <w:r>
+              <w:t>R4</w:t>
+            </w:r>
+          </w:p>
+        </w:tc>
+        <w:tc>
+          <w:tcPr>
+            <w:tcW w:w="0" w:type="auto"/>
+          </w:tcPr>
+          <w:p>
+            <w:pPr>
+              <w:pStyle w:val="Compact"/>
+            </w:pPr>
+            <w:r>
+              <w:t>A student can browse the headset list</w:t>
+            </w:r>
+          </w:p>
+        </w:tc>
+        <w:tc>
+          <w:tcPr>
+            <w:tcW w:w="0" w:type="auto"/>
+          </w:tcPr>
+          <w:p>
+            <w:pPr>
+              <w:pStyle w:val="Compact"/>
+            </w:pPr>
+            <w:r>
+              <w:t>Must</w:t>
+            </w:r>
+          </w:p>
+        </w:tc>
+      </w:tr>
+      <w:tr>
+        <w:tc>
+          <w:tcPr>
+            <w:tcW w:w="0" w:type="auto"/>
+          </w:tcPr>
+          <w:p>
+            <w:pPr>
+              <w:pStyle w:val="Compact"/>
+            </w:pPr>
+            <w:r>
+              <w:t>R5</w:t>
+            </w:r>
+          </w:p>
+        </w:tc>
+        <w:tc>
+          <w:tcPr>
+            <w:tcW w:w="0" w:type="auto"/>
+          </w:tcPr>
+          <w:p>
+            <w:pPr>
+              <w:pStyle w:val="Compact"/>
+            </w:pPr>
+            <w:r>
+              <w:t>A student can search availability for a date range</w:t>
+            </w:r>
+          </w:p>
+        </w:tc>
+        <w:tc>
+          <w:tcPr>
+            <w:tcW w:w="0" w:type="auto"/>
+          </w:tcPr>
+          <w:p>
+            <w:pPr>
+              <w:pStyle w:val="Compact"/>
+            </w:pPr>
+            <w:r>
+              <w:t>Must</w:t>
+            </w:r>
+          </w:p>
+        </w:tc>
+      </w:tr>
+      <w:tr>
+        <w:tc>
+          <w:tcPr>
+            <w:tcW w:w="0" w:type="auto"/>
+          </w:tcPr>
+          <w:p>
+            <w:pPr>
+              <w:pStyle w:val="Compact"/>
+            </w:pPr>
+            <w:r>
+              <w:t>R6</w:t>
+            </w:r>
+          </w:p>
+        </w:tc>
+        <w:tc>
+          <w:tcPr>
+            <w:tcW w:w="0" w:type="auto"/>
+          </w:tcPr>
+          <w:p>
+            <w:pPr>
+              <w:pStyle w:val="Compact"/>
+            </w:pPr>
+            <w:r>
+              <w:t>A student can request a loan for a free headset and date range</w:t>
+            </w:r>
+          </w:p>
+        </w:tc>
+        <w:tc>
+          <w:tcPr>
+            <w:tcW w:w="0" w:type="auto"/>
+          </w:tcPr>
+          <w:p>
+            <w:pPr>
+              <w:pStyle w:val="Compact"/>
+            </w:pPr>
+            <w:r>
+              <w:t>Must</w:t>
+            </w:r>
+          </w:p>
+        </w:tc>
+      </w:tr>
+      <w:tr>
+        <w:tc>
+          <w:tcPr>
+            <w:tcW w:w="0" w:type="auto"/>
+          </w:tcPr>
+          <w:p>
+            <w:pPr>
+              <w:pStyle w:val="Compact"/>
+            </w:pPr>
+            <w:r>
+              <w:t>R7</w:t>
+            </w:r>
+          </w:p>
+        </w:tc>
+        <w:tc>
+          <w:tcPr>
+            <w:tcW w:w="0" w:type="auto"/>
+          </w:tcPr>
+          <w:p>
+            <w:pPr>
+              <w:pStyle w:val="Compact"/>
+            </w:pPr>
+            <w:r>
+              <w:t>A student can see their own loan history and current status</w:t>
+            </w:r>
+          </w:p>
+        </w:tc>
+        <w:tc>
+          <w:tcPr>
+            <w:tcW w:w="0" w:type="auto"/>
+          </w:tcPr>
+          <w:p>
+            <w:pPr>
+              <w:pStyle w:val="Compact"/>
+            </w:pPr>
+            <w:r>
+              <w:t>Must</w:t>
+            </w:r>
+          </w:p>
+        </w:tc>
+      </w:tr>
+      <w:tr>
+        <w:tc>
+          <w:tcPr>
+            <w:tcW w:w="0" w:type="auto"/>
+          </w:tcPr>
+          <w:p>
+            <w:pPr>
+              <w:pStyle w:val="Compact"/>
+            </w:pPr>
+            <w:r>
+              <w:t>R8</w:t>
+            </w:r>
+          </w:p>
+        </w:tc>
+        <w:tc>
+          <w:tcPr>
+            <w:tcW w:w="0" w:type="auto"/>
+          </w:tcPr>
+          <w:p>
+            <w:pPr>
+              <w:pStyle w:val="Compact"/>
+            </w:pPr>
+            <w:r>
+              <w:t>A technician can see all pending requests</w:t>
+            </w:r>
+          </w:p>
+        </w:tc>
+        <w:tc>
+          <w:tcPr>
+            <w:tcW w:w="0" w:type="auto"/>
+          </w:tcPr>
+          <w:p>
+            <w:pPr>
+              <w:pStyle w:val="Compact"/>
+            </w:pPr>
+            <w:r>
+              <w:t>Must</w:t>
+            </w:r>
+          </w:p>
+        </w:tc>
+      </w:tr>
+      <w:tr>
+        <w:tc>
+          <w:tcPr>
+            <w:tcW w:w="0" w:type="auto"/>
+          </w:tcPr>
+          <w:p>
+            <w:pPr>
+              <w:pStyle w:val="Compact"/>
+            </w:pPr>
+            <w:r>
+              <w:t>R9</w:t>
+            </w:r>
+          </w:p>
+        </w:tc>
+        <w:tc>
+          <w:tcPr>
+            <w:tcW w:w="0" w:type="auto"/>
+          </w:tcPr>
+          <w:p>
+            <w:pPr>
+              <w:pStyle w:val="Compact"/>
+            </w:pPr>
+            <w:r>
+              <w:t>A technician can approve or reject a request, with a reason if rejected</w:t>
+            </w:r>
+          </w:p>
+        </w:tc>
+        <w:tc>
+          <w:tcPr>
+            <w:tcW w:w="0" w:type="auto"/>
+          </w:tcPr>
+          <w:p>
+            <w:pPr>
+              <w:pStyle w:val="Compact"/>
+            </w:pPr>
+            <w:r>
+              <w:t>Must</w:t>
+            </w:r>
+          </w:p>
+        </w:tc>
+      </w:tr>
+      <w:tr>
+        <w:tc>
+          <w:tcPr>
+            <w:tcW w:w="0" w:type="auto"/>
+          </w:tcPr>
+          <w:p>
+            <w:pPr>
+              <w:pStyle w:val="Compact"/>
+            </w:pPr>
+            <w:r>
+              <w:t>R10</w:t>
+            </w:r>
+          </w:p>
+        </w:tc>
+        <w:tc>
+          <w:tcPr>
+            <w:tcW w:w="0" w:type="auto"/>
+          </w:tcPr>
+          <w:p>
+            <w:pPr>
+              <w:pStyle w:val="Compact"/>
+            </w:pPr>
+            <w:r>
+              <w:t>A technician can record that a headset was collected</w:t>
+            </w:r>
+          </w:p>
+        </w:tc>
+        <w:tc>
+          <w:tcPr>
+            <w:tcW w:w="0" w:type="auto"/>
+          </w:tcPr>
+          <w:p>
+            <w:pPr>
+              <w:pStyle w:val="Compact"/>
+            </w:pPr>
+            <w:r>
+              <w:t>Should</w:t>
+            </w:r>
+          </w:p>
+        </w:tc>
+      </w:tr>
+      <w:tr>
+        <w:tc>
+          <w:tcPr>
+            <w:tcW w:w="0" w:type="auto"/>
+          </w:tcPr>
+          <w:p>
+            <w:pPr>
+              <w:pStyle w:val="Compact"/>
+            </w:pPr>
+            <w:r>
+              <w:t>R11</w:t>
+            </w:r>
+          </w:p>
+        </w:tc>
+        <w:tc>
+          <w:tcPr>
+            <w:tcW w:w="0" w:type="auto"/>
+          </w:tcPr>
+          <w:p>
+            <w:pPr>
+              <w:pStyle w:val="Compact"/>
+            </w:pPr>
+            <w:r>
+              <w:t>A technician can record a return and the condition</w:t>
+            </w:r>
+          </w:p>
+        </w:tc>
+        <w:tc>
+          <w:tcPr>
+            <w:tcW w:w="0" w:type="auto"/>
+          </w:tcPr>
+          <w:p>
+            <w:pPr>
+              <w:pStyle w:val="Compact"/>
+            </w:pPr>
+            <w:r>
+              <w:t>Should</w:t>
+            </w:r>
+          </w:p>
+        </w:tc>
+      </w:tr>
+      <w:tr>
+        <w:tc>
+          <w:tcPr>
+            <w:tcW w:w="0" w:type="auto"/>
+          </w:tcPr>
+          <w:p>
+            <w:pPr>
+              <w:pStyle w:val="Compact"/>
+            </w:pPr>
+            <w:r>
+              <w:t>R12</w:t>
+            </w:r>
+          </w:p>
+        </w:tc>
+        <w:tc>
+          <w:tcPr>
+            <w:tcW w:w="0" w:type="auto"/>
+          </w:tcPr>
+          <w:p>
+            <w:pPr>
+              <w:pStyle w:val="Compact"/>
+            </w:pPr>
+            <w:r>
+              <w:t>A student can cancel their own pending request</w:t>
+            </w:r>
+          </w:p>
+        </w:tc>
+        <w:tc>
+          <w:tcPr>
+            <w:tcW w:w="0" w:type="auto"/>
+          </w:tcPr>
+          <w:p>
+            <w:pPr>
+              <w:pStyle w:val="Compact"/>
+            </w:pPr>
+            <w:r>
+              <w:t>Must</w:t>
+            </w:r>
+          </w:p>
+        </w:tc>
+      </w:tr>
+    </w:tbl>
+    <w:p>
+      <w:pPr>
+        <w:pStyle w:val="Heading3"/>
+      </w:pPr>
+      <w:bookmarkStart w:id="26" w:name="non-functional"/>
+      <w:bookmarkEnd w:id="25"/>
+      <w:r>
+        <w:lastRenderedPageBreak/>
+        <w:t>Non-functional</w:t>
+      </w:r>
+    </w:p>
+    <w:tbl>
+      <w:tblPr>
+        <w:tblStyle w:val="Table"/>
+        <w:tblW w:w="5000" w:type="pct"/>
+        <w:tblLook w:val="0020" w:firstRow="1" w:lastRow="0" w:firstColumn="0" w:lastColumn="0" w:noHBand="0" w:noVBand="0"/>
+      </w:tblPr>
+      <w:tblGrid>
+        <w:gridCol w:w="618"/>
+        <w:gridCol w:w="4225"/>
+        <w:gridCol w:w="949"/>
+        <w:gridCol w:w="3234"/>
+      </w:tblGrid>
+      <w:tr>
+        <w:trPr>
+          <w:cnfStyle w:val="100000000000" w:firstRow="1" w:lastRow="0" w:firstColumn="0" w:lastColumn="0" w:oddVBand="0" w:evenVBand="0" w:oddHBand="0" w:evenHBand="0" w:firstRowFirstColumn="0" w:firstRowLastColumn="0" w:lastRowFirstColumn="0" w:lastRowLastColumn="0"/>
+          <w:tblHeader/>
+        </w:trPr>
+        <w:tc>
+          <w:tcPr>
+            <w:tcW w:w="0" w:type="auto"/>
+          </w:tcPr>
+          <w:p>
+            <w:pPr>
+              <w:pStyle w:val="Compact"/>
+            </w:pPr>
+            <w:r>
+              <w:t>ID</w:t>
+            </w:r>
+          </w:p>
+        </w:tc>
+        <w:tc>
+          <w:tcPr>
+            <w:tcW w:w="0" w:type="auto"/>
+          </w:tcPr>
+          <w:p>
+            <w:pPr>
+              <w:pStyle w:val="Compact"/>
+            </w:pPr>
+            <w:r>
+              <w:t>Requirement</w:t>
+            </w:r>
+          </w:p>
+        </w:tc>
+        <w:tc>
+          <w:tcPr>
+            <w:tcW w:w="0" w:type="auto"/>
+          </w:tcPr>
+          <w:p>
+            <w:pPr>
+              <w:pStyle w:val="Compact"/>
+            </w:pPr>
+            <w:r>
+              <w:t>Priority</w:t>
+            </w:r>
+          </w:p>
+        </w:tc>
+        <w:tc>
+          <w:tcPr>
+            <w:tcW w:w="0" w:type="auto"/>
+          </w:tcPr>
+          <w:p>
+            <w:pPr>
+              <w:pStyle w:val="Compact"/>
+            </w:pPr>
+            <w:r>
+              <w:t>How it is checked</w:t>
+            </w:r>
+          </w:p>
+        </w:tc>
+      </w:tr>
+      <w:tr>
+        <w:tc>
+          <w:tcPr>
+            <w:tcW w:w="0" w:type="auto"/>
+          </w:tcPr>
+          <w:p>
+            <w:pPr>
+              <w:pStyle w:val="Compact"/>
+            </w:pPr>
+            <w:r>
+              <w:t>R13</w:t>
+            </w:r>
+          </w:p>
+        </w:tc>
+        <w:tc>
+          <w:tcPr>
+            <w:tcW w:w="0" w:type="auto"/>
+          </w:tcPr>
+          <w:p>
+            <w:pPr>
+              <w:pStyle w:val="Compact"/>
+            </w:pPr>
+            <w:r>
+              <w:t>Two approved loans for the same headset must never overlap in time</w:t>
+            </w:r>
+          </w:p>
+        </w:tc>
+        <w:tc>
+          <w:tcPr>
+            <w:tcW w:w="0" w:type="auto"/>
+          </w:tcPr>
+          <w:p>
+            <w:pPr>
+              <w:pStyle w:val="Compact"/>
+            </w:pPr>
+            <w:r>
+              <w:t>Must</w:t>
+            </w:r>
+          </w:p>
+        </w:tc>
+        <w:tc>
+          <w:tcPr>
+            <w:tcW w:w="0" w:type="auto"/>
+          </w:tcPr>
+          <w:p>
+            <w:pPr>
+              <w:pStyle w:val="Compact"/>
+            </w:pPr>
+            <w:r>
+              <w:t>Overlap test suite, database check</w:t>
+            </w:r>
+          </w:p>
+        </w:tc>
+      </w:tr>
+      <w:tr>
+        <w:tc>
+          <w:tcPr>
+            <w:tcW w:w="0" w:type="auto"/>
+          </w:tcPr>
+          <w:p>
+            <w:pPr>
+              <w:pStyle w:val="Compact"/>
+            </w:pPr>
+            <w:r>
+              <w:t>R14</w:t>
+            </w:r>
+          </w:p>
+        </w:tc>
+        <w:tc>
+          <w:tcPr>
+            <w:tcW w:w="0" w:type="auto"/>
+          </w:tcPr>
+          <w:p>
+            <w:pPr>
+              <w:pStyle w:val="Compact"/>
+            </w:pPr>
+            <w:r>
+              <w:t>Every protected route checks the user’s role</w:t>
+            </w:r>
+          </w:p>
+        </w:tc>
+        <w:tc>
+          <w:tcPr>
+            <w:tcW w:w="0" w:type="auto"/>
+          </w:tcPr>
+          <w:p>
+            <w:pPr>
+              <w:pStyle w:val="Compact"/>
+            </w:pPr>
+            <w:r>
+              <w:t>Must</w:t>
+            </w:r>
+          </w:p>
+        </w:tc>
+        <w:tc>
+          <w:tcPr>
+            <w:tcW w:w="0" w:type="auto"/>
+          </w:tcPr>
+          <w:p>
+            <w:pPr>
+              <w:pStyle w:val="Compact"/>
+            </w:pPr>
+            <w:r>
+              <w:t>Wrong-role tests</w:t>
+            </w:r>
+          </w:p>
+        </w:tc>
+      </w:tr>
+      <w:tr>
+        <w:tc>
+          <w:tcPr>
+            <w:tcW w:w="0" w:type="auto"/>
+          </w:tcPr>
+          <w:p>
+            <w:pPr>
+              <w:pStyle w:val="Compact"/>
+            </w:pPr>
+            <w:r>
+              <w:t>R15</w:t>
+            </w:r>
+          </w:p>
+        </w:tc>
+        <w:tc>
+          <w:tcPr>
+            <w:tcW w:w="0" w:type="auto"/>
+          </w:tcPr>
+          <w:p>
+            <w:pPr>
+              <w:pStyle w:val="Compact"/>
+            </w:pPr>
+            <w:r>
+              <w:t>Passwords are stored as hashes, never as plain text</w:t>
+            </w:r>
+          </w:p>
+        </w:tc>
+        <w:tc>
+          <w:tcPr>
+            <w:tcW w:w="0" w:type="auto"/>
+          </w:tcPr>
+          <w:p>
+            <w:pPr>
+              <w:pStyle w:val="Compact"/>
+            </w:pPr>
+            <w:r>
+              <w:t>Must</w:t>
+            </w:r>
+          </w:p>
+        </w:tc>
+        <w:tc>
+          <w:tcPr>
+            <w:tcW w:w="0" w:type="auto"/>
+          </w:tcPr>
+          <w:p>
+            <w:pPr>
+              <w:pStyle w:val="Compact"/>
+            </w:pPr>
+            <w:r>
+              <w:t>Look in the database</w:t>
+            </w:r>
+          </w:p>
+        </w:tc>
+      </w:tr>
+      <w:tr>
+        <w:tc>
+          <w:tcPr>
+            <w:tcW w:w="0" w:type="auto"/>
+          </w:tcPr>
+          <w:p>
+            <w:pPr>
+              <w:pStyle w:val="Compact"/>
+            </w:pPr>
+            <w:r>
+              <w:t>R16</w:t>
+            </w:r>
+          </w:p>
+        </w:tc>
+        <w:tc>
+          <w:tcPr>
+            <w:tcW w:w="0" w:type="auto"/>
+          </w:tcPr>
+          <w:p>
+            <w:pPr>
+              <w:pStyle w:val="Compact"/>
+            </w:pPr>
+            <w:r>
+              <w:t>All inputs are checked on the client and the server</w:t>
+            </w:r>
+          </w:p>
+        </w:tc>
+        <w:tc>
+          <w:tcPr>
+            <w:tcW w:w="0" w:type="auto"/>
+          </w:tcPr>
+          <w:p>
+            <w:pPr>
+              <w:pStyle w:val="Compact"/>
+            </w:pPr>
+            <w:r>
+              <w:t>Must</w:t>
+            </w:r>
+          </w:p>
+        </w:tc>
+        <w:tc>
+          <w:tcPr>
+            <w:tcW w:w="0" w:type="auto"/>
+          </w:tcPr>
+          <w:p>
+            <w:pPr>
+              <w:pStyle w:val="Compact"/>
+            </w:pPr>
+            <w:r>
+              <w:t>Boundary tests, including end date before start date</w:t>
+            </w:r>
+          </w:p>
+        </w:tc>
+      </w:tr>
+    </w:tbl>
+    <w:bookmarkEnd w:id="23"/>
+    <w:bookmarkEnd w:id="26"/>
+    <w:p>
+      <w:pPr>
+        <w:pStyle w:val="Heading2"/>
+      </w:pPr>
+      <w:r>
+        <w:t>1.8 Product Backlog</w:t>
+      </w:r>
+    </w:p>
+    <w:p>
+      <w:pPr>
+        <w:pStyle w:val="FirstParagraph"/>
+      </w:pPr>
+      <w:r>
+        <w:t>Priority uses MoSCoW. Estimates use story points (1, 2, 3, 5, 8).</w:t>
+      </w:r>
+    </w:p>
+    <w:p>
+      <w:pPr>
+        <w:pStyle w:val="BodyText"/>
+      </w:pPr>
+      <w:r>
+        <w:t xml:space="preserve">Structure follows Tutorial 2: </w:t>
+      </w:r>
+      <w:r>
+        <w:rPr>
+          <w:b/>
+          <w:bCs/>
+        </w:rPr>
+        <w:t>Epic → Story → Sub-task</w:t>
+      </w:r>
+      <w:r>
+        <w:t xml:space="preserve">. A </w:t>
+      </w:r>
+      <w:r>
+        <w:rPr>
+          <w:i/>
+          <w:iCs/>
+        </w:rPr>
+        <w:t>Task</w:t>
+      </w:r>
+      <w:r>
+        <w:t xml:space="preserve"> is technical work that users do not see directly.</w:t>
+      </w:r>
+    </w:p>
+    <w:p>
+      <w:pPr>
+        <w:spacing w:after="0"/>
+        <w:jc w:val="center"/>
+      </w:pPr>
+      <w:r>
+        <w:pict w14:anchorId="6EC69C77">
+          <v:rect id="_x0000_i1028" style="width:468pt;height:1pt" o:hralign="center" o:hrstd="t" o:hr="t" fillcolor="#a0a0a0" stroked="f"/>
+        </w:pict>
+      </w:r>
+    </w:p>
+    <w:p>
+      <w:pPr>
+        <w:pStyle w:val="Heading3"/>
+      </w:pPr>
+      <w:r>
+        <w:t>EPIC 1 — Login and Access Control</w:t>
+      </w:r>
+    </w:p>
+    <w:p>
+      <w:pPr>
+        <w:pStyle w:val="FirstParagraph"/>
+      </w:pPr>
+      <w:r>
+        <w:t xml:space="preserve">Everything else needs this first. </w:t>
+      </w:r>
+      <w:r>
+        <w:rPr>
+          <w:b/>
+          <w:bCs/>
+        </w:rPr>
+        <w:t>Must · 20 points</w:t>
+      </w:r>
+    </w:p>
+    <w:p>
+      <w:pPr>
+        <w:pStyle w:val="BodyText"/>
+      </w:pPr>
+      <w:r>
+        <w:rPr>
+          <w:b/>
+          <w:bCs/>
+        </w:rPr>
+        <w:t>Story 1.1 — Sign up</w:t>
+      </w:r>
+      <w:r>
+        <w:t xml:space="preserve"> · 5 pts · Must · R1 </w:t>
+      </w:r>
+      <w:r>
+        <w:rPr>
+          <w:i/>
+          <w:iCs/>
+        </w:rPr>
+        <w:t>As a visitor, I want to create an account, so I can use the lab booking system.</w:t>
+      </w:r>
+    </w:p>
+    <w:p>
+      <w:pPr>
+        <w:pStyle w:val="BodyText"/>
+      </w:pPr>
+      <w:r>
+        <w:t>Acceptance criteria:</w:t>
+      </w:r>
+    </w:p>
+    <w:p>
+      <w:pPr>
+        <w:pStyle w:val="Compact"/>
+        <w:numPr>
+          <w:ilvl w:val="0"/>
+          <w:numId w:val="4"/>
+        </w:numPr>
+      </w:pPr>
+      <w:r>
+        <w:t>Given valid details, when I submit, then my account is created and I land on the student dashboard.</w:t>
+      </w:r>
+    </w:p>
+    <w:p>
+      <w:pPr>
+        <w:pStyle w:val="Compact"/>
+        <w:numPr>
+          <w:ilvl w:val="0"/>
+          <w:numId w:val="4"/>
+        </w:numPr>
+      </w:pPr>
+      <w:r>
+        <w:t>Given an email that already exists, when I submit, then I see an error and no second account is made.</w:t>
+      </w:r>
+    </w:p>
+    <w:p>
+      <w:pPr>
+        <w:pStyle w:val="Compact"/>
+        <w:numPr>
+          <w:ilvl w:val="0"/>
+          <w:numId w:val="4"/>
+        </w:numPr>
+      </w:pPr>
+      <w:r>
+        <w:t>Given a password under 8 characters, when I submit, then I see a validation message and nothing is sent.</w:t>
+      </w:r>
+    </w:p>
+    <w:p>
+      <w:pPr>
+        <w:pStyle w:val="Compact"/>
+        <w:numPr>
+          <w:ilvl w:val="0"/>
+          <w:numId w:val="4"/>
+        </w:numPr>
+      </w:pPr>
+      <w:r>
+        <w:t>Given a new account, when I check the database, then the password is stored as a hash.</w:t>
+      </w:r>
+    </w:p>
+    <w:p>
+      <w:pPr>
+        <w:pStyle w:val="FirstParagraph"/>
+      </w:pPr>
+      <w:r>
+        <w:t xml:space="preserve">Sub-tasks: </w:t>
+      </w:r>
+      <w:r>
+        <w:rPr>
+          <w:rStyle w:val="VerbatimChar"/>
+        </w:rPr>
+        <w:t>User</w:t>
+      </w:r>
+      <w:r>
+        <w:t xml:space="preserve"> schema with a role field · signup endpoint · password hashing · signup form with validation · tests for duplicate email and weak password</w:t>
+      </w:r>
+    </w:p>
+    <w:p>
+      <w:pPr>
+        <w:spacing w:after="0"/>
+        <w:jc w:val="center"/>
+      </w:pPr>
+      <w:r>
+        <w:pict w14:anchorId="546D725F">
+          <v:rect id="_x0000_i1029" style="width:468pt;height:1pt" o:hralign="center" o:hrstd="t" o:hr="t" fillcolor="#a0a0a0" stroked="f"/>
+        </w:pict>
+      </w:r>
+    </w:p>
+    <w:p>
+      <w:pPr>
+        <w:pStyle w:val="FirstParagraph"/>
+      </w:pPr>
+      <w:r>
+        <w:rPr>
+          <w:b/>
+          <w:bCs/>
+        </w:rPr>
+        <w:t>Story 1.2 — Log in and land on the right dashboard</w:t>
+      </w:r>
+      <w:r>
+        <w:t xml:space="preserve"> · 5 pts · Must · R2 </w:t>
+      </w:r>
+      <w:r>
+        <w:rPr>
+          <w:i/>
+          <w:iCs/>
+        </w:rPr>
+        <w:t>As a user, I want to log in and go straight to the screen for my role, so I do not have to hunt for what I need.</w:t>
+      </w:r>
+    </w:p>
+    <w:p>
+      <w:pPr>
+        <w:pStyle w:val="BodyText"/>
+      </w:pPr>
+      <w:r>
+        <w:t>Acceptance criteria:</w:t>
+      </w:r>
+    </w:p>
+    <w:p>
+      <w:pPr>
+        <w:pStyle w:val="Compact"/>
+        <w:numPr>
+          <w:ilvl w:val="0"/>
+          <w:numId w:val="4"/>
+        </w:numPr>
+      </w:pPr>
+      <w:r>
+        <w:lastRenderedPageBreak/>
+        <w:t>Given correct details for a student, when I log in, then I reach the student dashboard.</w:t>
+      </w:r>
+    </w:p>
+    <w:p>
+      <w:pPr>
+        <w:pStyle w:val="Compact"/>
+        <w:numPr>
+          <w:ilvl w:val="0"/>
+          <w:numId w:val="4"/>
+        </w:numPr>
+      </w:pPr>
+      <w:r>
+        <w:t>Given correct details for a technician, when I log in, then I reach the technician dashboard.</w:t>
+      </w:r>
+    </w:p>
+    <w:p>
+      <w:pPr>
+        <w:pStyle w:val="Compact"/>
+        <w:numPr>
+          <w:ilvl w:val="0"/>
+          <w:numId w:val="4"/>
+        </w:numPr>
+      </w:pPr>
+      <w:r>
+        <w:t>Given wrong details, when I log in, then I see a general error that does not say whether the email exists.</w:t>
+      </w:r>
+    </w:p>
+    <w:p>
+      <w:pPr>
+        <w:pStyle w:val="Compact"/>
+        <w:numPr>
+          <w:ilvl w:val="0"/>
+          <w:numId w:val="4"/>
+        </w:numPr>
+      </w:pPr>
+      <w:r>
+        <w:t>Given an expired token, when I open a protected page, then I am sent back to login.</w:t>
+      </w:r>
+    </w:p>
+    <w:p>
+      <w:pPr>
+        <w:pStyle w:val="FirstParagraph"/>
+      </w:pPr>
+      <w:r>
+        <w:t>Sub-tasks: login endpoint · token creation and expiry · role-based redirect · protected route middleware · login form with error states · tests</w:t>
+      </w:r>
+    </w:p>
+    <w:p>
+      <w:pPr>
+        <w:spacing w:after="0"/>
+        <w:jc w:val="center"/>
+      </w:pPr>
+      <w:r>
+        <w:pict w14:anchorId="05C98B25">
+          <v:rect id="_x0000_i1030" style="width:468pt;height:1pt" o:hralign="center" o:hrstd="t" o:hr="t" fillcolor="#a0a0a0" stroked="f"/>
+        </w:pict>
+      </w:r>
+    </w:p>
+    <w:p>
+      <w:pPr>
+        <w:pStyle w:val="FirstParagraph"/>
+      </w:pPr>
+      <w:r>
+        <w:rPr>
+          <w:b/>
+          <w:bCs/>
+        </w:rPr>
+        <w:t>Story 1.3 — Log out</w:t>
+      </w:r>
+      <w:r>
+        <w:t xml:space="preserve"> · 2 pts · Must · R2 </w:t>
+      </w:r>
+      <w:r>
+        <w:rPr>
+          <w:i/>
+          <w:iCs/>
+        </w:rPr>
+        <w:t>As a logged-in user, I want to log out, so nobody else can use my session on a lab computer.</w:t>
+      </w:r>
+    </w:p>
+    <w:p>
+      <w:pPr>
+        <w:pStyle w:val="BodyText"/>
+      </w:pPr>
+      <w:r>
+        <w:t>Acceptance criteria: the token is cleared and protected pages send me back to login.</w:t>
+      </w:r>
+    </w:p>
+    <w:p>
+      <w:pPr>
+        <w:spacing w:after="0"/>
+        <w:jc w:val="center"/>
+      </w:pPr>
+      <w:r>
+        <w:pict w14:anchorId="1FEBBBBF">
+          <v:rect id="_x0000_i1031" style="width:468pt;height:1pt" o:hralign="center" o:hrstd="t" o:hr="t" fillcolor="#a0a0a0" stroked="f"/>
+        </w:pict>
+      </w:r>
+    </w:p>
+    <w:p>
+      <w:pPr>
+        <w:pStyle w:val="FirstParagraph"/>
+      </w:pPr>
+      <w:r>
+        <w:rPr>
+          <w:b/>
+          <w:bCs/>
+        </w:rPr>
+        <w:t>Task 1.4 — Connect MongoDB Atlas</w:t>
+      </w:r>
+      <w:r>
+        <w:t xml:space="preserve"> · 3 pts · Must Connection string comes from an environment variable. </w:t>
+      </w:r>
+      <w:r>
+        <w:rPr>
+          <w:rStyle w:val="VerbatimChar"/>
+        </w:rPr>
+        <w:t>.env</w:t>
+      </w:r>
+      <w:r>
+        <w:t xml:space="preserve"> is added to </w:t>
+      </w:r>
+      <w:r>
+        <w:rPr>
+          <w:rStyle w:val="VerbatimChar"/>
+        </w:rPr>
+        <w:t>.gitignore</w:t>
+      </w:r>
+      <w:r>
+        <w:t xml:space="preserve"> before the first commit.</w:t>
+      </w:r>
+    </w:p>
+    <w:p>
+      <w:pPr>
+        <w:pStyle w:val="BodyText"/>
+      </w:pPr>
+      <w:r>
+        <w:rPr>
+          <w:b/>
+          <w:bCs/>
+        </w:rPr>
+        <w:t>Task 1.5 — Build role check middleware</w:t>
+      </w:r>
+      <w:r>
+        <w:t xml:space="preserve"> · 5 pts · Must · R14 Checks roles on the server. Tests confirm a student token cannot reach technician routes and the other way around.</w:t>
+      </w:r>
+    </w:p>
+    <w:p>
+      <w:pPr>
+        <w:spacing w:after="0"/>
+        <w:jc w:val="center"/>
+      </w:pPr>
+      <w:r>
+        <w:pict w14:anchorId="318E55CB">
+          <v:rect id="_x0000_i1032" style="width:468pt;height:1pt" o:hralign="center" o:hrstd="t" o:hr="t" fillcolor="#a0a0a0" stroked="f"/>
+        </w:pict>
+      </w:r>
+    </w:p>
+    <w:p>
+      <w:pPr>
+        <w:pStyle w:val="Heading3"/>
+      </w:pPr>
+      <w:bookmarkStart w:id="27" w:name="epic-1-login-and-access-control"/>
+      <w:bookmarkEnd w:id="27"/>
+      <w:r>
+        <w:t>EPIC 2 — Headset Inventory</w:t>
+      </w:r>
+    </w:p>
+    <w:p>
+      <w:pPr>
+        <w:pStyle w:val="FirstParagraph"/>
+      </w:pPr>
+      <w:r>
+        <w:t xml:space="preserve">The technician side. Needs Epic 1. </w:t>
+      </w:r>
+      <w:r>
+        <w:rPr>
+          <w:b/>
+          <w:bCs/>
+        </w:rPr>
+        <w:t>Must · 16 points</w:t>
+      </w:r>
+    </w:p>
+    <w:p>
+      <w:pPr>
+        <w:pStyle w:val="BodyText"/>
+      </w:pPr>
+      <w:r>
+        <w:rPr>
+          <w:b/>
+          <w:bCs/>
+        </w:rPr>
+        <w:t>Story 2.1 — Add a headset</w:t>
+      </w:r>
+      <w:r>
+        <w:t xml:space="preserve"> · 5 pts · Must · R3 </w:t>
+      </w:r>
+      <w:r>
+        <w:rPr>
+          <w:i/>
+          <w:iCs/>
+        </w:rPr>
+        <w:t>As a technician, I want to add a headset with its model and asset tag, so students can see it exists.</w:t>
+      </w:r>
+    </w:p>
+    <w:p>
+      <w:pPr>
+        <w:pStyle w:val="BodyText"/>
+      </w:pPr>
+      <w:r>
+        <w:t>Acceptance criteria:</w:t>
+      </w:r>
+    </w:p>
+    <w:p>
+      <w:pPr>
+        <w:pStyle w:val="Compact"/>
+        <w:numPr>
+          <w:ilvl w:val="0"/>
+          <w:numId w:val="4"/>
+        </w:numPr>
+      </w:pPr>
+      <w:r>
+        <w:t>Given I am a technician and fill in all fields, when I submit, then the headset is saved with status Available and shows in the list.</w:t>
+      </w:r>
+    </w:p>
+    <w:p>
+      <w:pPr>
+        <w:pStyle w:val="Compact"/>
+        <w:numPr>
+          <w:ilvl w:val="0"/>
+          <w:numId w:val="4"/>
+        </w:numPr>
+      </w:pPr>
+      <w:r>
+        <w:t>Given an asset tag that already exists, when I submit, then I see an error and nothing is saved.</w:t>
+      </w:r>
+    </w:p>
+    <w:p>
+      <w:pPr>
+        <w:pStyle w:val="Compact"/>
+        <w:numPr>
+          <w:ilvl w:val="0"/>
+          <w:numId w:val="4"/>
+        </w:numPr>
+      </w:pPr>
+      <w:r>
+        <w:t>Given a missing model or asset tag, when I submit, then I see a validation message.</w:t>
+      </w:r>
+    </w:p>
+    <w:p>
+      <w:pPr>
+        <w:pStyle w:val="Compact"/>
+        <w:numPr>
+          <w:ilvl w:val="0"/>
+          <w:numId w:val="4"/>
+        </w:numPr>
+      </w:pPr>
+      <w:r>
+        <w:t>Given I am a student calling the endpoint directly, then the server returns 403.</w:t>
+      </w:r>
+    </w:p>
+    <w:p>
+      <w:pPr>
+        <w:pStyle w:val="FirstParagraph"/>
+      </w:pPr>
+      <w:r>
+        <w:t xml:space="preserve">Sub-tasks: </w:t>
+      </w:r>
+      <w:r>
+        <w:rPr>
+          <w:rStyle w:val="VerbatimChar"/>
+        </w:rPr>
+        <w:t>Headset</w:t>
+      </w:r>
+      <w:r>
+        <w:t xml:space="preserve"> schema · unique index on asset tag · create endpoint with role check · add form · list view · role rejection test</w:t>
+      </w:r>
+    </w:p>
+    <w:p>
+      <w:pPr>
+        <w:spacing w:after="0"/>
+        <w:jc w:val="center"/>
+      </w:pPr>
+      <w:r>
+        <w:pict w14:anchorId="3C7E2A8F">
+          <v:rect id="_x0000_i1033" style="width:468pt;height:1pt" o:hralign="center" o:hrstd="t" o:hr="t" fillcolor="#a0a0a0" stroked="f"/>
+        </w:pict>
+      </w:r>
+    </w:p>
+    <w:p>
+      <w:pPr>
+        <w:pStyle w:val="FirstParagraph"/>
+      </w:pPr>
+      <w:r>
+        <w:rPr>
+          <w:b/>
+          <w:bCs/>
+        </w:rPr>
+        <w:lastRenderedPageBreak/>
+        <w:t>Story 2.2 — Edit a headset</w:t>
+      </w:r>
+      <w:r>
+        <w:t xml:space="preserve"> · 3 pts · Must · R3 Acceptance criteria: changes are saved and visible after reload; the asset tag stays unique; only technicians can edit.</w:t>
+      </w:r>
+    </w:p>
+    <w:p>
+      <w:pPr>
+        <w:spacing w:after="0"/>
+        <w:jc w:val="center"/>
+      </w:pPr>
+      <w:r>
+        <w:pict w14:anchorId="4F33734F">
+          <v:rect id="_x0000_i1034" style="width:468pt;height:1pt" o:hralign="center" o:hrstd="t" o:hr="t" fillcolor="#a0a0a0" stroked="f"/>
+        </w:pict>
+      </w:r>
+    </w:p>
+    <w:p>
+      <w:pPr>
+        <w:pStyle w:val="FirstParagraph"/>
+      </w:pPr>
+      <w:r>
+        <w:rPr>
+          <w:b/>
+          <w:bCs/>
+        </w:rPr>
+        <w:t>Story 2.3 — Set a headset to under maintenance</w:t>
+      </w:r>
+      <w:r>
+        <w:t xml:space="preserve"> · 5 pts · Should · R3 </w:t>
+      </w:r>
+      <w:r>
+        <w:rPr>
+          <w:i/>
+          <w:iCs/>
+        </w:rPr>
+        <w:t>As a technician, I want to mark a headset as under maintenance, so students cannot book a broken unit.</w:t>
+      </w:r>
+    </w:p>
+    <w:p>
+      <w:pPr>
+        <w:pStyle w:val="BodyText"/>
+      </w:pPr>
+      <w:r>
+        <w:t>Acceptance criteria:</w:t>
+      </w:r>
+    </w:p>
+    <w:p>
+      <w:pPr>
+        <w:pStyle w:val="Compact"/>
+        <w:numPr>
+          <w:ilvl w:val="0"/>
+          <w:numId w:val="4"/>
+        </w:numPr>
+      </w:pPr>
+      <w:r>
+        <w:t>Given a headset set to Maintenance, when a student searches availability, then it does not appear.</w:t>
+      </w:r>
+    </w:p>
+    <w:p>
+      <w:pPr>
+        <w:pStyle w:val="Compact"/>
+        <w:numPr>
+          <w:ilvl w:val="0"/>
+          <w:numId w:val="4"/>
+        </w:numPr>
+      </w:pPr>
+      <w:r>
+        <w:t>Given the headset has approved future loans, when I set it to Maintenance, then I am warned and shown which loans are affected.</w:t>
+      </w:r>
+    </w:p>
+    <w:p>
+      <w:pPr>
+        <w:pStyle w:val="Compact"/>
+        <w:numPr>
+          <w:ilvl w:val="0"/>
+          <w:numId w:val="4"/>
+        </w:numPr>
+      </w:pPr>
+      <w:r>
+        <w:t>Given it is set back to Available, then it appears in searches again.</w:t>
+      </w:r>
+    </w:p>
+    <w:p>
+      <w:pPr>
+        <w:spacing w:after="0"/>
+        <w:jc w:val="center"/>
+      </w:pPr>
+      <w:r>
+        <w:pict w14:anchorId="03DB82DB">
+          <v:rect id="_x0000_i1035" style="width:468pt;height:1pt" o:hralign="center" o:hrstd="t" o:hr="t" fillcolor="#a0a0a0" stroked="f"/>
+        </w:pict>
+      </w:r>
+    </w:p>
+    <w:p>
+      <w:pPr>
+        <w:pStyle w:val="FirstParagraph"/>
+      </w:pPr>
+      <w:r>
+        <w:rPr>
+          <w:b/>
+          <w:bCs/>
+        </w:rPr>
+        <w:t>Story 2.4 — Retire a headset</w:t>
+      </w:r>
+      <w:r>
+        <w:t xml:space="preserve"> · 3 pts · Must · R3 </w:t>
+      </w:r>
+      <w:r>
+        <w:rPr>
+          <w:i/>
+          <w:iCs/>
+        </w:rPr>
+        <w:t>As a technician, I want to retire a headset that is no longer in service, so students stop seeing it.</w:t>
+      </w:r>
+    </w:p>
+    <w:p>
+      <w:pPr>
+        <w:pStyle w:val="BodyText"/>
+      </w:pPr>
+      <w:r>
+        <w:t>Acceptance criteria:</w:t>
+      </w:r>
+    </w:p>
+    <w:p>
+      <w:pPr>
+        <w:pStyle w:val="Compact"/>
+        <w:numPr>
+          <w:ilvl w:val="0"/>
+          <w:numId w:val="4"/>
+        </w:numPr>
+      </w:pPr>
+      <w:r>
+        <w:t>Given a retired headset, when a student browses or searches, then it does not appear.</w:t>
+      </w:r>
+    </w:p>
+    <w:p>
+      <w:pPr>
+        <w:pStyle w:val="Compact"/>
+        <w:numPr>
+          <w:ilvl w:val="0"/>
+          <w:numId w:val="4"/>
+        </w:numPr>
+      </w:pPr>
+      <w:r>
+        <w:t>Given the headset has past loans, when it is retired, then those loan records still show it, so history is not lost.</w:t>
+      </w:r>
+    </w:p>
+    <w:p>
+      <w:pPr>
+        <w:pStyle w:val="Compact"/>
+        <w:numPr>
+          <w:ilvl w:val="0"/>
+          <w:numId w:val="4"/>
+        </w:numPr>
+      </w:pPr>
+      <w:r>
+        <w:t>Given the headset has approved future loans, when I try to retire it, then I am warned and shown which loans are affected.</w:t>
+      </w:r>
+    </w:p>
+    <w:p>
+      <w:pPr>
+        <w:spacing w:after="0"/>
+        <w:rPr>
+          <w:i/>
+          <w:iCs/>
+        </w:rPr>
+      </w:pPr>
+      <w:bookmarkStart w:id="28" w:name="epic-2-headset-inventory"/>
+      <w:bookmarkEnd w:id="28"/>
+    </w:p>
+    <w:p>
+      <w:pPr>
+        <w:spacing w:after="0"/>
+      </w:pPr>
+      <w:r>
+        <w:pict w14:anchorId="1737C747">
+          <v:rect id="_x0000_i1045" style="width:468pt;height:1pt" o:hralign="center" o:hrstd="t" o:hr="t" fillcolor="#a0a0a0" stroked="f"/>
+        </w:pict>
+      </w:r>
+    </w:p>
+    <w:p>
+      <w:pPr>
+        <w:pStyle w:val="Heading3"/>
+      </w:pPr>
+      <w:r>
+        <w:t>EPIC 3 — Availability and Requests</w:t>
+      </w:r>
+    </w:p>
+    <w:p>
+      <w:pPr>
+        <w:pStyle w:val="FirstParagraph"/>
+      </w:pPr>
+      <w:r>
+        <w:t xml:space="preserve">The student side and the heart of the system. Needs Epic 2. </w:t>
+      </w:r>
+      <w:r>
+        <w:rPr>
+          <w:b/>
+          <w:bCs/>
+        </w:rPr>
+        <w:t>Must · 27 points</w:t>
+      </w:r>
+    </w:p>
+    <w:p>
+      <w:pPr>
+        <w:pStyle w:val="BodyText"/>
+      </w:pPr>
+      <w:r>
+        <w:rPr>
+          <w:b/>
+          <w:bCs/>
+        </w:rPr>
+        <w:t>Story 3.1 — Browse the headset list</w:t>
+      </w:r>
+      <w:r>
+        <w:t xml:space="preserve"> · 3 pts · Must · R4 </w:t>
+      </w:r>
+      <w:r>
+        <w:rPr>
+          <w:i/>
+          <w:iCs/>
+        </w:rPr>
+        <w:t>As a student, I want to see what headsets the lab has, so I know what is available to borrow.</w:t>
+      </w:r>
+    </w:p>
+    <w:p>
+      <w:pPr>
+        <w:pStyle w:val="BodyText"/>
+      </w:pPr>
+      <w:r>
+        <w:t>Acceptance criteria:</w:t>
+      </w:r>
+    </w:p>
+    <w:p>
+      <w:pPr>
+        <w:pStyle w:val="Compact"/>
+        <w:numPr>
+          <w:ilvl w:val="0"/>
+          <w:numId w:val="4"/>
+        </w:numPr>
+      </w:pPr>
+      <w:r>
+        <w:t>Given headsets exist, when the page loads, then each shows model, asset tag and current status.</w:t>
+      </w:r>
+    </w:p>
+    <w:p>
+      <w:pPr>
+        <w:pStyle w:val="Compact"/>
+        <w:numPr>
+          <w:ilvl w:val="0"/>
+          <w:numId w:val="4"/>
+        </w:numPr>
+      </w:pPr>
+      <w:r>
+        <w:t>Given there are none, then I see a message saying so instead of a blank page.</w:t>
+      </w:r>
+    </w:p>
+    <w:p>
+      <w:pPr>
+        <w:spacing w:after="0"/>
+        <w:jc w:val="center"/>
+      </w:pPr>
+      <w:r>
+        <w:pict w14:anchorId="51E4BFB7">
+          <v:rect id="_x0000_i1036" style="width:468pt;height:1pt" o:hralign="center" o:hrstd="t" o:hr="t" fillcolor="#a0a0a0" stroked="f"/>
+        </w:pict>
+      </w:r>
+    </w:p>
+    <w:p>
+      <w:pPr>
+        <w:pStyle w:val="FirstParagraph"/>
+      </w:pPr>
+      <w:r>
+        <w:rPr>
+          <w:b/>
+          <w:bCs/>
+        </w:rPr>
+        <w:t>Story 3.2 — Search availability for a date range</w:t>
+      </w:r>
+      <w:r>
+        <w:t xml:space="preserve"> · 8 pts · Must · R5, R13 </w:t>
+      </w:r>
+      <w:r>
+        <w:rPr>
+          <w:i/>
+          <w:iCs/>
+        </w:rPr>
+        <w:t>As a student, I want to enter my dates and see only the headsets that are actually free, so I do not waste a trip to the lab.</w:t>
+      </w:r>
+    </w:p>
+    <w:p>
+      <w:pPr>
+        <w:pStyle w:val="BodyText"/>
+      </w:pPr>
+      <w:r>
+        <w:t>Acceptance criteria:</w:t>
+      </w:r>
+    </w:p>
+    <w:p>
+      <w:pPr>
+        <w:pStyle w:val="Compact"/>
+        <w:numPr>
+          <w:ilvl w:val="0"/>
+          <w:numId w:val="4"/>
+        </w:numPr>
+      </w:pPr>
+      <w:r>
+        <w:lastRenderedPageBreak/>
+        <w:t>Given a start and end date, when I search, then I see only headsets with no approved or pending loan overlapping those dates.</w:t>
+      </w:r>
+    </w:p>
+    <w:p>
+      <w:pPr>
+        <w:pStyle w:val="Compact"/>
+        <w:numPr>
+          <w:ilvl w:val="0"/>
+          <w:numId w:val="4"/>
+        </w:numPr>
+      </w:pPr>
+      <w:r>
+        <w:t>Given a headset booked for part of my range, then it does not appear.</w:t>
+      </w:r>
+    </w:p>
+    <w:p>
+      <w:pPr>
+        <w:pStyle w:val="Compact"/>
+        <w:numPr>
+          <w:ilvl w:val="0"/>
+          <w:numId w:val="4"/>
+        </w:numPr>
+      </w:pPr>
+      <w:r>
+        <w:t>Given an end date before the start date, when I search, then I see a validation message and no search runs.</w:t>
+      </w:r>
+    </w:p>
+    <w:p>
+      <w:pPr>
+        <w:pStyle w:val="Compact"/>
+        <w:numPr>
+          <w:ilvl w:val="0"/>
+          <w:numId w:val="4"/>
+        </w:numPr>
+      </w:pPr>
+      <w:r>
+        <w:t>Given a start date in the past, then I see a validation message.</w:t>
+      </w:r>
+    </w:p>
+    <w:p>
+      <w:pPr>
+        <w:pStyle w:val="Compact"/>
+        <w:numPr>
+          <w:ilvl w:val="0"/>
+          <w:numId w:val="4"/>
+        </w:numPr>
+      </w:pPr>
+      <w:r>
+        <w:t>Given nothing is free, then I see a message suggesting I try different dates.</w:t>
+      </w:r>
+    </w:p>
+    <w:p>
+      <w:pPr>
+        <w:pStyle w:val="FirstParagraph"/>
+      </w:pPr>
+      <w:r>
+        <w:t>Sub-tasks: overlap query · availability endpoint · date picker with validation · results list · empty state · overlap unit tests covering the five boundary cases below</w:t>
+      </w:r>
+    </w:p>
+    <w:p>
+      <w:pPr>
+        <w:spacing w:after="0"/>
+      </w:pPr>
+      <w:r>
+        <w:rPr>
+          <w:b/>
+          <w:bCs/>
+          <w:i/>
+          <w:iCs/>
+        </w:rPr>
+        <w:t>The overlap cases to test.</w:t>
+      </w:r>
+      <w:r>
+        <w:rPr>
+          <w:i/>
+          <w:iCs/>
+        </w:rPr>
+        <w:t xml:space="preserve"> An existing loan runs from day 10 to day 15. A new request must be refused if it runs 8–12 (overlaps the start), 12–14 (sits inside), 14–18 (overlaps the end), 8–18 (covers it), or 10–15 (exactly the same). It must be allowed for 5–9 and16–20. These seven tests are the main evidence that R13 holds.</w:t>
+      </w:r>
+      <w:r>
+        <w:pict w14:anchorId="4F9BAFEA">
+          <v:rect id="_x0000_i1037" style="width:468pt;height:1pt" o:hrstd="t" o:hr="t" fillcolor="#a0a0a0" stroked="f"/>
+        </w:pict>
+      </w:r>
+    </w:p>
+    <w:p>
+      <w:pPr>
+        <w:pStyle w:val="FirstParagraph"/>
+      </w:pPr>
+      <w:r>
+        <w:rPr>
+          <w:b/>
+          <w:bCs/>
+        </w:rPr>
+        <w:t>Story 3.3 — Request a loan</w:t>
+      </w:r>
+      <w:r>
+        <w:t xml:space="preserve"> · 8 pts · Must · R6 </w:t>
+      </w:r>
+      <w:r>
+        <w:rPr>
+          <w:i/>
+          <w:iCs/>
+        </w:rPr>
+        <w:t>As a student, I want to request a headset for my dates, so the technician knows to set it aside.</w:t>
+      </w:r>
+    </w:p>
+    <w:p>
+      <w:pPr>
+        <w:pStyle w:val="BodyText"/>
+      </w:pPr>
+      <w:r>
+        <w:t>Acceptance criteria:</w:t>
+      </w:r>
+    </w:p>
+    <w:p>
+      <w:pPr>
+        <w:pStyle w:val="Compact"/>
+        <w:numPr>
+          <w:ilvl w:val="0"/>
+          <w:numId w:val="4"/>
+        </w:numPr>
+      </w:pPr>
+      <w:r>
+        <w:t>Given a free headset and valid dates, when I submit, then a request is saved as Pending and appears in my loan list.</w:t>
+      </w:r>
+    </w:p>
+    <w:p>
+      <w:pPr>
+        <w:pStyle w:val="Compact"/>
+        <w:numPr>
+          <w:ilvl w:val="0"/>
+          <w:numId w:val="4"/>
+        </w:numPr>
+      </w:pPr>
+      <w:r>
+        <w:t>Given another student requested the same headset and dates while I was filling in the form, when I submit, then my request is refused with a message saying it is no longer free.</w:t>
+      </w:r>
+    </w:p>
+    <w:p>
+      <w:pPr>
+        <w:pStyle w:val="Compact"/>
+        <w:numPr>
+          <w:ilvl w:val="0"/>
+          <w:numId w:val="4"/>
+        </w:numPr>
+      </w:pPr>
+      <w:r>
+        <w:t>Given I already have a pending request for the same headset and dates, then I cannot submit a duplicate.</w:t>
+      </w:r>
+    </w:p>
+    <w:p>
+      <w:pPr>
+        <w:pStyle w:val="Compact"/>
+        <w:numPr>
+          <w:ilvl w:val="0"/>
+          <w:numId w:val="4"/>
+        </w:numPr>
+      </w:pPr>
+      <w:r>
+        <w:t>Given I am a technician calling the endpoint directly, then the server returns 403.</w:t>
+      </w:r>
+    </w:p>
+    <w:p>
+      <w:pPr>
+        <w:spacing w:after="0"/>
+        <w:jc w:val="center"/>
+      </w:pPr>
+      <w:r>
+        <w:pict w14:anchorId="22B87515">
+          <v:rect id="_x0000_i1038" style="width:468pt;height:1pt" o:hralign="center" o:hrstd="t" o:hr="t" fillcolor="#a0a0a0" stroked="f"/>
+        </w:pict>
+      </w:r>
+    </w:p>
+    <w:p>
+      <w:pPr>
+        <w:pStyle w:val="FirstParagraph"/>
+      </w:pPr>
+      <w:r>
+        <w:rPr>
+          <w:b/>
+          <w:bCs/>
+        </w:rPr>
+        <w:t>Story 3.4 — See my loan history</w:t>
+      </w:r>
+      <w:r>
+        <w:t xml:space="preserve"> · 5 pts · Must · R7 </w:t>
+      </w:r>
+      <w:r>
+        <w:rPr>
+          <w:i/>
+          <w:iCs/>
+        </w:rPr>
+        <w:t>As a student, I want to see my current and past loans, so I know what I have and when it is due.</w:t>
+      </w:r>
+    </w:p>
+    <w:p>
+      <w:pPr>
+        <w:pStyle w:val="BodyText"/>
+        <w:rPr>
+          <w:lang w:val="en-AU"/>
+        </w:rPr>
+      </w:pPr>
+      <w:r>
+        <w:t xml:space="preserve">Acceptance criteria: </w:t>
+      </w:r>
+    </w:p>
+    <w:p>
+      <w:pPr>
+        <w:pStyle w:val="BodyText"/>
+        <w:numPr>
+          <w:ilvl w:val="0"/>
+          <w:numId w:val="5"/>
+        </w:numPr>
+        <w:rPr>
+          <w:lang w:val="en-AU"/>
+        </w:rPr>
+      </w:pPr>
+      <w:r>
+        <w:rPr>
+          <w:lang w:val="en-AU"/>
+        </w:rPr>
+        <w:t>Current requests show their status: Pending, Approved, Rejected or Cancelled.</w:t>
+      </w:r>
+    </w:p>
+    <w:p>
+      <w:pPr>
+        <w:pStyle w:val="BodyText"/>
+        <w:numPr>
+          <w:ilvl w:val="0"/>
+          <w:numId w:val="5"/>
+        </w:numPr>
+        <w:rPr>
+          <w:lang w:val="en-AU"/>
+        </w:rPr>
+      </w:pPr>
+      <w:r>
+        <w:rPr>
+          <w:lang w:val="en-AU"/>
+        </w:rPr>
+        <w:t>Rejected requests show the reason the technician gave.</w:t>
+      </w:r>
+    </w:p>
+    <w:p>
+      <w:pPr>
+        <w:pStyle w:val="BodyText"/>
+        <w:numPr>
+          <w:ilvl w:val="0"/>
+          <w:numId w:val="5"/>
+        </w:numPr>
+        <w:rPr>
+          <w:lang w:val="en-AU"/>
+        </w:rPr>
+      </w:pPr>
+      <w:r>
+        <w:rPr>
+          <w:lang w:val="en-AU"/>
+        </w:rPr>
+        <w:t>Past loans show the date they were returned.</w:t>
+      </w:r>
+    </w:p>
+    <w:p>
+      <w:pPr>
+        <w:pStyle w:val="BodyText"/>
+        <w:numPr>
+          <w:ilvl w:val="0"/>
+          <w:numId w:val="5"/>
+        </w:numPr>
+        <w:rPr>
+          <w:lang w:val="en-AU"/>
+        </w:rPr>
+      </w:pPr>
+      <w:r>
+        <w:rPr>
+          <w:lang w:val="en-AU"/>
+        </w:rPr>
+        <w:t>Given I have no loans, then I see a message saying so.</w:t>
+      </w:r>
+    </w:p>
+    <w:p>
+      <w:pPr>
+        <w:pStyle w:val="BodyText"/>
+      </w:pPr>
+    </w:p>
+    <w:p>
+      <w:pPr>
+        <w:spacing w:after="0"/>
+        <w:jc w:val="center"/>
+      </w:pPr>
+      <w:r>
+        <w:pict w14:anchorId="19706EA3">
+          <v:rect id="_x0000_i1039" style="width:468pt;height:1pt" o:hralign="center" o:hrstd="t" o:hr="t" fillcolor="#a0a0a0" stroked="f"/>
+        </w:pict>
+      </w:r>
+    </w:p>
+    <w:p>
+      <w:pPr>
+        <w:pStyle w:val="FirstParagraph"/>
+      </w:pPr>
+      <w:r>
+        <w:rPr>
+          <w:b/>
+          <w:bCs/>
+        </w:rPr>
+        <w:t>Story 3.5 — Cancel a pending request</w:t>
+      </w:r>
+      <w:r>
+        <w:t xml:space="preserve"> · 3 pts · Must · R12 </w:t>
+      </w:r>
+      <w:r>
+        <w:rPr>
+          <w:i/>
+          <w:iCs/>
+        </w:rPr>
+        <w:t>As a student, I want to cancel a request I no longer need, so the headset is freed for someone else.</w:t>
+      </w:r>
+    </w:p>
+    <w:p>
+      <w:pPr>
+        <w:pStyle w:val="BodyText"/>
+      </w:pPr>
+      <w:r>
+        <w:lastRenderedPageBreak/>
+        <w:t>Acceptance criteria:</w:t>
+      </w:r>
+    </w:p>
+    <w:p>
+      <w:pPr>
+        <w:pStyle w:val="Compact"/>
+        <w:numPr>
+          <w:ilvl w:val="0"/>
+          <w:numId w:val="4"/>
+        </w:numPr>
+      </w:pPr>
+      <w:r>
+        <w:t>Given a Pending request, when I cancel it, then the status becomes Cancelled and those dates are free immediately.</w:t>
+      </w:r>
+    </w:p>
+    <w:p>
+      <w:pPr>
+        <w:pStyle w:val="Compact"/>
+        <w:numPr>
+          <w:ilvl w:val="0"/>
+          <w:numId w:val="4"/>
+        </w:numPr>
+      </w:pPr>
+      <w:r>
+        <w:t>Given an Approved or Collected loan, then the cancel option is not available.</w:t>
+      </w:r>
+    </w:p>
+    <w:p>
+      <w:pPr>
+        <w:pStyle w:val="Compact"/>
+        <w:numPr>
+          <w:ilvl w:val="0"/>
+          <w:numId w:val="4"/>
+        </w:numPr>
+      </w:pPr>
+      <w:r>
+        <w:t>Given another student’s request, when I call the endpoint directly, then the server returns 403.</w:t>
+      </w:r>
+    </w:p>
+    <w:p>
+      <w:pPr>
+        <w:spacing w:after="0"/>
+        <w:jc w:val="center"/>
+      </w:pPr>
+      <w:r>
+        <w:pict w14:anchorId="09512C0C">
+          <v:rect id="_x0000_i1040" style="width:468pt;height:1pt" o:hralign="center" o:hrstd="t" o:hr="t" fillcolor="#a0a0a0" stroked="f"/>
+        </w:pict>
+      </w:r>
+    </w:p>
+    <w:p>
+      <w:pPr>
+        <w:pStyle w:val="Heading3"/>
+      </w:pPr>
+      <w:bookmarkStart w:id="29" w:name="epic-3-availability-and-requests"/>
+      <w:bookmarkEnd w:id="29"/>
+      <w:r>
+        <w:t>EPIC 4 — Approvals and Returns</w:t>
+      </w:r>
+    </w:p>
+    <w:p>
+      <w:pPr>
+        <w:pStyle w:val="FirstParagraph"/>
+      </w:pPr>
+      <w:r>
+        <w:t>Handles the technician's decision, and records collection and return afterwards</w:t>
+      </w:r>
+      <w:r>
+        <w:t xml:space="preserve">. Needs Epic 3. </w:t>
+      </w:r>
+      <w:r>
+        <w:rPr>
+          <w:b/>
+          <w:bCs/>
+        </w:rPr>
+        <w:t>Must · 21 points</w:t>
+      </w:r>
+    </w:p>
+    <w:p>
+      <w:pPr>
+        <w:pStyle w:val="BodyText"/>
+      </w:pPr>
+      <w:r>
+        <w:rPr>
+          <w:b/>
+          <w:bCs/>
+        </w:rPr>
+        <w:t>Story 4.1 — See the pending request queue</w:t>
+      </w:r>
+      <w:r>
+        <w:t xml:space="preserve"> · 5 pts · Must · R8 </w:t>
+      </w:r>
+      <w:r>
+        <w:rPr>
+          <w:i/>
+          <w:iCs/>
+        </w:rPr>
+        <w:t>As a technician, I want one list of everything waiting on me, so nothing sits unanswered.</w:t>
+      </w:r>
+    </w:p>
+    <w:p>
+      <w:pPr>
+        <w:pStyle w:val="BodyText"/>
+      </w:pPr>
+      <w:r>
+        <w:t>Acceptance criteria: shows student name, headset, dates and how long it has been waiting, oldest first; if the queue is empty, I see a message saying so.</w:t>
+      </w:r>
+    </w:p>
+    <w:p>
+      <w:pPr>
+        <w:spacing w:after="0"/>
+        <w:jc w:val="center"/>
+      </w:pPr>
+      <w:r>
+        <w:pict w14:anchorId="0A13911E">
+          <v:rect id="_x0000_i1041" style="width:468pt;height:1pt" o:hralign="center" o:hrstd="t" o:hr="t" fillcolor="#a0a0a0" stroked="f"/>
+        </w:pict>
+      </w:r>
+    </w:p>
+    <w:p>
+      <w:pPr>
+        <w:pStyle w:val="FirstParagraph"/>
+      </w:pPr>
+      <w:r>
+        <w:rPr>
+          <w:b/>
+          <w:bCs/>
+        </w:rPr>
+        <w:t>Story 4.2 — Approve or reject a request</w:t>
+      </w:r>
+      <w:r>
+        <w:t xml:space="preserve"> · 8 pts · Must · R9, R13 </w:t>
+      </w:r>
+      <w:r>
+        <w:rPr>
+          <w:i/>
+          <w:iCs/>
+        </w:rPr>
+        <w:t>As a technician, I want to approve or reject a request, so the student knows where they stand.</w:t>
+      </w:r>
+    </w:p>
+    <w:p>
+      <w:pPr>
+        <w:pStyle w:val="BodyText"/>
+      </w:pPr>
+      <w:r>
+        <w:t>Acceptance criteria:</w:t>
+      </w:r>
+    </w:p>
+    <w:p>
+      <w:pPr>
+        <w:pStyle w:val="Compact"/>
+        <w:numPr>
+          <w:ilvl w:val="0"/>
+          <w:numId w:val="4"/>
+        </w:numPr>
+      </w:pPr>
+      <w:r>
+        <w:t>Given a pending request with no clash, when I approve, then the status changes to Approved and those dates are locked for that headset.</w:t>
+      </w:r>
+    </w:p>
+    <w:p>
+      <w:pPr>
+        <w:pStyle w:val="Compact"/>
+        <w:numPr>
+          <w:ilvl w:val="0"/>
+          <w:numId w:val="4"/>
+        </w:numPr>
+      </w:pPr>
+      <w:r>
+        <w:t>Given another approval created a clash since the request was made, when I approve, then it is refused and I am shown the clashing loan.</w:t>
+      </w:r>
+    </w:p>
+    <w:p>
+      <w:pPr>
+        <w:pStyle w:val="Compact"/>
+        <w:numPr>
+          <w:ilvl w:val="0"/>
+          <w:numId w:val="4"/>
+        </w:numPr>
+      </w:pPr>
+      <w:r>
+        <w:t>Given I reject, then I must give a reason, and the student can see it.</w:t>
+      </w:r>
+    </w:p>
+    <w:p>
+      <w:pPr>
+        <w:pStyle w:val="Compact"/>
+        <w:numPr>
+          <w:ilvl w:val="0"/>
+          <w:numId w:val="4"/>
+        </w:numPr>
+      </w:pPr>
+      <w:r>
+        <w:t>Given the headset was set to Maintenance after the request, when I approve, then I am warned first.</w:t>
+      </w:r>
+    </w:p>
+    <w:p>
+      <w:pPr>
+        <w:pStyle w:val="FirstParagraph"/>
+      </w:pPr>
+      <w:r>
+        <w:t>Sub-tasks: approve endpoint with a second overlap check · reject endpoint with reason field · status transitions · clash warning UI · tests for the re-check</w:t>
+      </w:r>
+    </w:p>
+    <w:p>
+      <w:pPr>
+        <w:spacing w:after="0"/>
+        <w:jc w:val="center"/>
+      </w:pPr>
+      <w:r>
+        <w:pict w14:anchorId="2BB2EDB0">
+          <v:rect id="_x0000_i1042" style="width:468pt;height:1pt" o:hralign="center" o:hrstd="t" o:hr="t" fillcolor="#a0a0a0" stroked="f"/>
+        </w:pict>
+      </w:r>
+    </w:p>
+    <w:p>
+      <w:pPr>
+        <w:pStyle w:val="FirstParagraph"/>
+      </w:pPr>
+      <w:r>
+        <w:rPr>
+          <w:b/>
+          <w:bCs/>
+        </w:rPr>
+        <w:t>Story 4.3 — Record a collection</w:t>
+      </w:r>
+      <w:r>
+        <w:t xml:space="preserve"> · 3 pts · Should · R10 Acceptance criteria: only Approved loans can be marked Collected; the collection date and time are recorded.</w:t>
+      </w:r>
+    </w:p>
+    <w:p>
+      <w:pPr>
+        <w:spacing w:after="0"/>
+        <w:jc w:val="center"/>
+      </w:pPr>
+      <w:r>
+        <w:pict w14:anchorId="0A553ED9">
+          <v:rect id="_x0000_i1043" style="width:468pt;height:1pt" o:hralign="center" o:hrstd="t" o:hr="t" fillcolor="#a0a0a0" stroked="f"/>
+        </w:pict>
+      </w:r>
+    </w:p>
+    <w:p>
+      <w:pPr>
+        <w:pStyle w:val="FirstParagraph"/>
+      </w:pPr>
+      <w:r>
+        <w:rPr>
+          <w:b/>
+          <w:bCs/>
+        </w:rPr>
+        <w:t>Story 4.4 — Record a return and condition</w:t>
+      </w:r>
+      <w:r>
+        <w:t xml:space="preserve"> · 5 pts · Should · R11 </w:t>
+      </w:r>
+      <w:r>
+        <w:rPr>
+          <w:i/>
+          <w:iCs/>
+        </w:rPr>
+        <w:t>As a technician, I want to record how a headset came back, so damage is linked to the loan that caused it.</w:t>
+      </w:r>
+    </w:p>
+    <w:p>
+      <w:pPr>
+        <w:pStyle w:val="BodyText"/>
+      </w:pPr>
+      <w:r>
+        <w:t>Acceptance criteria:</w:t>
+      </w:r>
+    </w:p>
+    <w:p>
+      <w:pPr>
+        <w:pStyle w:val="Compact"/>
+        <w:numPr>
+          <w:ilvl w:val="0"/>
+          <w:numId w:val="4"/>
+        </w:numPr>
+      </w:pPr>
+      <w:r>
+        <w:t>Given a Collected loan, when I record the return, then the status becomes Returned and the dates are freed.</w:t>
+      </w:r>
+    </w:p>
+    <w:p>
+      <w:pPr>
+        <w:pStyle w:val="Compact"/>
+        <w:numPr>
+          <w:ilvl w:val="0"/>
+          <w:numId w:val="4"/>
+        </w:numPr>
+      </w:pPr>
+      <w:r>
+        <w:lastRenderedPageBreak/>
+        <w:t>Given I mark the condition as Damaged, then I must add a note, and the headset is set to Maintenance automatically.</w:t>
+      </w:r>
+    </w:p>
+    <w:p>
+      <w:pPr>
+        <w:pStyle w:val="Compact"/>
+        <w:numPr>
+          <w:ilvl w:val="0"/>
+          <w:numId w:val="4"/>
+        </w:numPr>
+      </w:pPr>
+      <w:r>
+        <w:t>Given the return is after the due date, then it is flagged as late in the record.</w:t>
+      </w:r>
+    </w:p>
+    <w:p>
+      <w:pPr>
+        <w:spacing w:after="0"/>
+        <w:jc w:val="center"/>
+      </w:pPr>
+      <w:r>
+        <w:pict w14:anchorId="0358D05F">
+          <v:rect id="_x0000_i1044" style="width:468pt;height:1pt" o:hralign="center" o:hrstd="t" o:hr="t" fillcolor="#a0a0a0" stroked="f"/>
+        </w:pict>
+      </w:r>
+    </w:p>
+    <w:p>
+      <w:pPr>
+        <w:pStyle w:val="Heading3"/>
+      </w:pPr>
+      <w:bookmarkStart w:id="30" w:name="epic-4-approvals-and-returns"/>
+      <w:bookmarkEnd w:id="30"/>
+      <w:r>
+        <w:t>EPIC 5 — Deployment, Docs and Testing</w:t>
+      </w:r>
+    </w:p>
+    <w:p>
+      <w:pPr>
+        <w:pStyle w:val="FirstParagraph"/>
+      </w:pPr>
+      <w:r>
+        <w:t xml:space="preserve">Runs across both sprints. </w:t>
+      </w:r>
+      <w:r>
+        <w:rPr>
+          <w:b/>
+          <w:bCs/>
+        </w:rPr>
+        <w:t>Must · 16 points</w:t>
+      </w:r>
+    </w:p>
+    <w:tbl>
+      <w:tblPr>
+        <w:tblStyle w:val="Table"/>
+        <w:tblW w:w="0" w:type="auto"/>
+        <w:tblLook w:val="0020" w:firstRow="1" w:lastRow="0" w:firstColumn="0" w:lastColumn="0" w:noHBand="0" w:noVBand="0"/>
+      </w:tblPr>
+      <w:tblGrid>
+        <w:gridCol w:w="5233"/>
+        <w:gridCol w:w="701"/>
+        <w:gridCol w:w="549"/>
+        <w:gridCol w:w="949"/>
+      </w:tblGrid>
+      <w:tr>
+        <w:trPr>
+          <w:cnfStyle w:val="100000000000" w:firstRow="1" w:lastRow="0" w:firstColumn="0" w:lastColumn="0" w:oddVBand="0" w:evenVBand="0" w:oddHBand="0" w:evenHBand="0" w:firstRowFirstColumn="0" w:firstRowLastColumn="0" w:lastRowFirstColumn="0" w:lastRowLastColumn="0"/>
+          <w:tblHeader/>
+        </w:trPr>
+        <w:tc>
+          <w:tcPr>
+            <w:tcW w:w="0" w:type="auto"/>
+            <w:tcBorders>
+              <w:top w:val="nil"/>
+              <w:left w:val="nil"/>
+              <w:right w:val="nil"/>
+            </w:tcBorders>
+            <w:hideMark/>
+          </w:tcPr>
+          <w:p>
+            <w:pPr>
+              <w:pStyle w:val="Compact"/>
+            </w:pPr>
+            <w:r>
+              <w:t>Item</w:t>
+            </w:r>
+          </w:p>
+        </w:tc>
+        <w:tc>
+          <w:tcPr>
+            <w:tcW w:w="0" w:type="auto"/>
+            <w:tcBorders>
+              <w:top w:val="nil"/>
+              <w:left w:val="nil"/>
+              <w:right w:val="nil"/>
+            </w:tcBorders>
+            <w:hideMark/>
+          </w:tcPr>
+          <w:p>
+            <w:pPr>
+              <w:pStyle w:val="Compact"/>
+            </w:pPr>
+            <w:r>
+              <w:t>Type</w:t>
+            </w:r>
+          </w:p>
+        </w:tc>
+        <w:tc>
+          <w:tcPr>
+            <w:tcW w:w="0" w:type="auto"/>
+            <w:tcBorders>
+              <w:top w:val="nil"/>
+              <w:left w:val="nil"/>
+              <w:right w:val="nil"/>
+            </w:tcBorders>
+            <w:hideMark/>
+          </w:tcPr>
+          <w:p>
+            <w:pPr>
+              <w:pStyle w:val="Compact"/>
+            </w:pPr>
+            <w:r>
+              <w:t>Pts</w:t>
+            </w:r>
+          </w:p>
+        </w:tc>
+        <w:tc>
+          <w:tcPr>
+            <w:tcW w:w="0" w:type="auto"/>
+            <w:tcBorders>
+              <w:top w:val="nil"/>
+              <w:left w:val="nil"/>
+              <w:right w:val="nil"/>
+            </w:tcBorders>
+            <w:hideMark/>
+          </w:tcPr>
+          <w:p>
+            <w:pPr>
+              <w:pStyle w:val="Compact"/>
+            </w:pPr>
+            <w:r>
+              <w:t>Priority</w:t>
+            </w:r>
+          </w:p>
+        </w:tc>
+      </w:tr>
+      <w:tr>
+        <w:tc>
+          <w:tcPr>
+            <w:tcW w:w="0" w:type="auto"/>
+            <w:hideMark/>
+          </w:tcPr>
+          <w:p>
+            <w:pPr>
+              <w:pStyle w:val="Compact"/>
+            </w:pPr>
+            <w:r>
+              <w:t>5.1 Set up EC2, security group and inbound rules</w:t>
+            </w:r>
+          </w:p>
+        </w:tc>
+        <w:tc>
+          <w:tcPr>
+            <w:tcW w:w="0" w:type="auto"/>
+            <w:hideMark/>
+          </w:tcPr>
+          <w:p>
+            <w:pPr>
+              <w:pStyle w:val="Compact"/>
+            </w:pPr>
+            <w:r>
+              <w:t>Task</w:t>
+            </w:r>
+          </w:p>
+        </w:tc>
+        <w:tc>
+          <w:tcPr>
+            <w:tcW w:w="0" w:type="auto"/>
+            <w:hideMark/>
+          </w:tcPr>
+          <w:p>
+            <w:pPr>
+              <w:pStyle w:val="Compact"/>
+            </w:pPr>
+            <w:r>
+              <w:t>3</w:t>
+            </w:r>
+          </w:p>
+        </w:tc>
+        <w:tc>
+          <w:tcPr>
+            <w:tcW w:w="0" w:type="auto"/>
+            <w:hideMark/>
+          </w:tcPr>
+          <w:p>
+            <w:pPr>
+              <w:pStyle w:val="Compact"/>
+            </w:pPr>
+            <w:r>
+              <w:t>Must</w:t>
+            </w:r>
+          </w:p>
+        </w:tc>
+      </w:tr>
+      <w:tr>
+        <w:tc>
+          <w:tcPr>
+            <w:tcW w:w="0" w:type="auto"/>
+            <w:hideMark/>
+          </w:tcPr>
+          <w:p>
+            <w:pPr>
+              <w:pStyle w:val="Compact"/>
+            </w:pPr>
+            <w:r>
+              <w:t>5.2 Write the deployment steps</w:t>
+            </w:r>
+          </w:p>
+        </w:tc>
+        <w:tc>
+          <w:tcPr>
+            <w:tcW w:w="0" w:type="auto"/>
+            <w:hideMark/>
+          </w:tcPr>
+          <w:p>
+            <w:pPr>
+              <w:pStyle w:val="Compact"/>
+            </w:pPr>
+            <w:r>
+              <w:t>Task</w:t>
+            </w:r>
+          </w:p>
+        </w:tc>
+        <w:tc>
+          <w:tcPr>
+            <w:tcW w:w="0" w:type="auto"/>
+            <w:hideMark/>
+          </w:tcPr>
+          <w:p>
+            <w:pPr>
+              <w:pStyle w:val="Compact"/>
+            </w:pPr>
+            <w:r>
+              <w:t>3</w:t>
+            </w:r>
+          </w:p>
+        </w:tc>
+        <w:tc>
+          <w:tcPr>
+            <w:tcW w:w="0" w:type="auto"/>
+            <w:hideMark/>
+          </w:tcPr>
+          <w:p>
+            <w:pPr>
+              <w:pStyle w:val="Compact"/>
+            </w:pPr>
+            <w:r>
+              <w:t>Must</w:t>
+            </w:r>
+          </w:p>
+        </w:tc>
+      </w:tr>
+      <w:tr>
+        <w:tc>
+          <w:tcPr>
+            <w:tcW w:w="0" w:type="auto"/>
+            <w:hideMark/>
+          </w:tcPr>
+          <w:p>
+            <w:pPr>
+              <w:pStyle w:val="Compact"/>
+            </w:pPr>
+            <w:r>
+              <w:t>5.3 Write the README</w:t>
+            </w:r>
+          </w:p>
+        </w:tc>
+        <w:tc>
+          <w:tcPr>
+            <w:tcW w:w="0" w:type="auto"/>
+            <w:hideMark/>
+          </w:tcPr>
+          <w:p>
+            <w:pPr>
+              <w:pStyle w:val="Compact"/>
+            </w:pPr>
+            <w:r>
+              <w:t>Task</w:t>
+            </w:r>
+          </w:p>
+        </w:tc>
+        <w:tc>
+          <w:tcPr>
+            <w:tcW w:w="0" w:type="auto"/>
+            <w:hideMark/>
+          </w:tcPr>
+          <w:p>
+            <w:pPr>
+              <w:pStyle w:val="Compact"/>
+            </w:pPr>
+            <w:r>
+              <w:t>3</w:t>
+            </w:r>
+          </w:p>
+        </w:tc>
+        <w:tc>
+          <w:tcPr>
+            <w:tcW w:w="0" w:type="auto"/>
+            <w:hideMark/>
+          </w:tcPr>
+          <w:p>
+            <w:pPr>
+              <w:pStyle w:val="Compact"/>
+            </w:pPr>
+            <w:r>
+              <w:t>Must</w:t>
+            </w:r>
+          </w:p>
+        </w:tc>
+      </w:tr>
+      <w:tr>
+        <w:tc>
+          <w:tcPr>
+            <w:tcW w:w="0" w:type="auto"/>
+            <w:hideMark/>
+          </w:tcPr>
+          <w:p>
+            <w:pPr>
+              <w:pStyle w:val="Compact"/>
+            </w:pPr>
+            <w:r>
+              <w:t>5.4 Check no secrets are in the repo</w:t>
+            </w:r>
+          </w:p>
+        </w:tc>
+        <w:tc>
+          <w:tcPr>
+            <w:tcW w:w="0" w:type="auto"/>
+            <w:hideMark/>
+          </w:tcPr>
+          <w:p>
+            <w:pPr>
+              <w:pStyle w:val="Compact"/>
+            </w:pPr>
+            <w:r>
+              <w:t>Task</w:t>
+            </w:r>
+          </w:p>
+        </w:tc>
+        <w:tc>
+          <w:tcPr>
+            <w:tcW w:w="0" w:type="auto"/>
+            <w:hideMark/>
+          </w:tcPr>
+          <w:p>
+            <w:pPr>
+              <w:pStyle w:val="Compact"/>
+            </w:pPr>
+            <w:r>
+              <w:t>2</w:t>
+            </w:r>
+          </w:p>
+        </w:tc>
+        <w:tc>
+          <w:tcPr>
+            <w:tcW w:w="0" w:type="auto"/>
+            <w:hideMark/>
+          </w:tcPr>
+          <w:p>
+            <w:pPr>
+              <w:pStyle w:val="Compact"/>
+            </w:pPr>
+            <w:r>
+              <w:t>Must</w:t>
+            </w:r>
+          </w:p>
+        </w:tc>
+      </w:tr>
+      <w:tr>
+        <w:tc>
+          <w:tcPr>
+            <w:tcW w:w="0" w:type="auto"/>
+            <w:hideMark/>
+          </w:tcPr>
+          <w:p>
+            <w:pPr>
+              <w:pStyle w:val="Compact"/>
+            </w:pPr>
+            <w:r>
+              <w:t>5.5 Unit tests to 70% coverage</w:t>
+            </w:r>
+          </w:p>
+        </w:tc>
+        <w:tc>
+          <w:tcPr>
+            <w:tcW w:w="0" w:type="auto"/>
+            <w:hideMark/>
+          </w:tcPr>
+          <w:p>
+            <w:pPr>
+              <w:pStyle w:val="Compact"/>
+            </w:pPr>
+            <w:r>
+              <w:t>Task</w:t>
+            </w:r>
+          </w:p>
+        </w:tc>
+        <w:tc>
+          <w:tcPr>
+            <w:tcW w:w="0" w:type="auto"/>
+            <w:hideMark/>
+          </w:tcPr>
+          <w:p>
+            <w:pPr>
+              <w:pStyle w:val="Compact"/>
+            </w:pPr>
+            <w:r>
+              <w:t>5</w:t>
+            </w:r>
+          </w:p>
+        </w:tc>
+        <w:tc>
+          <w:tcPr>
+            <w:tcW w:w="0" w:type="auto"/>
+            <w:hideMark/>
+          </w:tcPr>
+          <w:p>
+            <w:pPr>
+              <w:pStyle w:val="Compact"/>
+            </w:pPr>
+            <w:r>
+              <w:t>Must</w:t>
+            </w:r>
+          </w:p>
+        </w:tc>
+      </w:tr>
+    </w:tbl>
+    <w:p>
+      <w:pPr>
+        <w:pStyle w:val="BodyText"/>
+      </w:pPr>
+      <w:bookmarkStart w:id="31" w:name="epic-5-deployment-docs-and-testing"/>
+      <w:bookmarkStart w:id="32" w:name="product-backlog"/>
+      <w:r>
+        <w:rPr>
+          <w:b/>
+          <w:bCs/>
+        </w:rPr>
+        <w:t>Total: 100 points across 5 epics.</w:t>
+      </w:r>
+      <w:bookmarkEnd w:id="31"/>
+      <w:bookmarkEnd w:id="32"/>
+    </w:p>
+    <w:p>
+      <w:pPr>
+        <w:pStyle w:val="Heading2"/>
+      </w:pPr>
     </w:p>
     <w:p/>
     <w:sectPr>
@@ -1549,6 +7257,83 @@
 <file path=word/numbering.xml><?xml version="1.0" encoding="utf-8"?>
 <w:numbering xmlns:wpc="http://schemas.microsoft.com/office/word/2010/wordprocessingCanvas" xmlns:cx="http://schemas.microsoft.com/office/drawing/2014/chartex" xmlns:cx1="http://schemas.microsoft.com/office/drawing/2015/9/8/chartex" xmlns:cx2="http://schemas.microsoft.com/office/drawing/2015/10/21/chartex" xmlns:cx3="http://schemas.microsoft.com/office/drawing/2016/5/9/chartex" xmlns:cx4="http://schemas.microsoft.com/office/drawing/2016/5/10/chartex" xmlns:cx5="http://schemas.microsoft.com/office/drawing/2016/5/11/chartex" xmlns:cx6="http://schemas.microsoft.com/office/drawing/2016/5/12/chartex" xmlns:cx7="http://schemas.microsoft.com/office/drawing/2016/5/13/chartex" xmlns:cx8="http://schemas.microsoft.com/office/drawing/2016/5/14/chartex" xmlns:mc="http://schemas.openxmlformats.org/markup-compatibility/2006" xmlns:aink="http://schemas.microsoft.com/office/drawing/2016/ink" xmlns:am3d="http://schemas.microsoft.com/office/drawing/2017/model3d" xmlns:o="urn:schemas-microsoft-com:office:office" xmlns:oel="http://schemas.microsoft.com/office/2019/extlst" xmlns:r="http://schemas.openxmlformats.org/officeDocument/2006/relationships" xmlns:m="http://schemas.openxmlformats.org/officeDocument/2006/math" xmlns:v="urn:schemas-microsoft-com:vml" xmlns:wp14="http://schemas.microsoft.com/office/word/2010/wordprocessingDrawing" xmlns:wp="http://schemas.openxmlformats.org/drawingml/2006/wordprocessingDrawing" xmlns:w10="urn:schemas-microsoft-com:office:word" xmlns:w="http://schemas.openxmlformats.org/wordprocessingml/2006/main" xmlns:w14="http://schemas.microsoft.com/office/word/2010/wordml" xmlns:w15="http://schemas.microsoft.com/office/word/2012/wordml" xmlns:w16cei="http://schemas.microsoft.com/office/word/2026/wordml/cei" xmlns:w16cex="http://schemas.microsoft.com/office/word/2018/wordml/cex" xmlns:w16cid="http://schemas.microsoft.com/office/word/2016/wordml/cid" xmlns:w16="http://schemas.microsoft.com/office/word/2018/wordml" xmlns:w16du="http://schemas.microsoft.com/office/word/2023/wordml/word16du" xmlns:w16sdtdh="http://schemas.microsoft.com/office/word/2020/wordml/sdtdatahash" xmlns:w16sdtfl="http://schemas.microsoft.com/office/word/2024/wordml/sdtformatlock" xmlns:w16se="http://schemas.microsoft.com/office/word/2015/wordml/symex" xmlns:wpg="http://schemas.microsoft.com/office/word/2010/wordprocessingGroup" xmlns:wpi="http://schemas.microsoft.com/office/word/2010/wordprocessingInk" xmlns:wne="http://schemas.microsoft.com/office/word/2006/wordml" xmlns:wps="http://schemas.microsoft.com/office/word/2010/wordprocessingShape" mc:Ignorable="w14 w15 w16se w16cid w16 w16cex w16sdtdh w16sdtfl w16du wp14">
   <w:abstractNum w:abstractNumId="0" w15:restartNumberingAfterBreak="0">
+    <w:nsid w:val="0000A991"/>
+    <w:multiLevelType w:val="multilevel"/>
+    <w:tmpl w:val="0E320C14"/>
+    <w:lvl w:ilvl="0">
+      <w:numFmt w:val="bullet"/>
+      <w:lvlText w:val="•"/>
+      <w:lvlJc w:val="left"/>
+      <w:pPr>
+        <w:ind w:left="720" w:hanging="480"/>
+      </w:pPr>
+    </w:lvl>
+    <w:lvl w:ilvl="1">
+      <w:numFmt w:val="bullet"/>
+      <w:lvlText w:val="–"/>
+      <w:lvlJc w:val="left"/>
+      <w:pPr>
+        <w:ind w:left="1440" w:hanging="480"/>
+      </w:pPr>
+    </w:lvl>
+    <w:lvl w:ilvl="2">
+      <w:numFmt w:val="bullet"/>
+      <w:lvlText w:val="•"/>
+      <w:lvlJc w:val="left"/>
+      <w:pPr>
+        <w:ind w:left="2160" w:hanging="480"/>
+      </w:pPr>
+    </w:lvl>
+    <w:lvl w:ilvl="3">
+      <w:numFmt w:val="bullet"/>
+      <w:lvlText w:val="–"/>
+      <w:lvlJc w:val="left"/>
+      <w:pPr>
+        <w:ind w:left="2880" w:hanging="480"/>
+      </w:pPr>
+    </w:lvl>
+    <w:lvl w:ilvl="4">
+      <w:numFmt w:val="bullet"/>
+      <w:lvlText w:val="•"/>
+      <w:lvlJc w:val="left"/>
+      <w:pPr>
+        <w:ind w:left="3600" w:hanging="480"/>
+      </w:pPr>
+    </w:lvl>
+    <w:lvl w:ilvl="5">
+      <w:numFmt w:val="bullet"/>
+      <w:lvlText w:val="–"/>
+      <w:lvlJc w:val="left"/>
+      <w:pPr>
+        <w:ind w:left="4320" w:hanging="480"/>
+      </w:pPr>
+    </w:lvl>
+    <w:lvl w:ilvl="6">
+      <w:numFmt w:val="bullet"/>
+      <w:lvlText w:val="•"/>
+      <w:lvlJc w:val="left"/>
+      <w:pPr>
+        <w:ind w:left="5040" w:hanging="480"/>
+      </w:pPr>
+    </w:lvl>
+    <w:lvl w:ilvl="7">
+      <w:numFmt w:val="bullet"/>
+      <w:lvlText w:val="–"/>
+      <w:lvlJc w:val="left"/>
+      <w:pPr>
+        <w:ind w:left="5760" w:hanging="480"/>
+      </w:pPr>
+    </w:lvl>
+    <w:lvl w:ilvl="8">
+      <w:numFmt w:val="bullet"/>
+      <w:lvlText w:val="•"/>
+      <w:lvlJc w:val="left"/>
+      <w:pPr>
+        <w:ind w:left="6480" w:hanging="480"/>
+      </w:pPr>
+    </w:lvl>
+  </w:abstractNum>
+  <w:abstractNum w:abstractNumId="1" w15:restartNumberingAfterBreak="0">
     <w:nsid w:val="00A99411"/>
     <w:multiLevelType w:val="multilevel"/>
     <w:tmpl w:val="B3704C0A"/>
@@ -1634,8 +7419,243 @@
       </w:pPr>
     </w:lvl>
   </w:abstractNum>
+  <w:abstractNum w:abstractNumId="2" w15:restartNumberingAfterBreak="0">
+    <w:nsid w:val="23D25AFF"/>
+    <w:multiLevelType w:val="hybridMultilevel"/>
+    <w:tmpl w:val="6EF04ABA"/>
+    <w:lvl w:ilvl="0" w:tplc="0C09000F">
+      <w:start w:val="1"/>
+      <w:numFmt w:val="decimal"/>
+      <w:lvlText w:val="%1."/>
+      <w:lvlJc w:val="left"/>
+      <w:pPr>
+        <w:ind w:left="960" w:hanging="360"/>
+      </w:pPr>
+    </w:lvl>
+    <w:lvl w:ilvl="1" w:tplc="0C090019" w:tentative="1">
+      <w:start w:val="1"/>
+      <w:numFmt w:val="lowerLetter"/>
+      <w:lvlText w:val="%2."/>
+      <w:lvlJc w:val="left"/>
+      <w:pPr>
+        <w:ind w:left="1680" w:hanging="360"/>
+      </w:pPr>
+    </w:lvl>
+    <w:lvl w:ilvl="2" w:tplc="0C09001B" w:tentative="1">
+      <w:start w:val="1"/>
+      <w:numFmt w:val="lowerRoman"/>
+      <w:lvlText w:val="%3."/>
+      <w:lvlJc w:val="right"/>
+      <w:pPr>
+        <w:ind w:left="2400" w:hanging="180"/>
+      </w:pPr>
+    </w:lvl>
+    <w:lvl w:ilvl="3" w:tplc="0C09000F" w:tentative="1">
+      <w:start w:val="1"/>
+      <w:numFmt w:val="decimal"/>
+      <w:lvlText w:val="%4."/>
+      <w:lvlJc w:val="left"/>
+      <w:pPr>
+        <w:ind w:left="3120" w:hanging="360"/>
+      </w:pPr>
+    </w:lvl>
+    <w:lvl w:ilvl="4" w:tplc="0C090019" w:tentative="1">
+      <w:start w:val="1"/>
+      <w:numFmt w:val="lowerLetter"/>
+      <w:lvlText w:val="%5."/>
+      <w:lvlJc w:val="left"/>
+      <w:pPr>
+        <w:ind w:left="3840" w:hanging="360"/>
+      </w:pPr>
+    </w:lvl>
+    <w:lvl w:ilvl="5" w:tplc="0C09001B" w:tentative="1">
+      <w:start w:val="1"/>
+      <w:numFmt w:val="lowerRoman"/>
+      <w:lvlText w:val="%6."/>
+      <w:lvlJc w:val="right"/>
+      <w:pPr>
+        <w:ind w:left="4560" w:hanging="180"/>
+      </w:pPr>
+    </w:lvl>
+    <w:lvl w:ilvl="6" w:tplc="0C09000F" w:tentative="1">
+      <w:start w:val="1"/>
+      <w:numFmt w:val="decimal"/>
+      <w:lvlText w:val="%7."/>
+      <w:lvlJc w:val="left"/>
+      <w:pPr>
+        <w:ind w:left="5280" w:hanging="360"/>
+      </w:pPr>
+    </w:lvl>
+    <w:lvl w:ilvl="7" w:tplc="0C090019" w:tentative="1">
+      <w:start w:val="1"/>
+      <w:numFmt w:val="lowerLetter"/>
+      <w:lvlText w:val="%8."/>
+      <w:lvlJc w:val="left"/>
+      <w:pPr>
+        <w:ind w:left="6000" w:hanging="360"/>
+      </w:pPr>
+    </w:lvl>
+    <w:lvl w:ilvl="8" w:tplc="0C09001B" w:tentative="1">
+      <w:start w:val="1"/>
+      <w:numFmt w:val="lowerRoman"/>
+      <w:lvlText w:val="%9."/>
+      <w:lvlJc w:val="right"/>
+      <w:pPr>
+        <w:ind w:left="6720" w:hanging="180"/>
+      </w:pPr>
+    </w:lvl>
+  </w:abstractNum>
+  <w:abstractNum w:abstractNumId="3" w15:restartNumberingAfterBreak="0">
+    <w:nsid w:val="30880100"/>
+    <w:multiLevelType w:val="multilevel"/>
+    <w:tmpl w:val="1A0820D6"/>
+    <w:lvl w:ilvl="0">
+      <w:start w:val="1"/>
+      <w:numFmt w:val="bullet"/>
+      <w:lvlText w:val=""/>
+      <w:lvlJc w:val="left"/>
+      <w:pPr>
+        <w:tabs>
+          <w:tab w:val="num" w:pos="720"/>
+        </w:tabs>
+        <w:ind w:left="720" w:hanging="360"/>
+      </w:pPr>
+      <w:rPr>
+        <w:rFonts w:ascii="Symbol" w:hAnsi="Symbol" w:hint="default"/>
+        <w:sz w:val="20"/>
+      </w:rPr>
+    </w:lvl>
+    <w:lvl w:ilvl="1" w:tentative="1">
+      <w:start w:val="1"/>
+      <w:numFmt w:val="bullet"/>
+      <w:lvlText w:val="o"/>
+      <w:lvlJc w:val="left"/>
+      <w:pPr>
+        <w:tabs>
+          <w:tab w:val="num" w:pos="1440"/>
+        </w:tabs>
+        <w:ind w:left="1440" w:hanging="360"/>
+      </w:pPr>
+      <w:rPr>
+        <w:rFonts w:ascii="Courier New" w:hAnsi="Courier New" w:hint="default"/>
+        <w:sz w:val="20"/>
+      </w:rPr>
+    </w:lvl>
+    <w:lvl w:ilvl="2" w:tentative="1">
+      <w:start w:val="1"/>
+      <w:numFmt w:val="bullet"/>
+      <w:lvlText w:val=""/>
+      <w:lvlJc w:val="left"/>
+      <w:pPr>
+        <w:tabs>
+          <w:tab w:val="num" w:pos="2160"/>
+        </w:tabs>
+        <w:ind w:left="2160" w:hanging="360"/>
+      </w:pPr>
+      <w:rPr>
+        <w:rFonts w:ascii="Wingdings" w:hAnsi="Wingdings" w:hint="default"/>
+        <w:sz w:val="20"/>
+      </w:rPr>
+    </w:lvl>
+    <w:lvl w:ilvl="3" w:tentative="1">
+      <w:start w:val="1"/>
+      <w:numFmt w:val="bullet"/>
+      <w:lvlText w:val=""/>
+      <w:lvlJc w:val="left"/>
+      <w:pPr>
+        <w:tabs>
+          <w:tab w:val="num" w:pos="2880"/>
+        </w:tabs>
+        <w:ind w:left="2880" w:hanging="360"/>
+      </w:pPr>
+      <w:rPr>
+        <w:rFonts w:ascii="Wingdings" w:hAnsi="Wingdings" w:hint="default"/>
+        <w:sz w:val="20"/>
+      </w:rPr>
+    </w:lvl>
+    <w:lvl w:ilvl="4" w:tentative="1">
+      <w:start w:val="1"/>
+      <w:numFmt w:val="bullet"/>
+      <w:lvlText w:val=""/>
+      <w:lvlJc w:val="left"/>
+      <w:pPr>
+        <w:tabs>
+          <w:tab w:val="num" w:pos="3600"/>
+        </w:tabs>
+        <w:ind w:left="3600" w:hanging="360"/>
+      </w:pPr>
+      <w:rPr>
+        <w:rFonts w:ascii="Wingdings" w:hAnsi="Wingdings" w:hint="default"/>
+        <w:sz w:val="20"/>
+      </w:rPr>
+    </w:lvl>
+    <w:lvl w:ilvl="5" w:tentative="1">
+      <w:start w:val="1"/>
+      <w:numFmt w:val="bullet"/>
+      <w:lvlText w:val=""/>
+      <w:lvlJc w:val="left"/>
+      <w:pPr>
+        <w:tabs>
+          <w:tab w:val="num" w:pos="4320"/>
+        </w:tabs>
+        <w:ind w:left="4320" w:hanging="360"/>
+      </w:pPr>
+      <w:rPr>
+        <w:rFonts w:ascii="Wingdings" w:hAnsi="Wingdings" w:hint="default"/>
+        <w:sz w:val="20"/>
+      </w:rPr>
+    </w:lvl>
+    <w:lvl w:ilvl="6" w:tentative="1">
+      <w:start w:val="1"/>
+      <w:numFmt w:val="bullet"/>
+      <w:lvlText w:val=""/>
+      <w:lvlJc w:val="left"/>
+      <w:pPr>
+        <w:tabs>
+          <w:tab w:val="num" w:pos="5040"/>
+        </w:tabs>
+        <w:ind w:left="5040" w:hanging="360"/>
+      </w:pPr>
+      <w:rPr>
+        <w:rFonts w:ascii="Wingdings" w:hAnsi="Wingdings" w:hint="default"/>
+        <w:sz w:val="20"/>
+      </w:rPr>
+    </w:lvl>
+    <w:lvl w:ilvl="7" w:tentative="1">
+      <w:start w:val="1"/>
+      <w:numFmt w:val="bullet"/>
+      <w:lvlText w:val=""/>
+      <w:lvlJc w:val="left"/>
+      <w:pPr>
+        <w:tabs>
+          <w:tab w:val="num" w:pos="5760"/>
+        </w:tabs>
+        <w:ind w:left="5760" w:hanging="360"/>
+      </w:pPr>
+      <w:rPr>
+        <w:rFonts w:ascii="Wingdings" w:hAnsi="Wingdings" w:hint="default"/>
+        <w:sz w:val="20"/>
+      </w:rPr>
+    </w:lvl>
+    <w:lvl w:ilvl="8" w:tentative="1">
+      <w:start w:val="1"/>
+      <w:numFmt w:val="bullet"/>
+      <w:lvlText w:val=""/>
+      <w:lvlJc w:val="left"/>
+      <w:pPr>
+        <w:tabs>
+          <w:tab w:val="num" w:pos="6480"/>
+        </w:tabs>
+        <w:ind w:left="6480" w:hanging="360"/>
+      </w:pPr>
+      <w:rPr>
+        <w:rFonts w:ascii="Wingdings" w:hAnsi="Wingdings" w:hint="default"/>
+        <w:sz w:val="20"/>
+      </w:rPr>
+    </w:lvl>
+  </w:abstractNum>
   <w:num w:numId="1" w16cid:durableId="253129002">
-    <w:abstractNumId w:val="0"/>
+    <w:abstractNumId w:val="1"/>
     <w:lvlOverride w:ilvl="0">
       <w:startOverride w:val="1"/>
     </w:lvlOverride>
@@ -1663,6 +7683,27 @@
     <w:lvlOverride w:ilvl="8">
       <w:startOverride w:val="1"/>
     </w:lvlOverride>
+  </w:num>
+  <w:num w:numId="2" w16cid:durableId="264575947">
+    <w:abstractNumId w:val="0"/>
+  </w:num>
+  <w:num w:numId="3" w16cid:durableId="1502045895">
+    <w:abstractNumId w:val="2"/>
+  </w:num>
+  <w:num w:numId="4" w16cid:durableId="744450862">
+    <w:abstractNumId w:val="0"/>
+    <w:lvlOverride w:ilvl="0"/>
+    <w:lvlOverride w:ilvl="1"/>
+    <w:lvlOverride w:ilvl="2"/>
+    <w:lvlOverride w:ilvl="3"/>
+    <w:lvlOverride w:ilvl="4"/>
+    <w:lvlOverride w:ilvl="5"/>
+    <w:lvlOverride w:ilvl="6"/>
+    <w:lvlOverride w:ilvl="7"/>
+    <w:lvlOverride w:ilvl="8"/>
+  </w:num>
+  <w:num w:numId="5" w16cid:durableId="119231080">
+    <w:abstractNumId w:val="3"/>
   </w:num>
 </w:numbering>
 </file>
@@ -2675,6 +8716,70 @@
       <w:ind w:left="240"/>
     </w:pPr>
   </w:style>
+  <w:style w:type="table" w:customStyle="1" w:styleId="Table">
+    <w:name w:val="Table"/>
+    <w:semiHidden/>
+    <w:unhideWhenUsed/>
+    <w:qFormat/>
+    <w:rsid w:val="003C0187"/>
+    <w:pPr>
+      <w:spacing w:after="200" w:line="240" w:lineRule="auto"/>
+    </w:pPr>
+    <w:rPr>
+      <w:kern w:val="0"/>
+      <w:lang w:val="en-US"/>
+      <w14:ligatures w14:val="none"/>
+    </w:rPr>
+    <w:tblPr>
+      <w:tblInd w:w="0" w:type="dxa"/>
+      <w:tblCellMar>
+        <w:top w:w="0" w:type="dxa"/>
+        <w:left w:w="108" w:type="dxa"/>
+        <w:bottom w:w="0" w:type="dxa"/>
+        <w:right w:w="108" w:type="dxa"/>
+      </w:tblCellMar>
+    </w:tblPr>
+    <w:tblStylePr w:type="firstRow">
+      <w:tblPr>
+        <w:jc w:val="left"/>
+      </w:tblPr>
+      <w:trPr>
+        <w:jc w:val="left"/>
+      </w:trPr>
+      <w:tcPr>
+        <w:tcBorders>
+          <w:bottom w:val="single" w:sz="0" w:space="0" w:color="auto"/>
+        </w:tcBorders>
+        <w:vAlign w:val="bottom"/>
+      </w:tcPr>
+    </w:tblStylePr>
+  </w:style>
+  <w:style w:type="character" w:customStyle="1" w:styleId="VerbatimChar">
+    <w:name w:val="Verbatim Char"/>
+    <w:basedOn w:val="DefaultParagraphFont"/>
+    <w:link w:val="SourceCode"/>
+    <w:rsid w:val="003C0187"/>
+    <w:rPr>
+      <w:rFonts w:ascii="Consolas" w:hAnsi="Consolas"/>
+      <w:sz w:val="22"/>
+    </w:rPr>
+  </w:style>
+  <w:style w:type="paragraph" w:customStyle="1" w:styleId="SourceCode">
+    <w:name w:val="Source Code"/>
+    <w:basedOn w:val="Normal"/>
+    <w:link w:val="VerbatimChar"/>
+    <w:rsid w:val="003C0187"/>
+    <w:pPr>
+      <w:wordWrap w:val="0"/>
+    </w:pPr>
+    <w:rPr>
+      <w:rFonts w:ascii="Consolas" w:hAnsi="Consolas"/>
+      <w:kern w:val="2"/>
+      <w:sz w:val="22"/>
+      <w:lang w:val="en-AU"/>
+      <w14:ligatures w14:val="standardContextual"/>
+    </w:rPr>
+  </w:style>
 </w:styles>
 </file>
 

--- a/Problem, requirements and project management.docx
+++ b/Problem, requirements and project management.docx
@@ -16,7 +16,6 @@
           <w:docPartUnique/>
         </w:docPartObj>
       </w:sdtPr>
-      <w:sdtEndPr/>
       <w:sdtContent>
         <w:p>
           <w:pPr>
@@ -1056,8 +1055,13 @@
       </w:pPr>
       <w:bookmarkStart w:id="0" w:name="_Toc238142747"/>
       <w:bookmarkStart w:id="1" w:name="xrlend-xr-headset-borrowing-system"/>
-      <w:r>
-        <w:t>XRLend — XR Headset Borrowing System</w:t>
+      <w:proofErr w:type="spellStart"/>
+      <w:r>
+        <w:t>XRLend</w:t>
+      </w:r>
+      <w:proofErr w:type="spellEnd"/>
+      <w:r>
+        <w:t xml:space="preserve"> — XR Headset Borrowing System</w:t>
       </w:r>
       <w:bookmarkEnd w:id="0"/>
     </w:p>
@@ -1192,7 +1196,15 @@
         <w:t>Students waste trips.</w:t>
       </w:r>
       <w:r>
-        <w:t xml:space="preserve"> A student walks to the lab to find every headset is already out, because availability is not visible before they leave.</w:t>
+        <w:t xml:space="preserve"> A student walks to the lab to </w:t>
+      </w:r>
+      <w:proofErr w:type="gramStart"/>
+      <w:r>
+        <w:t>find</w:t>
+      </w:r>
+      <w:proofErr w:type="gramEnd"/>
+      <w:r>
+        <w:t xml:space="preserve"> every headset is already out, because availability is not visible before they leave.</w:t>
       </w:r>
     </w:p>
     <w:p>
@@ -1211,7 +1223,23 @@
         <w:t>Damage is untracked.</w:t>
       </w:r>
       <w:r>
-        <w:t xml:space="preserve"> A headset comes back with a cracked lens and there is no record linking that damage to a specific loan.</w:t>
+        <w:t xml:space="preserve"> A headset comes back with a cracked lens and there is no record </w:t>
+      </w:r>
+      <w:proofErr w:type="gramStart"/>
+      <w:r>
+        <w:t>linking</w:t>
+      </w:r>
+      <w:proofErr w:type="gramEnd"/>
+      <w:r>
+        <w:t xml:space="preserve"> that </w:t>
+      </w:r>
+      <w:proofErr w:type="gramStart"/>
+      <w:r>
+        <w:t>damage to</w:t>
+      </w:r>
+      <w:proofErr w:type="gramEnd"/>
+      <w:r>
+        <w:t xml:space="preserve"> a specific loan.</w:t>
       </w:r>
     </w:p>
     <w:p>
@@ -1226,8 +1254,29 @@
       <w:pPr>
         <w:pStyle w:val="BodyText"/>
       </w:pPr>
-      <w:r>
-        <w:t>XRLend fixes this. It is one website where the technician keeps the headset list up to date, students see what is actually free for the dates they want, and every loan is recorded from request through to return.</w:t>
+      <w:proofErr w:type="spellStart"/>
+      <w:r>
+        <w:t>XRLend</w:t>
+      </w:r>
+      <w:proofErr w:type="spellEnd"/>
+      <w:r>
+        <w:t xml:space="preserve"> fixes this. It is </w:t>
+      </w:r>
+      <w:proofErr w:type="gramStart"/>
+      <w:r>
+        <w:t>one</w:t>
+      </w:r>
+      <w:proofErr w:type="gramEnd"/>
+      <w:r>
+        <w:t xml:space="preserve"> website where the technician keeps the headset list up to date, students see what is </w:t>
+      </w:r>
+      <w:proofErr w:type="gramStart"/>
+      <w:r>
+        <w:t>actually free</w:t>
+      </w:r>
+      <w:proofErr w:type="gramEnd"/>
+      <w:r>
+        <w:t xml:space="preserve"> for the dates they want, and every loan is recorded from request through to return.</w:t>
       </w:r>
     </w:p>
     <w:p>
@@ -1242,7 +1291,23 @@
           <w:b/>
           <w:bCs/>
         </w:rPr>
-        <w:t>Why this is worth building.</w:t>
+        <w:t xml:space="preserve">Why </w:t>
+      </w:r>
+      <w:proofErr w:type="gramStart"/>
+      <w:r>
+        <w:rPr>
+          <w:b/>
+          <w:bCs/>
+        </w:rPr>
+        <w:t>this is</w:t>
+      </w:r>
+      <w:proofErr w:type="gramEnd"/>
+      <w:r>
+        <w:rPr>
+          <w:b/>
+          <w:bCs/>
+        </w:rPr>
+        <w:t xml:space="preserve"> worth building.</w:t>
       </w:r>
       <w:r>
         <w:t xml:space="preserve"> </w:t>
@@ -1549,7 +1614,15 @@
               <w:pStyle w:val="Compact"/>
             </w:pPr>
             <w:r>
-              <w:t>The system follows normal account and security rules</w:t>
+              <w:t xml:space="preserve">The system follows normal </w:t>
+            </w:r>
+            <w:proofErr w:type="gramStart"/>
+            <w:r>
+              <w:t>account</w:t>
+            </w:r>
+            <w:proofErr w:type="gramEnd"/>
+            <w:r>
+              <w:t xml:space="preserve"> and security rules</w:t>
             </w:r>
           </w:p>
           <w:p>
@@ -1891,8 +1964,13 @@
             <w:pPr>
               <w:pStyle w:val="Compact"/>
             </w:pPr>
-            <w:r>
-              <w:t>See own loan history</w:t>
+            <w:proofErr w:type="gramStart"/>
+            <w:r>
+              <w:t>See</w:t>
+            </w:r>
+            <w:proofErr w:type="gramEnd"/>
+            <w:r>
+              <w:t xml:space="preserve"> own loan history</w:t>
             </w:r>
           </w:p>
         </w:tc>
@@ -2333,7 +2411,15 @@
               <w:pStyle w:val="Compact"/>
             </w:pPr>
             <w:r>
-              <w:t>Student logs in</w:t>
+              <w:t xml:space="preserve">Student </w:t>
+            </w:r>
+            <w:proofErr w:type="gramStart"/>
+            <w:r>
+              <w:t>logs</w:t>
+            </w:r>
+            <w:proofErr w:type="gramEnd"/>
+            <w:r>
+              <w:t xml:space="preserve"> in</w:t>
             </w:r>
           </w:p>
         </w:tc>
@@ -2373,8 +2459,13 @@
             <w:pPr>
               <w:pStyle w:val="Compact"/>
             </w:pPr>
-            <w:r>
-              <w:t>Browses headsets and enters the dates they want</w:t>
+            <w:proofErr w:type="gramStart"/>
+            <w:r>
+              <w:t>Browses</w:t>
+            </w:r>
+            <w:proofErr w:type="gramEnd"/>
+            <w:r>
+              <w:t xml:space="preserve"> headsets and enters the dates they want</w:t>
             </w:r>
           </w:p>
         </w:tc>
@@ -2455,8 +2546,21 @@
             <w:pPr>
               <w:pStyle w:val="Compact"/>
             </w:pPr>
-            <w:r>
-              <w:t>Student requests a loan for one of them</w:t>
+            <w:proofErr w:type="gramStart"/>
+            <w:r>
+              <w:t>Student</w:t>
+            </w:r>
+            <w:proofErr w:type="gramEnd"/>
+            <w:r>
+              <w:t xml:space="preserve"> </w:t>
+            </w:r>
+            <w:proofErr w:type="gramStart"/>
+            <w:r>
+              <w:t>requests</w:t>
+            </w:r>
+            <w:proofErr w:type="gramEnd"/>
+            <w:r>
+              <w:t xml:space="preserve"> a loan for one of them</w:t>
             </w:r>
           </w:p>
         </w:tc>
@@ -2575,7 +2679,15 @@
         <w:t>Finished when:</w:t>
       </w:r>
       <w:r>
-        <w:t xml:space="preserve"> the request has been approved or rejected and the student can see which.</w:t>
+        <w:t xml:space="preserve"> the request has been approved or </w:t>
+      </w:r>
+      <w:proofErr w:type="gramStart"/>
+      <w:r>
+        <w:t>rejected</w:t>
+      </w:r>
+      <w:proofErr w:type="gramEnd"/>
+      <w:r>
+        <w:t xml:space="preserve"> and the student can see which.</w:t>
       </w:r>
     </w:p>
     <w:p>
@@ -2831,7 +2943,15 @@
               <w:pStyle w:val="Compact"/>
             </w:pPr>
             <w:r>
-              <w:t>Checks the dates and approves or rejects, giving a reason if rejected</w:t>
+              <w:t xml:space="preserve">Checks the dates and </w:t>
+            </w:r>
+            <w:proofErr w:type="gramStart"/>
+            <w:r>
+              <w:t>approves</w:t>
+            </w:r>
+            <w:proofErr w:type="gramEnd"/>
+            <w:r>
+              <w:t xml:space="preserve"> or rejects, giving a reason if rejected</w:t>
             </w:r>
           </w:p>
         </w:tc>
@@ -2872,7 +2992,15 @@
               <w:pStyle w:val="Compact"/>
             </w:pPr>
             <w:r>
-              <w:t>Queue updates and the student sees the decision</w:t>
+              <w:t xml:space="preserve">Queue updates and the student </w:t>
+            </w:r>
+            <w:proofErr w:type="gramStart"/>
+            <w:r>
+              <w:t>sees</w:t>
+            </w:r>
+            <w:proofErr w:type="gramEnd"/>
+            <w:r>
+              <w:t xml:space="preserve"> the decision</w:t>
             </w:r>
           </w:p>
         </w:tc>
@@ -3161,8 +3289,13 @@
             <w:pPr>
               <w:pStyle w:val="Compact"/>
             </w:pPr>
-            <w:r>
-              <w:t>Brings in payment security rules, too big for this unit</w:t>
+            <w:proofErr w:type="gramStart"/>
+            <w:r>
+              <w:t>Brings</w:t>
+            </w:r>
+            <w:proofErr w:type="gramEnd"/>
+            <w:r>
+              <w:t xml:space="preserve"> in payment security rules, too big for this unit</w:t>
             </w:r>
           </w:p>
         </w:tc>
@@ -3444,7 +3577,15 @@
         </w:numPr>
       </w:pPr>
       <w:r>
-        <w:t>The lab holds 30 headsets, so availability can be checked without heavy optimisation.</w:t>
+        <w:t xml:space="preserve">The lab holds 30 headsets, so availability can be checked without heavy </w:t>
+      </w:r>
+      <w:proofErr w:type="spellStart"/>
+      <w:r>
+        <w:t>optimisation</w:t>
+      </w:r>
+      <w:proofErr w:type="spellEnd"/>
+      <w:r>
+        <w:t>.</w:t>
       </w:r>
     </w:p>
     <w:p>
@@ -3906,8 +4047,13 @@
               <w:pStyle w:val="Compact"/>
             </w:pPr>
             <w:r>
-              <w:t>Under 400 ms</w:t>
-            </w:r>
+              <w:t xml:space="preserve">Under 400 </w:t>
+            </w:r>
+            <w:proofErr w:type="spellStart"/>
+            <w:r>
+              <w:t>ms</w:t>
+            </w:r>
+            <w:proofErr w:type="spellEnd"/>
           </w:p>
         </w:tc>
       </w:tr>
@@ -4178,8 +4324,13 @@
             <w:pPr>
               <w:pStyle w:val="Compact"/>
             </w:pPr>
-            <w:r>
-              <w:t>All of R1–R</w:t>
+            <w:proofErr w:type="gramStart"/>
+            <w:r>
+              <w:t>All of</w:t>
+            </w:r>
+            <w:proofErr w:type="gramEnd"/>
+            <w:r>
+              <w:t xml:space="preserve"> R1–R</w:t>
             </w:r>
             <w:r>
               <w:t>16</w:t>
@@ -4206,7 +4357,15 @@
         <w:spacing w:after="120"/>
       </w:pPr>
       <w:r>
-        <w:t>Sixteen requirements. Twelve say what the system does. Four say how it has to behave. R1 to R8 are the accounts tree. Each step in it is built and tested on its own, so each one is its own requirement.</w:t>
+        <w:t xml:space="preserve">Sixteen requirements. Twelve say what the system does. Four say how it </w:t>
+      </w:r>
+      <w:proofErr w:type="gramStart"/>
+      <w:r>
+        <w:t>has to</w:t>
+      </w:r>
+      <w:proofErr w:type="gramEnd"/>
+      <w:r>
+        <w:t xml:space="preserve"> behave. R1 to R8 are the accounts tree. Each step in it is built and tested on its own, so each one is its own requirement.</w:t>
       </w:r>
     </w:p>
     <w:p>
@@ -5989,7 +6148,23 @@
                 <w:sz w:val="19"/>
                 <w:szCs w:val="19"/>
               </w:rPr>
-              <w:t>The availability search answers in under 400 ms with 30 headsets</w:t>
+              <w:t xml:space="preserve">The availability search answers in under 400 </w:t>
+            </w:r>
+            <w:proofErr w:type="spellStart"/>
+            <w:r>
+              <w:rPr>
+                <w:sz w:val="19"/>
+                <w:szCs w:val="19"/>
+              </w:rPr>
+              <w:t>ms</w:t>
+            </w:r>
+            <w:proofErr w:type="spellEnd"/>
+            <w:r>
+              <w:rPr>
+                <w:sz w:val="19"/>
+                <w:szCs w:val="19"/>
+              </w:rPr>
+              <w:t xml:space="preserve"> with 30 headsets</w:t>
             </w:r>
           </w:p>
         </w:tc>
@@ -6114,7 +6289,23 @@
                 <w:sz w:val="19"/>
                 <w:szCs w:val="19"/>
               </w:rPr>
-              <w:t>A student can go from login to a submitted request in under 3 minutes</w:t>
+              <w:t xml:space="preserve">A student can go from login to </w:t>
+            </w:r>
+            <w:proofErr w:type="gramStart"/>
+            <w:r>
+              <w:rPr>
+                <w:sz w:val="19"/>
+                <w:szCs w:val="19"/>
+              </w:rPr>
+              <w:t>a submitted</w:t>
+            </w:r>
+            <w:proofErr w:type="gramEnd"/>
+            <w:r>
+              <w:rPr>
+                <w:sz w:val="19"/>
+                <w:szCs w:val="19"/>
+              </w:rPr>
+              <w:t xml:space="preserve"> request in under 3 minutes</w:t>
             </w:r>
           </w:p>
         </w:tc>
@@ -6182,7 +6373,15 @@
         <w:spacing w:after="120"/>
       </w:pPr>
       <w:r>
-        <w:t>Four epics, 16 stories, 85 points. 80 points are Must and 5 are Should. Priority uses MoSCoW. Estimates use 1, 2, 3, 5 and 8.</w:t>
+        <w:t xml:space="preserve">Four epics, 16 stories, 85 points. 80 points are Must and 5 are Should. Priority uses </w:t>
+      </w:r>
+      <w:proofErr w:type="spellStart"/>
+      <w:r>
+        <w:t>MoSCoW</w:t>
+      </w:r>
+      <w:proofErr w:type="spellEnd"/>
+      <w:r>
+        <w:t>. Estimates use 1, 2, 3, 5 and 8.</w:t>
       </w:r>
     </w:p>
     <w:tbl>
@@ -6979,7 +7178,15 @@
           <w:bCs/>
         </w:rPr>
         <w:lastRenderedPageBreak/>
-        <w:t>Story 1.1 — Sign up</w:t>
+        <w:t xml:space="preserve">Story 1.1 — Sign </w:t>
+      </w:r>
+      <w:proofErr w:type="gramStart"/>
+      <w:r>
+        <w:rPr>
+          <w:b/>
+          <w:bCs/>
+        </w:rPr>
+        <w:t>up</w:t>
       </w:r>
       <w:r>
         <w:rPr>
@@ -6987,7 +7194,16 @@
           <w:sz w:val="19"/>
           <w:szCs w:val="19"/>
         </w:rPr>
-        <w:t xml:space="preserve">  · 5 pts · Must · R1, R2, R3, R4, R7</w:t>
+        <w:t xml:space="preserve">  ·</w:t>
+      </w:r>
+      <w:proofErr w:type="gramEnd"/>
+      <w:r>
+        <w:rPr>
+          <w:color w:val="595959"/>
+          <w:sz w:val="19"/>
+          <w:szCs w:val="19"/>
+        </w:rPr>
+        <w:t xml:space="preserve"> 5 pts · Must · R1, R2, R3, R4, R7</w:t>
       </w:r>
     </w:p>
     <w:p>
@@ -7027,7 +7243,15 @@
         <w:contextualSpacing w:val="0"/>
       </w:pPr>
       <w:r>
-        <w:t>Given valid details and the Student role, when I submit, then my account is created with the student role.</w:t>
+        <w:t xml:space="preserve">Given valid details and the </w:t>
+      </w:r>
+      <w:proofErr w:type="gramStart"/>
+      <w:r>
+        <w:t>Student</w:t>
+      </w:r>
+      <w:proofErr w:type="gramEnd"/>
+      <w:r>
+        <w:t xml:space="preserve"> role, when I submit, then my account is created with the student role.</w:t>
       </w:r>
     </w:p>
     <w:p>
@@ -7069,7 +7293,15 @@
         <w:contextualSpacing w:val="0"/>
       </w:pPr>
       <w:r>
-        <w:t>Given a new account, when I look in the database, then the password is stored as a hash.</w:t>
+        <w:t xml:space="preserve">Given a new account, when I look in the </w:t>
+      </w:r>
+      <w:proofErr w:type="gramStart"/>
+      <w:r>
+        <w:t>database, then</w:t>
+      </w:r>
+      <w:proofErr w:type="gramEnd"/>
+      <w:r>
+        <w:t xml:space="preserve"> the password is stored as a hash.</w:t>
       </w:r>
     </w:p>
     <w:p>
@@ -7123,7 +7355,15 @@
           <w:b/>
           <w:bCs/>
         </w:rPr>
-        <w:t>Story 1.2 — Log in and log out</w:t>
+        <w:t xml:space="preserve">Story 1.2 — Log in and log </w:t>
+      </w:r>
+      <w:proofErr w:type="gramStart"/>
+      <w:r>
+        <w:rPr>
+          <w:b/>
+          <w:bCs/>
+        </w:rPr>
+        <w:t>out</w:t>
       </w:r>
       <w:r>
         <w:rPr>
@@ -7131,7 +7371,16 @@
           <w:sz w:val="19"/>
           <w:szCs w:val="19"/>
         </w:rPr>
-        <w:t xml:space="preserve">  · 5 pts · Must · R5, R6, R8</w:t>
+        <w:t xml:space="preserve">  ·</w:t>
+      </w:r>
+      <w:proofErr w:type="gramEnd"/>
+      <w:r>
+        <w:rPr>
+          <w:color w:val="595959"/>
+          <w:sz w:val="19"/>
+          <w:szCs w:val="19"/>
+        </w:rPr>
+        <w:t xml:space="preserve"> 5 pts · Must · R5, R6, R8</w:t>
       </w:r>
     </w:p>
     <w:p>
@@ -7225,7 +7474,15 @@
           <w:b/>
           <w:bCs/>
         </w:rPr>
-        <w:t>Story 1.3 — Role check middleware</w:t>
+        <w:t xml:space="preserve">Story 1.3 — Role check </w:t>
+      </w:r>
+      <w:proofErr w:type="gramStart"/>
+      <w:r>
+        <w:rPr>
+          <w:b/>
+          <w:bCs/>
+        </w:rPr>
+        <w:t>middleware</w:t>
       </w:r>
       <w:r>
         <w:rPr>
@@ -7233,7 +7490,16 @@
           <w:sz w:val="19"/>
           <w:szCs w:val="19"/>
         </w:rPr>
-        <w:t xml:space="preserve">  · 5 pts · Must · R14</w:t>
+        <w:t xml:space="preserve">  ·</w:t>
+      </w:r>
+      <w:proofErr w:type="gramEnd"/>
+      <w:r>
+        <w:rPr>
+          <w:color w:val="595959"/>
+          <w:sz w:val="19"/>
+          <w:szCs w:val="19"/>
+        </w:rPr>
+        <w:t xml:space="preserve"> 5 pts · Must · R14</w:t>
       </w:r>
     </w:p>
     <w:p>
@@ -7313,7 +7579,15 @@
           <w:b/>
           <w:bCs/>
         </w:rPr>
-        <w:t>Story 1.4 — Set up the database and EC2</w:t>
+        <w:t>Story 1.4 — Set up the database and EC</w:t>
+      </w:r>
+      <w:proofErr w:type="gramStart"/>
+      <w:r>
+        <w:rPr>
+          <w:b/>
+          <w:bCs/>
+        </w:rPr>
+        <w:t>2</w:t>
       </w:r>
       <w:r>
         <w:rPr>
@@ -7321,7 +7595,16 @@
           <w:sz w:val="19"/>
           <w:szCs w:val="19"/>
         </w:rPr>
-        <w:t xml:space="preserve">  · 5 pts · Must · Task</w:t>
+        <w:t xml:space="preserve">  ·</w:t>
+      </w:r>
+      <w:proofErr w:type="gramEnd"/>
+      <w:r>
+        <w:rPr>
+          <w:color w:val="595959"/>
+          <w:sz w:val="19"/>
+          <w:szCs w:val="19"/>
+        </w:rPr>
+        <w:t xml:space="preserve"> 5 pts · Must · Task</w:t>
       </w:r>
     </w:p>
     <w:p>
@@ -7389,7 +7672,15 @@
           <w:b/>
           <w:bCs/>
         </w:rPr>
-        <w:t>Story 1.5 — Write the README and deployment steps</w:t>
+        <w:t xml:space="preserve">Story 1.5 — Write the README and deployment </w:t>
+      </w:r>
+      <w:proofErr w:type="gramStart"/>
+      <w:r>
+        <w:rPr>
+          <w:b/>
+          <w:bCs/>
+        </w:rPr>
+        <w:t>steps</w:t>
       </w:r>
       <w:r>
         <w:rPr>
@@ -7397,7 +7688,16 @@
           <w:sz w:val="19"/>
           <w:szCs w:val="19"/>
         </w:rPr>
-        <w:t xml:space="preserve">  · 5 pts · Must · Task</w:t>
+        <w:t xml:space="preserve">  ·</w:t>
+      </w:r>
+      <w:proofErr w:type="gramEnd"/>
+      <w:r>
+        <w:rPr>
+          <w:color w:val="595959"/>
+          <w:sz w:val="19"/>
+          <w:szCs w:val="19"/>
+        </w:rPr>
+        <w:t xml:space="preserve"> 5 pts · Must · Task</w:t>
       </w:r>
     </w:p>
     <w:p>
@@ -7454,7 +7754,28 @@
         <w:contextualSpacing w:val="0"/>
       </w:pPr>
       <w:r>
-        <w:t>No password, key or connection string is anywhere in the repo, and `.env` is in `.gitignore`.</w:t>
+        <w:t xml:space="preserve">No password, key or connection string is anywhere in the repo, and </w:t>
+      </w:r>
+      <w:proofErr w:type="gramStart"/>
+      <w:r>
+        <w:t>`.env</w:t>
+      </w:r>
+      <w:proofErr w:type="gramEnd"/>
+      <w:r>
+        <w:t xml:space="preserve">` is in </w:t>
+      </w:r>
+      <w:proofErr w:type="gramStart"/>
+      <w:r>
+        <w:t>`.</w:t>
+      </w:r>
+      <w:proofErr w:type="spellStart"/>
+      <w:r>
+        <w:t>gitignore</w:t>
+      </w:r>
+      <w:proofErr w:type="spellEnd"/>
+      <w:proofErr w:type="gramEnd"/>
+      <w:r>
+        <w:t>`.</w:t>
       </w:r>
     </w:p>
     <w:p>
@@ -7466,7 +7787,15 @@
           <w:b/>
           <w:bCs/>
         </w:rPr>
-        <w:t>Story 1.6 — Unit tests to 70% coverage</w:t>
+        <w:t xml:space="preserve">Story 1.6 — Unit tests to 70% </w:t>
+      </w:r>
+      <w:proofErr w:type="gramStart"/>
+      <w:r>
+        <w:rPr>
+          <w:b/>
+          <w:bCs/>
+        </w:rPr>
+        <w:t>coverage</w:t>
       </w:r>
       <w:r>
         <w:rPr>
@@ -7474,7 +7803,16 @@
           <w:sz w:val="19"/>
           <w:szCs w:val="19"/>
         </w:rPr>
-        <w:t xml:space="preserve">  · 5 pts · Must · Task</w:t>
+        <w:t xml:space="preserve">  ·</w:t>
+      </w:r>
+      <w:proofErr w:type="gramEnd"/>
+      <w:r>
+        <w:rPr>
+          <w:color w:val="595959"/>
+          <w:sz w:val="19"/>
+          <w:szCs w:val="19"/>
+        </w:rPr>
+        <w:t xml:space="preserve"> 5 pts · Must · Task</w:t>
       </w:r>
     </w:p>
     <w:p>
@@ -7516,7 +7854,15 @@
         <w:contextualSpacing w:val="0"/>
       </w:pPr>
       <w:r>
-        <w:t>The seven overlap cases from Story 3.2 all pass.</w:t>
+        <w:t xml:space="preserve">The seven overlap cases from Story 3.2 all </w:t>
+      </w:r>
+      <w:proofErr w:type="gramStart"/>
+      <w:r>
+        <w:t>pass</w:t>
+      </w:r>
+      <w:proofErr w:type="gramEnd"/>
+      <w:r>
+        <w:t>.</w:t>
       </w:r>
     </w:p>
     <w:p>
@@ -7547,7 +7893,15 @@
         <w:spacing w:after="120"/>
       </w:pPr>
       <w:r>
-        <w:t>The technician side of Workflow B. Headsets have to exist before anyone can borrow one.</w:t>
+        <w:t xml:space="preserve">The technician side of Workflow B. Headsets </w:t>
+      </w:r>
+      <w:proofErr w:type="gramStart"/>
+      <w:r>
+        <w:t>have to</w:t>
+      </w:r>
+      <w:proofErr w:type="gramEnd"/>
+      <w:r>
+        <w:t xml:space="preserve"> exist before anyone can borrow one.</w:t>
       </w:r>
     </w:p>
     <w:p>
@@ -7559,7 +7913,15 @@
           <w:b/>
           <w:bCs/>
         </w:rPr>
-        <w:t>Story 2.1 — Add a headset</w:t>
+        <w:t xml:space="preserve">Story 2.1 — Add a </w:t>
+      </w:r>
+      <w:proofErr w:type="gramStart"/>
+      <w:r>
+        <w:rPr>
+          <w:b/>
+          <w:bCs/>
+        </w:rPr>
+        <w:t>headset</w:t>
       </w:r>
       <w:r>
         <w:rPr>
@@ -7567,7 +7929,16 @@
           <w:sz w:val="19"/>
           <w:szCs w:val="19"/>
         </w:rPr>
-        <w:t xml:space="preserve">  · 5 pts · Must · R9</w:t>
+        <w:t xml:space="preserve">  ·</w:t>
+      </w:r>
+      <w:proofErr w:type="gramEnd"/>
+      <w:r>
+        <w:rPr>
+          <w:color w:val="595959"/>
+          <w:sz w:val="19"/>
+          <w:szCs w:val="19"/>
+        </w:rPr>
+        <w:t xml:space="preserve"> 5 pts · Must · R9</w:t>
       </w:r>
     </w:p>
     <w:p>
@@ -7675,7 +8046,15 @@
           <w:b/>
           <w:bCs/>
         </w:rPr>
-        <w:t>Story 2.2 — Edit a headset and set its status</w:t>
+        <w:t xml:space="preserve">Story 2.2 — Edit a headset and set its </w:t>
+      </w:r>
+      <w:proofErr w:type="gramStart"/>
+      <w:r>
+        <w:rPr>
+          <w:b/>
+          <w:bCs/>
+        </w:rPr>
+        <w:t>status</w:t>
       </w:r>
       <w:r>
         <w:rPr>
@@ -7683,7 +8062,16 @@
           <w:sz w:val="19"/>
           <w:szCs w:val="19"/>
         </w:rPr>
-        <w:t xml:space="preserve">  · 5 pts · Must · R9</w:t>
+        <w:t xml:space="preserve">  ·</w:t>
+      </w:r>
+      <w:proofErr w:type="gramEnd"/>
+      <w:r>
+        <w:rPr>
+          <w:color w:val="595959"/>
+          <w:sz w:val="19"/>
+          <w:szCs w:val="19"/>
+        </w:rPr>
+        <w:t xml:space="preserve"> 5 pts · Must · R9</w:t>
       </w:r>
     </w:p>
     <w:p>
@@ -7695,7 +8083,23 @@
           <w:i/>
           <w:iCs/>
         </w:rPr>
-        <w:t>As a technician, I want to change a headset record, so that the list stays right.</w:t>
+        <w:t xml:space="preserve">As a technician, I want to change </w:t>
+      </w:r>
+      <w:proofErr w:type="gramStart"/>
+      <w:r>
+        <w:rPr>
+          <w:i/>
+          <w:iCs/>
+        </w:rPr>
+        <w:t>a headset</w:t>
+      </w:r>
+      <w:proofErr w:type="gramEnd"/>
+      <w:r>
+        <w:rPr>
+          <w:i/>
+          <w:iCs/>
+        </w:rPr>
+        <w:t xml:space="preserve"> record, so that the list stays right.</w:t>
       </w:r>
     </w:p>
     <w:p>
@@ -7722,8 +8126,13 @@
         <w:spacing w:after="50"/>
         <w:contextualSpacing w:val="0"/>
       </w:pPr>
-      <w:r>
-        <w:t>Given I change the model or the notes, when I save, then the list shows the new values.</w:t>
+      <w:proofErr w:type="gramStart"/>
+      <w:r>
+        <w:t>Given I change</w:t>
+      </w:r>
+      <w:proofErr w:type="gramEnd"/>
+      <w:r>
+        <w:t xml:space="preserve"> the model or the notes, when I save, then the list shows the new values.</w:t>
       </w:r>
     </w:p>
     <w:p>
@@ -7763,7 +8172,15 @@
           <w:b/>
           <w:bCs/>
         </w:rPr>
-        <w:t>Story 2.3 — Retire a headset</w:t>
+        <w:t xml:space="preserve">Story 2.3 — Retire a </w:t>
+      </w:r>
+      <w:proofErr w:type="gramStart"/>
+      <w:r>
+        <w:rPr>
+          <w:b/>
+          <w:bCs/>
+        </w:rPr>
+        <w:t>headset</w:t>
       </w:r>
       <w:r>
         <w:rPr>
@@ -7771,7 +8188,16 @@
           <w:sz w:val="19"/>
           <w:szCs w:val="19"/>
         </w:rPr>
-        <w:t xml:space="preserve">  · 3 pts · Must · R9</w:t>
+        <w:t xml:space="preserve">  ·</w:t>
+      </w:r>
+      <w:proofErr w:type="gramEnd"/>
+      <w:r>
+        <w:rPr>
+          <w:color w:val="595959"/>
+          <w:sz w:val="19"/>
+          <w:szCs w:val="19"/>
+        </w:rPr>
+        <w:t xml:space="preserve"> 3 pts · Must · R9</w:t>
       </w:r>
     </w:p>
     <w:p>
@@ -7783,7 +8209,23 @@
           <w:i/>
           <w:iCs/>
         </w:rPr>
-        <w:t>As a technician, I want to retire a broken headset, so that nobody can book it.</w:t>
+        <w:t xml:space="preserve">As a technician, I want to </w:t>
+      </w:r>
+      <w:proofErr w:type="gramStart"/>
+      <w:r>
+        <w:rPr>
+          <w:i/>
+          <w:iCs/>
+        </w:rPr>
+        <w:t>retire</w:t>
+      </w:r>
+      <w:proofErr w:type="gramEnd"/>
+      <w:r>
+        <w:rPr>
+          <w:i/>
+          <w:iCs/>
+        </w:rPr>
+        <w:t xml:space="preserve"> a broken headset, so that nobody can book it.</w:t>
       </w:r>
     </w:p>
     <w:p>
@@ -7855,7 +8297,15 @@
           <w:b/>
           <w:bCs/>
         </w:rPr>
-        <w:t>Story 3.1 — Browse the headset list</w:t>
+        <w:t xml:space="preserve">Story 3.1 — Browse the headset </w:t>
+      </w:r>
+      <w:proofErr w:type="gramStart"/>
+      <w:r>
+        <w:rPr>
+          <w:b/>
+          <w:bCs/>
+        </w:rPr>
+        <w:t>list</w:t>
       </w:r>
       <w:r>
         <w:rPr>
@@ -7863,7 +8313,16 @@
           <w:sz w:val="19"/>
           <w:szCs w:val="19"/>
         </w:rPr>
-        <w:t xml:space="preserve">  · 3 pts · Must · R10</w:t>
+        <w:t xml:space="preserve">  ·</w:t>
+      </w:r>
+      <w:proofErr w:type="gramEnd"/>
+      <w:r>
+        <w:rPr>
+          <w:color w:val="595959"/>
+          <w:sz w:val="19"/>
+          <w:szCs w:val="19"/>
+        </w:rPr>
+        <w:t xml:space="preserve"> 3 pts · Must · R10</w:t>
       </w:r>
     </w:p>
     <w:p>
@@ -7929,7 +8388,15 @@
           <w:b/>
           <w:bCs/>
         </w:rPr>
-        <w:t>Story 3.2 — Search availability for a date range</w:t>
+        <w:t xml:space="preserve">Story 3.2 — Search availability for a date </w:t>
+      </w:r>
+      <w:proofErr w:type="gramStart"/>
+      <w:r>
+        <w:rPr>
+          <w:b/>
+          <w:bCs/>
+        </w:rPr>
+        <w:t>range</w:t>
       </w:r>
       <w:r>
         <w:rPr>
@@ -7937,7 +8404,16 @@
           <w:sz w:val="19"/>
           <w:szCs w:val="19"/>
         </w:rPr>
-        <w:t xml:space="preserve">  · 8 pts · Must · R10, R13, R15</w:t>
+        <w:t xml:space="preserve">  ·</w:t>
+      </w:r>
+      <w:proofErr w:type="gramEnd"/>
+      <w:r>
+        <w:rPr>
+          <w:color w:val="595959"/>
+          <w:sz w:val="19"/>
+          <w:szCs w:val="19"/>
+        </w:rPr>
+        <w:t xml:space="preserve"> 8 pts · Must · R10, R13, R15</w:t>
       </w:r>
     </w:p>
     <w:p>
@@ -8019,8 +8495,13 @@
         <w:contextualSpacing w:val="0"/>
       </w:pPr>
       <w:r>
-        <w:t>Given 30 headsets in the database, when I search, then the answer comes back in under 400 ms.</w:t>
-      </w:r>
+        <w:t xml:space="preserve">Given 30 headsets in the database, when I search, then the answer comes back in under 400 </w:t>
+      </w:r>
+      <w:proofErr w:type="spellStart"/>
+      <w:r>
+        <w:t>ms.</w:t>
+      </w:r>
+      <w:proofErr w:type="spellEnd"/>
     </w:p>
     <w:p>
       <w:pPr>
@@ -8069,7 +8550,23 @@
         <w:spacing w:after="120"/>
       </w:pPr>
       <w:r>
-        <w:t>An existing loan runs day 10 to day 14. A new request must be refused for 8 to 12, 12 to 14, 14 to 18, 8 to 18 and 10 to 15. It must be allowed for 5 to 9 and for 16 to 20.</w:t>
+        <w:t xml:space="preserve">An existing loan runs day 10 to day 14. A new request must be refused for 8 to 12, 12 to 14, 14 to 18, 8 to 18 and 10 to 15. It must be allowed </w:t>
+      </w:r>
+      <w:proofErr w:type="gramStart"/>
+      <w:r>
+        <w:t>for</w:t>
+      </w:r>
+      <w:proofErr w:type="gramEnd"/>
+      <w:r>
+        <w:t xml:space="preserve"> 5 to 9 and </w:t>
+      </w:r>
+      <w:proofErr w:type="gramStart"/>
+      <w:r>
+        <w:t>for</w:t>
+      </w:r>
+      <w:proofErr w:type="gramEnd"/>
+      <w:r>
+        <w:t xml:space="preserve"> 16 to 20.</w:t>
       </w:r>
     </w:p>
     <w:p>
@@ -8081,7 +8578,15 @@
           <w:b/>
           <w:bCs/>
         </w:rPr>
-        <w:t>Story 3.3 — Request a loan</w:t>
+        <w:t xml:space="preserve">Story 3.3 — Request a </w:t>
+      </w:r>
+      <w:proofErr w:type="gramStart"/>
+      <w:r>
+        <w:rPr>
+          <w:b/>
+          <w:bCs/>
+        </w:rPr>
+        <w:t>loan</w:t>
       </w:r>
       <w:r>
         <w:rPr>
@@ -8089,7 +8594,16 @@
           <w:sz w:val="19"/>
           <w:szCs w:val="19"/>
         </w:rPr>
-        <w:t xml:space="preserve">  · 8 pts · Must · R11, R13, R16</w:t>
+        <w:t xml:space="preserve">  ·</w:t>
+      </w:r>
+      <w:proofErr w:type="gramEnd"/>
+      <w:r>
+        <w:rPr>
+          <w:color w:val="595959"/>
+          <w:sz w:val="19"/>
+          <w:szCs w:val="19"/>
+        </w:rPr>
+        <w:t xml:space="preserve"> 8 pts · Must · R11, R13, R16</w:t>
       </w:r>
     </w:p>
     <w:p>
@@ -8211,7 +8725,15 @@
           <w:b/>
           <w:bCs/>
         </w:rPr>
-        <w:t>Story 3.4 — See my loans and cancel a pending request</w:t>
+        <w:t xml:space="preserve">Story 3.4 — See my loans and cancel a pending </w:t>
+      </w:r>
+      <w:proofErr w:type="gramStart"/>
+      <w:r>
+        <w:rPr>
+          <w:b/>
+          <w:bCs/>
+        </w:rPr>
+        <w:t>request</w:t>
       </w:r>
       <w:r>
         <w:rPr>
@@ -8219,7 +8741,16 @@
           <w:sz w:val="19"/>
           <w:szCs w:val="19"/>
         </w:rPr>
-        <w:t xml:space="preserve">  · 5 pts · Must · R11</w:t>
+        <w:t xml:space="preserve">  ·</w:t>
+      </w:r>
+      <w:proofErr w:type="gramEnd"/>
+      <w:r>
+        <w:rPr>
+          <w:color w:val="595959"/>
+          <w:sz w:val="19"/>
+          <w:szCs w:val="19"/>
+        </w:rPr>
+        <w:t xml:space="preserve"> 5 pts · Must · R11</w:t>
       </w:r>
     </w:p>
     <w:p>
@@ -8302,7 +8833,15 @@
         <w:contextualSpacing w:val="0"/>
       </w:pPr>
       <w:r>
-        <w:t>Given an Approved loan, when I open it, then there is no cancel button.</w:t>
+        <w:t xml:space="preserve">Given an Approved loan, when I open </w:t>
+      </w:r>
+      <w:proofErr w:type="gramStart"/>
+      <w:r>
+        <w:t>it, then</w:t>
+      </w:r>
+      <w:proofErr w:type="gramEnd"/>
+      <w:r>
+        <w:t xml:space="preserve"> there is no cancel button.</w:t>
       </w:r>
     </w:p>
     <w:p>
@@ -8331,7 +8870,15 @@
           <w:b/>
           <w:bCs/>
         </w:rPr>
-        <w:t>Story 4.1 — See the pending request queue</w:t>
+        <w:t xml:space="preserve">Story 4.1 — See the pending request </w:t>
+      </w:r>
+      <w:proofErr w:type="gramStart"/>
+      <w:r>
+        <w:rPr>
+          <w:b/>
+          <w:bCs/>
+        </w:rPr>
+        <w:t>queue</w:t>
       </w:r>
       <w:r>
         <w:rPr>
@@ -8339,7 +8886,16 @@
           <w:sz w:val="19"/>
           <w:szCs w:val="19"/>
         </w:rPr>
-        <w:t xml:space="preserve">  · 5 pts · Must · R12</w:t>
+        <w:t xml:space="preserve">  ·</w:t>
+      </w:r>
+      <w:proofErr w:type="gramEnd"/>
+      <w:r>
+        <w:rPr>
+          <w:color w:val="595959"/>
+          <w:sz w:val="19"/>
+          <w:szCs w:val="19"/>
+        </w:rPr>
+        <w:t xml:space="preserve"> 5 pts · Must · R12</w:t>
       </w:r>
     </w:p>
     <w:p>
@@ -8419,7 +8975,15 @@
           <w:b/>
           <w:bCs/>
         </w:rPr>
-        <w:t>Story 4.2 — Approve or reject a request</w:t>
+        <w:t xml:space="preserve">Story 4.2 — Approve or reject a </w:t>
+      </w:r>
+      <w:proofErr w:type="gramStart"/>
+      <w:r>
+        <w:rPr>
+          <w:b/>
+          <w:bCs/>
+        </w:rPr>
+        <w:t>request</w:t>
       </w:r>
       <w:r>
         <w:rPr>
@@ -8427,7 +8991,16 @@
           <w:sz w:val="19"/>
           <w:szCs w:val="19"/>
         </w:rPr>
-        <w:t xml:space="preserve">  · 8 pts · Must · R12, R13</w:t>
+        <w:t xml:space="preserve">  ·</w:t>
+      </w:r>
+      <w:proofErr w:type="gramEnd"/>
+      <w:r>
+        <w:rPr>
+          <w:color w:val="595959"/>
+          <w:sz w:val="19"/>
+          <w:szCs w:val="19"/>
+        </w:rPr>
+        <w:t xml:space="preserve"> 8 pts · Must · R12, R13</w:t>
       </w:r>
     </w:p>
     <w:p>
@@ -8535,7 +9108,15 @@
           <w:b/>
           <w:bCs/>
         </w:rPr>
-        <w:t>Story 4.3 — Record collection and return</w:t>
+        <w:t xml:space="preserve">Story 4.3 — Record collection and </w:t>
+      </w:r>
+      <w:proofErr w:type="gramStart"/>
+      <w:r>
+        <w:rPr>
+          <w:b/>
+          <w:bCs/>
+        </w:rPr>
+        <w:t>return</w:t>
       </w:r>
       <w:r>
         <w:rPr>
@@ -8543,7 +9124,16 @@
           <w:sz w:val="19"/>
           <w:szCs w:val="19"/>
         </w:rPr>
-        <w:t xml:space="preserve">  · 5 pts · Should · R12</w:t>
+        <w:t xml:space="preserve">  ·</w:t>
+      </w:r>
+      <w:proofErr w:type="gramEnd"/>
+      <w:r>
+        <w:rPr>
+          <w:color w:val="595959"/>
+          <w:sz w:val="19"/>
+          <w:szCs w:val="19"/>
+        </w:rPr>
+        <w:t xml:space="preserve"> 5 pts · Should · R12</w:t>
       </w:r>
     </w:p>
     <w:p>
@@ -8611,7 +9201,15 @@
         <w:contextualSpacing w:val="0"/>
       </w:pPr>
       <w:r>
-        <w:t>Given a returned loan, when a student searches those dates, then the headset is free again.</w:t>
+        <w:t xml:space="preserve">Given a returned loan, when a student </w:t>
+      </w:r>
+      <w:proofErr w:type="gramStart"/>
+      <w:r>
+        <w:t>searches</w:t>
+      </w:r>
+      <w:proofErr w:type="gramEnd"/>
+      <w:r>
+        <w:t xml:space="preserve"> those dates, then the headset is free again.</w:t>
       </w:r>
     </w:p>
     <w:p>
@@ -8973,7 +9571,51 @@
                 <w:sz w:val="19"/>
                 <w:szCs w:val="19"/>
               </w:rPr>
-              <w:t>Jira. To Do, In Progress, Code Review, Testing, Done. Work waiting on something else goes to Blocked.</w:t>
+              <w:t>Jira. To Do,</w:t>
+            </w:r>
+            <w:r>
+              <w:rPr>
+                <w:sz w:val="19"/>
+                <w:szCs w:val="19"/>
+              </w:rPr>
+              <w:t xml:space="preserve"> Blocked, </w:t>
+            </w:r>
+            <w:proofErr w:type="gramStart"/>
+            <w:r>
+              <w:rPr>
+                <w:sz w:val="19"/>
+                <w:szCs w:val="19"/>
+              </w:rPr>
+              <w:t xml:space="preserve">Blockers, </w:t>
+            </w:r>
+            <w:r>
+              <w:rPr>
+                <w:sz w:val="19"/>
+                <w:szCs w:val="19"/>
+              </w:rPr>
+              <w:t xml:space="preserve"> In</w:t>
+            </w:r>
+            <w:proofErr w:type="gramEnd"/>
+            <w:r>
+              <w:rPr>
+                <w:sz w:val="19"/>
+                <w:szCs w:val="19"/>
+              </w:rPr>
+              <w:t xml:space="preserve"> Progress, </w:t>
+            </w:r>
+            <w:r>
+              <w:rPr>
+                <w:sz w:val="19"/>
+                <w:szCs w:val="19"/>
+              </w:rPr>
+              <w:t>In</w:t>
+            </w:r>
+            <w:r>
+              <w:rPr>
+                <w:sz w:val="19"/>
+                <w:szCs w:val="19"/>
+              </w:rPr>
+              <w:t xml:space="preserve"> Review, Testing, Done. </w:t>
             </w:r>
           </w:p>
         </w:tc>
@@ -9178,12 +9820,53 @@
             <w:pPr>
               <w:spacing w:before="40" w:after="40"/>
             </w:pPr>
-            <w:r>
-              <w:rPr>
-                <w:sz w:val="19"/>
-                <w:szCs w:val="19"/>
-              </w:rPr>
-              <w:t>Writes the code and the tests. Makes the branch and pushes the commits.</w:t>
+            <w:proofErr w:type="gramStart"/>
+            <w:r>
+              <w:rPr>
+                <w:sz w:val="19"/>
+                <w:szCs w:val="19"/>
+              </w:rPr>
+              <w:t>Writes</w:t>
+            </w:r>
+            <w:proofErr w:type="gramEnd"/>
+            <w:r>
+              <w:rPr>
+                <w:sz w:val="19"/>
+                <w:szCs w:val="19"/>
+              </w:rPr>
+              <w:t xml:space="preserve"> the code and the tests. </w:t>
+            </w:r>
+            <w:proofErr w:type="gramStart"/>
+            <w:r>
+              <w:rPr>
+                <w:sz w:val="19"/>
+                <w:szCs w:val="19"/>
+              </w:rPr>
+              <w:t>Makes</w:t>
+            </w:r>
+            <w:proofErr w:type="gramEnd"/>
+            <w:r>
+              <w:rPr>
+                <w:sz w:val="19"/>
+                <w:szCs w:val="19"/>
+              </w:rPr>
+              <w:t xml:space="preserve"> the branch and </w:t>
+            </w:r>
+            <w:proofErr w:type="gramStart"/>
+            <w:r>
+              <w:rPr>
+                <w:sz w:val="19"/>
+                <w:szCs w:val="19"/>
+              </w:rPr>
+              <w:t>pushes</w:t>
+            </w:r>
+            <w:proofErr w:type="gramEnd"/>
+            <w:r>
+              <w:rPr>
+                <w:sz w:val="19"/>
+                <w:szCs w:val="19"/>
+              </w:rPr>
+              <w:t xml:space="preserve"> the commits.</w:t>
             </w:r>
           </w:p>
         </w:tc>
@@ -9213,8 +9896,17 @@
                 <w:sz w:val="19"/>
                 <w:szCs w:val="19"/>
               </w:rPr>
-              <w:t>Ali rezaeimanesh</w:t>
-            </w:r>
+              <w:t xml:space="preserve">Ali </w:t>
+            </w:r>
+            <w:proofErr w:type="spellStart"/>
+            <w:r>
+              <w:rPr>
+                <w:sz w:val="19"/>
+                <w:szCs w:val="19"/>
+              </w:rPr>
+              <w:t>rezaeimanesh</w:t>
+            </w:r>
+            <w:proofErr w:type="spellEnd"/>
           </w:p>
         </w:tc>
       </w:tr>
@@ -9308,8 +10000,17 @@
                 <w:sz w:val="19"/>
                 <w:szCs w:val="19"/>
               </w:rPr>
-              <w:t>Ali rezaeimanesh</w:t>
-            </w:r>
+              <w:t xml:space="preserve">Ali </w:t>
+            </w:r>
+            <w:proofErr w:type="spellStart"/>
+            <w:r>
+              <w:rPr>
+                <w:sz w:val="19"/>
+                <w:szCs w:val="19"/>
+              </w:rPr>
+              <w:t>rezaeimanesh</w:t>
+            </w:r>
+            <w:proofErr w:type="spellEnd"/>
           </w:p>
         </w:tc>
       </w:tr>
@@ -9400,8 +10101,17 @@
                 <w:sz w:val="19"/>
                 <w:szCs w:val="19"/>
               </w:rPr>
-              <w:t>Ali rezaeimanesh</w:t>
-            </w:r>
+              <w:t xml:space="preserve">Ali </w:t>
+            </w:r>
+            <w:proofErr w:type="spellStart"/>
+            <w:r>
+              <w:rPr>
+                <w:sz w:val="19"/>
+                <w:szCs w:val="19"/>
+              </w:rPr>
+              <w:t>rezaeimanesh</w:t>
+            </w:r>
+            <w:proofErr w:type="spellEnd"/>
           </w:p>
         </w:tc>
       </w:tr>
@@ -10814,12 +11524,21 @@
             <w:pPr>
               <w:spacing w:before="40" w:after="40"/>
             </w:pPr>
-            <w:r>
-              <w:rPr>
-                <w:sz w:val="19"/>
-                <w:szCs w:val="19"/>
-              </w:rPr>
-              <w:t>Retire a headset</w:t>
+            <w:proofErr w:type="gramStart"/>
+            <w:r>
+              <w:rPr>
+                <w:sz w:val="19"/>
+                <w:szCs w:val="19"/>
+              </w:rPr>
+              <w:t>Retire</w:t>
+            </w:r>
+            <w:proofErr w:type="gramEnd"/>
+            <w:r>
+              <w:rPr>
+                <w:sz w:val="19"/>
+                <w:szCs w:val="19"/>
+              </w:rPr>
+              <w:t xml:space="preserve"> a headset</w:t>
             </w:r>
           </w:p>
         </w:tc>
@@ -11522,7 +12241,23 @@
                 <w:sz w:val="19"/>
                 <w:szCs w:val="19"/>
               </w:rPr>
-              <w:t>The 403 criterion could not be tested.</w:t>
+              <w:t xml:space="preserve">The 403 </w:t>
+            </w:r>
+            <w:proofErr w:type="gramStart"/>
+            <w:r>
+              <w:rPr>
+                <w:sz w:val="19"/>
+                <w:szCs w:val="19"/>
+              </w:rPr>
+              <w:t>criterion</w:t>
+            </w:r>
+            <w:proofErr w:type="gramEnd"/>
+            <w:r>
+              <w:rPr>
+                <w:sz w:val="19"/>
+                <w:szCs w:val="19"/>
+              </w:rPr>
+              <w:t xml:space="preserve"> could not be tested.</w:t>
             </w:r>
           </w:p>
         </w:tc>
@@ -11950,7 +12685,23 @@
                 <w:sz w:val="19"/>
                 <w:szCs w:val="19"/>
               </w:rPr>
-              <w:t>The free tier EC2 instance runs out of disk during npm install.</w:t>
+              <w:t xml:space="preserve">The free tier EC2 instance runs out of disk during </w:t>
+            </w:r>
+            <w:proofErr w:type="spellStart"/>
+            <w:r>
+              <w:rPr>
+                <w:sz w:val="19"/>
+                <w:szCs w:val="19"/>
+              </w:rPr>
+              <w:t>npm</w:t>
+            </w:r>
+            <w:proofErr w:type="spellEnd"/>
+            <w:r>
+              <w:rPr>
+                <w:sz w:val="19"/>
+                <w:szCs w:val="19"/>
+              </w:rPr>
+              <w:t xml:space="preserve"> install.</w:t>
             </w:r>
           </w:p>
         </w:tc>
@@ -12040,7 +12791,23 @@
                 <w:sz w:val="19"/>
                 <w:szCs w:val="19"/>
               </w:rPr>
-              <w:t>Grow the disk before deploying, using the Tutorial 1 steps.</w:t>
+              <w:t xml:space="preserve">Grow the disk before deploying, using </w:t>
+            </w:r>
+            <w:proofErr w:type="gramStart"/>
+            <w:r>
+              <w:rPr>
+                <w:sz w:val="19"/>
+                <w:szCs w:val="19"/>
+              </w:rPr>
+              <w:t>the Tutorial</w:t>
+            </w:r>
+            <w:proofErr w:type="gramEnd"/>
+            <w:r>
+              <w:rPr>
+                <w:sz w:val="19"/>
+                <w:szCs w:val="19"/>
+              </w:rPr>
+              <w:t xml:space="preserve"> 1 steps.</w:t>
             </w:r>
           </w:p>
         </w:tc>
@@ -12349,7 +13116,39 @@
                 <w:sz w:val="19"/>
                 <w:szCs w:val="19"/>
               </w:rPr>
-              <w:t>1.3 has its own test that sends a student token to a technician route.</w:t>
+              <w:t xml:space="preserve">1.3 has its own test that sends a </w:t>
+            </w:r>
+            <w:proofErr w:type="gramStart"/>
+            <w:r>
+              <w:rPr>
+                <w:sz w:val="19"/>
+                <w:szCs w:val="19"/>
+              </w:rPr>
+              <w:t>student token</w:t>
+            </w:r>
+            <w:proofErr w:type="gramEnd"/>
+            <w:r>
+              <w:rPr>
+                <w:sz w:val="19"/>
+                <w:szCs w:val="19"/>
+              </w:rPr>
+              <w:t xml:space="preserve"> </w:t>
+            </w:r>
+            <w:proofErr w:type="gramStart"/>
+            <w:r>
+              <w:rPr>
+                <w:sz w:val="19"/>
+                <w:szCs w:val="19"/>
+              </w:rPr>
+              <w:t>to</w:t>
+            </w:r>
+            <w:proofErr w:type="gramEnd"/>
+            <w:r>
+              <w:rPr>
+                <w:sz w:val="19"/>
+                <w:szCs w:val="19"/>
+              </w:rPr>
+              <w:t xml:space="preserve"> a technician route.</w:t>
             </w:r>
           </w:p>
         </w:tc>
@@ -12973,7 +13772,23 @@
                 <w:sz w:val="19"/>
                 <w:szCs w:val="19"/>
               </w:rPr>
-              <w:t>Workflow A and Workflow B both work end to end. A student can search, request and see the answer. A technician can see the queue and decide.</w:t>
+              <w:t xml:space="preserve">Workflow A and Workflow B both work end to end. A student can search, </w:t>
+            </w:r>
+            <w:proofErr w:type="gramStart"/>
+            <w:r>
+              <w:rPr>
+                <w:sz w:val="19"/>
+                <w:szCs w:val="19"/>
+              </w:rPr>
+              <w:t>request</w:t>
+            </w:r>
+            <w:proofErr w:type="gramEnd"/>
+            <w:r>
+              <w:rPr>
+                <w:sz w:val="19"/>
+                <w:szCs w:val="19"/>
+              </w:rPr>
+              <w:t xml:space="preserve"> and see the answer. A technician can see the queue and decide.</w:t>
             </w:r>
           </w:p>
         </w:tc>
@@ -13947,12 +14762,21 @@
             <w:pPr>
               <w:spacing w:before="40" w:after="40"/>
             </w:pPr>
-            <w:r>
-              <w:rPr>
-                <w:sz w:val="19"/>
-                <w:szCs w:val="19"/>
-              </w:rPr>
-              <w:t>All of the above</w:t>
+            <w:proofErr w:type="gramStart"/>
+            <w:r>
+              <w:rPr>
+                <w:sz w:val="19"/>
+                <w:szCs w:val="19"/>
+              </w:rPr>
+              <w:t>All of</w:t>
+            </w:r>
+            <w:proofErr w:type="gramEnd"/>
+            <w:r>
+              <w:rPr>
+                <w:sz w:val="19"/>
+                <w:szCs w:val="19"/>
+              </w:rPr>
+              <w:t xml:space="preserve"> the above</w:t>
             </w:r>
           </w:p>
         </w:tc>
@@ -14342,7 +15166,23 @@
                 <w:sz w:val="19"/>
                 <w:szCs w:val="19"/>
               </w:rPr>
-              <w:t>The request runs the same overlap check the search runs. Writing it twice would let the two drift apart.</w:t>
+              <w:t xml:space="preserve">The request runs the same overlap check the search runs. Writing it twice would let the two </w:t>
+            </w:r>
+            <w:proofErr w:type="gramStart"/>
+            <w:r>
+              <w:rPr>
+                <w:sz w:val="19"/>
+                <w:szCs w:val="19"/>
+              </w:rPr>
+              <w:t>drift</w:t>
+            </w:r>
+            <w:proofErr w:type="gramEnd"/>
+            <w:r>
+              <w:rPr>
+                <w:sz w:val="19"/>
+                <w:szCs w:val="19"/>
+              </w:rPr>
+              <w:t xml:space="preserve"> apart.</w:t>
             </w:r>
           </w:p>
         </w:tc>
@@ -14372,7 +15212,39 @@
                 <w:sz w:val="19"/>
                 <w:szCs w:val="19"/>
               </w:rPr>
-              <w:t>3.2 done on day 5. The query went into one function and both call it.</w:t>
+              <w:t xml:space="preserve">3.2 done on day 5. The query went into one </w:t>
+            </w:r>
+            <w:proofErr w:type="gramStart"/>
+            <w:r>
+              <w:rPr>
+                <w:sz w:val="19"/>
+                <w:szCs w:val="19"/>
+              </w:rPr>
+              <w:t>function</w:t>
+            </w:r>
+            <w:proofErr w:type="gramEnd"/>
+            <w:r>
+              <w:rPr>
+                <w:sz w:val="19"/>
+                <w:szCs w:val="19"/>
+              </w:rPr>
+              <w:t xml:space="preserve"> and both </w:t>
+            </w:r>
+            <w:proofErr w:type="gramStart"/>
+            <w:r>
+              <w:rPr>
+                <w:sz w:val="19"/>
+                <w:szCs w:val="19"/>
+              </w:rPr>
+              <w:t>call</w:t>
+            </w:r>
+            <w:proofErr w:type="gramEnd"/>
+            <w:r>
+              <w:rPr>
+                <w:sz w:val="19"/>
+                <w:szCs w:val="19"/>
+              </w:rPr>
+              <w:t xml:space="preserve"> it.</w:t>
             </w:r>
           </w:p>
         </w:tc>
@@ -14590,7 +15462,23 @@
                 <w:sz w:val="19"/>
                 <w:szCs w:val="19"/>
               </w:rPr>
-              <w:t>Blocked for 2 days. It was not clear what should happen if a clash appears after the request was made.</w:t>
+              <w:t xml:space="preserve">Blocked for 2 days. It was not clear what </w:t>
+            </w:r>
+            <w:proofErr w:type="gramStart"/>
+            <w:r>
+              <w:rPr>
+                <w:sz w:val="19"/>
+                <w:szCs w:val="19"/>
+              </w:rPr>
+              <w:t>should</w:t>
+            </w:r>
+            <w:proofErr w:type="gramEnd"/>
+            <w:r>
+              <w:rPr>
+                <w:sz w:val="19"/>
+                <w:szCs w:val="19"/>
+              </w:rPr>
+              <w:t xml:space="preserve"> happen if a clash appears after the request was made.</w:t>
             </w:r>
           </w:p>
         </w:tc>
@@ -15205,7 +16093,23 @@
                 <w:sz w:val="19"/>
                 <w:szCs w:val="19"/>
               </w:rPr>
-              <w:t>The 70% coverage target is missed because tests are left to the last week.</w:t>
+              <w:t xml:space="preserve">The 70% coverage target is missed because tests are left </w:t>
+            </w:r>
+            <w:proofErr w:type="gramStart"/>
+            <w:r>
+              <w:rPr>
+                <w:sz w:val="19"/>
+                <w:szCs w:val="19"/>
+              </w:rPr>
+              <w:t>to</w:t>
+            </w:r>
+            <w:proofErr w:type="gramEnd"/>
+            <w:r>
+              <w:rPr>
+                <w:sz w:val="19"/>
+                <w:szCs w:val="19"/>
+              </w:rPr>
+              <w:t xml:space="preserve"> the last week.</w:t>
             </w:r>
           </w:p>
         </w:tc>
@@ -15359,7 +16263,23 @@
                 <w:sz w:val="19"/>
                 <w:szCs w:val="19"/>
               </w:rPr>
-              <w:t>The EC2 instance is down or the URL changed during marking.</w:t>
+              <w:t xml:space="preserve">The EC2 instance is </w:t>
+            </w:r>
+            <w:proofErr w:type="gramStart"/>
+            <w:r>
+              <w:rPr>
+                <w:sz w:val="19"/>
+                <w:szCs w:val="19"/>
+              </w:rPr>
+              <w:t>down</w:t>
+            </w:r>
+            <w:proofErr w:type="gramEnd"/>
+            <w:r>
+              <w:rPr>
+                <w:sz w:val="19"/>
+                <w:szCs w:val="19"/>
+              </w:rPr>
+              <w:t xml:space="preserve"> or the URL changed during marking.</w:t>
             </w:r>
           </w:p>
         </w:tc>
@@ -16293,68 +17213,116 @@
                 <w:sz w:val="18"/>
                 <w:szCs w:val="18"/>
               </w:rPr>
-              <w:t>A manager role would only read data. It adds screens but no new rule to test.</w:t>
-            </w:r>
-          </w:p>
-        </w:tc>
-        <w:tc>
-          <w:tcPr>
-            <w:tcW w:w="2231" w:type="dxa"/>
-            <w:tcBorders>
-              <w:top w:val="single" w:sz="4" w:space="0" w:color="CCCCCC"/>
-              <w:left w:val="single" w:sz="4" w:space="0" w:color="CCCCCC"/>
-              <w:bottom w:val="single" w:sz="4" w:space="0" w:color="CCCCCC"/>
-              <w:right w:val="single" w:sz="4" w:space="0" w:color="CCCCCC"/>
-            </w:tcBorders>
-            <w:shd w:val="clear" w:color="auto" w:fill="F2F2F2"/>
-            <w:tcMar>
-              <w:top w:w="50" w:type="dxa"/>
-              <w:left w:w="90" w:type="dxa"/>
-              <w:bottom w:w="50" w:type="dxa"/>
-              <w:right w:w="90" w:type="dxa"/>
-            </w:tcMar>
-            <w:hideMark/>
-          </w:tcPr>
-          <w:p>
-            <w:pPr>
-              <w:spacing w:before="40" w:after="40"/>
-            </w:pPr>
+              <w:t xml:space="preserve">A </w:t>
+            </w:r>
+            <w:proofErr w:type="gramStart"/>
             <w:r>
               <w:rPr>
                 <w:sz w:val="18"/>
                 <w:szCs w:val="18"/>
               </w:rPr>
-              <w:t>The permission table in 1.3. Lab manager stays a stakeholder but is not a user role.</w:t>
-            </w:r>
-          </w:p>
-        </w:tc>
-        <w:tc>
-          <w:tcPr>
-            <w:tcW w:w="1471" w:type="dxa"/>
-            <w:tcBorders>
-              <w:top w:val="single" w:sz="4" w:space="0" w:color="CCCCCC"/>
-              <w:left w:val="single" w:sz="4" w:space="0" w:color="CCCCCC"/>
-              <w:bottom w:val="single" w:sz="4" w:space="0" w:color="CCCCCC"/>
-              <w:right w:val="single" w:sz="4" w:space="0" w:color="AAAAAA"/>
-            </w:tcBorders>
-            <w:shd w:val="clear" w:color="auto" w:fill="F2F2F2"/>
-            <w:tcMar>
-              <w:top w:w="50" w:type="dxa"/>
-              <w:left w:w="90" w:type="dxa"/>
-              <w:bottom w:w="50" w:type="dxa"/>
-              <w:right w:w="90" w:type="dxa"/>
-            </w:tcMar>
-            <w:hideMark/>
-          </w:tcPr>
-          <w:p>
-            <w:pPr>
-              <w:spacing w:before="40" w:after="40"/>
-            </w:pPr>
+              <w:t>manager</w:t>
+            </w:r>
+            <w:proofErr w:type="gramEnd"/>
             <w:r>
               <w:rPr>
                 <w:sz w:val="18"/>
                 <w:szCs w:val="18"/>
               </w:rPr>
+              <w:t xml:space="preserve"> role would only read data. It adds screens but no new rule to test.</w:t>
+            </w:r>
+          </w:p>
+        </w:tc>
+        <w:tc>
+          <w:tcPr>
+            <w:tcW w:w="2231" w:type="dxa"/>
+            <w:tcBorders>
+              <w:top w:val="single" w:sz="4" w:space="0" w:color="CCCCCC"/>
+              <w:left w:val="single" w:sz="4" w:space="0" w:color="CCCCCC"/>
+              <w:bottom w:val="single" w:sz="4" w:space="0" w:color="CCCCCC"/>
+              <w:right w:val="single" w:sz="4" w:space="0" w:color="CCCCCC"/>
+            </w:tcBorders>
+            <w:shd w:val="clear" w:color="auto" w:fill="F2F2F2"/>
+            <w:tcMar>
+              <w:top w:w="50" w:type="dxa"/>
+              <w:left w:w="90" w:type="dxa"/>
+              <w:bottom w:w="50" w:type="dxa"/>
+              <w:right w:w="90" w:type="dxa"/>
+            </w:tcMar>
+            <w:hideMark/>
+          </w:tcPr>
+          <w:p>
+            <w:pPr>
+              <w:spacing w:before="40" w:after="40"/>
+            </w:pPr>
+            <w:r>
+              <w:rPr>
+                <w:sz w:val="18"/>
+                <w:szCs w:val="18"/>
+              </w:rPr>
+              <w:t xml:space="preserve">The permission table in 1.3. Lab </w:t>
+            </w:r>
+            <w:proofErr w:type="gramStart"/>
+            <w:r>
+              <w:rPr>
+                <w:sz w:val="18"/>
+                <w:szCs w:val="18"/>
+              </w:rPr>
+              <w:t>manager stays</w:t>
+            </w:r>
+            <w:proofErr w:type="gramEnd"/>
+            <w:r>
+              <w:rPr>
+                <w:sz w:val="18"/>
+                <w:szCs w:val="18"/>
+              </w:rPr>
+              <w:t xml:space="preserve"> a stakeholder but </w:t>
+            </w:r>
+            <w:proofErr w:type="gramStart"/>
+            <w:r>
+              <w:rPr>
+                <w:sz w:val="18"/>
+                <w:szCs w:val="18"/>
+              </w:rPr>
+              <w:t>is</w:t>
+            </w:r>
+            <w:proofErr w:type="gramEnd"/>
+            <w:r>
+              <w:rPr>
+                <w:sz w:val="18"/>
+                <w:szCs w:val="18"/>
+              </w:rPr>
+              <w:t xml:space="preserve"> not a user role.</w:t>
+            </w:r>
+          </w:p>
+        </w:tc>
+        <w:tc>
+          <w:tcPr>
+            <w:tcW w:w="1471" w:type="dxa"/>
+            <w:tcBorders>
+              <w:top w:val="single" w:sz="4" w:space="0" w:color="CCCCCC"/>
+              <w:left w:val="single" w:sz="4" w:space="0" w:color="CCCCCC"/>
+              <w:bottom w:val="single" w:sz="4" w:space="0" w:color="CCCCCC"/>
+              <w:right w:val="single" w:sz="4" w:space="0" w:color="AAAAAA"/>
+            </w:tcBorders>
+            <w:shd w:val="clear" w:color="auto" w:fill="F2F2F2"/>
+            <w:tcMar>
+              <w:top w:w="50" w:type="dxa"/>
+              <w:left w:w="90" w:type="dxa"/>
+              <w:bottom w:w="50" w:type="dxa"/>
+              <w:right w:w="90" w:type="dxa"/>
+            </w:tcMar>
+            <w:hideMark/>
+          </w:tcPr>
+          <w:p>
+            <w:pPr>
+              <w:spacing w:before="40" w:after="40"/>
+            </w:pPr>
+            <w:r>
+              <w:rPr>
+                <w:sz w:val="18"/>
+                <w:szCs w:val="18"/>
+              </w:rPr>
               <w:t>1.2, 1.3, R3, Epic 1</w:t>
             </w:r>
           </w:p>
@@ -16417,78 +17385,34 @@
                 <w:sz w:val="18"/>
                 <w:szCs w:val="18"/>
               </w:rPr>
-              <w:t>Workflow A was picked for the behaviour view, drawn as an activity diagram rather than a sequence diagram.</w:t>
-            </w:r>
-          </w:p>
-        </w:tc>
-        <w:tc>
-          <w:tcPr>
-            <w:tcW w:w="2485" w:type="dxa"/>
-            <w:tcBorders>
-              <w:top w:val="single" w:sz="4" w:space="0" w:color="CCCCCC"/>
-              <w:left w:val="single" w:sz="4" w:space="0" w:color="CCCCCC"/>
-              <w:bottom w:val="single" w:sz="4" w:space="0" w:color="CCCCCC"/>
-              <w:right w:val="single" w:sz="4" w:space="0" w:color="CCCCCC"/>
-            </w:tcBorders>
-            <w:tcMar>
-              <w:top w:w="50" w:type="dxa"/>
-              <w:left w:w="90" w:type="dxa"/>
-              <w:bottom w:w="50" w:type="dxa"/>
-              <w:right w:w="90" w:type="dxa"/>
-            </w:tcMar>
-            <w:hideMark/>
-          </w:tcPr>
-          <w:p>
-            <w:pPr>
-              <w:spacing w:before="40" w:after="40"/>
-            </w:pPr>
+              <w:t xml:space="preserve">Workflow A was picked for the </w:t>
+            </w:r>
+            <w:proofErr w:type="spellStart"/>
             <w:r>
               <w:rPr>
                 <w:sz w:val="18"/>
                 <w:szCs w:val="18"/>
               </w:rPr>
-              <w:t>Workflow A has the availability check in it, so it shows more of how the system works. Workflow B is mostly a status change. Activity was chosen over sequence because the only behavioural example in the unit material is an activity diagram, so the notation can be matched to something taught.</w:t>
-            </w:r>
-          </w:p>
-        </w:tc>
-        <w:tc>
-          <w:tcPr>
-            <w:tcW w:w="2231" w:type="dxa"/>
-            <w:tcBorders>
-              <w:top w:val="single" w:sz="4" w:space="0" w:color="CCCCCC"/>
-              <w:left w:val="single" w:sz="4" w:space="0" w:color="CCCCCC"/>
-              <w:bottom w:val="single" w:sz="4" w:space="0" w:color="CCCCCC"/>
-              <w:right w:val="single" w:sz="4" w:space="0" w:color="CCCCCC"/>
-            </w:tcBorders>
-            <w:tcMar>
-              <w:top w:w="50" w:type="dxa"/>
-              <w:left w:w="90" w:type="dxa"/>
-              <w:bottom w:w="50" w:type="dxa"/>
-              <w:right w:w="90" w:type="dxa"/>
-            </w:tcMar>
-            <w:hideMark/>
-          </w:tcPr>
-          <w:p>
-            <w:pPr>
-              <w:spacing w:before="40" w:after="40"/>
-            </w:pPr>
+              <w:t>behaviour</w:t>
+            </w:r>
+            <w:proofErr w:type="spellEnd"/>
             <w:r>
               <w:rPr>
                 <w:sz w:val="18"/>
                 <w:szCs w:val="18"/>
               </w:rPr>
-              <w:t>R13 and the seven overlap tests in Story 3.2. The activity diagram on Week 1 slide 70.</w:t>
-            </w:r>
-          </w:p>
-        </w:tc>
-        <w:tc>
-          <w:tcPr>
-            <w:tcW w:w="1471" w:type="dxa"/>
-            <w:tcBorders>
-              <w:top w:val="single" w:sz="4" w:space="0" w:color="CCCCCC"/>
-              <w:left w:val="single" w:sz="4" w:space="0" w:color="CCCCCC"/>
-              <w:bottom w:val="single" w:sz="4" w:space="0" w:color="CCCCCC"/>
-              <w:right w:val="single" w:sz="4" w:space="0" w:color="AAAAAA"/>
+              <w:t xml:space="preserve"> view, drawn as an activity diagram rather than a sequence diagram.</w:t>
+            </w:r>
+          </w:p>
+        </w:tc>
+        <w:tc>
+          <w:tcPr>
+            <w:tcW w:w="2485" w:type="dxa"/>
+            <w:tcBorders>
+              <w:top w:val="single" w:sz="4" w:space="0" w:color="CCCCCC"/>
+              <w:left w:val="single" w:sz="4" w:space="0" w:color="CCCCCC"/>
+              <w:bottom w:val="single" w:sz="4" w:space="0" w:color="CCCCCC"/>
+              <w:right w:val="single" w:sz="4" w:space="0" w:color="CCCCCC"/>
             </w:tcBorders>
             <w:tcMar>
               <w:top w:w="50" w:type="dxa"/>
@@ -16507,6 +17431,82 @@
                 <w:sz w:val="18"/>
                 <w:szCs w:val="18"/>
               </w:rPr>
+              <w:t xml:space="preserve">Workflow A has the availability check in it, so it shows more of how the system works. Workflow B is mostly a status change. Activity was chosen over sequence because the only </w:t>
+            </w:r>
+            <w:proofErr w:type="spellStart"/>
+            <w:r>
+              <w:rPr>
+                <w:sz w:val="18"/>
+                <w:szCs w:val="18"/>
+              </w:rPr>
+              <w:t>behavioural</w:t>
+            </w:r>
+            <w:proofErr w:type="spellEnd"/>
+            <w:r>
+              <w:rPr>
+                <w:sz w:val="18"/>
+                <w:szCs w:val="18"/>
+              </w:rPr>
+              <w:t xml:space="preserve"> example in the unit material is an activity diagram, so the notation can be matched to something taught.</w:t>
+            </w:r>
+          </w:p>
+        </w:tc>
+        <w:tc>
+          <w:tcPr>
+            <w:tcW w:w="2231" w:type="dxa"/>
+            <w:tcBorders>
+              <w:top w:val="single" w:sz="4" w:space="0" w:color="CCCCCC"/>
+              <w:left w:val="single" w:sz="4" w:space="0" w:color="CCCCCC"/>
+              <w:bottom w:val="single" w:sz="4" w:space="0" w:color="CCCCCC"/>
+              <w:right w:val="single" w:sz="4" w:space="0" w:color="CCCCCC"/>
+            </w:tcBorders>
+            <w:tcMar>
+              <w:top w:w="50" w:type="dxa"/>
+              <w:left w:w="90" w:type="dxa"/>
+              <w:bottom w:w="50" w:type="dxa"/>
+              <w:right w:w="90" w:type="dxa"/>
+            </w:tcMar>
+            <w:hideMark/>
+          </w:tcPr>
+          <w:p>
+            <w:pPr>
+              <w:spacing w:before="40" w:after="40"/>
+            </w:pPr>
+            <w:r>
+              <w:rPr>
+                <w:sz w:val="18"/>
+                <w:szCs w:val="18"/>
+              </w:rPr>
+              <w:t>R13 and the seven overlap tests in Story 3.2. The activity diagram on Week 1 slide 70.</w:t>
+            </w:r>
+          </w:p>
+        </w:tc>
+        <w:tc>
+          <w:tcPr>
+            <w:tcW w:w="1471" w:type="dxa"/>
+            <w:tcBorders>
+              <w:top w:val="single" w:sz="4" w:space="0" w:color="CCCCCC"/>
+              <w:left w:val="single" w:sz="4" w:space="0" w:color="CCCCCC"/>
+              <w:bottom w:val="single" w:sz="4" w:space="0" w:color="CCCCCC"/>
+              <w:right w:val="single" w:sz="4" w:space="0" w:color="AAAAAA"/>
+            </w:tcBorders>
+            <w:tcMar>
+              <w:top w:w="50" w:type="dxa"/>
+              <w:left w:w="90" w:type="dxa"/>
+              <w:bottom w:w="50" w:type="dxa"/>
+              <w:right w:w="90" w:type="dxa"/>
+            </w:tcMar>
+            <w:hideMark/>
+          </w:tcPr>
+          <w:p>
+            <w:pPr>
+              <w:spacing w:before="40" w:after="40"/>
+            </w:pPr>
+            <w:r>
+              <w:rPr>
+                <w:sz w:val="18"/>
+                <w:szCs w:val="18"/>
+              </w:rPr>
               <w:t>Task 2, the traceability matrix</w:t>
             </w:r>
           </w:p>
@@ -16603,68 +17603,84 @@
                 <w:sz w:val="18"/>
                 <w:szCs w:val="18"/>
               </w:rPr>
-              <w:t>Loan history has to survive. Deleting a headset would leave old loans pointing at nothing.</w:t>
-            </w:r>
-          </w:p>
-        </w:tc>
-        <w:tc>
-          <w:tcPr>
-            <w:tcW w:w="2231" w:type="dxa"/>
-            <w:tcBorders>
-              <w:top w:val="single" w:sz="4" w:space="0" w:color="CCCCCC"/>
-              <w:left w:val="single" w:sz="4" w:space="0" w:color="CCCCCC"/>
-              <w:bottom w:val="single" w:sz="4" w:space="0" w:color="CCCCCC"/>
-              <w:right w:val="single" w:sz="4" w:space="0" w:color="CCCCCC"/>
-            </w:tcBorders>
-            <w:shd w:val="clear" w:color="auto" w:fill="F2F2F2"/>
-            <w:tcMar>
-              <w:top w:w="50" w:type="dxa"/>
-              <w:left w:w="90" w:type="dxa"/>
-              <w:bottom w:w="50" w:type="dxa"/>
-              <w:right w:w="90" w:type="dxa"/>
-            </w:tcMar>
-            <w:hideMark/>
-          </w:tcPr>
-          <w:p>
-            <w:pPr>
-              <w:spacing w:before="40" w:after="40"/>
-            </w:pPr>
+              <w:t xml:space="preserve">Loan history </w:t>
+            </w:r>
+            <w:proofErr w:type="gramStart"/>
             <w:r>
               <w:rPr>
                 <w:sz w:val="18"/>
                 <w:szCs w:val="18"/>
               </w:rPr>
-              <w:t>The criterion on Story 2.3 that says old loans still show the retired headset.</w:t>
-            </w:r>
-          </w:p>
-        </w:tc>
-        <w:tc>
-          <w:tcPr>
-            <w:tcW w:w="1471" w:type="dxa"/>
-            <w:tcBorders>
-              <w:top w:val="single" w:sz="4" w:space="0" w:color="CCCCCC"/>
-              <w:left w:val="single" w:sz="4" w:space="0" w:color="CCCCCC"/>
-              <w:bottom w:val="single" w:sz="4" w:space="0" w:color="CCCCCC"/>
-              <w:right w:val="single" w:sz="4" w:space="0" w:color="AAAAAA"/>
-            </w:tcBorders>
-            <w:shd w:val="clear" w:color="auto" w:fill="F2F2F2"/>
-            <w:tcMar>
-              <w:top w:w="50" w:type="dxa"/>
-              <w:left w:w="90" w:type="dxa"/>
-              <w:bottom w:w="50" w:type="dxa"/>
-              <w:right w:w="90" w:type="dxa"/>
-            </w:tcMar>
-            <w:hideMark/>
-          </w:tcPr>
-          <w:p>
-            <w:pPr>
-              <w:spacing w:before="40" w:after="40"/>
-            </w:pPr>
+              <w:t>has to</w:t>
+            </w:r>
+            <w:proofErr w:type="gramEnd"/>
             <w:r>
               <w:rPr>
                 <w:sz w:val="18"/>
                 <w:szCs w:val="18"/>
               </w:rPr>
+              <w:t xml:space="preserve"> survive. Deleting a headset would leave old loans pointing at nothing.</w:t>
+            </w:r>
+          </w:p>
+        </w:tc>
+        <w:tc>
+          <w:tcPr>
+            <w:tcW w:w="2231" w:type="dxa"/>
+            <w:tcBorders>
+              <w:top w:val="single" w:sz="4" w:space="0" w:color="CCCCCC"/>
+              <w:left w:val="single" w:sz="4" w:space="0" w:color="CCCCCC"/>
+              <w:bottom w:val="single" w:sz="4" w:space="0" w:color="CCCCCC"/>
+              <w:right w:val="single" w:sz="4" w:space="0" w:color="CCCCCC"/>
+            </w:tcBorders>
+            <w:shd w:val="clear" w:color="auto" w:fill="F2F2F2"/>
+            <w:tcMar>
+              <w:top w:w="50" w:type="dxa"/>
+              <w:left w:w="90" w:type="dxa"/>
+              <w:bottom w:w="50" w:type="dxa"/>
+              <w:right w:w="90" w:type="dxa"/>
+            </w:tcMar>
+            <w:hideMark/>
+          </w:tcPr>
+          <w:p>
+            <w:pPr>
+              <w:spacing w:before="40" w:after="40"/>
+            </w:pPr>
+            <w:r>
+              <w:rPr>
+                <w:sz w:val="18"/>
+                <w:szCs w:val="18"/>
+              </w:rPr>
+              <w:t>The criterion on Story 2.3 that says old loans still show the retired headset.</w:t>
+            </w:r>
+          </w:p>
+        </w:tc>
+        <w:tc>
+          <w:tcPr>
+            <w:tcW w:w="1471" w:type="dxa"/>
+            <w:tcBorders>
+              <w:top w:val="single" w:sz="4" w:space="0" w:color="CCCCCC"/>
+              <w:left w:val="single" w:sz="4" w:space="0" w:color="CCCCCC"/>
+              <w:bottom w:val="single" w:sz="4" w:space="0" w:color="CCCCCC"/>
+              <w:right w:val="single" w:sz="4" w:space="0" w:color="AAAAAA"/>
+            </w:tcBorders>
+            <w:shd w:val="clear" w:color="auto" w:fill="F2F2F2"/>
+            <w:tcMar>
+              <w:top w:w="50" w:type="dxa"/>
+              <w:left w:w="90" w:type="dxa"/>
+              <w:bottom w:w="50" w:type="dxa"/>
+              <w:right w:w="90" w:type="dxa"/>
+            </w:tcMar>
+            <w:hideMark/>
+          </w:tcPr>
+          <w:p>
+            <w:pPr>
+              <w:spacing w:before="40" w:after="40"/>
+            </w:pPr>
+            <w:r>
+              <w:rPr>
+                <w:sz w:val="18"/>
+                <w:szCs w:val="18"/>
+              </w:rPr>
               <w:t>Stories 2.3 and 3.4, the block definition diagram</w:t>
             </w:r>
           </w:p>
@@ -16757,66 +17773,98 @@
                 <w:sz w:val="18"/>
                 <w:szCs w:val="18"/>
               </w:rPr>
-              <w:t>A clash can appear in the gap between a student searching and a technician approving. One check is not enough to keep R13 true.</w:t>
-            </w:r>
-          </w:p>
-        </w:tc>
-        <w:tc>
-          <w:tcPr>
-            <w:tcW w:w="2231" w:type="dxa"/>
-            <w:tcBorders>
-              <w:top w:val="single" w:sz="4" w:space="0" w:color="CCCCCC"/>
-              <w:left w:val="single" w:sz="4" w:space="0" w:color="CCCCCC"/>
-              <w:bottom w:val="single" w:sz="4" w:space="0" w:color="CCCCCC"/>
-              <w:right w:val="single" w:sz="4" w:space="0" w:color="CCCCCC"/>
-            </w:tcBorders>
-            <w:tcMar>
-              <w:top w:w="50" w:type="dxa"/>
-              <w:left w:w="90" w:type="dxa"/>
-              <w:bottom w:w="50" w:type="dxa"/>
-              <w:right w:w="90" w:type="dxa"/>
-            </w:tcMar>
-            <w:hideMark/>
-          </w:tcPr>
-          <w:p>
-            <w:pPr>
-              <w:spacing w:before="40" w:after="40"/>
-            </w:pPr>
+              <w:t xml:space="preserve">A clash can appear in the gap between </w:t>
+            </w:r>
+            <w:proofErr w:type="gramStart"/>
             <w:r>
               <w:rPr>
                 <w:sz w:val="18"/>
                 <w:szCs w:val="18"/>
               </w:rPr>
-              <w:t>Walking through Workflow A step by step showed the gap.</w:t>
-            </w:r>
-          </w:p>
-        </w:tc>
-        <w:tc>
-          <w:tcPr>
-            <w:tcW w:w="1471" w:type="dxa"/>
-            <w:tcBorders>
-              <w:top w:val="single" w:sz="4" w:space="0" w:color="CCCCCC"/>
-              <w:left w:val="single" w:sz="4" w:space="0" w:color="CCCCCC"/>
-              <w:bottom w:val="single" w:sz="4" w:space="0" w:color="CCCCCC"/>
-              <w:right w:val="single" w:sz="4" w:space="0" w:color="AAAAAA"/>
-            </w:tcBorders>
-            <w:tcMar>
-              <w:top w:w="50" w:type="dxa"/>
-              <w:left w:w="90" w:type="dxa"/>
-              <w:bottom w:w="50" w:type="dxa"/>
-              <w:right w:w="90" w:type="dxa"/>
-            </w:tcMar>
-            <w:hideMark/>
-          </w:tcPr>
-          <w:p>
-            <w:pPr>
-              <w:spacing w:before="40" w:after="40"/>
-            </w:pPr>
+              <w:t>a student</w:t>
+            </w:r>
+            <w:proofErr w:type="gramEnd"/>
             <w:r>
               <w:rPr>
                 <w:sz w:val="18"/>
                 <w:szCs w:val="18"/>
               </w:rPr>
+              <w:t xml:space="preserve"> searching and </w:t>
+            </w:r>
+            <w:proofErr w:type="gramStart"/>
+            <w:r>
+              <w:rPr>
+                <w:sz w:val="18"/>
+                <w:szCs w:val="18"/>
+              </w:rPr>
+              <w:t>a technician</w:t>
+            </w:r>
+            <w:proofErr w:type="gramEnd"/>
+            <w:r>
+              <w:rPr>
+                <w:sz w:val="18"/>
+                <w:szCs w:val="18"/>
+              </w:rPr>
+              <w:t xml:space="preserve"> approving. One check is not enough to keep R13 true.</w:t>
+            </w:r>
+          </w:p>
+        </w:tc>
+        <w:tc>
+          <w:tcPr>
+            <w:tcW w:w="2231" w:type="dxa"/>
+            <w:tcBorders>
+              <w:top w:val="single" w:sz="4" w:space="0" w:color="CCCCCC"/>
+              <w:left w:val="single" w:sz="4" w:space="0" w:color="CCCCCC"/>
+              <w:bottom w:val="single" w:sz="4" w:space="0" w:color="CCCCCC"/>
+              <w:right w:val="single" w:sz="4" w:space="0" w:color="CCCCCC"/>
+            </w:tcBorders>
+            <w:tcMar>
+              <w:top w:w="50" w:type="dxa"/>
+              <w:left w:w="90" w:type="dxa"/>
+              <w:bottom w:w="50" w:type="dxa"/>
+              <w:right w:w="90" w:type="dxa"/>
+            </w:tcMar>
+            <w:hideMark/>
+          </w:tcPr>
+          <w:p>
+            <w:pPr>
+              <w:spacing w:before="40" w:after="40"/>
+            </w:pPr>
+            <w:r>
+              <w:rPr>
+                <w:sz w:val="18"/>
+                <w:szCs w:val="18"/>
+              </w:rPr>
+              <w:t>Walking through Workflow A step by step showed the gap.</w:t>
+            </w:r>
+          </w:p>
+        </w:tc>
+        <w:tc>
+          <w:tcPr>
+            <w:tcW w:w="1471" w:type="dxa"/>
+            <w:tcBorders>
+              <w:top w:val="single" w:sz="4" w:space="0" w:color="CCCCCC"/>
+              <w:left w:val="single" w:sz="4" w:space="0" w:color="CCCCCC"/>
+              <w:bottom w:val="single" w:sz="4" w:space="0" w:color="CCCCCC"/>
+              <w:right w:val="single" w:sz="4" w:space="0" w:color="AAAAAA"/>
+            </w:tcBorders>
+            <w:tcMar>
+              <w:top w:w="50" w:type="dxa"/>
+              <w:left w:w="90" w:type="dxa"/>
+              <w:bottom w:w="50" w:type="dxa"/>
+              <w:right w:w="90" w:type="dxa"/>
+            </w:tcMar>
+            <w:hideMark/>
+          </w:tcPr>
+          <w:p>
+            <w:pPr>
+              <w:spacing w:before="40" w:after="40"/>
+            </w:pPr>
+            <w:r>
+              <w:rPr>
+                <w:sz w:val="18"/>
+                <w:szCs w:val="18"/>
+              </w:rPr>
               <w:t>Story 4.2, R13, SC1, the activity diagram</w:t>
             </w:r>
           </w:p>
@@ -17096,36 +18144,52 @@
                 <w:sz w:val="18"/>
                 <w:szCs w:val="18"/>
               </w:rPr>
-              <w:t>R14 and the wrong-role tests in Story 1.3. A marker also has to be able to make a technician account during marking.</w:t>
-            </w:r>
-          </w:p>
-        </w:tc>
-        <w:tc>
-          <w:tcPr>
-            <w:tcW w:w="1471" w:type="dxa"/>
-            <w:tcBorders>
-              <w:top w:val="single" w:sz="4" w:space="0" w:color="CCCCCC"/>
-              <w:left w:val="single" w:sz="4" w:space="0" w:color="CCCCCC"/>
-              <w:bottom w:val="single" w:sz="4" w:space="0" w:color="CCCCCC"/>
-              <w:right w:val="single" w:sz="4" w:space="0" w:color="AAAAAA"/>
-            </w:tcBorders>
-            <w:tcMar>
-              <w:top w:w="50" w:type="dxa"/>
-              <w:left w:w="90" w:type="dxa"/>
-              <w:bottom w:w="50" w:type="dxa"/>
-              <w:right w:w="90" w:type="dxa"/>
-            </w:tcMar>
-            <w:hideMark/>
-          </w:tcPr>
-          <w:p>
-            <w:pPr>
-              <w:spacing w:before="40" w:after="40"/>
-            </w:pPr>
+              <w:t xml:space="preserve">R14 and the wrong-role tests in Story 1.3. A marker also </w:t>
+            </w:r>
+            <w:proofErr w:type="gramStart"/>
             <w:r>
               <w:rPr>
                 <w:sz w:val="18"/>
                 <w:szCs w:val="18"/>
               </w:rPr>
+              <w:t>has to</w:t>
+            </w:r>
+            <w:proofErr w:type="gramEnd"/>
+            <w:r>
+              <w:rPr>
+                <w:sz w:val="18"/>
+                <w:szCs w:val="18"/>
+              </w:rPr>
+              <w:t xml:space="preserve"> be able to make a technician account during marking.</w:t>
+            </w:r>
+          </w:p>
+        </w:tc>
+        <w:tc>
+          <w:tcPr>
+            <w:tcW w:w="1471" w:type="dxa"/>
+            <w:tcBorders>
+              <w:top w:val="single" w:sz="4" w:space="0" w:color="CCCCCC"/>
+              <w:left w:val="single" w:sz="4" w:space="0" w:color="CCCCCC"/>
+              <w:bottom w:val="single" w:sz="4" w:space="0" w:color="CCCCCC"/>
+              <w:right w:val="single" w:sz="4" w:space="0" w:color="AAAAAA"/>
+            </w:tcBorders>
+            <w:tcMar>
+              <w:top w:w="50" w:type="dxa"/>
+              <w:left w:w="90" w:type="dxa"/>
+              <w:bottom w:w="50" w:type="dxa"/>
+              <w:right w:w="90" w:type="dxa"/>
+            </w:tcMar>
+            <w:hideMark/>
+          </w:tcPr>
+          <w:p>
+            <w:pPr>
+              <w:spacing w:before="40" w:after="40"/>
+            </w:pPr>
+            <w:r>
+              <w:rPr>
+                <w:sz w:val="18"/>
+                <w:szCs w:val="18"/>
+              </w:rPr>
               <w:t>1.3, 1.5, R2, Story 1.1, the requirement diagram</w:t>
             </w:r>
           </w:p>
@@ -17345,7 +18409,23 @@
                 <w:sz w:val="18"/>
                 <w:szCs w:val="18"/>
               </w:rPr>
-              <w:t>The accounts tree was split into eight requirements. Roles became a requirement of its own. The non-functional group grew from two to four.</w:t>
+              <w:t xml:space="preserve">The accounts tree was split into eight requirements. Roles became a requirement of </w:t>
+            </w:r>
+            <w:proofErr w:type="gramStart"/>
+            <w:r>
+              <w:rPr>
+                <w:sz w:val="18"/>
+                <w:szCs w:val="18"/>
+              </w:rPr>
+              <w:t>its</w:t>
+            </w:r>
+            <w:proofErr w:type="gramEnd"/>
+            <w:r>
+              <w:rPr>
+                <w:sz w:val="18"/>
+                <w:szCs w:val="18"/>
+              </w:rPr>
+              <w:t xml:space="preserve"> own. The non-functional group grew from two to four.</w:t>
             </w:r>
           </w:p>
         </w:tc>
@@ -17486,7 +18566,15 @@
         <w:spacing w:after="120"/>
       </w:pPr>
       <w:r>
-        <w:t>Sixteen requirements in two groups under one root, joined by containment. The Functional box holds the three starting points: R1 Sign up, R3 Roles and R9 Manage headsets. Everything else hangs off those.</w:t>
+        <w:t xml:space="preserve">Sixteen requirements in two groups under one </w:t>
+      </w:r>
+      <w:proofErr w:type="spellStart"/>
+      <w:r>
+        <w:t>root</w:t>
+      </w:r>
+      <w:proofErr w:type="spellEnd"/>
+      <w:r>
+        <w:t>, joined by containment. The Functional box holds the three starting points: R1 Sign up, R3 Roles and R9 Manage headsets. Everything else hangs off those.</w:t>
       </w:r>
     </w:p>
     <w:p>
@@ -17502,7 +18590,15 @@
         <w:spacing w:after="120"/>
       </w:pPr>
       <w:r>
-        <w:t>On the other branch, R10 depends on R9 because you cannot search headsets that do not exist. R11 depends on R10 and R12 depends on R11. That chain is also the order the sprints build them in.</w:t>
+        <w:t xml:space="preserve">On the other branch, R10 depends on R9 because you cannot </w:t>
+      </w:r>
+      <w:proofErr w:type="gramStart"/>
+      <w:r>
+        <w:t>search</w:t>
+      </w:r>
+      <w:proofErr w:type="gramEnd"/>
+      <w:r>
+        <w:t xml:space="preserve"> headsets that do not exist. R11 depends on R10 and R12 depends on R11. That chain is also the order the sprints build them in.</w:t>
       </w:r>
     </w:p>
     <w:p>
@@ -17510,7 +18606,15 @@
         <w:spacing w:after="120"/>
       </w:pPr>
       <w:r>
-        <w:t>Four derive links cross to the non-functional side. R10 and R12 come from R13, because searching and approving are the only two places the overlap rule is enforced. R7 comes from R14. R14 comes from R3.</w:t>
+        <w:t xml:space="preserve">Four </w:t>
+      </w:r>
+      <w:proofErr w:type="gramStart"/>
+      <w:r>
+        <w:t>derive</w:t>
+      </w:r>
+      <w:proofErr w:type="gramEnd"/>
+      <w:r>
+        <w:t xml:space="preserve"> links cross to the non-functional side. R10 and R12 come from R13, because searching and approving are the only two places the overlap rule is enforced. R7 comes from R14. R14 comes from R3.</w:t>
       </w:r>
     </w:p>
     <w:p>
@@ -17518,7 +18622,23 @@
         <w:spacing w:after="120"/>
       </w:pPr>
       <w:r>
-        <w:t>The two actors sit outside the frame and both point at R3 with a refine link. R3 says two roles exist. The actors are what those roles are, so R3 is the only sensible thing for them to point at.</w:t>
+        <w:t xml:space="preserve">The two actors sit outside the </w:t>
+      </w:r>
+      <w:proofErr w:type="gramStart"/>
+      <w:r>
+        <w:t>frame</w:t>
+      </w:r>
+      <w:proofErr w:type="gramEnd"/>
+      <w:r>
+        <w:t xml:space="preserve"> and both point at R3 with a </w:t>
+      </w:r>
+      <w:proofErr w:type="gramStart"/>
+      <w:r>
+        <w:t>refine</w:t>
+      </w:r>
+      <w:proofErr w:type="gramEnd"/>
+      <w:r>
+        <w:t xml:space="preserve"> link. R3 says two roles exist. The actors are what those roles are, so R3 is the only sensible thing for them to point at.</w:t>
       </w:r>
     </w:p>
     <w:p>
@@ -17596,7 +18716,39 @@
         <w:spacing w:after="120"/>
       </w:pPr>
       <w:r>
-        <w:t>This is the system design diagram. The XRLend System block is made of a Web Client, an API Server and a Database. The API Server opens up into RoleMiddleware and three controllers. The Database opens up into User, Headset and Loan, each with its values and operations.</w:t>
+        <w:t xml:space="preserve">This is the system design diagram. The </w:t>
+      </w:r>
+      <w:proofErr w:type="spellStart"/>
+      <w:r>
+        <w:t>XRLend</w:t>
+      </w:r>
+      <w:proofErr w:type="spellEnd"/>
+      <w:r>
+        <w:t xml:space="preserve"> System block is made of a Web Client, an API Server and a Database. The API Server </w:t>
+      </w:r>
+      <w:proofErr w:type="gramStart"/>
+      <w:r>
+        <w:t>opens up</w:t>
+      </w:r>
+      <w:proofErr w:type="gramEnd"/>
+      <w:r>
+        <w:t xml:space="preserve"> into </w:t>
+      </w:r>
+      <w:proofErr w:type="spellStart"/>
+      <w:r>
+        <w:t>RoleMiddleware</w:t>
+      </w:r>
+      <w:proofErr w:type="spellEnd"/>
+      <w:r>
+        <w:t xml:space="preserve"> and three controllers. The Database </w:t>
+      </w:r>
+      <w:proofErr w:type="gramStart"/>
+      <w:r>
+        <w:t>opens up</w:t>
+      </w:r>
+      <w:proofErr w:type="gramEnd"/>
+      <w:r>
+        <w:t xml:space="preserve"> into User, Headset and Loan, each with its values and operations.</w:t>
       </w:r>
     </w:p>
     <w:p>
@@ -17604,7 +18756,23 @@
         <w:spacing w:after="120"/>
       </w:pPr>
       <w:r>
-        <w:t>Four enumerations fix the values that matter. RoleType holds the two roles from R3. LoanStatus is the important one, with six values a loan can be in.</w:t>
+        <w:t xml:space="preserve">Four enumerations fix the values that matter. </w:t>
+      </w:r>
+      <w:proofErr w:type="spellStart"/>
+      <w:r>
+        <w:t>RoleType</w:t>
+      </w:r>
+      <w:proofErr w:type="spellEnd"/>
+      <w:r>
+        <w:t xml:space="preserve"> holds the two roles from R3. </w:t>
+      </w:r>
+      <w:proofErr w:type="spellStart"/>
+      <w:r>
+        <w:t>LoanStatus</w:t>
+      </w:r>
+      <w:proofErr w:type="spellEnd"/>
+      <w:r>
+        <w:t xml:space="preserve"> is the important one, with six values a loan can be in.</w:t>
       </w:r>
     </w:p>
     <w:p>
@@ -17613,7 +18781,31 @@
       </w:pPr>
       <w:r>
         <w:lastRenderedPageBreak/>
-        <w:t>A constraint block called NoOverlap is attached to Loan. It holds R13 as an expression: a new loan is only allowed if it finishes before the existing one starts, or starts after it finishes. That block is what makes this a SysML diagram rather than a plain class diagram.</w:t>
+        <w:t xml:space="preserve">A constraint block called </w:t>
+      </w:r>
+      <w:proofErr w:type="spellStart"/>
+      <w:r>
+        <w:t>NoOverlap</w:t>
+      </w:r>
+      <w:proofErr w:type="spellEnd"/>
+      <w:r>
+        <w:t xml:space="preserve"> is attached to Loan. It holds R13 as an expression: a new loan is only allowed if it finishes before the existing one </w:t>
+      </w:r>
+      <w:proofErr w:type="gramStart"/>
+      <w:r>
+        <w:t>starts, or</w:t>
+      </w:r>
+      <w:proofErr w:type="gramEnd"/>
+      <w:r>
+        <w:t xml:space="preserve"> starts after it finishes. That block is what makes this a </w:t>
+      </w:r>
+      <w:proofErr w:type="spellStart"/>
+      <w:r>
+        <w:t>SysML</w:t>
+      </w:r>
+      <w:proofErr w:type="spellEnd"/>
+      <w:r>
+        <w:t xml:space="preserve"> diagram rather than a plain class diagram.</w:t>
       </w:r>
     </w:p>
     <w:p>
@@ -17683,7 +18875,31 @@
         <w:spacing w:after="120"/>
       </w:pPr>
       <w:r>
-        <w:t>Workflow A was picked over Workflow B in decision D3. The diagram has three swimlanes, one per block: Student, XRLend System and Lab Technician. XRLend System is marked as the system of interest, the same way the activity diagram in the Week 1 lecture marks the ESS block.</w:t>
+        <w:t xml:space="preserve">Workflow A was picked over Workflow B in decision D3. The diagram has three </w:t>
+      </w:r>
+      <w:proofErr w:type="spellStart"/>
+      <w:r>
+        <w:t>swimlanes</w:t>
+      </w:r>
+      <w:proofErr w:type="spellEnd"/>
+      <w:r>
+        <w:t xml:space="preserve">, one per block: Student, </w:t>
+      </w:r>
+      <w:proofErr w:type="spellStart"/>
+      <w:r>
+        <w:t>XRLend</w:t>
+      </w:r>
+      <w:proofErr w:type="spellEnd"/>
+      <w:r>
+        <w:t xml:space="preserve"> System and Lab Technician. </w:t>
+      </w:r>
+      <w:proofErr w:type="spellStart"/>
+      <w:r>
+        <w:t>XRLend</w:t>
+      </w:r>
+      <w:proofErr w:type="spellEnd"/>
+      <w:r>
+        <w:t xml:space="preserve"> System is marked as the system of interest, the same way the activity diagram in the Week 1 lecture marks the ESS block.</w:t>
       </w:r>
     </w:p>
     <w:p>
@@ -18088,96 +19304,121 @@
                 <w:sz w:val="16"/>
                 <w:szCs w:val="16"/>
               </w:rPr>
-              <w:t>User block, signUp()</w:t>
-            </w:r>
-          </w:p>
-        </w:tc>
-        <w:tc>
-          <w:tcPr>
-            <w:tcW w:w="1908" w:type="dxa"/>
-            <w:tcBorders>
-              <w:top w:val="single" w:sz="4" w:space="0" w:color="CCCCCC"/>
-              <w:left w:val="single" w:sz="4" w:space="0" w:color="CCCCCC"/>
-              <w:bottom w:val="single" w:sz="4" w:space="0" w:color="CCCCCC"/>
-              <w:right w:val="single" w:sz="4" w:space="0" w:color="CCCCCC"/>
-            </w:tcBorders>
-            <w:tcMar>
-              <w:top w:w="50" w:type="dxa"/>
-              <w:left w:w="90" w:type="dxa"/>
-              <w:bottom w:w="50" w:type="dxa"/>
-              <w:right w:w="90" w:type="dxa"/>
-            </w:tcMar>
-            <w:hideMark/>
-          </w:tcPr>
-          <w:p>
-            <w:pPr>
-              <w:spacing w:before="40" w:after="40"/>
-            </w:pPr>
+              <w:t xml:space="preserve">User block, </w:t>
+            </w:r>
+            <w:proofErr w:type="spellStart"/>
+            <w:proofErr w:type="gramStart"/>
             <w:r>
               <w:rPr>
                 <w:sz w:val="16"/>
                 <w:szCs w:val="16"/>
               </w:rPr>
-              <w:t>01 Sign up</w:t>
-            </w:r>
-          </w:p>
-        </w:tc>
-        <w:tc>
-          <w:tcPr>
-            <w:tcW w:w="928" w:type="dxa"/>
-            <w:tcBorders>
-              <w:top w:val="single" w:sz="4" w:space="0" w:color="CCCCCC"/>
-              <w:left w:val="single" w:sz="4" w:space="0" w:color="CCCCCC"/>
-              <w:bottom w:val="single" w:sz="4" w:space="0" w:color="CCCCCC"/>
-              <w:right w:val="single" w:sz="4" w:space="0" w:color="CCCCCC"/>
-            </w:tcBorders>
-            <w:tcMar>
-              <w:top w:w="50" w:type="dxa"/>
-              <w:left w:w="90" w:type="dxa"/>
-              <w:bottom w:w="50" w:type="dxa"/>
-              <w:right w:w="90" w:type="dxa"/>
-            </w:tcMar>
-            <w:hideMark/>
-          </w:tcPr>
-          <w:p>
-            <w:pPr>
-              <w:spacing w:before="40" w:after="40"/>
-            </w:pPr>
+              <w:t>signUp</w:t>
+            </w:r>
+            <w:proofErr w:type="spellEnd"/>
             <w:r>
               <w:rPr>
                 <w:sz w:val="16"/>
                 <w:szCs w:val="16"/>
               </w:rPr>
-              <w:t>`sha`</w:t>
-            </w:r>
-          </w:p>
-        </w:tc>
-        <w:tc>
-          <w:tcPr>
-            <w:tcW w:w="2167" w:type="dxa"/>
-            <w:tcBorders>
-              <w:top w:val="single" w:sz="4" w:space="0" w:color="CCCCCC"/>
-              <w:left w:val="single" w:sz="4" w:space="0" w:color="CCCCCC"/>
-              <w:bottom w:val="single" w:sz="4" w:space="0" w:color="CCCCCC"/>
-              <w:right w:val="single" w:sz="4" w:space="0" w:color="AAAAAA"/>
-            </w:tcBorders>
-            <w:tcMar>
-              <w:top w:w="50" w:type="dxa"/>
-              <w:left w:w="90" w:type="dxa"/>
-              <w:bottom w:w="50" w:type="dxa"/>
-              <w:right w:w="90" w:type="dxa"/>
-            </w:tcMar>
-            <w:hideMark/>
-          </w:tcPr>
-          <w:p>
-            <w:pPr>
-              <w:spacing w:before="40" w:after="40"/>
-            </w:pPr>
+              <w:t>(</w:t>
+            </w:r>
+            <w:proofErr w:type="gramEnd"/>
             <w:r>
               <w:rPr>
                 <w:sz w:val="16"/>
                 <w:szCs w:val="16"/>
               </w:rPr>
+              <w:t>)</w:t>
+            </w:r>
+          </w:p>
+        </w:tc>
+        <w:tc>
+          <w:tcPr>
+            <w:tcW w:w="1908" w:type="dxa"/>
+            <w:tcBorders>
+              <w:top w:val="single" w:sz="4" w:space="0" w:color="CCCCCC"/>
+              <w:left w:val="single" w:sz="4" w:space="0" w:color="CCCCCC"/>
+              <w:bottom w:val="single" w:sz="4" w:space="0" w:color="CCCCCC"/>
+              <w:right w:val="single" w:sz="4" w:space="0" w:color="CCCCCC"/>
+            </w:tcBorders>
+            <w:tcMar>
+              <w:top w:w="50" w:type="dxa"/>
+              <w:left w:w="90" w:type="dxa"/>
+              <w:bottom w:w="50" w:type="dxa"/>
+              <w:right w:w="90" w:type="dxa"/>
+            </w:tcMar>
+            <w:hideMark/>
+          </w:tcPr>
+          <w:p>
+            <w:pPr>
+              <w:spacing w:before="40" w:after="40"/>
+            </w:pPr>
+            <w:r>
+              <w:rPr>
+                <w:sz w:val="16"/>
+                <w:szCs w:val="16"/>
+              </w:rPr>
+              <w:t>01 Sign up</w:t>
+            </w:r>
+          </w:p>
+        </w:tc>
+        <w:tc>
+          <w:tcPr>
+            <w:tcW w:w="928" w:type="dxa"/>
+            <w:tcBorders>
+              <w:top w:val="single" w:sz="4" w:space="0" w:color="CCCCCC"/>
+              <w:left w:val="single" w:sz="4" w:space="0" w:color="CCCCCC"/>
+              <w:bottom w:val="single" w:sz="4" w:space="0" w:color="CCCCCC"/>
+              <w:right w:val="single" w:sz="4" w:space="0" w:color="CCCCCC"/>
+            </w:tcBorders>
+            <w:tcMar>
+              <w:top w:w="50" w:type="dxa"/>
+              <w:left w:w="90" w:type="dxa"/>
+              <w:bottom w:w="50" w:type="dxa"/>
+              <w:right w:w="90" w:type="dxa"/>
+            </w:tcMar>
+            <w:hideMark/>
+          </w:tcPr>
+          <w:p>
+            <w:pPr>
+              <w:spacing w:before="40" w:after="40"/>
+            </w:pPr>
+            <w:r>
+              <w:rPr>
+                <w:sz w:val="16"/>
+                <w:szCs w:val="16"/>
+              </w:rPr>
+              <w:t>`sha`</w:t>
+            </w:r>
+          </w:p>
+        </w:tc>
+        <w:tc>
+          <w:tcPr>
+            <w:tcW w:w="2167" w:type="dxa"/>
+            <w:tcBorders>
+              <w:top w:val="single" w:sz="4" w:space="0" w:color="CCCCCC"/>
+              <w:left w:val="single" w:sz="4" w:space="0" w:color="CCCCCC"/>
+              <w:bottom w:val="single" w:sz="4" w:space="0" w:color="CCCCCC"/>
+              <w:right w:val="single" w:sz="4" w:space="0" w:color="AAAAAA"/>
+            </w:tcBorders>
+            <w:tcMar>
+              <w:top w:w="50" w:type="dxa"/>
+              <w:left w:w="90" w:type="dxa"/>
+              <w:bottom w:w="50" w:type="dxa"/>
+              <w:right w:w="90" w:type="dxa"/>
+            </w:tcMar>
+            <w:hideMark/>
+          </w:tcPr>
+          <w:p>
+            <w:pPr>
+              <w:spacing w:before="40" w:after="40"/>
+            </w:pPr>
+            <w:r>
+              <w:rPr>
+                <w:sz w:val="16"/>
+                <w:szCs w:val="16"/>
+              </w:rPr>
               <w:t>New account created on the live site</w:t>
             </w:r>
           </w:p>
@@ -18269,49 +19510,27 @@
             <w:pPr>
               <w:spacing w:before="40" w:after="40"/>
             </w:pPr>
+            <w:proofErr w:type="spellStart"/>
             <w:r>
               <w:rPr>
                 <w:sz w:val="16"/>
                 <w:szCs w:val="16"/>
               </w:rPr>
-              <w:t>AuthController, staff code check</w:t>
-            </w:r>
-          </w:p>
-        </w:tc>
-        <w:tc>
-          <w:tcPr>
-            <w:tcW w:w="1908" w:type="dxa"/>
-            <w:tcBorders>
-              <w:top w:val="single" w:sz="4" w:space="0" w:color="CCCCCC"/>
-              <w:left w:val="single" w:sz="4" w:space="0" w:color="CCCCCC"/>
-              <w:bottom w:val="single" w:sz="4" w:space="0" w:color="CCCCCC"/>
-              <w:right w:val="single" w:sz="4" w:space="0" w:color="CCCCCC"/>
-            </w:tcBorders>
-            <w:shd w:val="clear" w:color="auto" w:fill="F2F2F2"/>
-            <w:tcMar>
-              <w:top w:w="50" w:type="dxa"/>
-              <w:left w:w="90" w:type="dxa"/>
-              <w:bottom w:w="50" w:type="dxa"/>
-              <w:right w:w="90" w:type="dxa"/>
-            </w:tcMar>
-            <w:hideMark/>
-          </w:tcPr>
-          <w:p>
-            <w:pPr>
-              <w:spacing w:before="40" w:after="40"/>
-            </w:pPr>
+              <w:t>AuthController</w:t>
+            </w:r>
+            <w:proofErr w:type="spellEnd"/>
             <w:r>
               <w:rPr>
                 <w:sz w:val="16"/>
                 <w:szCs w:val="16"/>
               </w:rPr>
-              <w:t>01 Sign up</w:t>
-            </w:r>
-          </w:p>
-        </w:tc>
-        <w:tc>
-          <w:tcPr>
-            <w:tcW w:w="928" w:type="dxa"/>
+              <w:t>, staff code check</w:t>
+            </w:r>
+          </w:p>
+        </w:tc>
+        <w:tc>
+          <w:tcPr>
+            <w:tcW w:w="1908" w:type="dxa"/>
             <w:tcBorders>
               <w:top w:val="single" w:sz="4" w:space="0" w:color="CCCCCC"/>
               <w:left w:val="single" w:sz="4" w:space="0" w:color="CCCCCC"/>
@@ -18336,18 +19555,18 @@
                 <w:sz w:val="16"/>
                 <w:szCs w:val="16"/>
               </w:rPr>
-              <w:t>`sha`</w:t>
-            </w:r>
-          </w:p>
-        </w:tc>
-        <w:tc>
-          <w:tcPr>
-            <w:tcW w:w="2167" w:type="dxa"/>
-            <w:tcBorders>
-              <w:top w:val="single" w:sz="4" w:space="0" w:color="CCCCCC"/>
-              <w:left w:val="single" w:sz="4" w:space="0" w:color="CCCCCC"/>
-              <w:bottom w:val="single" w:sz="4" w:space="0" w:color="CCCCCC"/>
-              <w:right w:val="single" w:sz="4" w:space="0" w:color="AAAAAA"/>
+              <w:t>01 Sign up</w:t>
+            </w:r>
+          </w:p>
+        </w:tc>
+        <w:tc>
+          <w:tcPr>
+            <w:tcW w:w="928" w:type="dxa"/>
+            <w:tcBorders>
+              <w:top w:val="single" w:sz="4" w:space="0" w:color="CCCCCC"/>
+              <w:left w:val="single" w:sz="4" w:space="0" w:color="CCCCCC"/>
+              <w:bottom w:val="single" w:sz="4" w:space="0" w:color="CCCCCC"/>
+              <w:right w:val="single" w:sz="4" w:space="0" w:color="CCCCCC"/>
             </w:tcBorders>
             <w:shd w:val="clear" w:color="auto" w:fill="F2F2F2"/>
             <w:tcMar>
@@ -18367,6 +19586,37 @@
                 <w:sz w:val="16"/>
                 <w:szCs w:val="16"/>
               </w:rPr>
+              <w:t>`sha`</w:t>
+            </w:r>
+          </w:p>
+        </w:tc>
+        <w:tc>
+          <w:tcPr>
+            <w:tcW w:w="2167" w:type="dxa"/>
+            <w:tcBorders>
+              <w:top w:val="single" w:sz="4" w:space="0" w:color="CCCCCC"/>
+              <w:left w:val="single" w:sz="4" w:space="0" w:color="CCCCCC"/>
+              <w:bottom w:val="single" w:sz="4" w:space="0" w:color="CCCCCC"/>
+              <w:right w:val="single" w:sz="4" w:space="0" w:color="AAAAAA"/>
+            </w:tcBorders>
+            <w:shd w:val="clear" w:color="auto" w:fill="F2F2F2"/>
+            <w:tcMar>
+              <w:top w:w="50" w:type="dxa"/>
+              <w:left w:w="90" w:type="dxa"/>
+              <w:bottom w:w="50" w:type="dxa"/>
+              <w:right w:w="90" w:type="dxa"/>
+            </w:tcMar>
+            <w:hideMark/>
+          </w:tcPr>
+          <w:p>
+            <w:pPr>
+              <w:spacing w:before="40" w:after="40"/>
+            </w:pPr>
+            <w:r>
+              <w:rPr>
+                <w:sz w:val="16"/>
+                <w:szCs w:val="16"/>
+              </w:rPr>
               <w:t>Wrong staff code makes no technician account</w:t>
             </w:r>
           </w:p>
@@ -18454,83 +19704,41 @@
             <w:pPr>
               <w:spacing w:before="40" w:after="40"/>
             </w:pPr>
+            <w:proofErr w:type="spellStart"/>
             <w:r>
               <w:rPr>
                 <w:sz w:val="16"/>
                 <w:szCs w:val="16"/>
               </w:rPr>
-              <w:t>RoleType enumeration, User.role</w:t>
-            </w:r>
-          </w:p>
-        </w:tc>
-        <w:tc>
-          <w:tcPr>
-            <w:tcW w:w="1908" w:type="dxa"/>
-            <w:tcBorders>
-              <w:top w:val="single" w:sz="4" w:space="0" w:color="CCCCCC"/>
-              <w:left w:val="single" w:sz="4" w:space="0" w:color="CCCCCC"/>
-              <w:bottom w:val="single" w:sz="4" w:space="0" w:color="CCCCCC"/>
-              <w:right w:val="single" w:sz="4" w:space="0" w:color="CCCCCC"/>
-            </w:tcBorders>
-            <w:tcMar>
-              <w:top w:w="50" w:type="dxa"/>
-              <w:left w:w="90" w:type="dxa"/>
-              <w:bottom w:w="50" w:type="dxa"/>
-              <w:right w:w="90" w:type="dxa"/>
-            </w:tcMar>
-            <w:hideMark/>
-          </w:tcPr>
-          <w:p>
-            <w:pPr>
-              <w:spacing w:before="40" w:after="40"/>
-            </w:pPr>
+              <w:t>RoleType</w:t>
+            </w:r>
+            <w:proofErr w:type="spellEnd"/>
             <w:r>
               <w:rPr>
                 <w:sz w:val="16"/>
                 <w:szCs w:val="16"/>
               </w:rPr>
-              <w:t>01 Sign up role picker</w:t>
-            </w:r>
-          </w:p>
-        </w:tc>
-        <w:tc>
-          <w:tcPr>
-            <w:tcW w:w="928" w:type="dxa"/>
-            <w:tcBorders>
-              <w:top w:val="single" w:sz="4" w:space="0" w:color="CCCCCC"/>
-              <w:left w:val="single" w:sz="4" w:space="0" w:color="CCCCCC"/>
-              <w:bottom w:val="single" w:sz="4" w:space="0" w:color="CCCCCC"/>
-              <w:right w:val="single" w:sz="4" w:space="0" w:color="CCCCCC"/>
-            </w:tcBorders>
-            <w:tcMar>
-              <w:top w:w="50" w:type="dxa"/>
-              <w:left w:w="90" w:type="dxa"/>
-              <w:bottom w:w="50" w:type="dxa"/>
-              <w:right w:w="90" w:type="dxa"/>
-            </w:tcMar>
-            <w:hideMark/>
-          </w:tcPr>
-          <w:p>
-            <w:pPr>
-              <w:spacing w:before="40" w:after="40"/>
-            </w:pPr>
+              <w:t xml:space="preserve"> enumeration, </w:t>
+            </w:r>
+            <w:proofErr w:type="spellStart"/>
             <w:r>
               <w:rPr>
                 <w:sz w:val="16"/>
                 <w:szCs w:val="16"/>
               </w:rPr>
-              <w:t>`sha`</w:t>
-            </w:r>
-          </w:p>
-        </w:tc>
-        <w:tc>
-          <w:tcPr>
-            <w:tcW w:w="2167" w:type="dxa"/>
-            <w:tcBorders>
-              <w:top w:val="single" w:sz="4" w:space="0" w:color="CCCCCC"/>
-              <w:left w:val="single" w:sz="4" w:space="0" w:color="CCCCCC"/>
-              <w:bottom w:val="single" w:sz="4" w:space="0" w:color="CCCCCC"/>
-              <w:right w:val="single" w:sz="4" w:space="0" w:color="AAAAAA"/>
+              <w:t>User.role</w:t>
+            </w:r>
+            <w:proofErr w:type="spellEnd"/>
+          </w:p>
+        </w:tc>
+        <w:tc>
+          <w:tcPr>
+            <w:tcW w:w="1908" w:type="dxa"/>
+            <w:tcBorders>
+              <w:top w:val="single" w:sz="4" w:space="0" w:color="CCCCCC"/>
+              <w:left w:val="single" w:sz="4" w:space="0" w:color="CCCCCC"/>
+              <w:bottom w:val="single" w:sz="4" w:space="0" w:color="CCCCCC"/>
+              <w:right w:val="single" w:sz="4" w:space="0" w:color="CCCCCC"/>
             </w:tcBorders>
             <w:tcMar>
               <w:top w:w="50" w:type="dxa"/>
@@ -18549,6 +19757,66 @@
                 <w:sz w:val="16"/>
                 <w:szCs w:val="16"/>
               </w:rPr>
+              <w:t>01 Sign up role picker</w:t>
+            </w:r>
+          </w:p>
+        </w:tc>
+        <w:tc>
+          <w:tcPr>
+            <w:tcW w:w="928" w:type="dxa"/>
+            <w:tcBorders>
+              <w:top w:val="single" w:sz="4" w:space="0" w:color="CCCCCC"/>
+              <w:left w:val="single" w:sz="4" w:space="0" w:color="CCCCCC"/>
+              <w:bottom w:val="single" w:sz="4" w:space="0" w:color="CCCCCC"/>
+              <w:right w:val="single" w:sz="4" w:space="0" w:color="CCCCCC"/>
+            </w:tcBorders>
+            <w:tcMar>
+              <w:top w:w="50" w:type="dxa"/>
+              <w:left w:w="90" w:type="dxa"/>
+              <w:bottom w:w="50" w:type="dxa"/>
+              <w:right w:w="90" w:type="dxa"/>
+            </w:tcMar>
+            <w:hideMark/>
+          </w:tcPr>
+          <w:p>
+            <w:pPr>
+              <w:spacing w:before="40" w:after="40"/>
+            </w:pPr>
+            <w:r>
+              <w:rPr>
+                <w:sz w:val="16"/>
+                <w:szCs w:val="16"/>
+              </w:rPr>
+              <w:t>`sha`</w:t>
+            </w:r>
+          </w:p>
+        </w:tc>
+        <w:tc>
+          <w:tcPr>
+            <w:tcW w:w="2167" w:type="dxa"/>
+            <w:tcBorders>
+              <w:top w:val="single" w:sz="4" w:space="0" w:color="CCCCCC"/>
+              <w:left w:val="single" w:sz="4" w:space="0" w:color="CCCCCC"/>
+              <w:bottom w:val="single" w:sz="4" w:space="0" w:color="CCCCCC"/>
+              <w:right w:val="single" w:sz="4" w:space="0" w:color="AAAAAA"/>
+            </w:tcBorders>
+            <w:tcMar>
+              <w:top w:w="50" w:type="dxa"/>
+              <w:left w:w="90" w:type="dxa"/>
+              <w:bottom w:w="50" w:type="dxa"/>
+              <w:right w:w="90" w:type="dxa"/>
+            </w:tcMar>
+            <w:hideMark/>
+          </w:tcPr>
+          <w:p>
+            <w:pPr>
+              <w:spacing w:before="40" w:after="40"/>
+            </w:pPr>
+            <w:r>
+              <w:rPr>
+                <w:sz w:val="16"/>
+                <w:szCs w:val="16"/>
+              </w:rPr>
               <w:t>Every account row carries one role</w:t>
             </w:r>
           </w:p>
@@ -18639,49 +19907,27 @@
             <w:pPr>
               <w:spacing w:before="40" w:after="40"/>
             </w:pPr>
+            <w:proofErr w:type="spellStart"/>
             <w:r>
               <w:rPr>
                 <w:sz w:val="16"/>
                 <w:szCs w:val="16"/>
               </w:rPr>
-              <w:t>User.passwordHash, token issue</w:t>
-            </w:r>
-          </w:p>
-        </w:tc>
-        <w:tc>
-          <w:tcPr>
-            <w:tcW w:w="1908" w:type="dxa"/>
-            <w:tcBorders>
-              <w:top w:val="single" w:sz="4" w:space="0" w:color="CCCCCC"/>
-              <w:left w:val="single" w:sz="4" w:space="0" w:color="CCCCCC"/>
-              <w:bottom w:val="single" w:sz="4" w:space="0" w:color="CCCCCC"/>
-              <w:right w:val="single" w:sz="4" w:space="0" w:color="CCCCCC"/>
-            </w:tcBorders>
-            <w:shd w:val="clear" w:color="auto" w:fill="F2F2F2"/>
-            <w:tcMar>
-              <w:top w:w="50" w:type="dxa"/>
-              <w:left w:w="90" w:type="dxa"/>
-              <w:bottom w:w="50" w:type="dxa"/>
-              <w:right w:w="90" w:type="dxa"/>
-            </w:tcMar>
-            <w:hideMark/>
-          </w:tcPr>
-          <w:p>
-            <w:pPr>
-              <w:spacing w:before="40" w:after="40"/>
-            </w:pPr>
+              <w:t>User.passwordHash</w:t>
+            </w:r>
+            <w:proofErr w:type="spellEnd"/>
             <w:r>
               <w:rPr>
                 <w:sz w:val="16"/>
                 <w:szCs w:val="16"/>
               </w:rPr>
-              <w:t>01 Sign up, 02 Log in</w:t>
-            </w:r>
-          </w:p>
-        </w:tc>
-        <w:tc>
-          <w:tcPr>
-            <w:tcW w:w="928" w:type="dxa"/>
+              <w:t>, token issue</w:t>
+            </w:r>
+          </w:p>
+        </w:tc>
+        <w:tc>
+          <w:tcPr>
+            <w:tcW w:w="1908" w:type="dxa"/>
             <w:tcBorders>
               <w:top w:val="single" w:sz="4" w:space="0" w:color="CCCCCC"/>
               <w:left w:val="single" w:sz="4" w:space="0" w:color="CCCCCC"/>
@@ -18706,18 +19952,18 @@
                 <w:sz w:val="16"/>
                 <w:szCs w:val="16"/>
               </w:rPr>
-              <w:t>`sha`</w:t>
-            </w:r>
-          </w:p>
-        </w:tc>
-        <w:tc>
-          <w:tcPr>
-            <w:tcW w:w="2167" w:type="dxa"/>
-            <w:tcBorders>
-              <w:top w:val="single" w:sz="4" w:space="0" w:color="CCCCCC"/>
-              <w:left w:val="single" w:sz="4" w:space="0" w:color="CCCCCC"/>
-              <w:bottom w:val="single" w:sz="4" w:space="0" w:color="CCCCCC"/>
-              <w:right w:val="single" w:sz="4" w:space="0" w:color="AAAAAA"/>
+              <w:t>01 Sign up, 02 Log in</w:t>
+            </w:r>
+          </w:p>
+        </w:tc>
+        <w:tc>
+          <w:tcPr>
+            <w:tcW w:w="928" w:type="dxa"/>
+            <w:tcBorders>
+              <w:top w:val="single" w:sz="4" w:space="0" w:color="CCCCCC"/>
+              <w:left w:val="single" w:sz="4" w:space="0" w:color="CCCCCC"/>
+              <w:bottom w:val="single" w:sz="4" w:space="0" w:color="CCCCCC"/>
+              <w:right w:val="single" w:sz="4" w:space="0" w:color="CCCCCC"/>
             </w:tcBorders>
             <w:shd w:val="clear" w:color="auto" w:fill="F2F2F2"/>
             <w:tcMar>
@@ -18737,6 +19983,37 @@
                 <w:sz w:val="16"/>
                 <w:szCs w:val="16"/>
               </w:rPr>
+              <w:t>`sha`</w:t>
+            </w:r>
+          </w:p>
+        </w:tc>
+        <w:tc>
+          <w:tcPr>
+            <w:tcW w:w="2167" w:type="dxa"/>
+            <w:tcBorders>
+              <w:top w:val="single" w:sz="4" w:space="0" w:color="CCCCCC"/>
+              <w:left w:val="single" w:sz="4" w:space="0" w:color="CCCCCC"/>
+              <w:bottom w:val="single" w:sz="4" w:space="0" w:color="CCCCCC"/>
+              <w:right w:val="single" w:sz="4" w:space="0" w:color="AAAAAA"/>
+            </w:tcBorders>
+            <w:shd w:val="clear" w:color="auto" w:fill="F2F2F2"/>
+            <w:tcMar>
+              <w:top w:w="50" w:type="dxa"/>
+              <w:left w:w="90" w:type="dxa"/>
+              <w:bottom w:w="50" w:type="dxa"/>
+              <w:right w:w="90" w:type="dxa"/>
+            </w:tcMar>
+            <w:hideMark/>
+          </w:tcPr>
+          <w:p>
+            <w:pPr>
+              <w:spacing w:before="40" w:after="40"/>
+            </w:pPr>
+            <w:r>
+              <w:rPr>
+                <w:sz w:val="16"/>
+                <w:szCs w:val="16"/>
+              </w:rPr>
               <w:t>Token is returned and accepted by protected routes</w:t>
             </w:r>
           </w:p>
@@ -18824,83 +20101,41 @@
             <w:pPr>
               <w:spacing w:before="40" w:after="40"/>
             </w:pPr>
+            <w:proofErr w:type="spellStart"/>
             <w:r>
               <w:rPr>
                 <w:sz w:val="16"/>
                 <w:szCs w:val="16"/>
               </w:rPr>
-              <w:t>User.logIn(), AuthController</w:t>
-            </w:r>
-          </w:p>
-        </w:tc>
-        <w:tc>
-          <w:tcPr>
-            <w:tcW w:w="1908" w:type="dxa"/>
-            <w:tcBorders>
-              <w:top w:val="single" w:sz="4" w:space="0" w:color="CCCCCC"/>
-              <w:left w:val="single" w:sz="4" w:space="0" w:color="CCCCCC"/>
-              <w:bottom w:val="single" w:sz="4" w:space="0" w:color="CCCCCC"/>
-              <w:right w:val="single" w:sz="4" w:space="0" w:color="CCCCCC"/>
-            </w:tcBorders>
-            <w:tcMar>
-              <w:top w:w="50" w:type="dxa"/>
-              <w:left w:w="90" w:type="dxa"/>
-              <w:bottom w:w="50" w:type="dxa"/>
-              <w:right w:w="90" w:type="dxa"/>
-            </w:tcMar>
-            <w:hideMark/>
-          </w:tcPr>
-          <w:p>
-            <w:pPr>
-              <w:spacing w:before="40" w:after="40"/>
-            </w:pPr>
+              <w:t>User.logIn</w:t>
+            </w:r>
+            <w:proofErr w:type="spellEnd"/>
             <w:r>
               <w:rPr>
                 <w:sz w:val="16"/>
                 <w:szCs w:val="16"/>
               </w:rPr>
-              <w:t>02 Log in, 03 Log in error</w:t>
-            </w:r>
-          </w:p>
-        </w:tc>
-        <w:tc>
-          <w:tcPr>
-            <w:tcW w:w="928" w:type="dxa"/>
-            <w:tcBorders>
-              <w:top w:val="single" w:sz="4" w:space="0" w:color="CCCCCC"/>
-              <w:left w:val="single" w:sz="4" w:space="0" w:color="CCCCCC"/>
-              <w:bottom w:val="single" w:sz="4" w:space="0" w:color="CCCCCC"/>
-              <w:right w:val="single" w:sz="4" w:space="0" w:color="CCCCCC"/>
-            </w:tcBorders>
-            <w:tcMar>
-              <w:top w:w="50" w:type="dxa"/>
-              <w:left w:w="90" w:type="dxa"/>
-              <w:bottom w:w="50" w:type="dxa"/>
-              <w:right w:w="90" w:type="dxa"/>
-            </w:tcMar>
-            <w:hideMark/>
-          </w:tcPr>
-          <w:p>
-            <w:pPr>
-              <w:spacing w:before="40" w:after="40"/>
-            </w:pPr>
+              <w:t xml:space="preserve">(), </w:t>
+            </w:r>
+            <w:proofErr w:type="spellStart"/>
             <w:r>
               <w:rPr>
                 <w:sz w:val="16"/>
                 <w:szCs w:val="16"/>
               </w:rPr>
-              <w:t>`sha`</w:t>
-            </w:r>
-          </w:p>
-        </w:tc>
-        <w:tc>
-          <w:tcPr>
-            <w:tcW w:w="2167" w:type="dxa"/>
-            <w:tcBorders>
-              <w:top w:val="single" w:sz="4" w:space="0" w:color="CCCCCC"/>
-              <w:left w:val="single" w:sz="4" w:space="0" w:color="CCCCCC"/>
-              <w:bottom w:val="single" w:sz="4" w:space="0" w:color="CCCCCC"/>
-              <w:right w:val="single" w:sz="4" w:space="0" w:color="AAAAAA"/>
+              <w:t>AuthController</w:t>
+            </w:r>
+            <w:proofErr w:type="spellEnd"/>
+          </w:p>
+        </w:tc>
+        <w:tc>
+          <w:tcPr>
+            <w:tcW w:w="1908" w:type="dxa"/>
+            <w:tcBorders>
+              <w:top w:val="single" w:sz="4" w:space="0" w:color="CCCCCC"/>
+              <w:left w:val="single" w:sz="4" w:space="0" w:color="CCCCCC"/>
+              <w:bottom w:val="single" w:sz="4" w:space="0" w:color="CCCCCC"/>
+              <w:right w:val="single" w:sz="4" w:space="0" w:color="CCCCCC"/>
             </w:tcBorders>
             <w:tcMar>
               <w:top w:w="50" w:type="dxa"/>
@@ -18919,6 +20154,66 @@
                 <w:sz w:val="16"/>
                 <w:szCs w:val="16"/>
               </w:rPr>
+              <w:t>02 Log in, 03 Log in error</w:t>
+            </w:r>
+          </w:p>
+        </w:tc>
+        <w:tc>
+          <w:tcPr>
+            <w:tcW w:w="928" w:type="dxa"/>
+            <w:tcBorders>
+              <w:top w:val="single" w:sz="4" w:space="0" w:color="CCCCCC"/>
+              <w:left w:val="single" w:sz="4" w:space="0" w:color="CCCCCC"/>
+              <w:bottom w:val="single" w:sz="4" w:space="0" w:color="CCCCCC"/>
+              <w:right w:val="single" w:sz="4" w:space="0" w:color="CCCCCC"/>
+            </w:tcBorders>
+            <w:tcMar>
+              <w:top w:w="50" w:type="dxa"/>
+              <w:left w:w="90" w:type="dxa"/>
+              <w:bottom w:w="50" w:type="dxa"/>
+              <w:right w:w="90" w:type="dxa"/>
+            </w:tcMar>
+            <w:hideMark/>
+          </w:tcPr>
+          <w:p>
+            <w:pPr>
+              <w:spacing w:before="40" w:after="40"/>
+            </w:pPr>
+            <w:r>
+              <w:rPr>
+                <w:sz w:val="16"/>
+                <w:szCs w:val="16"/>
+              </w:rPr>
+              <w:t>`sha`</w:t>
+            </w:r>
+          </w:p>
+        </w:tc>
+        <w:tc>
+          <w:tcPr>
+            <w:tcW w:w="2167" w:type="dxa"/>
+            <w:tcBorders>
+              <w:top w:val="single" w:sz="4" w:space="0" w:color="CCCCCC"/>
+              <w:left w:val="single" w:sz="4" w:space="0" w:color="CCCCCC"/>
+              <w:bottom w:val="single" w:sz="4" w:space="0" w:color="CCCCCC"/>
+              <w:right w:val="single" w:sz="4" w:space="0" w:color="AAAAAA"/>
+            </w:tcBorders>
+            <w:tcMar>
+              <w:top w:w="50" w:type="dxa"/>
+              <w:left w:w="90" w:type="dxa"/>
+              <w:bottom w:w="50" w:type="dxa"/>
+              <w:right w:w="90" w:type="dxa"/>
+            </w:tcMar>
+            <w:hideMark/>
+          </w:tcPr>
+          <w:p>
+            <w:pPr>
+              <w:spacing w:before="40" w:after="40"/>
+            </w:pPr>
+            <w:r>
+              <w:rPr>
+                <w:sz w:val="16"/>
+                <w:szCs w:val="16"/>
+              </w:rPr>
               <w:t>Both dashboards reachable after login</w:t>
             </w:r>
           </w:p>
@@ -19009,49 +20304,27 @@
             <w:pPr>
               <w:spacing w:before="40" w:after="40"/>
             </w:pPr>
+            <w:proofErr w:type="spellStart"/>
             <w:r>
               <w:rPr>
                 <w:sz w:val="16"/>
                 <w:szCs w:val="16"/>
               </w:rPr>
-              <w:t>AuthController, token clear</w:t>
-            </w:r>
-          </w:p>
-        </w:tc>
-        <w:tc>
-          <w:tcPr>
-            <w:tcW w:w="1908" w:type="dxa"/>
-            <w:tcBorders>
-              <w:top w:val="single" w:sz="4" w:space="0" w:color="CCCCCC"/>
-              <w:left w:val="single" w:sz="4" w:space="0" w:color="CCCCCC"/>
-              <w:bottom w:val="single" w:sz="4" w:space="0" w:color="CCCCCC"/>
-              <w:right w:val="single" w:sz="4" w:space="0" w:color="CCCCCC"/>
-            </w:tcBorders>
-            <w:shd w:val="clear" w:color="auto" w:fill="F2F2F2"/>
-            <w:tcMar>
-              <w:top w:w="50" w:type="dxa"/>
-              <w:left w:w="90" w:type="dxa"/>
-              <w:bottom w:w="50" w:type="dxa"/>
-              <w:right w:w="90" w:type="dxa"/>
-            </w:tcMar>
-            <w:hideMark/>
-          </w:tcPr>
-          <w:p>
-            <w:pPr>
-              <w:spacing w:before="40" w:after="40"/>
-            </w:pPr>
+              <w:t>AuthController</w:t>
+            </w:r>
+            <w:proofErr w:type="spellEnd"/>
             <w:r>
               <w:rPr>
                 <w:sz w:val="16"/>
                 <w:szCs w:val="16"/>
               </w:rPr>
-              <w:t>Account tab</w:t>
-            </w:r>
-          </w:p>
-        </w:tc>
-        <w:tc>
-          <w:tcPr>
-            <w:tcW w:w="928" w:type="dxa"/>
+              <w:t>, token clear</w:t>
+            </w:r>
+          </w:p>
+        </w:tc>
+        <w:tc>
+          <w:tcPr>
+            <w:tcW w:w="1908" w:type="dxa"/>
             <w:tcBorders>
               <w:top w:val="single" w:sz="4" w:space="0" w:color="CCCCCC"/>
               <w:left w:val="single" w:sz="4" w:space="0" w:color="CCCCCC"/>
@@ -19076,18 +20349,18 @@
                 <w:sz w:val="16"/>
                 <w:szCs w:val="16"/>
               </w:rPr>
-              <w:t>`sha`</w:t>
-            </w:r>
-          </w:p>
-        </w:tc>
-        <w:tc>
-          <w:tcPr>
-            <w:tcW w:w="2167" w:type="dxa"/>
-            <w:tcBorders>
-              <w:top w:val="single" w:sz="4" w:space="0" w:color="CCCCCC"/>
-              <w:left w:val="single" w:sz="4" w:space="0" w:color="CCCCCC"/>
-              <w:bottom w:val="single" w:sz="4" w:space="0" w:color="CCCCCC"/>
-              <w:right w:val="single" w:sz="4" w:space="0" w:color="AAAAAA"/>
+              <w:t>Account tab</w:t>
+            </w:r>
+          </w:p>
+        </w:tc>
+        <w:tc>
+          <w:tcPr>
+            <w:tcW w:w="928" w:type="dxa"/>
+            <w:tcBorders>
+              <w:top w:val="single" w:sz="4" w:space="0" w:color="CCCCCC"/>
+              <w:left w:val="single" w:sz="4" w:space="0" w:color="CCCCCC"/>
+              <w:bottom w:val="single" w:sz="4" w:space="0" w:color="CCCCCC"/>
+              <w:right w:val="single" w:sz="4" w:space="0" w:color="CCCCCC"/>
             </w:tcBorders>
             <w:shd w:val="clear" w:color="auto" w:fill="F2F2F2"/>
             <w:tcMar>
@@ -19107,6 +20380,37 @@
                 <w:sz w:val="16"/>
                 <w:szCs w:val="16"/>
               </w:rPr>
+              <w:t>`sha`</w:t>
+            </w:r>
+          </w:p>
+        </w:tc>
+        <w:tc>
+          <w:tcPr>
+            <w:tcW w:w="2167" w:type="dxa"/>
+            <w:tcBorders>
+              <w:top w:val="single" w:sz="4" w:space="0" w:color="CCCCCC"/>
+              <w:left w:val="single" w:sz="4" w:space="0" w:color="CCCCCC"/>
+              <w:bottom w:val="single" w:sz="4" w:space="0" w:color="CCCCCC"/>
+              <w:right w:val="single" w:sz="4" w:space="0" w:color="AAAAAA"/>
+            </w:tcBorders>
+            <w:shd w:val="clear" w:color="auto" w:fill="F2F2F2"/>
+            <w:tcMar>
+              <w:top w:w="50" w:type="dxa"/>
+              <w:left w:w="90" w:type="dxa"/>
+              <w:bottom w:w="50" w:type="dxa"/>
+              <w:right w:w="90" w:type="dxa"/>
+            </w:tcMar>
+            <w:hideMark/>
+          </w:tcPr>
+          <w:p>
+            <w:pPr>
+              <w:spacing w:before="40" w:after="40"/>
+            </w:pPr>
+            <w:r>
+              <w:rPr>
+                <w:sz w:val="16"/>
+                <w:szCs w:val="16"/>
+              </w:rPr>
               <w:t>Protected pages return to login after logout</w:t>
             </w:r>
           </w:p>
@@ -19199,78 +20503,34 @@
                 <w:sz w:val="16"/>
                 <w:szCs w:val="16"/>
               </w:rPr>
-              <w:t>Compare password action, Student lane entry</w:t>
-            </w:r>
-          </w:p>
-        </w:tc>
-        <w:tc>
-          <w:tcPr>
-            <w:tcW w:w="1908" w:type="dxa"/>
-            <w:tcBorders>
-              <w:top w:val="single" w:sz="4" w:space="0" w:color="CCCCCC"/>
-              <w:left w:val="single" w:sz="4" w:space="0" w:color="CCCCCC"/>
-              <w:bottom w:val="single" w:sz="4" w:space="0" w:color="CCCCCC"/>
-              <w:right w:val="single" w:sz="4" w:space="0" w:color="CCCCCC"/>
-            </w:tcBorders>
-            <w:tcMar>
-              <w:top w:w="50" w:type="dxa"/>
-              <w:left w:w="90" w:type="dxa"/>
-              <w:bottom w:w="50" w:type="dxa"/>
-              <w:right w:w="90" w:type="dxa"/>
-            </w:tcMar>
-            <w:hideMark/>
-          </w:tcPr>
-          <w:p>
-            <w:pPr>
-              <w:spacing w:before="40" w:after="40"/>
-            </w:pPr>
+              <w:t xml:space="preserve">Compare password action, </w:t>
+            </w:r>
+            <w:proofErr w:type="gramStart"/>
             <w:r>
               <w:rPr>
                 <w:sz w:val="16"/>
                 <w:szCs w:val="16"/>
               </w:rPr>
-              <w:t>Not a screen. Server side only</w:t>
-            </w:r>
-          </w:p>
-        </w:tc>
-        <w:tc>
-          <w:tcPr>
-            <w:tcW w:w="928" w:type="dxa"/>
-            <w:tcBorders>
-              <w:top w:val="single" w:sz="4" w:space="0" w:color="CCCCCC"/>
-              <w:left w:val="single" w:sz="4" w:space="0" w:color="CCCCCC"/>
-              <w:bottom w:val="single" w:sz="4" w:space="0" w:color="CCCCCC"/>
-              <w:right w:val="single" w:sz="4" w:space="0" w:color="CCCCCC"/>
-            </w:tcBorders>
-            <w:tcMar>
-              <w:top w:w="50" w:type="dxa"/>
-              <w:left w:w="90" w:type="dxa"/>
-              <w:bottom w:w="50" w:type="dxa"/>
-              <w:right w:w="90" w:type="dxa"/>
-            </w:tcMar>
-            <w:hideMark/>
-          </w:tcPr>
-          <w:p>
-            <w:pPr>
-              <w:spacing w:before="40" w:after="40"/>
-            </w:pPr>
+              <w:t>Student lane</w:t>
+            </w:r>
+            <w:proofErr w:type="gramEnd"/>
             <w:r>
               <w:rPr>
                 <w:sz w:val="16"/>
                 <w:szCs w:val="16"/>
               </w:rPr>
-              <w:t>`sha`</w:t>
-            </w:r>
-          </w:p>
-        </w:tc>
-        <w:tc>
-          <w:tcPr>
-            <w:tcW w:w="2167" w:type="dxa"/>
-            <w:tcBorders>
-              <w:top w:val="single" w:sz="4" w:space="0" w:color="CCCCCC"/>
-              <w:left w:val="single" w:sz="4" w:space="0" w:color="CCCCCC"/>
-              <w:bottom w:val="single" w:sz="4" w:space="0" w:color="CCCCCC"/>
-              <w:right w:val="single" w:sz="4" w:space="0" w:color="AAAAAA"/>
+              <w:t xml:space="preserve"> entry</w:t>
+            </w:r>
+          </w:p>
+        </w:tc>
+        <w:tc>
+          <w:tcPr>
+            <w:tcW w:w="1908" w:type="dxa"/>
+            <w:tcBorders>
+              <w:top w:val="single" w:sz="4" w:space="0" w:color="CCCCCC"/>
+              <w:left w:val="single" w:sz="4" w:space="0" w:color="CCCCCC"/>
+              <w:bottom w:val="single" w:sz="4" w:space="0" w:color="CCCCCC"/>
+              <w:right w:val="single" w:sz="4" w:space="0" w:color="CCCCCC"/>
             </w:tcBorders>
             <w:tcMar>
               <w:top w:w="50" w:type="dxa"/>
@@ -19289,6 +20549,66 @@
                 <w:sz w:val="16"/>
                 <w:szCs w:val="16"/>
               </w:rPr>
+              <w:t>Not a screen. Server side only</w:t>
+            </w:r>
+          </w:p>
+        </w:tc>
+        <w:tc>
+          <w:tcPr>
+            <w:tcW w:w="928" w:type="dxa"/>
+            <w:tcBorders>
+              <w:top w:val="single" w:sz="4" w:space="0" w:color="CCCCCC"/>
+              <w:left w:val="single" w:sz="4" w:space="0" w:color="CCCCCC"/>
+              <w:bottom w:val="single" w:sz="4" w:space="0" w:color="CCCCCC"/>
+              <w:right w:val="single" w:sz="4" w:space="0" w:color="CCCCCC"/>
+            </w:tcBorders>
+            <w:tcMar>
+              <w:top w:w="50" w:type="dxa"/>
+              <w:left w:w="90" w:type="dxa"/>
+              <w:bottom w:w="50" w:type="dxa"/>
+              <w:right w:w="90" w:type="dxa"/>
+            </w:tcMar>
+            <w:hideMark/>
+          </w:tcPr>
+          <w:p>
+            <w:pPr>
+              <w:spacing w:before="40" w:after="40"/>
+            </w:pPr>
+            <w:r>
+              <w:rPr>
+                <w:sz w:val="16"/>
+                <w:szCs w:val="16"/>
+              </w:rPr>
+              <w:t>`sha`</w:t>
+            </w:r>
+          </w:p>
+        </w:tc>
+        <w:tc>
+          <w:tcPr>
+            <w:tcW w:w="2167" w:type="dxa"/>
+            <w:tcBorders>
+              <w:top w:val="single" w:sz="4" w:space="0" w:color="CCCCCC"/>
+              <w:left w:val="single" w:sz="4" w:space="0" w:color="CCCCCC"/>
+              <w:bottom w:val="single" w:sz="4" w:space="0" w:color="CCCCCC"/>
+              <w:right w:val="single" w:sz="4" w:space="0" w:color="AAAAAA"/>
+            </w:tcBorders>
+            <w:tcMar>
+              <w:top w:w="50" w:type="dxa"/>
+              <w:left w:w="90" w:type="dxa"/>
+              <w:bottom w:w="50" w:type="dxa"/>
+              <w:right w:w="90" w:type="dxa"/>
+            </w:tcMar>
+            <w:hideMark/>
+          </w:tcPr>
+          <w:p>
+            <w:pPr>
+              <w:spacing w:before="40" w:after="40"/>
+            </w:pPr>
+            <w:r>
+              <w:rPr>
+                <w:sz w:val="16"/>
+                <w:szCs w:val="16"/>
+              </w:rPr>
               <w:t>Database shows a hash, never plain text</w:t>
             </w:r>
           </w:p>
@@ -19379,49 +20699,27 @@
             <w:pPr>
               <w:spacing w:before="40" w:after="40"/>
             </w:pPr>
+            <w:proofErr w:type="spellStart"/>
             <w:r>
               <w:rPr>
                 <w:sz w:val="16"/>
                 <w:szCs w:val="16"/>
               </w:rPr>
-              <w:t>RoleMiddleware, token check</w:t>
-            </w:r>
-          </w:p>
-        </w:tc>
-        <w:tc>
-          <w:tcPr>
-            <w:tcW w:w="1908" w:type="dxa"/>
-            <w:tcBorders>
-              <w:top w:val="single" w:sz="4" w:space="0" w:color="CCCCCC"/>
-              <w:left w:val="single" w:sz="4" w:space="0" w:color="CCCCCC"/>
-              <w:bottom w:val="single" w:sz="4" w:space="0" w:color="CCCCCC"/>
-              <w:right w:val="single" w:sz="4" w:space="0" w:color="CCCCCC"/>
-            </w:tcBorders>
-            <w:shd w:val="clear" w:color="auto" w:fill="F2F2F2"/>
-            <w:tcMar>
-              <w:top w:w="50" w:type="dxa"/>
-              <w:left w:w="90" w:type="dxa"/>
-              <w:bottom w:w="50" w:type="dxa"/>
-              <w:right w:w="90" w:type="dxa"/>
-            </w:tcMar>
-            <w:hideMark/>
-          </w:tcPr>
-          <w:p>
-            <w:pPr>
-              <w:spacing w:before="40" w:after="40"/>
-            </w:pPr>
+              <w:t>RoleMiddleware</w:t>
+            </w:r>
+            <w:proofErr w:type="spellEnd"/>
             <w:r>
               <w:rPr>
                 <w:sz w:val="16"/>
                 <w:szCs w:val="16"/>
               </w:rPr>
-              <w:t>Not a screen. Server side only</w:t>
-            </w:r>
-          </w:p>
-        </w:tc>
-        <w:tc>
-          <w:tcPr>
-            <w:tcW w:w="928" w:type="dxa"/>
+              <w:t>, token check</w:t>
+            </w:r>
+          </w:p>
+        </w:tc>
+        <w:tc>
+          <w:tcPr>
+            <w:tcW w:w="1908" w:type="dxa"/>
             <w:tcBorders>
               <w:top w:val="single" w:sz="4" w:space="0" w:color="CCCCCC"/>
               <w:left w:val="single" w:sz="4" w:space="0" w:color="CCCCCC"/>
@@ -19446,18 +20744,18 @@
                 <w:sz w:val="16"/>
                 <w:szCs w:val="16"/>
               </w:rPr>
-              <w:t>`sha`</w:t>
-            </w:r>
-          </w:p>
-        </w:tc>
-        <w:tc>
-          <w:tcPr>
-            <w:tcW w:w="2167" w:type="dxa"/>
-            <w:tcBorders>
-              <w:top w:val="single" w:sz="4" w:space="0" w:color="CCCCCC"/>
-              <w:left w:val="single" w:sz="4" w:space="0" w:color="CCCCCC"/>
-              <w:bottom w:val="single" w:sz="4" w:space="0" w:color="CCCCCC"/>
-              <w:right w:val="single" w:sz="4" w:space="0" w:color="AAAAAA"/>
+              <w:t>Not a screen. Server side only</w:t>
+            </w:r>
+          </w:p>
+        </w:tc>
+        <w:tc>
+          <w:tcPr>
+            <w:tcW w:w="928" w:type="dxa"/>
+            <w:tcBorders>
+              <w:top w:val="single" w:sz="4" w:space="0" w:color="CCCCCC"/>
+              <w:left w:val="single" w:sz="4" w:space="0" w:color="CCCCCC"/>
+              <w:bottom w:val="single" w:sz="4" w:space="0" w:color="CCCCCC"/>
+              <w:right w:val="single" w:sz="4" w:space="0" w:color="CCCCCC"/>
             </w:tcBorders>
             <w:shd w:val="clear" w:color="auto" w:fill="F2F2F2"/>
             <w:tcMar>
@@ -19477,6 +20775,37 @@
                 <w:sz w:val="16"/>
                 <w:szCs w:val="16"/>
               </w:rPr>
+              <w:t>`sha`</w:t>
+            </w:r>
+          </w:p>
+        </w:tc>
+        <w:tc>
+          <w:tcPr>
+            <w:tcW w:w="2167" w:type="dxa"/>
+            <w:tcBorders>
+              <w:top w:val="single" w:sz="4" w:space="0" w:color="CCCCCC"/>
+              <w:left w:val="single" w:sz="4" w:space="0" w:color="CCCCCC"/>
+              <w:bottom w:val="single" w:sz="4" w:space="0" w:color="CCCCCC"/>
+              <w:right w:val="single" w:sz="4" w:space="0" w:color="AAAAAA"/>
+            </w:tcBorders>
+            <w:shd w:val="clear" w:color="auto" w:fill="F2F2F2"/>
+            <w:tcMar>
+              <w:top w:w="50" w:type="dxa"/>
+              <w:left w:w="90" w:type="dxa"/>
+              <w:bottom w:w="50" w:type="dxa"/>
+              <w:right w:w="90" w:type="dxa"/>
+            </w:tcMar>
+            <w:hideMark/>
+          </w:tcPr>
+          <w:p>
+            <w:pPr>
+              <w:spacing w:before="40" w:after="40"/>
+            </w:pPr>
+            <w:r>
+              <w:rPr>
+                <w:sz w:val="16"/>
+                <w:szCs w:val="16"/>
+              </w:rPr>
               <w:t>An old token is refused after logout</w:t>
             </w:r>
           </w:p>
@@ -19569,96 +20898,144 @@
                 <w:sz w:val="16"/>
                 <w:szCs w:val="16"/>
               </w:rPr>
-              <w:t>Headset block, create() update() retire()</w:t>
-            </w:r>
-          </w:p>
-        </w:tc>
-        <w:tc>
-          <w:tcPr>
-            <w:tcW w:w="1908" w:type="dxa"/>
-            <w:tcBorders>
-              <w:top w:val="single" w:sz="4" w:space="0" w:color="CCCCCC"/>
-              <w:left w:val="single" w:sz="4" w:space="0" w:color="CCCCCC"/>
-              <w:bottom w:val="single" w:sz="4" w:space="0" w:color="CCCCCC"/>
-              <w:right w:val="single" w:sz="4" w:space="0" w:color="CCCCCC"/>
-            </w:tcBorders>
-            <w:tcMar>
-              <w:top w:w="50" w:type="dxa"/>
-              <w:left w:w="90" w:type="dxa"/>
-              <w:bottom w:w="50" w:type="dxa"/>
-              <w:right w:w="90" w:type="dxa"/>
-            </w:tcMar>
-            <w:hideMark/>
-          </w:tcPr>
-          <w:p>
-            <w:pPr>
-              <w:spacing w:before="40" w:after="40"/>
-            </w:pPr>
+              <w:t xml:space="preserve">Headset block, </w:t>
+            </w:r>
+            <w:proofErr w:type="gramStart"/>
             <w:r>
               <w:rPr>
                 <w:sz w:val="16"/>
                 <w:szCs w:val="16"/>
               </w:rPr>
-              <w:t>12 Headsets</w:t>
-            </w:r>
-          </w:p>
-        </w:tc>
-        <w:tc>
-          <w:tcPr>
-            <w:tcW w:w="928" w:type="dxa"/>
-            <w:tcBorders>
-              <w:top w:val="single" w:sz="4" w:space="0" w:color="CCCCCC"/>
-              <w:left w:val="single" w:sz="4" w:space="0" w:color="CCCCCC"/>
-              <w:bottom w:val="single" w:sz="4" w:space="0" w:color="CCCCCC"/>
-              <w:right w:val="single" w:sz="4" w:space="0" w:color="CCCCCC"/>
-            </w:tcBorders>
-            <w:tcMar>
-              <w:top w:w="50" w:type="dxa"/>
-              <w:left w:w="90" w:type="dxa"/>
-              <w:bottom w:w="50" w:type="dxa"/>
-              <w:right w:w="90" w:type="dxa"/>
-            </w:tcMar>
-            <w:hideMark/>
-          </w:tcPr>
-          <w:p>
-            <w:pPr>
-              <w:spacing w:before="40" w:after="40"/>
-            </w:pPr>
+              <w:t>create(</w:t>
+            </w:r>
+            <w:proofErr w:type="gramEnd"/>
             <w:r>
               <w:rPr>
                 <w:sz w:val="16"/>
                 <w:szCs w:val="16"/>
               </w:rPr>
-              <w:t>`sha`</w:t>
-            </w:r>
-          </w:p>
-        </w:tc>
-        <w:tc>
-          <w:tcPr>
-            <w:tcW w:w="2167" w:type="dxa"/>
-            <w:tcBorders>
-              <w:top w:val="single" w:sz="4" w:space="0" w:color="CCCCCC"/>
-              <w:left w:val="single" w:sz="4" w:space="0" w:color="CCCCCC"/>
-              <w:bottom w:val="single" w:sz="4" w:space="0" w:color="CCCCCC"/>
-              <w:right w:val="single" w:sz="4" w:space="0" w:color="AAAAAA"/>
-            </w:tcBorders>
-            <w:tcMar>
-              <w:top w:w="50" w:type="dxa"/>
-              <w:left w:w="90" w:type="dxa"/>
-              <w:bottom w:w="50" w:type="dxa"/>
-              <w:right w:w="90" w:type="dxa"/>
-            </w:tcMar>
-            <w:hideMark/>
-          </w:tcPr>
-          <w:p>
-            <w:pPr>
-              <w:spacing w:before="40" w:after="40"/>
-            </w:pPr>
+              <w:t xml:space="preserve">) </w:t>
+            </w:r>
+            <w:proofErr w:type="gramStart"/>
             <w:r>
               <w:rPr>
                 <w:sz w:val="16"/>
                 <w:szCs w:val="16"/>
               </w:rPr>
+              <w:t>update(</w:t>
+            </w:r>
+            <w:proofErr w:type="gramEnd"/>
+            <w:r>
+              <w:rPr>
+                <w:sz w:val="16"/>
+                <w:szCs w:val="16"/>
+              </w:rPr>
+              <w:t xml:space="preserve">) </w:t>
+            </w:r>
+            <w:proofErr w:type="gramStart"/>
+            <w:r>
+              <w:rPr>
+                <w:sz w:val="16"/>
+                <w:szCs w:val="16"/>
+              </w:rPr>
+              <w:t>retire(</w:t>
+            </w:r>
+            <w:proofErr w:type="gramEnd"/>
+            <w:r>
+              <w:rPr>
+                <w:sz w:val="16"/>
+                <w:szCs w:val="16"/>
+              </w:rPr>
+              <w:t>)</w:t>
+            </w:r>
+          </w:p>
+        </w:tc>
+        <w:tc>
+          <w:tcPr>
+            <w:tcW w:w="1908" w:type="dxa"/>
+            <w:tcBorders>
+              <w:top w:val="single" w:sz="4" w:space="0" w:color="CCCCCC"/>
+              <w:left w:val="single" w:sz="4" w:space="0" w:color="CCCCCC"/>
+              <w:bottom w:val="single" w:sz="4" w:space="0" w:color="CCCCCC"/>
+              <w:right w:val="single" w:sz="4" w:space="0" w:color="CCCCCC"/>
+            </w:tcBorders>
+            <w:tcMar>
+              <w:top w:w="50" w:type="dxa"/>
+              <w:left w:w="90" w:type="dxa"/>
+              <w:bottom w:w="50" w:type="dxa"/>
+              <w:right w:w="90" w:type="dxa"/>
+            </w:tcMar>
+            <w:hideMark/>
+          </w:tcPr>
+          <w:p>
+            <w:pPr>
+              <w:spacing w:before="40" w:after="40"/>
+            </w:pPr>
+            <w:r>
+              <w:rPr>
+                <w:sz w:val="16"/>
+                <w:szCs w:val="16"/>
+              </w:rPr>
+              <w:t>12 Headsets</w:t>
+            </w:r>
+          </w:p>
+        </w:tc>
+        <w:tc>
+          <w:tcPr>
+            <w:tcW w:w="928" w:type="dxa"/>
+            <w:tcBorders>
+              <w:top w:val="single" w:sz="4" w:space="0" w:color="CCCCCC"/>
+              <w:left w:val="single" w:sz="4" w:space="0" w:color="CCCCCC"/>
+              <w:bottom w:val="single" w:sz="4" w:space="0" w:color="CCCCCC"/>
+              <w:right w:val="single" w:sz="4" w:space="0" w:color="CCCCCC"/>
+            </w:tcBorders>
+            <w:tcMar>
+              <w:top w:w="50" w:type="dxa"/>
+              <w:left w:w="90" w:type="dxa"/>
+              <w:bottom w:w="50" w:type="dxa"/>
+              <w:right w:w="90" w:type="dxa"/>
+            </w:tcMar>
+            <w:hideMark/>
+          </w:tcPr>
+          <w:p>
+            <w:pPr>
+              <w:spacing w:before="40" w:after="40"/>
+            </w:pPr>
+            <w:r>
+              <w:rPr>
+                <w:sz w:val="16"/>
+                <w:szCs w:val="16"/>
+              </w:rPr>
+              <w:t>`sha`</w:t>
+            </w:r>
+          </w:p>
+        </w:tc>
+        <w:tc>
+          <w:tcPr>
+            <w:tcW w:w="2167" w:type="dxa"/>
+            <w:tcBorders>
+              <w:top w:val="single" w:sz="4" w:space="0" w:color="CCCCCC"/>
+              <w:left w:val="single" w:sz="4" w:space="0" w:color="CCCCCC"/>
+              <w:bottom w:val="single" w:sz="4" w:space="0" w:color="CCCCCC"/>
+              <w:right w:val="single" w:sz="4" w:space="0" w:color="AAAAAA"/>
+            </w:tcBorders>
+            <w:tcMar>
+              <w:top w:w="50" w:type="dxa"/>
+              <w:left w:w="90" w:type="dxa"/>
+              <w:bottom w:w="50" w:type="dxa"/>
+              <w:right w:w="90" w:type="dxa"/>
+            </w:tcMar>
+            <w:hideMark/>
+          </w:tcPr>
+          <w:p>
+            <w:pPr>
+              <w:spacing w:before="40" w:after="40"/>
+            </w:pPr>
+            <w:r>
+              <w:rPr>
+                <w:sz w:val="16"/>
+                <w:szCs w:val="16"/>
+              </w:rPr>
               <w:t>Headset added live and visible in the list</w:t>
             </w:r>
           </w:p>
@@ -19749,104 +21126,129 @@
             <w:pPr>
               <w:spacing w:before="40" w:after="40"/>
             </w:pPr>
+            <w:proofErr w:type="spellStart"/>
             <w:r>
               <w:rPr>
                 <w:sz w:val="16"/>
                 <w:szCs w:val="16"/>
               </w:rPr>
-              <w:t>HeadsetController, Headset.isAvailable()</w:t>
-            </w:r>
-          </w:p>
-        </w:tc>
-        <w:tc>
-          <w:tcPr>
-            <w:tcW w:w="1908" w:type="dxa"/>
-            <w:tcBorders>
-              <w:top w:val="single" w:sz="4" w:space="0" w:color="CCCCCC"/>
-              <w:left w:val="single" w:sz="4" w:space="0" w:color="CCCCCC"/>
-              <w:bottom w:val="single" w:sz="4" w:space="0" w:color="CCCCCC"/>
-              <w:right w:val="single" w:sz="4" w:space="0" w:color="CCCCCC"/>
-            </w:tcBorders>
-            <w:shd w:val="clear" w:color="auto" w:fill="F2F2F2"/>
-            <w:tcMar>
-              <w:top w:w="50" w:type="dxa"/>
-              <w:left w:w="90" w:type="dxa"/>
-              <w:bottom w:w="50" w:type="dxa"/>
-              <w:right w:w="90" w:type="dxa"/>
-            </w:tcMar>
-            <w:hideMark/>
-          </w:tcPr>
-          <w:p>
-            <w:pPr>
-              <w:spacing w:before="40" w:after="40"/>
-            </w:pPr>
+              <w:t>HeadsetController</w:t>
+            </w:r>
+            <w:proofErr w:type="spellEnd"/>
             <w:r>
               <w:rPr>
                 <w:sz w:val="16"/>
                 <w:szCs w:val="16"/>
               </w:rPr>
-              <w:t>05 Find a headset, 07 empty</w:t>
-            </w:r>
-          </w:p>
-        </w:tc>
-        <w:tc>
-          <w:tcPr>
-            <w:tcW w:w="928" w:type="dxa"/>
-            <w:tcBorders>
-              <w:top w:val="single" w:sz="4" w:space="0" w:color="CCCCCC"/>
-              <w:left w:val="single" w:sz="4" w:space="0" w:color="CCCCCC"/>
-              <w:bottom w:val="single" w:sz="4" w:space="0" w:color="CCCCCC"/>
-              <w:right w:val="single" w:sz="4" w:space="0" w:color="CCCCCC"/>
-            </w:tcBorders>
-            <w:shd w:val="clear" w:color="auto" w:fill="F2F2F2"/>
-            <w:tcMar>
-              <w:top w:w="50" w:type="dxa"/>
-              <w:left w:w="90" w:type="dxa"/>
-              <w:bottom w:w="50" w:type="dxa"/>
-              <w:right w:w="90" w:type="dxa"/>
-            </w:tcMar>
-            <w:hideMark/>
-          </w:tcPr>
-          <w:p>
-            <w:pPr>
-              <w:spacing w:before="40" w:after="40"/>
-            </w:pPr>
+              <w:t xml:space="preserve">, </w:t>
+            </w:r>
+            <w:proofErr w:type="spellStart"/>
             <w:r>
               <w:rPr>
                 <w:sz w:val="16"/>
                 <w:szCs w:val="16"/>
               </w:rPr>
-              <w:t>`sha`</w:t>
-            </w:r>
-          </w:p>
-        </w:tc>
-        <w:tc>
-          <w:tcPr>
-            <w:tcW w:w="2167" w:type="dxa"/>
-            <w:tcBorders>
-              <w:top w:val="single" w:sz="4" w:space="0" w:color="CCCCCC"/>
-              <w:left w:val="single" w:sz="4" w:space="0" w:color="CCCCCC"/>
-              <w:bottom w:val="single" w:sz="4" w:space="0" w:color="CCCCCC"/>
-              <w:right w:val="single" w:sz="4" w:space="0" w:color="AAAAAA"/>
-            </w:tcBorders>
-            <w:shd w:val="clear" w:color="auto" w:fill="F2F2F2"/>
-            <w:tcMar>
-              <w:top w:w="50" w:type="dxa"/>
-              <w:left w:w="90" w:type="dxa"/>
-              <w:bottom w:w="50" w:type="dxa"/>
-              <w:right w:w="90" w:type="dxa"/>
-            </w:tcMar>
-            <w:hideMark/>
-          </w:tcPr>
-          <w:p>
-            <w:pPr>
-              <w:spacing w:before="40" w:after="40"/>
-            </w:pPr>
+              <w:t>Headset.isAvailable</w:t>
+            </w:r>
+            <w:proofErr w:type="spellEnd"/>
             <w:r>
               <w:rPr>
                 <w:sz w:val="16"/>
                 <w:szCs w:val="16"/>
               </w:rPr>
+              <w:t>()</w:t>
+            </w:r>
+          </w:p>
+        </w:tc>
+        <w:tc>
+          <w:tcPr>
+            <w:tcW w:w="1908" w:type="dxa"/>
+            <w:tcBorders>
+              <w:top w:val="single" w:sz="4" w:space="0" w:color="CCCCCC"/>
+              <w:left w:val="single" w:sz="4" w:space="0" w:color="CCCCCC"/>
+              <w:bottom w:val="single" w:sz="4" w:space="0" w:color="CCCCCC"/>
+              <w:right w:val="single" w:sz="4" w:space="0" w:color="CCCCCC"/>
+            </w:tcBorders>
+            <w:shd w:val="clear" w:color="auto" w:fill="F2F2F2"/>
+            <w:tcMar>
+              <w:top w:w="50" w:type="dxa"/>
+              <w:left w:w="90" w:type="dxa"/>
+              <w:bottom w:w="50" w:type="dxa"/>
+              <w:right w:w="90" w:type="dxa"/>
+            </w:tcMar>
+            <w:hideMark/>
+          </w:tcPr>
+          <w:p>
+            <w:pPr>
+              <w:spacing w:before="40" w:after="40"/>
+            </w:pPr>
+            <w:r>
+              <w:rPr>
+                <w:sz w:val="16"/>
+                <w:szCs w:val="16"/>
+              </w:rPr>
+              <w:t>05 Find a headset, 07 empty</w:t>
+            </w:r>
+          </w:p>
+        </w:tc>
+        <w:tc>
+          <w:tcPr>
+            <w:tcW w:w="928" w:type="dxa"/>
+            <w:tcBorders>
+              <w:top w:val="single" w:sz="4" w:space="0" w:color="CCCCCC"/>
+              <w:left w:val="single" w:sz="4" w:space="0" w:color="CCCCCC"/>
+              <w:bottom w:val="single" w:sz="4" w:space="0" w:color="CCCCCC"/>
+              <w:right w:val="single" w:sz="4" w:space="0" w:color="CCCCCC"/>
+            </w:tcBorders>
+            <w:shd w:val="clear" w:color="auto" w:fill="F2F2F2"/>
+            <w:tcMar>
+              <w:top w:w="50" w:type="dxa"/>
+              <w:left w:w="90" w:type="dxa"/>
+              <w:bottom w:w="50" w:type="dxa"/>
+              <w:right w:w="90" w:type="dxa"/>
+            </w:tcMar>
+            <w:hideMark/>
+          </w:tcPr>
+          <w:p>
+            <w:pPr>
+              <w:spacing w:before="40" w:after="40"/>
+            </w:pPr>
+            <w:r>
+              <w:rPr>
+                <w:sz w:val="16"/>
+                <w:szCs w:val="16"/>
+              </w:rPr>
+              <w:t>`sha`</w:t>
+            </w:r>
+          </w:p>
+        </w:tc>
+        <w:tc>
+          <w:tcPr>
+            <w:tcW w:w="2167" w:type="dxa"/>
+            <w:tcBorders>
+              <w:top w:val="single" w:sz="4" w:space="0" w:color="CCCCCC"/>
+              <w:left w:val="single" w:sz="4" w:space="0" w:color="CCCCCC"/>
+              <w:bottom w:val="single" w:sz="4" w:space="0" w:color="CCCCCC"/>
+              <w:right w:val="single" w:sz="4" w:space="0" w:color="AAAAAA"/>
+            </w:tcBorders>
+            <w:shd w:val="clear" w:color="auto" w:fill="F2F2F2"/>
+            <w:tcMar>
+              <w:top w:w="50" w:type="dxa"/>
+              <w:left w:w="90" w:type="dxa"/>
+              <w:bottom w:w="50" w:type="dxa"/>
+              <w:right w:w="90" w:type="dxa"/>
+            </w:tcMar>
+            <w:hideMark/>
+          </w:tcPr>
+          <w:p>
+            <w:pPr>
+              <w:spacing w:before="40" w:after="40"/>
+            </w:pPr>
+            <w:r>
+              <w:rPr>
+                <w:sz w:val="16"/>
+                <w:szCs w:val="16"/>
+              </w:rPr>
               <w:t>Search returns only free headsets</w:t>
             </w:r>
           </w:p>
@@ -19939,96 +21341,128 @@
                 <w:sz w:val="16"/>
                 <w:szCs w:val="16"/>
               </w:rPr>
-              <w:t>Loan block, request(), cancel()</w:t>
-            </w:r>
-          </w:p>
-        </w:tc>
-        <w:tc>
-          <w:tcPr>
-            <w:tcW w:w="1908" w:type="dxa"/>
-            <w:tcBorders>
-              <w:top w:val="single" w:sz="4" w:space="0" w:color="CCCCCC"/>
-              <w:left w:val="single" w:sz="4" w:space="0" w:color="CCCCCC"/>
-              <w:bottom w:val="single" w:sz="4" w:space="0" w:color="CCCCCC"/>
-              <w:right w:val="single" w:sz="4" w:space="0" w:color="CCCCCC"/>
-            </w:tcBorders>
-            <w:tcMar>
-              <w:top w:w="50" w:type="dxa"/>
-              <w:left w:w="90" w:type="dxa"/>
-              <w:bottom w:w="50" w:type="dxa"/>
-              <w:right w:w="90" w:type="dxa"/>
-            </w:tcMar>
-            <w:hideMark/>
-          </w:tcPr>
-          <w:p>
-            <w:pPr>
-              <w:spacing w:before="40" w:after="40"/>
-            </w:pPr>
+              <w:t xml:space="preserve">Loan block, </w:t>
+            </w:r>
+            <w:proofErr w:type="gramStart"/>
             <w:r>
               <w:rPr>
                 <w:sz w:val="16"/>
                 <w:szCs w:val="16"/>
               </w:rPr>
-              <w:t>08 Request, 09 Sent, 10 My loans</w:t>
-            </w:r>
-          </w:p>
-        </w:tc>
-        <w:tc>
-          <w:tcPr>
-            <w:tcW w:w="928" w:type="dxa"/>
-            <w:tcBorders>
-              <w:top w:val="single" w:sz="4" w:space="0" w:color="CCCCCC"/>
-              <w:left w:val="single" w:sz="4" w:space="0" w:color="CCCCCC"/>
-              <w:bottom w:val="single" w:sz="4" w:space="0" w:color="CCCCCC"/>
-              <w:right w:val="single" w:sz="4" w:space="0" w:color="CCCCCC"/>
-            </w:tcBorders>
-            <w:tcMar>
-              <w:top w:w="50" w:type="dxa"/>
-              <w:left w:w="90" w:type="dxa"/>
-              <w:bottom w:w="50" w:type="dxa"/>
-              <w:right w:w="90" w:type="dxa"/>
-            </w:tcMar>
-            <w:hideMark/>
-          </w:tcPr>
-          <w:p>
-            <w:pPr>
-              <w:spacing w:before="40" w:after="40"/>
-            </w:pPr>
+              <w:t>request(</w:t>
+            </w:r>
+            <w:proofErr w:type="gramEnd"/>
             <w:r>
               <w:rPr>
                 <w:sz w:val="16"/>
                 <w:szCs w:val="16"/>
               </w:rPr>
-              <w:t>`sha`</w:t>
-            </w:r>
-          </w:p>
-        </w:tc>
-        <w:tc>
-          <w:tcPr>
-            <w:tcW w:w="2167" w:type="dxa"/>
-            <w:tcBorders>
-              <w:top w:val="single" w:sz="4" w:space="0" w:color="CCCCCC"/>
-              <w:left w:val="single" w:sz="4" w:space="0" w:color="CCCCCC"/>
-              <w:bottom w:val="single" w:sz="4" w:space="0" w:color="CCCCCC"/>
-              <w:right w:val="single" w:sz="4" w:space="0" w:color="AAAAAA"/>
-            </w:tcBorders>
-            <w:tcMar>
-              <w:top w:w="50" w:type="dxa"/>
-              <w:left w:w="90" w:type="dxa"/>
-              <w:bottom w:w="50" w:type="dxa"/>
-              <w:right w:w="90" w:type="dxa"/>
-            </w:tcMar>
-            <w:hideMark/>
-          </w:tcPr>
-          <w:p>
-            <w:pPr>
-              <w:spacing w:before="40" w:after="40"/>
-            </w:pPr>
+              <w:t xml:space="preserve">), </w:t>
+            </w:r>
+            <w:proofErr w:type="gramStart"/>
             <w:r>
               <w:rPr>
                 <w:sz w:val="16"/>
                 <w:szCs w:val="16"/>
               </w:rPr>
+              <w:t>cancel(</w:t>
+            </w:r>
+            <w:proofErr w:type="gramEnd"/>
+            <w:r>
+              <w:rPr>
+                <w:sz w:val="16"/>
+                <w:szCs w:val="16"/>
+              </w:rPr>
+              <w:t>)</w:t>
+            </w:r>
+          </w:p>
+        </w:tc>
+        <w:tc>
+          <w:tcPr>
+            <w:tcW w:w="1908" w:type="dxa"/>
+            <w:tcBorders>
+              <w:top w:val="single" w:sz="4" w:space="0" w:color="CCCCCC"/>
+              <w:left w:val="single" w:sz="4" w:space="0" w:color="CCCCCC"/>
+              <w:bottom w:val="single" w:sz="4" w:space="0" w:color="CCCCCC"/>
+              <w:right w:val="single" w:sz="4" w:space="0" w:color="CCCCCC"/>
+            </w:tcBorders>
+            <w:tcMar>
+              <w:top w:w="50" w:type="dxa"/>
+              <w:left w:w="90" w:type="dxa"/>
+              <w:bottom w:w="50" w:type="dxa"/>
+              <w:right w:w="90" w:type="dxa"/>
+            </w:tcMar>
+            <w:hideMark/>
+          </w:tcPr>
+          <w:p>
+            <w:pPr>
+              <w:spacing w:before="40" w:after="40"/>
+            </w:pPr>
+            <w:r>
+              <w:rPr>
+                <w:sz w:val="16"/>
+                <w:szCs w:val="16"/>
+              </w:rPr>
+              <w:t>08 Request, 09 Sent, 10 My loans</w:t>
+            </w:r>
+          </w:p>
+        </w:tc>
+        <w:tc>
+          <w:tcPr>
+            <w:tcW w:w="928" w:type="dxa"/>
+            <w:tcBorders>
+              <w:top w:val="single" w:sz="4" w:space="0" w:color="CCCCCC"/>
+              <w:left w:val="single" w:sz="4" w:space="0" w:color="CCCCCC"/>
+              <w:bottom w:val="single" w:sz="4" w:space="0" w:color="CCCCCC"/>
+              <w:right w:val="single" w:sz="4" w:space="0" w:color="CCCCCC"/>
+            </w:tcBorders>
+            <w:tcMar>
+              <w:top w:w="50" w:type="dxa"/>
+              <w:left w:w="90" w:type="dxa"/>
+              <w:bottom w:w="50" w:type="dxa"/>
+              <w:right w:w="90" w:type="dxa"/>
+            </w:tcMar>
+            <w:hideMark/>
+          </w:tcPr>
+          <w:p>
+            <w:pPr>
+              <w:spacing w:before="40" w:after="40"/>
+            </w:pPr>
+            <w:r>
+              <w:rPr>
+                <w:sz w:val="16"/>
+                <w:szCs w:val="16"/>
+              </w:rPr>
+              <w:t>`sha`</w:t>
+            </w:r>
+          </w:p>
+        </w:tc>
+        <w:tc>
+          <w:tcPr>
+            <w:tcW w:w="2167" w:type="dxa"/>
+            <w:tcBorders>
+              <w:top w:val="single" w:sz="4" w:space="0" w:color="CCCCCC"/>
+              <w:left w:val="single" w:sz="4" w:space="0" w:color="CCCCCC"/>
+              <w:bottom w:val="single" w:sz="4" w:space="0" w:color="CCCCCC"/>
+              <w:right w:val="single" w:sz="4" w:space="0" w:color="AAAAAA"/>
+            </w:tcBorders>
+            <w:tcMar>
+              <w:top w:w="50" w:type="dxa"/>
+              <w:left w:w="90" w:type="dxa"/>
+              <w:bottom w:w="50" w:type="dxa"/>
+              <w:right w:w="90" w:type="dxa"/>
+            </w:tcMar>
+            <w:hideMark/>
+          </w:tcPr>
+          <w:p>
+            <w:pPr>
+              <w:spacing w:before="40" w:after="40"/>
+            </w:pPr>
+            <w:r>
+              <w:rPr>
+                <w:sz w:val="16"/>
+                <w:szCs w:val="16"/>
+              </w:rPr>
               <w:t>Request saved as Pending, cancel frees the dates</w:t>
             </w:r>
           </w:p>
@@ -20119,104 +21553,145 @@
             <w:pPr>
               <w:spacing w:before="40" w:after="40"/>
             </w:pPr>
+            <w:proofErr w:type="spellStart"/>
             <w:r>
               <w:rPr>
                 <w:sz w:val="16"/>
                 <w:szCs w:val="16"/>
               </w:rPr>
-              <w:t>LoanController, Loan.approve(), Loan.reject()</w:t>
-            </w:r>
-          </w:p>
-        </w:tc>
-        <w:tc>
-          <w:tcPr>
-            <w:tcW w:w="1908" w:type="dxa"/>
-            <w:tcBorders>
-              <w:top w:val="single" w:sz="4" w:space="0" w:color="CCCCCC"/>
-              <w:left w:val="single" w:sz="4" w:space="0" w:color="CCCCCC"/>
-              <w:bottom w:val="single" w:sz="4" w:space="0" w:color="CCCCCC"/>
-              <w:right w:val="single" w:sz="4" w:space="0" w:color="CCCCCC"/>
-            </w:tcBorders>
-            <w:shd w:val="clear" w:color="auto" w:fill="F2F2F2"/>
-            <w:tcMar>
-              <w:top w:w="50" w:type="dxa"/>
-              <w:left w:w="90" w:type="dxa"/>
-              <w:bottom w:w="50" w:type="dxa"/>
-              <w:right w:w="90" w:type="dxa"/>
-            </w:tcMar>
-            <w:hideMark/>
-          </w:tcPr>
-          <w:p>
-            <w:pPr>
-              <w:spacing w:before="40" w:after="40"/>
-            </w:pPr>
+              <w:t>LoanController</w:t>
+            </w:r>
+            <w:proofErr w:type="spellEnd"/>
             <w:r>
               <w:rPr>
                 <w:sz w:val="16"/>
                 <w:szCs w:val="16"/>
               </w:rPr>
-              <w:t>13 Requests waiting, 14 Reject</w:t>
-            </w:r>
-          </w:p>
-        </w:tc>
-        <w:tc>
-          <w:tcPr>
-            <w:tcW w:w="928" w:type="dxa"/>
-            <w:tcBorders>
-              <w:top w:val="single" w:sz="4" w:space="0" w:color="CCCCCC"/>
-              <w:left w:val="single" w:sz="4" w:space="0" w:color="CCCCCC"/>
-              <w:bottom w:val="single" w:sz="4" w:space="0" w:color="CCCCCC"/>
-              <w:right w:val="single" w:sz="4" w:space="0" w:color="CCCCCC"/>
-            </w:tcBorders>
-            <w:shd w:val="clear" w:color="auto" w:fill="F2F2F2"/>
-            <w:tcMar>
-              <w:top w:w="50" w:type="dxa"/>
-              <w:left w:w="90" w:type="dxa"/>
-              <w:bottom w:w="50" w:type="dxa"/>
-              <w:right w:w="90" w:type="dxa"/>
-            </w:tcMar>
-            <w:hideMark/>
-          </w:tcPr>
-          <w:p>
-            <w:pPr>
-              <w:spacing w:before="40" w:after="40"/>
-            </w:pPr>
+              <w:t xml:space="preserve">, </w:t>
+            </w:r>
+            <w:proofErr w:type="spellStart"/>
             <w:r>
               <w:rPr>
                 <w:sz w:val="16"/>
                 <w:szCs w:val="16"/>
               </w:rPr>
-              <w:t>`sha`</w:t>
-            </w:r>
-          </w:p>
-        </w:tc>
-        <w:tc>
-          <w:tcPr>
-            <w:tcW w:w="2167" w:type="dxa"/>
-            <w:tcBorders>
-              <w:top w:val="single" w:sz="4" w:space="0" w:color="CCCCCC"/>
-              <w:left w:val="single" w:sz="4" w:space="0" w:color="CCCCCC"/>
-              <w:bottom w:val="single" w:sz="4" w:space="0" w:color="CCCCCC"/>
-              <w:right w:val="single" w:sz="4" w:space="0" w:color="AAAAAA"/>
-            </w:tcBorders>
-            <w:shd w:val="clear" w:color="auto" w:fill="F2F2F2"/>
-            <w:tcMar>
-              <w:top w:w="50" w:type="dxa"/>
-              <w:left w:w="90" w:type="dxa"/>
-              <w:bottom w:w="50" w:type="dxa"/>
-              <w:right w:w="90" w:type="dxa"/>
-            </w:tcMar>
-            <w:hideMark/>
-          </w:tcPr>
-          <w:p>
-            <w:pPr>
-              <w:spacing w:before="40" w:after="40"/>
-            </w:pPr>
+              <w:t>Loan.approve</w:t>
+            </w:r>
+            <w:proofErr w:type="spellEnd"/>
             <w:r>
               <w:rPr>
                 <w:sz w:val="16"/>
                 <w:szCs w:val="16"/>
               </w:rPr>
+              <w:t xml:space="preserve">(), </w:t>
+            </w:r>
+            <w:proofErr w:type="spellStart"/>
+            <w:r>
+              <w:rPr>
+                <w:sz w:val="16"/>
+                <w:szCs w:val="16"/>
+              </w:rPr>
+              <w:t>Loan.reject</w:t>
+            </w:r>
+            <w:proofErr w:type="spellEnd"/>
+            <w:r>
+              <w:rPr>
+                <w:sz w:val="16"/>
+                <w:szCs w:val="16"/>
+              </w:rPr>
+              <w:t>()</w:t>
+            </w:r>
+          </w:p>
+        </w:tc>
+        <w:tc>
+          <w:tcPr>
+            <w:tcW w:w="1908" w:type="dxa"/>
+            <w:tcBorders>
+              <w:top w:val="single" w:sz="4" w:space="0" w:color="CCCCCC"/>
+              <w:left w:val="single" w:sz="4" w:space="0" w:color="CCCCCC"/>
+              <w:bottom w:val="single" w:sz="4" w:space="0" w:color="CCCCCC"/>
+              <w:right w:val="single" w:sz="4" w:space="0" w:color="CCCCCC"/>
+            </w:tcBorders>
+            <w:shd w:val="clear" w:color="auto" w:fill="F2F2F2"/>
+            <w:tcMar>
+              <w:top w:w="50" w:type="dxa"/>
+              <w:left w:w="90" w:type="dxa"/>
+              <w:bottom w:w="50" w:type="dxa"/>
+              <w:right w:w="90" w:type="dxa"/>
+            </w:tcMar>
+            <w:hideMark/>
+          </w:tcPr>
+          <w:p>
+            <w:pPr>
+              <w:spacing w:before="40" w:after="40"/>
+            </w:pPr>
+            <w:r>
+              <w:rPr>
+                <w:sz w:val="16"/>
+                <w:szCs w:val="16"/>
+              </w:rPr>
+              <w:t>13 Requests waiting, 14 Reject</w:t>
+            </w:r>
+          </w:p>
+        </w:tc>
+        <w:tc>
+          <w:tcPr>
+            <w:tcW w:w="928" w:type="dxa"/>
+            <w:tcBorders>
+              <w:top w:val="single" w:sz="4" w:space="0" w:color="CCCCCC"/>
+              <w:left w:val="single" w:sz="4" w:space="0" w:color="CCCCCC"/>
+              <w:bottom w:val="single" w:sz="4" w:space="0" w:color="CCCCCC"/>
+              <w:right w:val="single" w:sz="4" w:space="0" w:color="CCCCCC"/>
+            </w:tcBorders>
+            <w:shd w:val="clear" w:color="auto" w:fill="F2F2F2"/>
+            <w:tcMar>
+              <w:top w:w="50" w:type="dxa"/>
+              <w:left w:w="90" w:type="dxa"/>
+              <w:bottom w:w="50" w:type="dxa"/>
+              <w:right w:w="90" w:type="dxa"/>
+            </w:tcMar>
+            <w:hideMark/>
+          </w:tcPr>
+          <w:p>
+            <w:pPr>
+              <w:spacing w:before="40" w:after="40"/>
+            </w:pPr>
+            <w:r>
+              <w:rPr>
+                <w:sz w:val="16"/>
+                <w:szCs w:val="16"/>
+              </w:rPr>
+              <w:t>`sha`</w:t>
+            </w:r>
+          </w:p>
+        </w:tc>
+        <w:tc>
+          <w:tcPr>
+            <w:tcW w:w="2167" w:type="dxa"/>
+            <w:tcBorders>
+              <w:top w:val="single" w:sz="4" w:space="0" w:color="CCCCCC"/>
+              <w:left w:val="single" w:sz="4" w:space="0" w:color="CCCCCC"/>
+              <w:bottom w:val="single" w:sz="4" w:space="0" w:color="CCCCCC"/>
+              <w:right w:val="single" w:sz="4" w:space="0" w:color="AAAAAA"/>
+            </w:tcBorders>
+            <w:shd w:val="clear" w:color="auto" w:fill="F2F2F2"/>
+            <w:tcMar>
+              <w:top w:w="50" w:type="dxa"/>
+              <w:left w:w="90" w:type="dxa"/>
+              <w:bottom w:w="50" w:type="dxa"/>
+              <w:right w:w="90" w:type="dxa"/>
+            </w:tcMar>
+            <w:hideMark/>
+          </w:tcPr>
+          <w:p>
+            <w:pPr>
+              <w:spacing w:before="40" w:after="40"/>
+            </w:pPr>
+            <w:r>
+              <w:rPr>
+                <w:sz w:val="16"/>
+                <w:szCs w:val="16"/>
+              </w:rPr>
               <w:t>Status changes and the student can see it</w:t>
             </w:r>
           </w:p>
@@ -20304,48 +21779,27 @@
             <w:pPr>
               <w:spacing w:before="40" w:after="40"/>
             </w:pPr>
+            <w:proofErr w:type="spellStart"/>
             <w:r>
               <w:rPr>
                 <w:sz w:val="16"/>
                 <w:szCs w:val="16"/>
               </w:rPr>
-              <w:t>NoOverlap constraint block, both overlap decision nodes</w:t>
-            </w:r>
-          </w:p>
-        </w:tc>
-        <w:tc>
-          <w:tcPr>
-            <w:tcW w:w="1908" w:type="dxa"/>
-            <w:tcBorders>
-              <w:top w:val="single" w:sz="4" w:space="0" w:color="CCCCCC"/>
-              <w:left w:val="single" w:sz="4" w:space="0" w:color="CCCCCC"/>
-              <w:bottom w:val="single" w:sz="4" w:space="0" w:color="CCCCCC"/>
-              <w:right w:val="single" w:sz="4" w:space="0" w:color="CCCCCC"/>
-            </w:tcBorders>
-            <w:tcMar>
-              <w:top w:w="50" w:type="dxa"/>
-              <w:left w:w="90" w:type="dxa"/>
-              <w:bottom w:w="50" w:type="dxa"/>
-              <w:right w:w="90" w:type="dxa"/>
-            </w:tcMar>
-            <w:hideMark/>
-          </w:tcPr>
-          <w:p>
-            <w:pPr>
-              <w:spacing w:before="40" w:after="40"/>
-            </w:pPr>
+              <w:t>NoOverlap</w:t>
+            </w:r>
+            <w:proofErr w:type="spellEnd"/>
             <w:r>
               <w:rPr>
                 <w:sz w:val="16"/>
                 <w:szCs w:val="16"/>
               </w:rPr>
-              <w:t>05 Find a headset</w:t>
-            </w:r>
-          </w:p>
-        </w:tc>
-        <w:tc>
-          <w:tcPr>
-            <w:tcW w:w="928" w:type="dxa"/>
+              <w:t xml:space="preserve"> constraint block, both overlap decision nodes</w:t>
+            </w:r>
+          </w:p>
+        </w:tc>
+        <w:tc>
+          <w:tcPr>
+            <w:tcW w:w="1908" w:type="dxa"/>
             <w:tcBorders>
               <w:top w:val="single" w:sz="4" w:space="0" w:color="CCCCCC"/>
               <w:left w:val="single" w:sz="4" w:space="0" w:color="CCCCCC"/>
@@ -20369,18 +21823,18 @@
                 <w:sz w:val="16"/>
                 <w:szCs w:val="16"/>
               </w:rPr>
-              <w:t>`sha`</w:t>
-            </w:r>
-          </w:p>
-        </w:tc>
-        <w:tc>
-          <w:tcPr>
-            <w:tcW w:w="2167" w:type="dxa"/>
-            <w:tcBorders>
-              <w:top w:val="single" w:sz="4" w:space="0" w:color="CCCCCC"/>
-              <w:left w:val="single" w:sz="4" w:space="0" w:color="CCCCCC"/>
-              <w:bottom w:val="single" w:sz="4" w:space="0" w:color="CCCCCC"/>
-              <w:right w:val="single" w:sz="4" w:space="0" w:color="AAAAAA"/>
+              <w:t>05 Find a headset</w:t>
+            </w:r>
+          </w:p>
+        </w:tc>
+        <w:tc>
+          <w:tcPr>
+            <w:tcW w:w="928" w:type="dxa"/>
+            <w:tcBorders>
+              <w:top w:val="single" w:sz="4" w:space="0" w:color="CCCCCC"/>
+              <w:left w:val="single" w:sz="4" w:space="0" w:color="CCCCCC"/>
+              <w:bottom w:val="single" w:sz="4" w:space="0" w:color="CCCCCC"/>
+              <w:right w:val="single" w:sz="4" w:space="0" w:color="CCCCCC"/>
             </w:tcBorders>
             <w:tcMar>
               <w:top w:w="50" w:type="dxa"/>
@@ -20399,6 +21853,36 @@
                 <w:sz w:val="16"/>
                 <w:szCs w:val="16"/>
               </w:rPr>
+              <w:t>`sha`</w:t>
+            </w:r>
+          </w:p>
+        </w:tc>
+        <w:tc>
+          <w:tcPr>
+            <w:tcW w:w="2167" w:type="dxa"/>
+            <w:tcBorders>
+              <w:top w:val="single" w:sz="4" w:space="0" w:color="CCCCCC"/>
+              <w:left w:val="single" w:sz="4" w:space="0" w:color="CCCCCC"/>
+              <w:bottom w:val="single" w:sz="4" w:space="0" w:color="CCCCCC"/>
+              <w:right w:val="single" w:sz="4" w:space="0" w:color="AAAAAA"/>
+            </w:tcBorders>
+            <w:tcMar>
+              <w:top w:w="50" w:type="dxa"/>
+              <w:left w:w="90" w:type="dxa"/>
+              <w:bottom w:w="50" w:type="dxa"/>
+              <w:right w:w="90" w:type="dxa"/>
+            </w:tcMar>
+            <w:hideMark/>
+          </w:tcPr>
+          <w:p>
+            <w:pPr>
+              <w:spacing w:before="40" w:after="40"/>
+            </w:pPr>
+            <w:r>
+              <w:rPr>
+                <w:sz w:val="16"/>
+                <w:szCs w:val="16"/>
+              </w:rPr>
               <w:t>The overlap test suite passes on the release tag</w:t>
             </w:r>
           </w:p>
@@ -20489,104 +21973,138 @@
             <w:pPr>
               <w:spacing w:before="40" w:after="40"/>
             </w:pPr>
+            <w:proofErr w:type="spellStart"/>
             <w:r>
               <w:rPr>
                 <w:sz w:val="16"/>
                 <w:szCs w:val="16"/>
               </w:rPr>
-              <w:t>RoleMiddleware block, the XRLend System lane</w:t>
-            </w:r>
-          </w:p>
-        </w:tc>
-        <w:tc>
-          <w:tcPr>
-            <w:tcW w:w="1908" w:type="dxa"/>
-            <w:tcBorders>
-              <w:top w:val="single" w:sz="4" w:space="0" w:color="CCCCCC"/>
-              <w:left w:val="single" w:sz="4" w:space="0" w:color="CCCCCC"/>
-              <w:bottom w:val="single" w:sz="4" w:space="0" w:color="CCCCCC"/>
-              <w:right w:val="single" w:sz="4" w:space="0" w:color="CCCCCC"/>
-            </w:tcBorders>
-            <w:shd w:val="clear" w:color="auto" w:fill="F2F2F2"/>
-            <w:tcMar>
-              <w:top w:w="50" w:type="dxa"/>
-              <w:left w:w="90" w:type="dxa"/>
-              <w:bottom w:w="50" w:type="dxa"/>
-              <w:right w:w="90" w:type="dxa"/>
-            </w:tcMar>
-            <w:hideMark/>
-          </w:tcPr>
-          <w:p>
-            <w:pPr>
-              <w:spacing w:before="40" w:after="40"/>
-            </w:pPr>
+              <w:t>RoleMiddleware</w:t>
+            </w:r>
+            <w:proofErr w:type="spellEnd"/>
             <w:r>
               <w:rPr>
                 <w:sz w:val="16"/>
                 <w:szCs w:val="16"/>
               </w:rPr>
-              <w:t>Not a screen. Server side only</w:t>
-            </w:r>
-          </w:p>
-        </w:tc>
-        <w:tc>
-          <w:tcPr>
-            <w:tcW w:w="928" w:type="dxa"/>
-            <w:tcBorders>
-              <w:top w:val="single" w:sz="4" w:space="0" w:color="CCCCCC"/>
-              <w:left w:val="single" w:sz="4" w:space="0" w:color="CCCCCC"/>
-              <w:bottom w:val="single" w:sz="4" w:space="0" w:color="CCCCCC"/>
-              <w:right w:val="single" w:sz="4" w:space="0" w:color="CCCCCC"/>
-            </w:tcBorders>
-            <w:shd w:val="clear" w:color="auto" w:fill="F2F2F2"/>
-            <w:tcMar>
-              <w:top w:w="50" w:type="dxa"/>
-              <w:left w:w="90" w:type="dxa"/>
-              <w:bottom w:w="50" w:type="dxa"/>
-              <w:right w:w="90" w:type="dxa"/>
-            </w:tcMar>
-            <w:hideMark/>
-          </w:tcPr>
-          <w:p>
-            <w:pPr>
-              <w:spacing w:before="40" w:after="40"/>
-            </w:pPr>
+              <w:t xml:space="preserve"> block, the </w:t>
+            </w:r>
+            <w:proofErr w:type="spellStart"/>
             <w:r>
               <w:rPr>
                 <w:sz w:val="16"/>
                 <w:szCs w:val="16"/>
               </w:rPr>
-              <w:t>`sha`</w:t>
-            </w:r>
-          </w:p>
-        </w:tc>
-        <w:tc>
-          <w:tcPr>
-            <w:tcW w:w="2167" w:type="dxa"/>
-            <w:tcBorders>
-              <w:top w:val="single" w:sz="4" w:space="0" w:color="CCCCCC"/>
-              <w:left w:val="single" w:sz="4" w:space="0" w:color="CCCCCC"/>
-              <w:bottom w:val="single" w:sz="4" w:space="0" w:color="CCCCCC"/>
-              <w:right w:val="single" w:sz="4" w:space="0" w:color="AAAAAA"/>
-            </w:tcBorders>
-            <w:shd w:val="clear" w:color="auto" w:fill="F2F2F2"/>
-            <w:tcMar>
-              <w:top w:w="50" w:type="dxa"/>
-              <w:left w:w="90" w:type="dxa"/>
-              <w:bottom w:w="50" w:type="dxa"/>
-              <w:right w:w="90" w:type="dxa"/>
-            </w:tcMar>
-            <w:hideMark/>
-          </w:tcPr>
-          <w:p>
-            <w:pPr>
-              <w:spacing w:before="40" w:after="40"/>
-            </w:pPr>
+              <w:t>XRLend</w:t>
+            </w:r>
+            <w:proofErr w:type="spellEnd"/>
             <w:r>
               <w:rPr>
                 <w:sz w:val="16"/>
                 <w:szCs w:val="16"/>
               </w:rPr>
+              <w:t xml:space="preserve"> </w:t>
+            </w:r>
+            <w:proofErr w:type="gramStart"/>
+            <w:r>
+              <w:rPr>
+                <w:sz w:val="16"/>
+                <w:szCs w:val="16"/>
+              </w:rPr>
+              <w:t>System lane</w:t>
+            </w:r>
+            <w:proofErr w:type="gramEnd"/>
+          </w:p>
+        </w:tc>
+        <w:tc>
+          <w:tcPr>
+            <w:tcW w:w="1908" w:type="dxa"/>
+            <w:tcBorders>
+              <w:top w:val="single" w:sz="4" w:space="0" w:color="CCCCCC"/>
+              <w:left w:val="single" w:sz="4" w:space="0" w:color="CCCCCC"/>
+              <w:bottom w:val="single" w:sz="4" w:space="0" w:color="CCCCCC"/>
+              <w:right w:val="single" w:sz="4" w:space="0" w:color="CCCCCC"/>
+            </w:tcBorders>
+            <w:shd w:val="clear" w:color="auto" w:fill="F2F2F2"/>
+            <w:tcMar>
+              <w:top w:w="50" w:type="dxa"/>
+              <w:left w:w="90" w:type="dxa"/>
+              <w:bottom w:w="50" w:type="dxa"/>
+              <w:right w:w="90" w:type="dxa"/>
+            </w:tcMar>
+            <w:hideMark/>
+          </w:tcPr>
+          <w:p>
+            <w:pPr>
+              <w:spacing w:before="40" w:after="40"/>
+            </w:pPr>
+            <w:r>
+              <w:rPr>
+                <w:sz w:val="16"/>
+                <w:szCs w:val="16"/>
+              </w:rPr>
+              <w:t>Not a screen. Server side only</w:t>
+            </w:r>
+          </w:p>
+        </w:tc>
+        <w:tc>
+          <w:tcPr>
+            <w:tcW w:w="928" w:type="dxa"/>
+            <w:tcBorders>
+              <w:top w:val="single" w:sz="4" w:space="0" w:color="CCCCCC"/>
+              <w:left w:val="single" w:sz="4" w:space="0" w:color="CCCCCC"/>
+              <w:bottom w:val="single" w:sz="4" w:space="0" w:color="CCCCCC"/>
+              <w:right w:val="single" w:sz="4" w:space="0" w:color="CCCCCC"/>
+            </w:tcBorders>
+            <w:shd w:val="clear" w:color="auto" w:fill="F2F2F2"/>
+            <w:tcMar>
+              <w:top w:w="50" w:type="dxa"/>
+              <w:left w:w="90" w:type="dxa"/>
+              <w:bottom w:w="50" w:type="dxa"/>
+              <w:right w:w="90" w:type="dxa"/>
+            </w:tcMar>
+            <w:hideMark/>
+          </w:tcPr>
+          <w:p>
+            <w:pPr>
+              <w:spacing w:before="40" w:after="40"/>
+            </w:pPr>
+            <w:r>
+              <w:rPr>
+                <w:sz w:val="16"/>
+                <w:szCs w:val="16"/>
+              </w:rPr>
+              <w:t>`sha`</w:t>
+            </w:r>
+          </w:p>
+        </w:tc>
+        <w:tc>
+          <w:tcPr>
+            <w:tcW w:w="2167" w:type="dxa"/>
+            <w:tcBorders>
+              <w:top w:val="single" w:sz="4" w:space="0" w:color="CCCCCC"/>
+              <w:left w:val="single" w:sz="4" w:space="0" w:color="CCCCCC"/>
+              <w:bottom w:val="single" w:sz="4" w:space="0" w:color="CCCCCC"/>
+              <w:right w:val="single" w:sz="4" w:space="0" w:color="AAAAAA"/>
+            </w:tcBorders>
+            <w:shd w:val="clear" w:color="auto" w:fill="F2F2F2"/>
+            <w:tcMar>
+              <w:top w:w="50" w:type="dxa"/>
+              <w:left w:w="90" w:type="dxa"/>
+              <w:bottom w:w="50" w:type="dxa"/>
+              <w:right w:w="90" w:type="dxa"/>
+            </w:tcMar>
+            <w:hideMark/>
+          </w:tcPr>
+          <w:p>
+            <w:pPr>
+              <w:spacing w:before="40" w:after="40"/>
+            </w:pPr>
+            <w:r>
+              <w:rPr>
+                <w:sz w:val="16"/>
+                <w:szCs w:val="16"/>
+              </w:rPr>
               <w:t>A wrong-role token returns 403 on the live API</w:t>
             </w:r>
           </w:p>
@@ -20674,48 +22192,27 @@
             <w:pPr>
               <w:spacing w:before="40" w:after="40"/>
             </w:pPr>
+            <w:proofErr w:type="spellStart"/>
             <w:r>
               <w:rPr>
                 <w:sz w:val="16"/>
                 <w:szCs w:val="16"/>
               </w:rPr>
-              <w:t>Headset.isAvailable(), the availability index</w:t>
-            </w:r>
-          </w:p>
-        </w:tc>
-        <w:tc>
-          <w:tcPr>
-            <w:tcW w:w="1908" w:type="dxa"/>
-            <w:tcBorders>
-              <w:top w:val="single" w:sz="4" w:space="0" w:color="CCCCCC"/>
-              <w:left w:val="single" w:sz="4" w:space="0" w:color="CCCCCC"/>
-              <w:bottom w:val="single" w:sz="4" w:space="0" w:color="CCCCCC"/>
-              <w:right w:val="single" w:sz="4" w:space="0" w:color="CCCCCC"/>
-            </w:tcBorders>
-            <w:tcMar>
-              <w:top w:w="50" w:type="dxa"/>
-              <w:left w:w="90" w:type="dxa"/>
-              <w:bottom w:w="50" w:type="dxa"/>
-              <w:right w:w="90" w:type="dxa"/>
-            </w:tcMar>
-            <w:hideMark/>
-          </w:tcPr>
-          <w:p>
-            <w:pPr>
-              <w:spacing w:before="40" w:after="40"/>
-            </w:pPr>
+              <w:t>Headset.isAvailable</w:t>
+            </w:r>
+            <w:proofErr w:type="spellEnd"/>
             <w:r>
               <w:rPr>
                 <w:sz w:val="16"/>
                 <w:szCs w:val="16"/>
               </w:rPr>
-              <w:t>05 Find a headset</w:t>
-            </w:r>
-          </w:p>
-        </w:tc>
-        <w:tc>
-          <w:tcPr>
-            <w:tcW w:w="928" w:type="dxa"/>
+              <w:t>(), the availability index</w:t>
+            </w:r>
+          </w:p>
+        </w:tc>
+        <w:tc>
+          <w:tcPr>
+            <w:tcW w:w="1908" w:type="dxa"/>
             <w:tcBorders>
               <w:top w:val="single" w:sz="4" w:space="0" w:color="CCCCCC"/>
               <w:left w:val="single" w:sz="4" w:space="0" w:color="CCCCCC"/>
@@ -20739,18 +22236,18 @@
                 <w:sz w:val="16"/>
                 <w:szCs w:val="16"/>
               </w:rPr>
-              <w:t>`sha`</w:t>
-            </w:r>
-          </w:p>
-        </w:tc>
-        <w:tc>
-          <w:tcPr>
-            <w:tcW w:w="2167" w:type="dxa"/>
-            <w:tcBorders>
-              <w:top w:val="single" w:sz="4" w:space="0" w:color="CCCCCC"/>
-              <w:left w:val="single" w:sz="4" w:space="0" w:color="CCCCCC"/>
-              <w:bottom w:val="single" w:sz="4" w:space="0" w:color="CCCCCC"/>
-              <w:right w:val="single" w:sz="4" w:space="0" w:color="AAAAAA"/>
+              <w:t>05 Find a headset</w:t>
+            </w:r>
+          </w:p>
+        </w:tc>
+        <w:tc>
+          <w:tcPr>
+            <w:tcW w:w="928" w:type="dxa"/>
+            <w:tcBorders>
+              <w:top w:val="single" w:sz="4" w:space="0" w:color="CCCCCC"/>
+              <w:left w:val="single" w:sz="4" w:space="0" w:color="CCCCCC"/>
+              <w:bottom w:val="single" w:sz="4" w:space="0" w:color="CCCCCC"/>
+              <w:right w:val="single" w:sz="4" w:space="0" w:color="CCCCCC"/>
             </w:tcBorders>
             <w:tcMar>
               <w:top w:w="50" w:type="dxa"/>
@@ -20769,7 +22266,53 @@
                 <w:sz w:val="16"/>
                 <w:szCs w:val="16"/>
               </w:rPr>
-              <w:t>Search answers in under 400 ms with 30 headsets</w:t>
+              <w:t>`sha`</w:t>
+            </w:r>
+          </w:p>
+        </w:tc>
+        <w:tc>
+          <w:tcPr>
+            <w:tcW w:w="2167" w:type="dxa"/>
+            <w:tcBorders>
+              <w:top w:val="single" w:sz="4" w:space="0" w:color="CCCCCC"/>
+              <w:left w:val="single" w:sz="4" w:space="0" w:color="CCCCCC"/>
+              <w:bottom w:val="single" w:sz="4" w:space="0" w:color="CCCCCC"/>
+              <w:right w:val="single" w:sz="4" w:space="0" w:color="AAAAAA"/>
+            </w:tcBorders>
+            <w:tcMar>
+              <w:top w:w="50" w:type="dxa"/>
+              <w:left w:w="90" w:type="dxa"/>
+              <w:bottom w:w="50" w:type="dxa"/>
+              <w:right w:w="90" w:type="dxa"/>
+            </w:tcMar>
+            <w:hideMark/>
+          </w:tcPr>
+          <w:p>
+            <w:pPr>
+              <w:spacing w:before="40" w:after="40"/>
+            </w:pPr>
+            <w:r>
+              <w:rPr>
+                <w:sz w:val="16"/>
+                <w:szCs w:val="16"/>
+              </w:rPr>
+              <w:t xml:space="preserve">Search answers in under 400 </w:t>
+            </w:r>
+            <w:proofErr w:type="spellStart"/>
+            <w:r>
+              <w:rPr>
+                <w:sz w:val="16"/>
+                <w:szCs w:val="16"/>
+              </w:rPr>
+              <w:t>ms</w:t>
+            </w:r>
+            <w:proofErr w:type="spellEnd"/>
+            <w:r>
+              <w:rPr>
+                <w:sz w:val="16"/>
+                <w:szCs w:val="16"/>
+              </w:rPr>
+              <w:t xml:space="preserve"> with 30 headsets</w:t>
             </w:r>
           </w:p>
         </w:tc>
@@ -20859,12 +22402,21 @@
             <w:pPr>
               <w:spacing w:before="40" w:after="40"/>
             </w:pPr>
+            <w:proofErr w:type="gramStart"/>
             <w:r>
               <w:rPr>
                 <w:sz w:val="16"/>
                 <w:szCs w:val="16"/>
               </w:rPr>
-              <w:t>The Student lane, start node to Show the decision</w:t>
+              <w:t>The Student lane</w:t>
+            </w:r>
+            <w:proofErr w:type="gramEnd"/>
+            <w:r>
+              <w:rPr>
+                <w:sz w:val="16"/>
+                <w:szCs w:val="16"/>
+              </w:rPr>
+              <w:t>, start node to Show the decision</w:t>
             </w:r>
           </w:p>
         </w:tc>
